--- a/docs/uni-submission/end-semester-one report.docx
+++ b/docs/uni-submission/end-semester-one report.docx
@@ -466,6 +466,46 @@
             </w:tabs>
             <w:rPr/>
           </w:pPr>
+          <w:hyperlink w:anchor="__RefHeading___Toc874_565102395" w:tooltip="LIST OF TABLES">
+            <w:r>
+              <w:rPr>
+                <w:rStyle w:val="IndexLink"/>
+              </w:rPr>
+              <w:t>LIST OF TABLES</w:t>
+              <w:tab/>
+              <w:t>v</w:t>
+            </w:r>
+          </w:hyperlink>
+        </w:p>
+        <w:p>
+          <w:pPr>
+            <w:pStyle w:val="TOC1"/>
+            <w:tabs>
+              <w:tab w:val="clear" w:pos="9638"/>
+              <w:tab w:val="right" w:pos="9637" w:leader="dot"/>
+            </w:tabs>
+            <w:rPr/>
+          </w:pPr>
+          <w:hyperlink w:anchor="__RefHeading___Toc872_565102395" w:tooltip="LIST OF FIGURES">
+            <w:r>
+              <w:rPr>
+                <w:rStyle w:val="IndexLink"/>
+              </w:rPr>
+              <w:t>LIST OF FIGURES</w:t>
+              <w:tab/>
+              <w:t>vi</w:t>
+            </w:r>
+          </w:hyperlink>
+        </w:p>
+        <w:p>
+          <w:pPr>
+            <w:pStyle w:val="TOC1"/>
+            <w:tabs>
+              <w:tab w:val="clear" w:pos="9638"/>
+              <w:tab w:val="right" w:pos="9637" w:leader="dot"/>
+            </w:tabs>
+            <w:rPr/>
+          </w:pPr>
           <w:hyperlink w:anchor="__RefHeading___Toc2229_3810426074" w:tooltip="LIST OF ABBREVIATIONS">
             <w:r>
               <w:rPr>
@@ -473,7 +513,7 @@
               </w:rPr>
               <w:t>LIST OF ABBREVIATIONS</w:t>
               <w:tab/>
-              <w:t>iv</w:t>
+              <w:t>vii</w:t>
             </w:r>
           </w:hyperlink>
         </w:p>
@@ -753,7 +793,7 @@
               </w:rPr>
               <w:t>3.3 COMMUNICATION PROTOCOL</w:t>
               <w:tab/>
-              <w:t>5</w:t>
+              <w:t>7</w:t>
             </w:r>
           </w:hyperlink>
         </w:p>
@@ -766,14 +806,114 @@
             </w:tabs>
             <w:rPr/>
           </w:pPr>
-          <w:hyperlink w:anchor="__RefHeading___Toc3056_3810426074" w:tooltip="3.4 HARDWARE AND TOOLS USED">
+          <w:hyperlink w:anchor="__RefHeading___Toc3056_3810426074" w:tooltip="3.4 SYSTEM CIRCUIT DESIGN AND ITS ARCHITECTURE">
             <w:r>
               <w:rPr>
                 <w:rStyle w:val="IndexLink"/>
               </w:rPr>
-              <w:t>3.4 HARDWARE AND TOOLS USED</w:t>
+              <w:t>3.4 SYSTEM CIRCUIT DESIGN AND ITS ARCHITECTURE</w:t>
               <w:tab/>
-              <w:t>6</w:t>
+              <w:t>7</w:t>
+            </w:r>
+          </w:hyperlink>
+        </w:p>
+        <w:p>
+          <w:pPr>
+            <w:pStyle w:val="TOC3"/>
+            <w:tabs>
+              <w:tab w:val="clear" w:pos="9071"/>
+              <w:tab w:val="right" w:pos="9637" w:leader="dot"/>
+            </w:tabs>
+            <w:rPr/>
+          </w:pPr>
+          <w:hyperlink w:anchor="__RefHeading___Toc580_565102395" w:tooltip="3.4.1 COMPONENTS USED">
+            <w:r>
+              <w:rPr>
+                <w:rStyle w:val="IndexLink"/>
+              </w:rPr>
+              <w:t>3.4.1 COMPONENTS USED</w:t>
+              <w:tab/>
+              <w:t>7</w:t>
+            </w:r>
+          </w:hyperlink>
+        </w:p>
+        <w:p>
+          <w:pPr>
+            <w:pStyle w:val="TOC3"/>
+            <w:tabs>
+              <w:tab w:val="clear" w:pos="9071"/>
+              <w:tab w:val="right" w:pos="9637" w:leader="dot"/>
+            </w:tabs>
+            <w:rPr/>
+          </w:pPr>
+          <w:hyperlink w:anchor="__RefHeading___Toc590_565102395" w:tooltip="3.4.2 HARDWARE CIRCUIT ARCHITECTURE">
+            <w:r>
+              <w:rPr>
+                <w:rStyle w:val="IndexLink"/>
+              </w:rPr>
+              <w:t>3.4.2 HARDWARE CIRCUIT ARCHITECTURE</w:t>
+              <w:tab/>
+              <w:t>8</w:t>
+            </w:r>
+          </w:hyperlink>
+        </w:p>
+        <w:p>
+          <w:pPr>
+            <w:pStyle w:val="TOC3"/>
+            <w:tabs>
+              <w:tab w:val="clear" w:pos="9071"/>
+              <w:tab w:val="right" w:pos="9637" w:leader="dot"/>
+            </w:tabs>
+            <w:rPr/>
+          </w:pPr>
+          <w:hyperlink w:anchor="__RefHeading___Toc588_565102395" w:tooltip="3.4.3 POWER SEPARATION AND REGULATION">
+            <w:r>
+              <w:rPr>
+                <w:rStyle w:val="IndexLink"/>
+              </w:rPr>
+              <w:t>3.4.3 POWER SEPARATION AND REGULATION</w:t>
+              <w:tab/>
+              <w:t>8</w:t>
+            </w:r>
+          </w:hyperlink>
+        </w:p>
+        <w:p>
+          <w:pPr>
+            <w:pStyle w:val="TOC3"/>
+            <w:tabs>
+              <w:tab w:val="clear" w:pos="9071"/>
+              <w:tab w:val="right" w:pos="9637" w:leader="dot"/>
+            </w:tabs>
+            <w:rPr/>
+          </w:pPr>
+          <w:hyperlink w:anchor="__RefHeading___Toc586_565102395" w:tooltip="3.4.4 STM32 CORE CIRCUIT DESIGN">
+            <w:r>
+              <w:rPr>
+                <w:rStyle w:val="IndexLink"/>
+              </w:rPr>
+              <w:t>3.4.4 STM32 CORE CIRCUIT DESIGN</w:t>
+              <w:tab/>
+              <w:t>9</w:t>
+            </w:r>
+          </w:hyperlink>
+        </w:p>
+        <w:p>
+          <w:pPr>
+            <w:pStyle w:val="TOC3"/>
+            <w:tabs>
+              <w:tab w:val="clear" w:pos="9071"/>
+              <w:tab w:val="right" w:pos="9637" w:leader="dot"/>
+            </w:tabs>
+            <w:rPr/>
+          </w:pPr>
+          <w:hyperlink w:anchor="__RefHeading___Toc796_345661669" w:tooltip="3.4.5 MOTOR DRIVER AND ACTUATION CIRCUIT DESIGN">
+            <w:r>
+              <w:rPr>
+                <w:rStyle w:val="IndexLink"/>
+              </w:rPr>
+              <w:t>3.4.5 MOTOR DRIVER AND ACTUATION CIRCUIT DESIGN</w:t>
+              <w:tab/>
+              <w:t>10</w:t>
             </w:r>
           </w:hyperlink>
         </w:p>
@@ -793,7 +933,7 @@
               </w:rPr>
               <w:t>3.5 COMPUTER VISION DESIGN INTEGRATION</w:t>
               <w:tab/>
-              <w:t>6</w:t>
+              <w:t>10</w:t>
             </w:r>
           </w:hyperlink>
         </w:p>
@@ -813,7 +953,7 @@
               </w:rPr>
               <w:t>3.5.1 DESIGN DETAILS</w:t>
               <w:tab/>
-              <w:t>7</w:t>
+              <w:t>10</w:t>
             </w:r>
           </w:hyperlink>
         </w:p>
@@ -833,7 +973,7 @@
               </w:rPr>
               <w:t>3.5.2 PROCESSING PIPELINE</w:t>
               <w:tab/>
-              <w:t>7</w:t>
+              <w:t>11</w:t>
             </w:r>
           </w:hyperlink>
         </w:p>
@@ -853,7 +993,7 @@
               </w:rPr>
               <w:t>3.6 BACK – END AUTHENTICATION DESIGN</w:t>
               <w:tab/>
-              <w:t>7</w:t>
+              <w:t>11</w:t>
             </w:r>
           </w:hyperlink>
         </w:p>
@@ -873,7 +1013,7 @@
               </w:rPr>
               <w:t>3.7 PROJECT SCHEDULE</w:t>
               <w:tab/>
-              <w:t>8</w:t>
+              <w:t>12</w:t>
             </w:r>
           </w:hyperlink>
         </w:p>
@@ -893,7 +1033,67 @@
               </w:rPr>
               <w:t>3.8 PROJECT BUDGET</w:t>
               <w:tab/>
-              <w:t>9</w:t>
+              <w:t>13</w:t>
+            </w:r>
+          </w:hyperlink>
+        </w:p>
+        <w:p>
+          <w:pPr>
+            <w:pStyle w:val="TOC1"/>
+            <w:tabs>
+              <w:tab w:val="clear" w:pos="9638"/>
+              <w:tab w:val="right" w:pos="9637" w:leader="dot"/>
+            </w:tabs>
+            <w:rPr/>
+          </w:pPr>
+          <w:hyperlink w:anchor="__RefHeading___Toc790_345661669" w:tooltip="CHAPTER FOUR: SOFTWARE IMPLEMENTATION AND CIRCUIT SIMULATION">
+            <w:r>
+              <w:rPr>
+                <w:rStyle w:val="IndexLink"/>
+              </w:rPr>
+              <w:t>CHAPTER FOUR: SOFTWARE IMPLEMENTATION AND CIRCUIT SIMULATION</w:t>
+              <w:tab/>
+              <w:t>14</w:t>
+            </w:r>
+          </w:hyperlink>
+        </w:p>
+        <w:p>
+          <w:pPr>
+            <w:pStyle w:val="TOC2"/>
+            <w:tabs>
+              <w:tab w:val="clear" w:pos="9355"/>
+              <w:tab w:val="right" w:pos="9637" w:leader="dot"/>
+            </w:tabs>
+            <w:rPr/>
+          </w:pPr>
+          <w:hyperlink w:anchor="__RefHeading___Toc794_345661669" w:tooltip="4.1 SOFTWARE IMPLEMENTATION">
+            <w:r>
+              <w:rPr>
+                <w:rStyle w:val="IndexLink"/>
+              </w:rPr>
+              <w:t>4.1 SOFTWARE IMPLEMENTATION</w:t>
+              <w:tab/>
+              <w:t>14</w:t>
+            </w:r>
+          </w:hyperlink>
+        </w:p>
+        <w:p>
+          <w:pPr>
+            <w:pStyle w:val="TOC2"/>
+            <w:tabs>
+              <w:tab w:val="clear" w:pos="9355"/>
+              <w:tab w:val="right" w:pos="9637" w:leader="dot"/>
+            </w:tabs>
+            <w:rPr/>
+          </w:pPr>
+          <w:hyperlink w:anchor="__RefHeading___Toc792_345661669" w:tooltip="4.2 CIRCUIT SIMULATION">
+            <w:r>
+              <w:rPr>
+                <w:rStyle w:val="IndexLink"/>
+              </w:rPr>
+              <w:t>4.2 CIRCUIT SIMULATION</w:t>
+              <w:tab/>
+              <w:t>15</w:t>
             </w:r>
           </w:hyperlink>
         </w:p>
@@ -913,7 +1113,7 @@
               </w:rPr>
               <w:t>REFERENCES</w:t>
               <w:tab/>
-              <w:t>10</w:t>
+              <w:t>17</w:t>
             </w:r>
           </w:hyperlink>
           <w:r>
@@ -945,12 +1145,434 @@
           <w:ilvl w:val="0"/>
           <w:numId w:val="0"/>
         </w:numPr>
+        <w:spacing w:before="0" w:after="120"/>
+        <w:ind w:hanging="0" w:start="0"/>
+        <w:rPr/>
+      </w:pPr>
+      <w:bookmarkStart w:id="2" w:name="__RefHeading___Toc874_565102395"/>
+      <w:bookmarkEnd w:id="2"/>
+      <w:r>
+        <w:rPr/>
+        <w:t>LIST OF TABLES</w:t>
+      </w:r>
+    </w:p>
+    <w:sdt>
+      <w:sdtPr>
+        <w:docPartObj>
+          <w:docPartGallery w:val="Table of Contents"/>
+          <w:docPartUnique w:val="true"/>
+        </w:docPartObj>
+      </w:sdtPr>
+      <w:sdtContent>
+        <w:p>
+          <w:pPr>
+            <w:pStyle w:val="TOC1"/>
+            <w:tabs>
+              <w:tab w:val="clear" w:pos="9638"/>
+              <w:tab w:val="right" w:pos="9637" w:leader="dot"/>
+            </w:tabs>
+            <w:rPr/>
+          </w:pPr>
+          <w:r>
+            <w:fldChar w:fldCharType="begin"/>
+          </w:r>
+          <w:r>
+            <w:rPr>
+              <w:rStyle w:val="IndexLink"/>
+            </w:rPr>
+            <w:instrText xml:space="preserve"> TOC \f \t "caption,1" \h</w:instrText>
+          </w:r>
+          <w:r>
+            <w:rPr>
+              <w:rStyle w:val="IndexLink"/>
+            </w:rPr>
+            <w:fldChar w:fldCharType="separate"/>
+          </w:r>
+          <w:hyperlink w:anchor="__RefHeading___Toc948_565102395" w:tooltip="Table 1: Project Budget">
+            <w:r>
+              <w:rPr>
+                <w:rStyle w:val="IndexLink"/>
+              </w:rPr>
+              <w:t>Table 1: Project Budget</w:t>
+              <w:tab/>
+              <w:t>13</w:t>
+            </w:r>
+          </w:hyperlink>
+          <w:r>
+            <w:rPr>
+              <w:rStyle w:val="IndexLink"/>
+            </w:rPr>
+            <w:fldChar w:fldCharType="end"/>
+          </w:r>
+        </w:p>
+      </w:sdtContent>
+    </w:sdt>
+    <w:p>
+      <w:pPr>
+        <w:pStyle w:val="BodyText"/>
+        <w:rPr/>
+      </w:pPr>
+      <w:r>
+        <w:rPr/>
+      </w:r>
+      <w:r>
+        <w:br w:type="page"/>
+      </w:r>
+    </w:p>
+    <w:p>
+      <w:pPr>
+        <w:pStyle w:val="Heading1"/>
+        <w:numPr>
+          <w:ilvl w:val="0"/>
+          <w:numId w:val="0"/>
+        </w:numPr>
+        <w:spacing w:before="0" w:after="120"/>
+        <w:ind w:hanging="0" w:start="0"/>
+        <w:rPr/>
+      </w:pPr>
+      <w:bookmarkStart w:id="3" w:name="__RefHeading___Toc872_565102395"/>
+      <w:bookmarkEnd w:id="3"/>
+      <w:r>
+        <w:rPr/>
+        <w:t>LIST OF FIGURES</w:t>
+      </w:r>
+    </w:p>
+    <w:sdt>
+      <w:sdtPr>
+        <w:docPartObj>
+          <w:docPartGallery w:val="Table of Contents"/>
+          <w:docPartUnique w:val="true"/>
+        </w:docPartObj>
+      </w:sdtPr>
+      <w:sdtContent>
+        <w:p>
+          <w:pPr>
+            <w:pStyle w:val="TOC1"/>
+            <w:tabs>
+              <w:tab w:val="clear" w:pos="9638"/>
+              <w:tab w:val="right" w:pos="9637" w:leader="dot"/>
+            </w:tabs>
+            <w:rPr/>
+          </w:pPr>
+          <w:r>
+            <w:fldChar w:fldCharType="begin"/>
+          </w:r>
+          <w:r>
+            <w:rPr>
+              <w:rStyle w:val="IndexLink"/>
+            </w:rPr>
+            <w:instrText xml:space="preserve"> TOC \f \t "Figure,1" \h</w:instrText>
+          </w:r>
+          <w:r>
+            <w:rPr>
+              <w:rStyle w:val="IndexLink"/>
+            </w:rPr>
+            <w:fldChar w:fldCharType="separate"/>
+          </w:r>
+          <w:hyperlink w:anchor="__RefHeading___Toc825_565102395" w:tooltip="Figure 1: System’s block diagram">
+            <w:r>
+              <w:rPr>
+                <w:rStyle w:val="IndexLink"/>
+              </w:rPr>
+              <w:t>Figure 1: System’s block diagram</w:t>
+              <w:tab/>
+              <w:t>4</w:t>
+            </w:r>
+          </w:hyperlink>
+        </w:p>
+        <w:p>
+          <w:pPr>
+            <w:pStyle w:val="TOC1"/>
+            <w:tabs>
+              <w:tab w:val="clear" w:pos="9638"/>
+              <w:tab w:val="right" w:pos="9637" w:leader="dot"/>
+            </w:tabs>
+            <w:rPr/>
+          </w:pPr>
+          <w:hyperlink w:anchor="__RefHeading___Toc968_565102395" w:tooltip="Figure 2: Staff – side functional workflow">
+            <w:r>
+              <w:rPr>
+                <w:rStyle w:val="IndexLink"/>
+              </w:rPr>
+              <w:t>Figure 2: Staff – side functional workflow</w:t>
+              <w:tab/>
+              <w:t>6</w:t>
+            </w:r>
+          </w:hyperlink>
+        </w:p>
+        <w:p>
+          <w:pPr>
+            <w:pStyle w:val="TOC1"/>
+            <w:tabs>
+              <w:tab w:val="clear" w:pos="9638"/>
+              <w:tab w:val="right" w:pos="9637" w:leader="dot"/>
+            </w:tabs>
+            <w:rPr/>
+          </w:pPr>
+          <w:hyperlink w:anchor="__RefHeading___Toc970_565102395" w:tooltip="Figure 3: Student – side workflow">
+            <w:r>
+              <w:rPr>
+                <w:rStyle w:val="IndexLink"/>
+              </w:rPr>
+              <w:t>Figure 3: Student – side workflow</w:t>
+              <w:tab/>
+              <w:t>6</w:t>
+            </w:r>
+          </w:hyperlink>
+        </w:p>
+        <w:p>
+          <w:pPr>
+            <w:pStyle w:val="TOC1"/>
+            <w:tabs>
+              <w:tab w:val="clear" w:pos="9638"/>
+              <w:tab w:val="right" w:pos="9637" w:leader="dot"/>
+            </w:tabs>
+            <w:rPr/>
+          </w:pPr>
+          <w:hyperlink w:anchor="__RefHeading___Toc766_3580507220" w:tooltip="Figure 4: SPI connection (high – level controller)">
+            <w:r>
+              <w:rPr>
+                <w:rStyle w:val="IndexLink"/>
+              </w:rPr>
+              <w:t>Figure 4: SPI connection (high – level controller)</w:t>
+              <w:tab/>
+              <w:t>7</w:t>
+            </w:r>
+          </w:hyperlink>
+        </w:p>
+        <w:p>
+          <w:pPr>
+            <w:pStyle w:val="TOC1"/>
+            <w:tabs>
+              <w:tab w:val="clear" w:pos="9638"/>
+              <w:tab w:val="right" w:pos="9637" w:leader="dot"/>
+            </w:tabs>
+            <w:rPr/>
+          </w:pPr>
+          <w:hyperlink w:anchor="__RefHeading___Toc1327_565102395" w:tooltip="Figure 5: Power Supply Schematic">
+            <w:r>
+              <w:rPr>
+                <w:rStyle w:val="IndexLink"/>
+              </w:rPr>
+              <w:t>Figure 5: Power Supply Schematic</w:t>
+              <w:tab/>
+              <w:t>9</w:t>
+            </w:r>
+          </w:hyperlink>
+        </w:p>
+        <w:p>
+          <w:pPr>
+            <w:pStyle w:val="TOC1"/>
+            <w:tabs>
+              <w:tab w:val="clear" w:pos="9638"/>
+              <w:tab w:val="right" w:pos="9637" w:leader="dot"/>
+            </w:tabs>
+            <w:rPr/>
+          </w:pPr>
+          <w:hyperlink w:anchor="__RefHeading___Toc1325_565102395" w:tooltip="Figure 6: Motor driver connection schematic">
+            <w:r>
+              <w:rPr>
+                <w:rStyle w:val="IndexLink"/>
+              </w:rPr>
+              <w:t>Figure 6: Motor driver connection schematic</w:t>
+              <w:tab/>
+              <w:t>10</w:t>
+            </w:r>
+          </w:hyperlink>
+        </w:p>
+        <w:p>
+          <w:pPr>
+            <w:pStyle w:val="TOC1"/>
+            <w:tabs>
+              <w:tab w:val="clear" w:pos="9638"/>
+              <w:tab w:val="right" w:pos="9637" w:leader="dot"/>
+            </w:tabs>
+            <w:rPr/>
+          </w:pPr>
+          <w:hyperlink w:anchor="__RefHeading___Toc1323_565102395" w:tooltip="Figure 7: Processing pipeline workflow">
+            <w:r>
+              <w:rPr>
+                <w:rStyle w:val="IndexLink"/>
+              </w:rPr>
+              <w:t>Figure 7: Processing pipeline workflow</w:t>
+              <w:tab/>
+              <w:t>11</w:t>
+            </w:r>
+          </w:hyperlink>
+        </w:p>
+        <w:p>
+          <w:pPr>
+            <w:pStyle w:val="TOC1"/>
+            <w:tabs>
+              <w:tab w:val="clear" w:pos="9638"/>
+              <w:tab w:val="right" w:pos="9637" w:leader="dot"/>
+            </w:tabs>
+            <w:rPr/>
+          </w:pPr>
+          <w:hyperlink w:anchor="__RefHeading___Toc966_565102395" w:tooltip="Figure 8: Semester 1 activity plan (Gantt Chart)">
+            <w:r>
+              <w:rPr>
+                <w:rStyle w:val="IndexLink"/>
+              </w:rPr>
+              <w:t>Figure 8: Semester 1 activity plan (Gantt Chart)</w:t>
+              <w:tab/>
+              <w:t>12</w:t>
+            </w:r>
+          </w:hyperlink>
+        </w:p>
+        <w:p>
+          <w:pPr>
+            <w:pStyle w:val="TOC1"/>
+            <w:tabs>
+              <w:tab w:val="clear" w:pos="9638"/>
+              <w:tab w:val="right" w:pos="9637" w:leader="dot"/>
+            </w:tabs>
+            <w:rPr/>
+          </w:pPr>
+          <w:hyperlink w:anchor="__RefHeading___Toc964_565102395" w:tooltip="Figure 9: Semester 2 activity plan (Gantt Chart)">
+            <w:r>
+              <w:rPr>
+                <w:rStyle w:val="IndexLink"/>
+              </w:rPr>
+              <w:t>Figure 9: Semester 2 activity plan (Gantt Chart)</w:t>
+              <w:tab/>
+              <w:t>13</w:t>
+            </w:r>
+          </w:hyperlink>
+        </w:p>
+        <w:p>
+          <w:pPr>
+            <w:pStyle w:val="TOC1"/>
+            <w:tabs>
+              <w:tab w:val="clear" w:pos="9638"/>
+              <w:tab w:val="right" w:pos="9637" w:leader="dot"/>
+            </w:tabs>
+            <w:rPr/>
+          </w:pPr>
+          <w:hyperlink w:anchor="__RefHeading___Toc754_345661669" w:tooltip="Figure 10: Sample card detected (green line shows detection)">
+            <w:r>
+              <w:rPr>
+                <w:rStyle w:val="IndexLink"/>
+              </w:rPr>
+              <w:t>Figure 10: Sample card detected (green line shows detection)</w:t>
+              <w:tab/>
+              <w:t>14</w:t>
+            </w:r>
+          </w:hyperlink>
+        </w:p>
+        <w:p>
+          <w:pPr>
+            <w:pStyle w:val="TOC1"/>
+            <w:tabs>
+              <w:tab w:val="clear" w:pos="9638"/>
+              <w:tab w:val="right" w:pos="9637" w:leader="dot"/>
+            </w:tabs>
+            <w:rPr/>
+          </w:pPr>
+          <w:hyperlink w:anchor="__RefHeading___Toc752_345661669" w:tooltip="Figure 11: Anchor – ROI localization of sample card">
+            <w:r>
+              <w:rPr>
+                <w:rStyle w:val="IndexLink"/>
+              </w:rPr>
+              <w:t>Figure 11: Anchor – ROI localization of sample card</w:t>
+              <w:tab/>
+              <w:t>15</w:t>
+            </w:r>
+          </w:hyperlink>
+        </w:p>
+        <w:p>
+          <w:pPr>
+            <w:pStyle w:val="TOC1"/>
+            <w:tabs>
+              <w:tab w:val="clear" w:pos="9638"/>
+              <w:tab w:val="right" w:pos="9637" w:leader="dot"/>
+            </w:tabs>
+            <w:rPr/>
+          </w:pPr>
+          <w:hyperlink w:anchor="__RefHeading___Toc750_345661669" w:tooltip="Figure 11: Text extraction and processing performances">
+            <w:r>
+              <w:rPr>
+                <w:rStyle w:val="IndexLink"/>
+              </w:rPr>
+              <w:t>Figure 11: Text extraction and processing performances</w:t>
+              <w:tab/>
+              <w:t>15</w:t>
+            </w:r>
+          </w:hyperlink>
+        </w:p>
+        <w:p>
+          <w:pPr>
+            <w:pStyle w:val="TOC1"/>
+            <w:tabs>
+              <w:tab w:val="clear" w:pos="9638"/>
+              <w:tab w:val="right" w:pos="9637" w:leader="dot"/>
+            </w:tabs>
+            <w:rPr/>
+          </w:pPr>
+          <w:hyperlink w:anchor="__RefHeading___Toc748_345661669" w:tooltip="Figure 12: Correct polarity (Left) and Wrong polarity (Right)">
+            <w:r>
+              <w:rPr>
+                <w:rStyle w:val="IndexLink"/>
+              </w:rPr>
+              <w:t>Figure 12: Correct polarity (Left) and Wrong polarity (Right)</w:t>
+              <w:tab/>
+              <w:t>15</w:t>
+            </w:r>
+          </w:hyperlink>
+        </w:p>
+        <w:p>
+          <w:pPr>
+            <w:pStyle w:val="TOC1"/>
+            <w:tabs>
+              <w:tab w:val="clear" w:pos="9638"/>
+              <w:tab w:val="right" w:pos="9637" w:leader="dot"/>
+            </w:tabs>
+            <w:rPr/>
+          </w:pPr>
+          <w:hyperlink w:anchor="__RefHeading___Toc883_3927118493" w:tooltip="Figure 13: Power Rail Separation">
+            <w:r>
+              <w:rPr>
+                <w:rStyle w:val="IndexLink"/>
+              </w:rPr>
+              <w:t>Figure 13: Power Rail Separation</w:t>
+              <w:tab/>
+              <w:t>16</w:t>
+            </w:r>
+          </w:hyperlink>
+          <w:r>
+            <w:rPr>
+              <w:rStyle w:val="IndexLink"/>
+            </w:rPr>
+            <w:fldChar w:fldCharType="end"/>
+          </w:r>
+        </w:p>
+      </w:sdtContent>
+    </w:sdt>
+    <w:p>
+      <w:pPr>
+        <w:pStyle w:val="BodyText"/>
+        <w:rPr/>
+      </w:pPr>
+      <w:r>
+        <w:rPr/>
+      </w:r>
+      <w:r>
+        <w:br w:type="page"/>
+      </w:r>
+    </w:p>
+    <w:p>
+      <w:pPr>
+        <w:pStyle w:val="Heading1"/>
+        <w:numPr>
+          <w:ilvl w:val="0"/>
+          <w:numId w:val="0"/>
+        </w:numPr>
         <w:spacing w:before="0" w:after="0"/>
         <w:ind w:hanging="0" w:start="0"/>
         <w:rPr/>
       </w:pPr>
-      <w:bookmarkStart w:id="2" w:name="__RefHeading___Toc2229_3810426074"/>
-      <w:bookmarkEnd w:id="2"/>
+      <w:bookmarkStart w:id="4" w:name="__RefHeading___Toc2229_3810426074"/>
+      <w:bookmarkEnd w:id="4"/>
       <w:r>
         <w:rPr/>
         <w:t>LIST OF ABBREVIATIONS</w:t>
@@ -989,23 +1611,12 @@
               <w:pStyle w:val="TableContents"/>
               <w:jc w:val="center"/>
               <w:rPr>
-                <w:rFonts w:ascii="Liberation Serif" w:hAnsi="Liberation Serif"/>
-                <w:b/>
-                <w:bCs/>
-                <w:i w:val="false"/>
-                <w:iCs w:val="false"/>
-                <w:strike w:val="false"/>
-                <w:dstrike w:val="false"/>
-                <w:outline w:val="false"/>
-                <w:shadow w:val="false"/>
-                <w:color w:val="000000"/>
-                <w:sz w:val="24"/>
-                <w:szCs w:val="24"/>
-                <w:u w:val="none"/>
+                <w:rFonts w:ascii="Times New Roman" w:hAnsi="Times New Roman"/>
               </w:rPr>
             </w:pPr>
             <w:r>
               <w:rPr>
+                <w:rFonts w:ascii="Times New Roman" w:hAnsi="Times New Roman"/>
                 <w:b/>
                 <w:bCs/>
                 <w:i w:val="false"/>
@@ -1038,23 +1649,12 @@
               <w:pStyle w:val="TableContents"/>
               <w:jc w:val="center"/>
               <w:rPr>
-                <w:rFonts w:ascii="Liberation Serif" w:hAnsi="Liberation Serif"/>
-                <w:b/>
-                <w:bCs/>
-                <w:i w:val="false"/>
-                <w:iCs w:val="false"/>
-                <w:strike w:val="false"/>
-                <w:dstrike w:val="false"/>
-                <w:outline w:val="false"/>
-                <w:shadow w:val="false"/>
-                <w:color w:val="000000"/>
-                <w:sz w:val="24"/>
-                <w:szCs w:val="24"/>
-                <w:u w:val="none"/>
+                <w:rFonts w:ascii="Times New Roman" w:hAnsi="Times New Roman"/>
               </w:rPr>
             </w:pPr>
             <w:r>
               <w:rPr>
+                <w:rFonts w:ascii="Times New Roman" w:hAnsi="Times New Roman"/>
                 <w:b/>
                 <w:bCs/>
                 <w:i w:val="false"/>
@@ -1088,23 +1688,12 @@
               <w:pStyle w:val="TableContents"/>
               <w:jc w:val="center"/>
               <w:rPr>
-                <w:rFonts w:ascii="Liberation Serif" w:hAnsi="Liberation Serif"/>
-                <w:b w:val="false"/>
-                <w:bCs w:val="false"/>
-                <w:i w:val="false"/>
-                <w:iCs w:val="false"/>
-                <w:strike w:val="false"/>
-                <w:dstrike w:val="false"/>
-                <w:outline w:val="false"/>
-                <w:shadow w:val="false"/>
-                <w:color w:val="000000"/>
-                <w:sz w:val="24"/>
-                <w:szCs w:val="24"/>
-                <w:u w:val="none"/>
+                <w:rFonts w:ascii="Times New Roman" w:hAnsi="Times New Roman"/>
               </w:rPr>
             </w:pPr>
             <w:r>
               <w:rPr>
+                <w:rFonts w:ascii="Times New Roman" w:hAnsi="Times New Roman"/>
                 <w:b w:val="false"/>
                 <w:bCs w:val="false"/>
                 <w:i w:val="false"/>
@@ -1136,23 +1725,12 @@
               <w:pStyle w:val="TableContents"/>
               <w:jc w:val="center"/>
               <w:rPr>
-                <w:rFonts w:ascii="Liberation Serif" w:hAnsi="Liberation Serif"/>
-                <w:b w:val="false"/>
-                <w:bCs w:val="false"/>
-                <w:i w:val="false"/>
-                <w:iCs w:val="false"/>
-                <w:strike w:val="false"/>
-                <w:dstrike w:val="false"/>
-                <w:outline w:val="false"/>
-                <w:shadow w:val="false"/>
-                <w:color w:val="000000"/>
-                <w:sz w:val="24"/>
-                <w:szCs w:val="24"/>
-                <w:u w:val="none"/>
+                <w:rFonts w:ascii="Times New Roman" w:hAnsi="Times New Roman"/>
               </w:rPr>
             </w:pPr>
             <w:r>
               <w:rPr>
+                <w:rFonts w:ascii="Times New Roman" w:hAnsi="Times New Roman"/>
                 <w:b w:val="false"/>
                 <w:bCs w:val="false"/>
                 <w:i w:val="false"/>
@@ -1186,23 +1764,12 @@
               <w:pStyle w:val="TableContents"/>
               <w:jc w:val="center"/>
               <w:rPr>
-                <w:rFonts w:ascii="Liberation Serif" w:hAnsi="Liberation Serif"/>
-                <w:b w:val="false"/>
-                <w:bCs w:val="false"/>
-                <w:i w:val="false"/>
-                <w:iCs w:val="false"/>
-                <w:strike w:val="false"/>
-                <w:dstrike w:val="false"/>
-                <w:outline w:val="false"/>
-                <w:shadow w:val="false"/>
-                <w:color w:val="000000"/>
-                <w:sz w:val="24"/>
-                <w:szCs w:val="24"/>
-                <w:u w:val="none"/>
+                <w:rFonts w:ascii="Times New Roman" w:hAnsi="Times New Roman"/>
               </w:rPr>
             </w:pPr>
             <w:r>
               <w:rPr>
+                <w:rFonts w:ascii="Times New Roman" w:hAnsi="Times New Roman"/>
                 <w:b w:val="false"/>
                 <w:bCs w:val="false"/>
                 <w:i w:val="false"/>
@@ -1234,23 +1801,12 @@
               <w:pStyle w:val="TableContents"/>
               <w:jc w:val="center"/>
               <w:rPr>
-                <w:rFonts w:ascii="Liberation Serif" w:hAnsi="Liberation Serif"/>
-                <w:b w:val="false"/>
-                <w:bCs w:val="false"/>
-                <w:i w:val="false"/>
-                <w:iCs w:val="false"/>
-                <w:strike w:val="false"/>
-                <w:dstrike w:val="false"/>
-                <w:outline w:val="false"/>
-                <w:shadow w:val="false"/>
-                <w:color w:val="000000"/>
-                <w:sz w:val="24"/>
-                <w:szCs w:val="24"/>
-                <w:u w:val="none"/>
+                <w:rFonts w:ascii="Times New Roman" w:hAnsi="Times New Roman"/>
               </w:rPr>
             </w:pPr>
             <w:r>
               <w:rPr>
+                <w:rFonts w:ascii="Times New Roman" w:hAnsi="Times New Roman"/>
                 <w:b w:val="false"/>
                 <w:bCs w:val="false"/>
                 <w:i w:val="false"/>
@@ -1284,23 +1840,12 @@
               <w:pStyle w:val="TableContents"/>
               <w:jc w:val="center"/>
               <w:rPr>
-                <w:rFonts w:ascii="Liberation Serif" w:hAnsi="Liberation Serif"/>
-                <w:b w:val="false"/>
-                <w:bCs w:val="false"/>
-                <w:i w:val="false"/>
-                <w:iCs w:val="false"/>
-                <w:strike w:val="false"/>
-                <w:dstrike w:val="false"/>
-                <w:outline w:val="false"/>
-                <w:shadow w:val="false"/>
-                <w:color w:val="000000"/>
-                <w:sz w:val="24"/>
-                <w:szCs w:val="24"/>
-                <w:u w:val="none"/>
+                <w:rFonts w:ascii="Times New Roman" w:hAnsi="Times New Roman"/>
               </w:rPr>
             </w:pPr>
             <w:r>
               <w:rPr>
+                <w:rFonts w:ascii="Times New Roman" w:hAnsi="Times New Roman"/>
                 <w:b w:val="false"/>
                 <w:bCs w:val="false"/>
                 <w:i w:val="false"/>
@@ -1332,23 +1877,12 @@
               <w:pStyle w:val="TableContents"/>
               <w:jc w:val="center"/>
               <w:rPr>
-                <w:rFonts w:ascii="Liberation Serif" w:hAnsi="Liberation Serif"/>
-                <w:b w:val="false"/>
-                <w:bCs w:val="false"/>
-                <w:i w:val="false"/>
-                <w:iCs w:val="false"/>
-                <w:strike w:val="false"/>
-                <w:dstrike w:val="false"/>
-                <w:outline w:val="false"/>
-                <w:shadow w:val="false"/>
-                <w:color w:val="000000"/>
-                <w:sz w:val="24"/>
-                <w:szCs w:val="24"/>
-                <w:u w:val="none"/>
+                <w:rFonts w:ascii="Times New Roman" w:hAnsi="Times New Roman"/>
               </w:rPr>
             </w:pPr>
             <w:r>
               <w:rPr>
+                <w:rFonts w:ascii="Times New Roman" w:hAnsi="Times New Roman"/>
                 <w:b w:val="false"/>
                 <w:bCs w:val="false"/>
                 <w:i w:val="false"/>
@@ -1382,23 +1916,12 @@
               <w:pStyle w:val="TableContents"/>
               <w:jc w:val="center"/>
               <w:rPr>
-                <w:rFonts w:ascii="Liberation Serif" w:hAnsi="Liberation Serif"/>
-                <w:b w:val="false"/>
-                <w:bCs w:val="false"/>
-                <w:i w:val="false"/>
-                <w:iCs w:val="false"/>
-                <w:strike w:val="false"/>
-                <w:dstrike w:val="false"/>
-                <w:outline w:val="false"/>
-                <w:shadow w:val="false"/>
-                <w:color w:val="000000"/>
-                <w:sz w:val="24"/>
-                <w:szCs w:val="24"/>
-                <w:u w:val="none"/>
+                <w:rFonts w:ascii="Times New Roman" w:hAnsi="Times New Roman"/>
               </w:rPr>
             </w:pPr>
             <w:r>
               <w:rPr>
+                <w:rFonts w:ascii="Times New Roman" w:hAnsi="Times New Roman"/>
                 <w:b w:val="false"/>
                 <w:bCs w:val="false"/>
                 <w:i w:val="false"/>
@@ -1430,23 +1953,12 @@
               <w:pStyle w:val="TableContents"/>
               <w:jc w:val="center"/>
               <w:rPr>
-                <w:rFonts w:ascii="Liberation Serif" w:hAnsi="Liberation Serif"/>
-                <w:b w:val="false"/>
-                <w:bCs w:val="false"/>
-                <w:i w:val="false"/>
-                <w:iCs w:val="false"/>
-                <w:strike w:val="false"/>
-                <w:dstrike w:val="false"/>
-                <w:outline w:val="false"/>
-                <w:shadow w:val="false"/>
-                <w:color w:val="000000"/>
-                <w:sz w:val="24"/>
-                <w:szCs w:val="24"/>
-                <w:u w:val="none"/>
+                <w:rFonts w:ascii="Times New Roman" w:hAnsi="Times New Roman"/>
               </w:rPr>
             </w:pPr>
             <w:r>
               <w:rPr>
+                <w:rFonts w:ascii="Times New Roman" w:hAnsi="Times New Roman"/>
                 <w:b w:val="false"/>
                 <w:bCs w:val="false"/>
                 <w:i w:val="false"/>
@@ -1480,23 +1992,12 @@
               <w:pStyle w:val="TableContents"/>
               <w:jc w:val="center"/>
               <w:rPr>
-                <w:rFonts w:ascii="Liberation Serif" w:hAnsi="Liberation Serif"/>
-                <w:b w:val="false"/>
-                <w:bCs w:val="false"/>
-                <w:i w:val="false"/>
-                <w:iCs w:val="false"/>
-                <w:strike w:val="false"/>
-                <w:dstrike w:val="false"/>
-                <w:outline w:val="false"/>
-                <w:shadow w:val="false"/>
-                <w:color w:val="000000"/>
-                <w:sz w:val="24"/>
-                <w:szCs w:val="24"/>
-                <w:u w:val="none"/>
+                <w:rFonts w:ascii="Times New Roman" w:hAnsi="Times New Roman"/>
               </w:rPr>
             </w:pPr>
             <w:r>
               <w:rPr>
+                <w:rFonts w:ascii="Times New Roman" w:hAnsi="Times New Roman"/>
                 <w:b w:val="false"/>
                 <w:bCs w:val="false"/>
                 <w:i w:val="false"/>
@@ -1528,23 +2029,12 @@
               <w:pStyle w:val="TableContents"/>
               <w:jc w:val="center"/>
               <w:rPr>
-                <w:rFonts w:ascii="Liberation Serif" w:hAnsi="Liberation Serif"/>
-                <w:b w:val="false"/>
-                <w:bCs w:val="false"/>
-                <w:i w:val="false"/>
-                <w:iCs w:val="false"/>
-                <w:strike w:val="false"/>
-                <w:dstrike w:val="false"/>
-                <w:outline w:val="false"/>
-                <w:shadow w:val="false"/>
-                <w:color w:val="000000"/>
-                <w:sz w:val="24"/>
-                <w:szCs w:val="24"/>
-                <w:u w:val="none"/>
+                <w:rFonts w:ascii="Times New Roman" w:hAnsi="Times New Roman"/>
               </w:rPr>
             </w:pPr>
             <w:r>
               <w:rPr>
+                <w:rFonts w:ascii="Times New Roman" w:hAnsi="Times New Roman"/>
                 <w:b w:val="false"/>
                 <w:bCs w:val="false"/>
                 <w:i w:val="false"/>
@@ -1578,23 +2068,12 @@
               <w:pStyle w:val="TableContents"/>
               <w:jc w:val="center"/>
               <w:rPr>
-                <w:rFonts w:ascii="Liberation Serif" w:hAnsi="Liberation Serif"/>
-                <w:b w:val="false"/>
-                <w:bCs w:val="false"/>
-                <w:i w:val="false"/>
-                <w:iCs w:val="false"/>
-                <w:strike w:val="false"/>
-                <w:dstrike w:val="false"/>
-                <w:outline w:val="false"/>
-                <w:shadow w:val="false"/>
-                <w:color w:val="000000"/>
-                <w:sz w:val="24"/>
-                <w:szCs w:val="24"/>
-                <w:u w:val="none"/>
+                <w:rFonts w:ascii="Times New Roman" w:hAnsi="Times New Roman"/>
               </w:rPr>
             </w:pPr>
             <w:r>
               <w:rPr>
+                <w:rFonts w:ascii="Times New Roman" w:hAnsi="Times New Roman"/>
                 <w:b w:val="false"/>
                 <w:bCs w:val="false"/>
                 <w:i w:val="false"/>
@@ -1626,23 +2105,12 @@
               <w:pStyle w:val="TableContents"/>
               <w:jc w:val="center"/>
               <w:rPr>
-                <w:rFonts w:ascii="Liberation Serif" w:hAnsi="Liberation Serif"/>
-                <w:b w:val="false"/>
-                <w:bCs w:val="false"/>
-                <w:i w:val="false"/>
-                <w:iCs w:val="false"/>
-                <w:strike w:val="false"/>
-                <w:dstrike w:val="false"/>
-                <w:outline w:val="false"/>
-                <w:shadow w:val="false"/>
-                <w:color w:val="000000"/>
-                <w:sz w:val="24"/>
-                <w:szCs w:val="24"/>
-                <w:u w:val="none"/>
+                <w:rFonts w:ascii="Times New Roman" w:hAnsi="Times New Roman"/>
               </w:rPr>
             </w:pPr>
             <w:r>
               <w:rPr>
+                <w:rFonts w:ascii="Times New Roman" w:hAnsi="Times New Roman"/>
                 <w:b w:val="false"/>
                 <w:bCs w:val="false"/>
                 <w:i w:val="false"/>
@@ -1676,23 +2144,12 @@
               <w:pStyle w:val="TableContents"/>
               <w:jc w:val="center"/>
               <w:rPr>
-                <w:rFonts w:ascii="Liberation Serif" w:hAnsi="Liberation Serif"/>
-                <w:b w:val="false"/>
-                <w:bCs w:val="false"/>
-                <w:i w:val="false"/>
-                <w:iCs w:val="false"/>
-                <w:strike w:val="false"/>
-                <w:dstrike w:val="false"/>
-                <w:outline w:val="false"/>
-                <w:shadow w:val="false"/>
-                <w:color w:val="000000"/>
-                <w:sz w:val="24"/>
-                <w:szCs w:val="24"/>
-                <w:u w:val="none"/>
+                <w:rFonts w:ascii="Times New Roman" w:hAnsi="Times New Roman"/>
               </w:rPr>
             </w:pPr>
             <w:r>
               <w:rPr>
+                <w:rFonts w:ascii="Times New Roman" w:hAnsi="Times New Roman"/>
                 <w:b w:val="false"/>
                 <w:bCs w:val="false"/>
                 <w:i w:val="false"/>
@@ -1724,23 +2181,12 @@
               <w:pStyle w:val="TableContents"/>
               <w:jc w:val="center"/>
               <w:rPr>
-                <w:rFonts w:ascii="Liberation Serif" w:hAnsi="Liberation Serif"/>
-                <w:b w:val="false"/>
-                <w:bCs w:val="false"/>
-                <w:i w:val="false"/>
-                <w:iCs w:val="false"/>
-                <w:strike w:val="false"/>
-                <w:dstrike w:val="false"/>
-                <w:outline w:val="false"/>
-                <w:shadow w:val="false"/>
-                <w:color w:val="000000"/>
-                <w:sz w:val="24"/>
-                <w:szCs w:val="24"/>
-                <w:u w:val="none"/>
+                <w:rFonts w:ascii="Times New Roman" w:hAnsi="Times New Roman"/>
               </w:rPr>
             </w:pPr>
             <w:r>
               <w:rPr>
+                <w:rFonts w:ascii="Times New Roman" w:hAnsi="Times New Roman"/>
                 <w:b w:val="false"/>
                 <w:bCs w:val="false"/>
                 <w:i w:val="false"/>
@@ -1774,23 +2220,12 @@
               <w:pStyle w:val="TableContents"/>
               <w:jc w:val="center"/>
               <w:rPr>
-                <w:rFonts w:ascii="Liberation Serif" w:hAnsi="Liberation Serif"/>
-                <w:b w:val="false"/>
-                <w:bCs w:val="false"/>
-                <w:i w:val="false"/>
-                <w:iCs w:val="false"/>
-                <w:strike w:val="false"/>
-                <w:dstrike w:val="false"/>
-                <w:outline w:val="false"/>
-                <w:shadow w:val="false"/>
-                <w:color w:val="000000"/>
-                <w:sz w:val="24"/>
-                <w:szCs w:val="24"/>
-                <w:u w:val="none"/>
+                <w:rFonts w:ascii="Times New Roman" w:hAnsi="Times New Roman"/>
               </w:rPr>
             </w:pPr>
             <w:r>
               <w:rPr>
+                <w:rFonts w:ascii="Times New Roman" w:hAnsi="Times New Roman"/>
                 <w:b w:val="false"/>
                 <w:bCs w:val="false"/>
                 <w:i w:val="false"/>
@@ -1822,23 +2257,12 @@
               <w:pStyle w:val="TableContents"/>
               <w:jc w:val="center"/>
               <w:rPr>
-                <w:rFonts w:ascii="Liberation Serif" w:hAnsi="Liberation Serif"/>
-                <w:b w:val="false"/>
-                <w:bCs w:val="false"/>
-                <w:i w:val="false"/>
-                <w:iCs w:val="false"/>
-                <w:strike w:val="false"/>
-                <w:dstrike w:val="false"/>
-                <w:outline w:val="false"/>
-                <w:shadow w:val="false"/>
-                <w:color w:val="000000"/>
-                <w:sz w:val="24"/>
-                <w:szCs w:val="24"/>
-                <w:u w:val="none"/>
+                <w:rFonts w:ascii="Times New Roman" w:hAnsi="Times New Roman"/>
               </w:rPr>
             </w:pPr>
             <w:r>
               <w:rPr>
+                <w:rFonts w:ascii="Times New Roman" w:hAnsi="Times New Roman"/>
                 <w:b w:val="false"/>
                 <w:bCs w:val="false"/>
                 <w:i w:val="false"/>
@@ -1872,23 +2296,12 @@
               <w:pStyle w:val="TableContents"/>
               <w:jc w:val="center"/>
               <w:rPr>
-                <w:rFonts w:ascii="Liberation Serif" w:hAnsi="Liberation Serif"/>
-                <w:b w:val="false"/>
-                <w:bCs w:val="false"/>
-                <w:i w:val="false"/>
-                <w:iCs w:val="false"/>
-                <w:strike w:val="false"/>
-                <w:dstrike w:val="false"/>
-                <w:outline w:val="false"/>
-                <w:shadow w:val="false"/>
-                <w:color w:val="000000"/>
-                <w:sz w:val="24"/>
-                <w:szCs w:val="24"/>
-                <w:u w:val="none"/>
+                <w:rFonts w:ascii="Times New Roman" w:hAnsi="Times New Roman"/>
               </w:rPr>
             </w:pPr>
             <w:r>
               <w:rPr>
+                <w:rFonts w:ascii="Times New Roman" w:hAnsi="Times New Roman"/>
                 <w:b w:val="false"/>
                 <w:bCs w:val="false"/>
                 <w:i w:val="false"/>
@@ -1920,7 +2333,12 @@
               <w:pStyle w:val="TableContents"/>
               <w:jc w:val="center"/>
               <w:rPr>
-                <w:rFonts w:ascii="Liberation Serif" w:hAnsi="Liberation Serif"/>
+                <w:rFonts w:ascii="Times New Roman" w:hAnsi="Times New Roman"/>
+              </w:rPr>
+            </w:pPr>
+            <w:r>
+              <w:rPr>
+                <w:rFonts w:ascii="Times New Roman" w:hAnsi="Times New Roman"/>
                 <w:b w:val="false"/>
                 <w:bCs w:val="false"/>
                 <w:i w:val="false"/>
@@ -1934,29 +2352,15 @@
                 <w:szCs w:val="24"/>
                 <w:u w:val="none"/>
               </w:rPr>
-            </w:pPr>
-            <w:r>
-              <w:rPr>
-                <w:b w:val="false"/>
-                <w:bCs w:val="false"/>
-                <w:i w:val="false"/>
-                <w:iCs w:val="false"/>
-                <w:strike w:val="false"/>
-                <w:dstrike w:val="false"/>
-                <w:outline w:val="false"/>
-                <w:shadow w:val="false"/>
-                <w:color w:val="000000"/>
-                <w:sz w:val="24"/>
-                <w:szCs w:val="24"/>
-                <w:u w:val="none"/>
-              </w:rPr>
               <w:t>Wireless Fidelity</w:t>
             </w:r>
           </w:p>
         </w:tc>
       </w:tr>
       <w:tr>
-        <w:trPr/>
+        <w:trPr>
+          <w:trHeight w:val="358" w:hRule="atLeast"/>
+        </w:trPr>
         <w:tc>
           <w:tcPr>
             <w:tcW w:w="2850" w:type="dxa"/>
@@ -1970,23 +2374,12 @@
               <w:pStyle w:val="TableContents"/>
               <w:jc w:val="center"/>
               <w:rPr>
-                <w:rFonts w:ascii="Liberation Serif" w:hAnsi="Liberation Serif"/>
-                <w:b w:val="false"/>
-                <w:bCs w:val="false"/>
-                <w:i w:val="false"/>
-                <w:iCs w:val="false"/>
-                <w:strike w:val="false"/>
-                <w:dstrike w:val="false"/>
-                <w:outline w:val="false"/>
-                <w:shadow w:val="false"/>
-                <w:color w:val="000000"/>
-                <w:sz w:val="24"/>
-                <w:szCs w:val="24"/>
-                <w:u w:val="none"/>
+                <w:rFonts w:ascii="Times New Roman" w:hAnsi="Times New Roman"/>
               </w:rPr>
             </w:pPr>
             <w:r>
               <w:rPr>
+                <w:rFonts w:ascii="Times New Roman" w:hAnsi="Times New Roman"/>
                 <w:b w:val="false"/>
                 <w:bCs w:val="false"/>
                 <w:i w:val="false"/>
@@ -2018,7 +2411,7 @@
               <w:pStyle w:val="TableContents"/>
               <w:jc w:val="center"/>
               <w:rPr>
-                <w:rFonts w:ascii="Liberation Serif" w:hAnsi="Liberation Serif"/>
+                <w:rFonts w:ascii="Times New Roman" w:hAnsi="Times New Roman"/>
                 <w:b w:val="false"/>
                 <w:bCs w:val="false"/>
                 <w:i w:val="false"/>
@@ -2035,6 +2428,7 @@
             </w:pPr>
             <w:r>
               <w:rPr>
+                <w:rFonts w:ascii="Times New Roman" w:hAnsi="Times New Roman"/>
                 <w:b w:val="false"/>
                 <w:bCs w:val="false"/>
                 <w:i w:val="false"/>
@@ -2048,6 +2442,7 @@
                 <w:szCs w:val="24"/>
                 <w:u w:val="none"/>
               </w:rPr>
+              <w:t>Optical Character Recognition</w:t>
             </w:r>
           </w:p>
         </w:tc>
@@ -2079,8 +2474,8 @@
         <w:ind w:hanging="0" w:start="0"/>
         <w:rPr/>
       </w:pPr>
-      <w:bookmarkStart w:id="5" w:name="__RefHeading___Toc2325_3810426074"/>
-      <w:bookmarkEnd w:id="5"/>
+      <w:bookmarkStart w:id="7" w:name="__RefHeading___Toc2325_3810426074"/>
+      <w:bookmarkEnd w:id="7"/>
       <w:r>
         <w:rPr/>
         <w:t>CHAPTER ONE: INTRODUCTION</w:t>
@@ -2096,8 +2491,8 @@
         <w:ind w:hanging="0" w:start="0"/>
         <w:rPr/>
       </w:pPr>
-      <w:bookmarkStart w:id="6" w:name="__RefHeading___Toc2354_3810426074"/>
-      <w:bookmarkEnd w:id="6"/>
+      <w:bookmarkStart w:id="8" w:name="__RefHeading___Toc2354_3810426074"/>
+      <w:bookmarkEnd w:id="8"/>
       <w:r>
         <w:rPr/>
         <w:t>1.1 BACKGROUND</w:t>
@@ -2150,8 +2545,8 @@
         <w:ind w:hanging="0" w:start="0"/>
         <w:rPr/>
       </w:pPr>
-      <w:bookmarkStart w:id="7" w:name="__RefHeading___Toc2948_3810426074"/>
-      <w:bookmarkEnd w:id="7"/>
+      <w:bookmarkStart w:id="9" w:name="__RefHeading___Toc2948_3810426074"/>
+      <w:bookmarkEnd w:id="9"/>
       <w:r>
         <w:rPr/>
         <w:t>1.2 PROBLEM STATEMENT</w:t>
@@ -2177,8 +2572,8 @@
         <w:ind w:hanging="0" w:start="0"/>
         <w:rPr/>
       </w:pPr>
-      <w:bookmarkStart w:id="8" w:name="__RefHeading___Toc2946_3810426074"/>
-      <w:bookmarkEnd w:id="8"/>
+      <w:bookmarkStart w:id="10" w:name="__RefHeading___Toc2946_3810426074"/>
+      <w:bookmarkEnd w:id="10"/>
       <w:r>
         <w:rPr/>
         <w:t>1.3 MAIN OBJECTIVE</w:t>
@@ -2204,8 +2599,8 @@
         <w:ind w:hanging="0" w:start="0"/>
         <w:rPr/>
       </w:pPr>
-      <w:bookmarkStart w:id="9" w:name="__RefHeading___Toc2944_3810426074"/>
-      <w:bookmarkEnd w:id="9"/>
+      <w:bookmarkStart w:id="11" w:name="__RefHeading___Toc2944_3810426074"/>
+      <w:bookmarkEnd w:id="11"/>
       <w:r>
         <w:rPr/>
         <w:t>1.4 SPECIFIC OBJECTIVE</w:t>
@@ -2305,8 +2700,8 @@
         <w:ind w:hanging="0" w:start="0"/>
         <w:rPr/>
       </w:pPr>
-      <w:bookmarkStart w:id="10" w:name="__RefHeading___Toc381_3821115646"/>
-      <w:bookmarkEnd w:id="10"/>
+      <w:bookmarkStart w:id="12" w:name="__RefHeading___Toc381_3821115646"/>
+      <w:bookmarkEnd w:id="12"/>
       <w:r>
         <w:rPr/>
         <w:t>1.5 SIGNIFICANCE OF STUDY</w:t>
@@ -2402,8 +2797,8 @@
         <w:ind w:hanging="0" w:start="0"/>
         <w:rPr/>
       </w:pPr>
-      <w:bookmarkStart w:id="11" w:name="__RefHeading___Toc2942_3810426074"/>
-      <w:bookmarkEnd w:id="11"/>
+      <w:bookmarkStart w:id="13" w:name="__RefHeading___Toc2942_3810426074"/>
+      <w:bookmarkEnd w:id="13"/>
       <w:r>
         <w:rPr/>
         <w:t>1.6 SCOPE AND LIMITATIONS</w:t>
@@ -2463,8 +2858,8 @@
         <w:ind w:hanging="0" w:start="0"/>
         <w:rPr/>
       </w:pPr>
-      <w:bookmarkStart w:id="12" w:name="__RefHeading___Toc2936_3810426074"/>
-      <w:bookmarkEnd w:id="12"/>
+      <w:bookmarkStart w:id="14" w:name="__RefHeading___Toc2936_3810426074"/>
+      <w:bookmarkEnd w:id="14"/>
       <w:r>
         <w:rPr/>
         <w:t>CHAPTER TWO: LITERATURE REVIEW</w:t>
@@ -2490,8 +2885,8 @@
         <w:ind w:hanging="0" w:start="0"/>
         <w:rPr/>
       </w:pPr>
-      <w:bookmarkStart w:id="13" w:name="__RefHeading___Toc2940_3810426074"/>
-      <w:bookmarkEnd w:id="13"/>
+      <w:bookmarkStart w:id="15" w:name="__RefHeading___Toc2940_3810426074"/>
+      <w:bookmarkEnd w:id="15"/>
       <w:r>
         <w:rPr/>
         <w:t>2.1 RELATED PROJECTS</w:t>
@@ -2549,8 +2944,8 @@
         <w:ind w:hanging="0" w:start="0"/>
         <w:rPr/>
       </w:pPr>
-      <w:bookmarkStart w:id="14" w:name="__RefHeading___Toc2938_3810426074"/>
-      <w:bookmarkEnd w:id="14"/>
+      <w:bookmarkStart w:id="16" w:name="__RefHeading___Toc2938_3810426074"/>
+      <w:bookmarkEnd w:id="16"/>
       <w:r>
         <w:rPr/>
         <w:t>2.2 RESEARCH GAP</w:t>
@@ -2580,8 +2975,8 @@
         <w:ind w:hanging="0" w:start="0"/>
         <w:rPr/>
       </w:pPr>
-      <w:bookmarkStart w:id="15" w:name="__RefHeading___Toc3054_3810426074"/>
-      <w:bookmarkEnd w:id="15"/>
+      <w:bookmarkStart w:id="17" w:name="__RefHeading___Toc3054_3810426074"/>
+      <w:bookmarkEnd w:id="17"/>
       <w:r>
         <w:rPr/>
         <w:t>CHAPTER THREE: SYSTEM DESIGN AND METHODOLOGY</w:t>
@@ -2607,8 +3002,8 @@
         <w:ind w:hanging="0" w:start="0"/>
         <w:rPr/>
       </w:pPr>
-      <w:bookmarkStart w:id="16" w:name="__RefHeading___Toc3062_3810426074"/>
-      <w:bookmarkEnd w:id="16"/>
+      <w:bookmarkStart w:id="18" w:name="__RefHeading___Toc3062_3810426074"/>
+      <w:bookmarkEnd w:id="18"/>
       <w:r>
         <w:rPr/>
         <w:t>3.1 SYSTEM ARCHITECTURE</w:t>
@@ -2636,13 +3031,11 @@
     </w:p>
     <w:p>
       <w:pPr>
-        <w:pStyle w:val="BodyText"/>
-        <w:jc w:val="center"/>
-        <w:rPr>
-          <w:i/>
-          <w:iCs/>
-        </w:rPr>
-      </w:pPr>
+        <w:pStyle w:val="Figure"/>
+        <w:rPr/>
+      </w:pPr>
+      <w:bookmarkStart w:id="19" w:name="__RefHeading___Toc825_565102395"/>
+      <w:bookmarkEnd w:id="19"/>
       <w:r>
         <w:drawing>
           <wp:anchor behindDoc="0" distT="0" distB="0" distL="0" distR="0" simplePos="0" locked="0" layoutInCell="0" allowOverlap="1" relativeHeight="5">
@@ -2653,7 +3046,7 @@
             <wp:positionV relativeFrom="paragraph">
               <wp:posOffset>635</wp:posOffset>
             </wp:positionV>
-            <wp:extent cx="4326255" cy="4704715"/>
+            <wp:extent cx="4326255" cy="4415790"/>
             <wp:effectExtent l="0" t="0" r="0" b="0"/>
             <wp:wrapTopAndBottom/>
             <wp:docPr id="2" name="Image2"/>
@@ -2678,7 +3071,7 @@
                   <pic:spPr bwMode="auto">
                     <a:xfrm>
                       <a:off x="0" y="0"/>
-                      <a:ext cx="4326255" cy="4704715"/>
+                      <a:ext cx="4326255" cy="4415790"/>
                     </a:xfrm>
                     <a:prstGeom prst="rect">
                       <a:avLst/>
@@ -2692,11 +3085,8 @@
         </w:drawing>
       </w:r>
       <w:r>
-        <w:rPr>
-          <w:i/>
-          <w:iCs/>
-        </w:rPr>
-        <w:t>System’s block diagram</w:t>
+        <w:rPr/>
+        <w:t>Figure 1: System’s block diagram</w:t>
       </w:r>
     </w:p>
     <w:p>
@@ -2709,8 +3099,8 @@
         <w:ind w:hanging="0" w:start="0"/>
         <w:rPr/>
       </w:pPr>
-      <w:bookmarkStart w:id="17" w:name="__RefHeading___Toc3060_3810426074"/>
-      <w:bookmarkEnd w:id="17"/>
+      <w:bookmarkStart w:id="20" w:name="__RefHeading___Toc3060_3810426074"/>
+      <w:bookmarkEnd w:id="20"/>
       <w:r>
         <w:rPr/>
         <w:t>3.2 FUNCTIONAL WORKFLOW</w:t>
@@ -2770,6 +3160,136 @@
       <w:r>
         <w:rPr/>
         <w:t>Security measures: after 3 invalid attempts for the same registration number within the same session, the system flags that particular number as locked for amount of time, notifies the system admin and returns to the home screen. In addition to that, in case of any physical tampering, the system alerts the admin and shuts down until manual admin reset is performed.</w:t>
+      </w:r>
+    </w:p>
+    <w:p>
+      <w:pPr>
+        <w:pStyle w:val="BodyText"/>
+        <w:rPr/>
+      </w:pPr>
+      <w:r>
+        <w:rPr/>
+        <w:t>Below are the functional workflows featuring both student – side and staff – side access of the system:</w:t>
+      </w:r>
+    </w:p>
+    <w:p>
+      <w:pPr>
+        <w:pStyle w:val="Figure"/>
+        <w:rPr/>
+      </w:pPr>
+      <w:bookmarkStart w:id="21" w:name="__RefHeading___Toc968_565102395"/>
+      <w:bookmarkEnd w:id="21"/>
+      <w:r>
+        <w:drawing>
+          <wp:anchor behindDoc="0" distT="0" distB="0" distL="0" distR="0" simplePos="0" locked="0" layoutInCell="0" allowOverlap="1" relativeHeight="6">
+            <wp:simplePos x="0" y="0"/>
+            <wp:positionH relativeFrom="column">
+              <wp:align>center</wp:align>
+            </wp:positionH>
+            <wp:positionV relativeFrom="paragraph">
+              <wp:posOffset>635</wp:posOffset>
+            </wp:positionV>
+            <wp:extent cx="4030980" cy="4226560"/>
+            <wp:effectExtent l="0" t="0" r="0" b="0"/>
+            <wp:wrapTopAndBottom/>
+            <wp:docPr id="3" name="Image5"/>
+            <wp:cNvGraphicFramePr>
+              <a:graphicFrameLocks xmlns:a="http://schemas.openxmlformats.org/drawingml/2006/main" noChangeAspect="1"/>
+            </wp:cNvGraphicFramePr>
+            <a:graphic xmlns:a="http://schemas.openxmlformats.org/drawingml/2006/main">
+              <a:graphicData uri="http://schemas.openxmlformats.org/drawingml/2006/picture">
+                <pic:pic xmlns:pic="http://schemas.openxmlformats.org/drawingml/2006/picture">
+                  <pic:nvPicPr>
+                    <pic:cNvPr id="3" name="Image5"/>
+                    <pic:cNvPicPr>
+                      <a:picLocks noChangeAspect="1" noChangeArrowheads="1"/>
+                    </pic:cNvPicPr>
+                  </pic:nvPicPr>
+                  <pic:blipFill>
+                    <a:blip r:embed="rId7"/>
+                    <a:stretch>
+                      <a:fillRect/>
+                    </a:stretch>
+                  </pic:blipFill>
+                  <pic:spPr bwMode="auto">
+                    <a:xfrm>
+                      <a:off x="0" y="0"/>
+                      <a:ext cx="4030980" cy="4226560"/>
+                    </a:xfrm>
+                    <a:prstGeom prst="rect">
+                      <a:avLst/>
+                    </a:prstGeom>
+                    <a:noFill/>
+                  </pic:spPr>
+                </pic:pic>
+              </a:graphicData>
+            </a:graphic>
+          </wp:anchor>
+        </w:drawing>
+      </w:r>
+      <w:r>
+        <w:rPr/>
+        <w:t>Figure 2: Staff – side functional workflow</w:t>
+      </w:r>
+    </w:p>
+    <w:p>
+      <w:pPr>
+        <w:pStyle w:val="Figure"/>
+        <w:rPr/>
+      </w:pPr>
+      <w:bookmarkStart w:id="22" w:name="__RefHeading___Toc970_565102395"/>
+      <w:bookmarkEnd w:id="22"/>
+      <w:r>
+        <w:drawing>
+          <wp:anchor behindDoc="0" distT="0" distB="0" distL="0" distR="0" simplePos="0" locked="0" layoutInCell="0" allowOverlap="1" relativeHeight="7">
+            <wp:simplePos x="0" y="0"/>
+            <wp:positionH relativeFrom="column">
+              <wp:posOffset>433070</wp:posOffset>
+            </wp:positionH>
+            <wp:positionV relativeFrom="paragraph">
+              <wp:posOffset>635</wp:posOffset>
+            </wp:positionV>
+            <wp:extent cx="5426075" cy="3985260"/>
+            <wp:effectExtent l="0" t="0" r="0" b="0"/>
+            <wp:wrapTopAndBottom/>
+            <wp:docPr id="4" name="Image6"/>
+            <wp:cNvGraphicFramePr>
+              <a:graphicFrameLocks xmlns:a="http://schemas.openxmlformats.org/drawingml/2006/main" noChangeAspect="1"/>
+            </wp:cNvGraphicFramePr>
+            <a:graphic xmlns:a="http://schemas.openxmlformats.org/drawingml/2006/main">
+              <a:graphicData uri="http://schemas.openxmlformats.org/drawingml/2006/picture">
+                <pic:pic xmlns:pic="http://schemas.openxmlformats.org/drawingml/2006/picture">
+                  <pic:nvPicPr>
+                    <pic:cNvPr id="4" name="Image6"/>
+                    <pic:cNvPicPr>
+                      <a:picLocks noChangeAspect="1" noChangeArrowheads="1"/>
+                    </pic:cNvPicPr>
+                  </pic:nvPicPr>
+                  <pic:blipFill>
+                    <a:blip r:embed="rId8"/>
+                    <a:stretch>
+                      <a:fillRect/>
+                    </a:stretch>
+                  </pic:blipFill>
+                  <pic:spPr bwMode="auto">
+                    <a:xfrm>
+                      <a:off x="0" y="0"/>
+                      <a:ext cx="5426075" cy="3985260"/>
+                    </a:xfrm>
+                    <a:prstGeom prst="rect">
+                      <a:avLst/>
+                    </a:prstGeom>
+                    <a:noFill/>
+                  </pic:spPr>
+                </pic:pic>
+              </a:graphicData>
+            </a:graphic>
+          </wp:anchor>
+        </w:drawing>
+      </w:r>
+      <w:r>
+        <w:rPr/>
+        <w:t>Figure 3: Student – side workflow</w:t>
       </w:r>
     </w:p>
     <w:p>
@@ -2782,8 +3302,8 @@
         <w:ind w:hanging="0" w:start="0"/>
         <w:rPr/>
       </w:pPr>
-      <w:bookmarkStart w:id="18" w:name="__RefHeading___Toc3058_3810426074"/>
-      <w:bookmarkEnd w:id="18"/>
+      <w:bookmarkStart w:id="23" w:name="__RefHeading___Toc3058_3810426074"/>
+      <w:bookmarkEnd w:id="23"/>
       <w:r>
         <w:rPr/>
         <w:t>3.3 COMMUNICATION PROTOCOL</w:t>
@@ -2807,6 +3327,74 @@
       <w:r>
         <w:rPr/>
         <w:t>This communication protocol was selected due to high speed synchronous communication, full – duplex capability, simple hardware implementation and very reliable short distance communication.</w:t>
+      </w:r>
+    </w:p>
+    <w:p>
+      <w:pPr>
+        <w:pStyle w:val="Figure"/>
+        <w:rPr/>
+      </w:pPr>
+      <w:bookmarkStart w:id="24" w:name="__RefHeading___Toc766_3580507220"/>
+      <w:bookmarkEnd w:id="24"/>
+      <w:r>
+        <w:drawing>
+          <wp:anchor behindDoc="0" distT="0" distB="0" distL="0" distR="0" simplePos="0" locked="0" layoutInCell="0" allowOverlap="1" relativeHeight="11">
+            <wp:simplePos x="0" y="0"/>
+            <wp:positionH relativeFrom="column">
+              <wp:align>center</wp:align>
+            </wp:positionH>
+            <wp:positionV relativeFrom="paragraph">
+              <wp:posOffset>635</wp:posOffset>
+            </wp:positionV>
+            <wp:extent cx="6120130" cy="3290570"/>
+            <wp:effectExtent l="0" t="0" r="0" b="0"/>
+            <wp:wrapTopAndBottom/>
+            <wp:docPr id="5" name="Image10"/>
+            <wp:cNvGraphicFramePr>
+              <a:graphicFrameLocks xmlns:a="http://schemas.openxmlformats.org/drawingml/2006/main" noChangeAspect="1"/>
+            </wp:cNvGraphicFramePr>
+            <a:graphic xmlns:a="http://schemas.openxmlformats.org/drawingml/2006/main">
+              <a:graphicData uri="http://schemas.openxmlformats.org/drawingml/2006/picture">
+                <pic:pic xmlns:pic="http://schemas.openxmlformats.org/drawingml/2006/picture">
+                  <pic:nvPicPr>
+                    <pic:cNvPr id="5" name="Image10"/>
+                    <pic:cNvPicPr>
+                      <a:picLocks noChangeAspect="1" noChangeArrowheads="1"/>
+                    </pic:cNvPicPr>
+                  </pic:nvPicPr>
+                  <pic:blipFill>
+                    <a:blip r:embed="rId9"/>
+                    <a:stretch>
+                      <a:fillRect/>
+                    </a:stretch>
+                  </pic:blipFill>
+                  <pic:spPr bwMode="auto">
+                    <a:xfrm>
+                      <a:off x="0" y="0"/>
+                      <a:ext cx="6120130" cy="3290570"/>
+                    </a:xfrm>
+                    <a:prstGeom prst="rect">
+                      <a:avLst/>
+                    </a:prstGeom>
+                    <a:noFill/>
+                  </pic:spPr>
+                </pic:pic>
+              </a:graphicData>
+            </a:graphic>
+          </wp:anchor>
+        </w:drawing>
+      </w:r>
+      <w:r>
+        <w:rPr/>
+        <w:t xml:space="preserve">Figure </w:t>
+      </w:r>
+      <w:r>
+        <w:rPr/>
+        <w:t>4</w:t>
+      </w:r>
+      <w:r>
+        <w:rPr/>
+        <w:t>: SPI connection (high – level controller)</w:t>
       </w:r>
     </w:p>
     <w:p>
@@ -2829,15 +3417,11 @@
         <w:ind w:hanging="0" w:start="0"/>
         <w:rPr/>
       </w:pPr>
-      <w:bookmarkStart w:id="19" w:name="__RefHeading___Toc3056_3810426074"/>
-      <w:bookmarkEnd w:id="19"/>
-      <w:r>
-        <w:rPr/>
-        <w:t xml:space="preserve">3.4 </w:t>
-      </w:r>
-      <w:r>
-        <w:rPr/>
-        <w:t>SYSTEM CIRCUIT DESIGN AND ITS ARCHITECTURE</w:t>
+      <w:bookmarkStart w:id="25" w:name="__RefHeading___Toc3056_3810426074"/>
+      <w:bookmarkEnd w:id="25"/>
+      <w:r>
+        <w:rPr/>
+        <w:t>3.4 SYSTEM CIRCUIT DESIGN AND ITS ARCHITECTURE</w:t>
       </w:r>
     </w:p>
     <w:p>
@@ -2850,6 +3434,8 @@
         <w:ind w:hanging="0" w:start="0"/>
         <w:rPr/>
       </w:pPr>
+      <w:bookmarkStart w:id="26" w:name="__RefHeading___Toc580_565102395"/>
+      <w:bookmarkEnd w:id="26"/>
       <w:r>
         <w:rPr/>
         <w:t>3.4.1 COMPONENTS USED</w:t>
@@ -3053,6 +3639,8 @@
         <w:ind w:hanging="0" w:start="0"/>
         <w:rPr/>
       </w:pPr>
+      <w:bookmarkStart w:id="27" w:name="__RefHeading___Toc590_565102395"/>
+      <w:bookmarkEnd w:id="27"/>
       <w:r>
         <w:rPr/>
         <w:t>3.4.2 HARDWARE CIRCUIT ARCHITECTURE</w:t>
@@ -3078,17 +3666,11 @@
         <w:ind w:hanging="0" w:start="0"/>
         <w:rPr/>
       </w:pPr>
-      <w:r>
-        <w:rPr/>
-        <w:t xml:space="preserve">3.4.3 POWER </w:t>
-      </w:r>
-      <w:r>
-        <w:rPr/>
-        <w:t xml:space="preserve">SEPARATION AND </w:t>
-      </w:r>
-      <w:r>
-        <w:rPr/>
-        <w:t>REGULATION</w:t>
+      <w:bookmarkStart w:id="28" w:name="__RefHeading___Toc588_565102395"/>
+      <w:bookmarkEnd w:id="28"/>
+      <w:r>
+        <w:rPr/>
+        <w:t>3.4.3 POWER SEPARATION AND REGULATION</w:t>
       </w:r>
     </w:p>
     <w:p>
@@ -3108,11 +3690,7 @@
       </w:pPr>
       <w:r>
         <w:rPr/>
-        <w:t xml:space="preserve">The design contains voltage regulators (bulk) for stable supply, bulk capacitors to stabilise various variations, local decoupling capacitors and common ground reference for all systems. The rail separation is intended to reduce electrical noise from </w:t>
-      </w:r>
-      <w:r>
-        <w:rPr/>
-        <w:t>logic supply.</w:t>
+        <w:t>The design contains voltage regulators (bulk) for stable supply, bulk capacitors to stabilise various variations, local decoupling capacitors and common ground reference for all systems. The rail separation is intended to reduce electrical noise from logic supply.</w:t>
       </w:r>
     </w:p>
     <w:p>
@@ -3127,18 +3705,70 @@
     </w:p>
     <w:p>
       <w:pPr>
-        <w:pStyle w:val="BodyText"/>
-        <w:rPr>
-          <w:b/>
-          <w:bCs/>
-        </w:rPr>
-      </w:pPr>
-      <w:r>
-        <w:rPr>
-          <w:b/>
-          <w:bCs/>
-        </w:rPr>
-        <w:t>ADD SCHEMATICS!</w:t>
+        <w:pStyle w:val="Figure"/>
+        <w:rPr/>
+      </w:pPr>
+      <w:bookmarkStart w:id="29" w:name="__RefHeading___Toc1327_565102395"/>
+      <w:bookmarkEnd w:id="29"/>
+      <w:r>
+        <w:drawing>
+          <wp:anchor behindDoc="0" distT="0" distB="0" distL="0" distR="0" simplePos="0" locked="0" layoutInCell="0" allowOverlap="1" relativeHeight="8">
+            <wp:simplePos x="0" y="0"/>
+            <wp:positionH relativeFrom="column">
+              <wp:align>center</wp:align>
+            </wp:positionH>
+            <wp:positionV relativeFrom="paragraph">
+              <wp:posOffset>635</wp:posOffset>
+            </wp:positionV>
+            <wp:extent cx="5688330" cy="2826385"/>
+            <wp:effectExtent l="0" t="0" r="0" b="0"/>
+            <wp:wrapTopAndBottom/>
+            <wp:docPr id="6" name="Image7"/>
+            <wp:cNvGraphicFramePr>
+              <a:graphicFrameLocks xmlns:a="http://schemas.openxmlformats.org/drawingml/2006/main" noChangeAspect="1"/>
+            </wp:cNvGraphicFramePr>
+            <a:graphic xmlns:a="http://schemas.openxmlformats.org/drawingml/2006/main">
+              <a:graphicData uri="http://schemas.openxmlformats.org/drawingml/2006/picture">
+                <pic:pic xmlns:pic="http://schemas.openxmlformats.org/drawingml/2006/picture">
+                  <pic:nvPicPr>
+                    <pic:cNvPr id="6" name="Image7"/>
+                    <pic:cNvPicPr>
+                      <a:picLocks noChangeAspect="1" noChangeArrowheads="1"/>
+                    </pic:cNvPicPr>
+                  </pic:nvPicPr>
+                  <pic:blipFill>
+                    <a:blip r:embed="rId10"/>
+                    <a:stretch>
+                      <a:fillRect/>
+                    </a:stretch>
+                  </pic:blipFill>
+                  <pic:spPr bwMode="auto">
+                    <a:xfrm>
+                      <a:off x="0" y="0"/>
+                      <a:ext cx="5688330" cy="2826385"/>
+                    </a:xfrm>
+                    <a:prstGeom prst="rect">
+                      <a:avLst/>
+                    </a:prstGeom>
+                    <a:noFill/>
+                  </pic:spPr>
+                </pic:pic>
+              </a:graphicData>
+            </a:graphic>
+          </wp:anchor>
+        </w:drawing>
+      </w:r>
+      <w:r>
+        <w:rPr/>
+        <w:t xml:space="preserve">Figure </w:t>
+      </w:r>
+      <w:r>
+        <w:rPr/>
+        <w:t>5</w:t>
+      </w:r>
+      <w:r>
+        <w:rPr/>
+        <w:t>: Power Supply Schematic</w:t>
       </w:r>
     </w:p>
     <w:p>
@@ -3151,6 +3781,8 @@
         <w:ind w:hanging="0" w:start="0"/>
         <w:rPr/>
       </w:pPr>
+      <w:bookmarkStart w:id="30" w:name="__RefHeading___Toc586_565102395"/>
+      <w:bookmarkEnd w:id="30"/>
       <w:r>
         <w:rPr/>
         <w:t>3.4.4 STM32 CORE CIRCUIT DESIGN</w:t>
@@ -3178,18 +3810,134 @@
     </w:p>
     <w:p>
       <w:pPr>
-        <w:pStyle w:val="BodyText"/>
-        <w:rPr>
-          <w:b/>
-          <w:bCs/>
-        </w:rPr>
-      </w:pPr>
-      <w:r>
-        <w:rPr>
-          <w:b/>
-          <w:bCs/>
-        </w:rPr>
-        <w:t>ADD SCHEMATICS!</w:t>
+        <w:pStyle w:val="Heading3"/>
+        <w:numPr>
+          <w:ilvl w:val="0"/>
+          <w:numId w:val="0"/>
+        </w:numPr>
+        <w:ind w:hanging="0" w:start="0"/>
+        <w:rPr/>
+      </w:pPr>
+      <w:bookmarkStart w:id="31" w:name="__RefHeading___Toc796_345661669"/>
+      <w:bookmarkEnd w:id="31"/>
+      <w:r>
+        <w:rPr/>
+        <w:t>3.4.5 MOTOR DRIVER AND ACTUATION CIRCUIT DESIGN</w:t>
+      </w:r>
+    </w:p>
+    <w:p>
+      <w:pPr>
+        <w:pStyle w:val="BodyText"/>
+        <w:rPr/>
+      </w:pPr>
+      <w:r>
+        <w:rPr/>
+        <w:t>The actuation sub – system is designed to control DC stepper motors responsible for card transport and dispensing. The motor driver circuit is designed to interface with STM32 through various control inputs and enable logic to drive the motors efficiently.</w:t>
+      </w:r>
+    </w:p>
+    <w:p>
+      <w:pPr>
+        <w:pStyle w:val="BodyText"/>
+        <w:rPr/>
+      </w:pPr>
+      <w:r>
+        <w:rPr/>
+        <w:t>The motor driver power supply is the 12V power rail which is electrically separated from the logic. Below is the schematic diagram showing the connection configuration of the motor driver driving the stepper motor from logics of the micro – controller.</w:t>
+      </w:r>
+    </w:p>
+    <w:p>
+      <w:pPr>
+        <w:pStyle w:val="Figure"/>
+        <w:rPr/>
+      </w:pPr>
+      <w:bookmarkStart w:id="32" w:name="__RefHeading___Toc1325_565102395"/>
+      <w:bookmarkEnd w:id="32"/>
+      <w:r>
+        <w:drawing>
+          <wp:anchor behindDoc="0" distT="0" distB="0" distL="0" distR="0" simplePos="0" locked="0" layoutInCell="0" allowOverlap="1" relativeHeight="9">
+            <wp:simplePos x="0" y="0"/>
+            <wp:positionH relativeFrom="column">
+              <wp:align>center</wp:align>
+            </wp:positionH>
+            <wp:positionV relativeFrom="paragraph">
+              <wp:posOffset>635</wp:posOffset>
+            </wp:positionV>
+            <wp:extent cx="6120130" cy="3462020"/>
+            <wp:effectExtent l="0" t="0" r="0" b="0"/>
+            <wp:wrapSquare wrapText="largest"/>
+            <wp:docPr id="7" name="Image8"/>
+            <wp:cNvGraphicFramePr>
+              <a:graphicFrameLocks xmlns:a="http://schemas.openxmlformats.org/drawingml/2006/main" noChangeAspect="1"/>
+            </wp:cNvGraphicFramePr>
+            <a:graphic xmlns:a="http://schemas.openxmlformats.org/drawingml/2006/main">
+              <a:graphicData uri="http://schemas.openxmlformats.org/drawingml/2006/picture">
+                <pic:pic xmlns:pic="http://schemas.openxmlformats.org/drawingml/2006/picture">
+                  <pic:nvPicPr>
+                    <pic:cNvPr id="7" name="Image8"/>
+                    <pic:cNvPicPr>
+                      <a:picLocks noChangeAspect="1" noChangeArrowheads="1"/>
+                    </pic:cNvPicPr>
+                  </pic:nvPicPr>
+                  <pic:blipFill>
+                    <a:blip r:embed="rId11"/>
+                    <a:stretch>
+                      <a:fillRect/>
+                    </a:stretch>
+                  </pic:blipFill>
+                  <pic:spPr bwMode="auto">
+                    <a:xfrm>
+                      <a:off x="0" y="0"/>
+                      <a:ext cx="6120130" cy="3462020"/>
+                    </a:xfrm>
+                    <a:prstGeom prst="rect">
+                      <a:avLst/>
+                    </a:prstGeom>
+                    <a:noFill/>
+                  </pic:spPr>
+                </pic:pic>
+              </a:graphicData>
+            </a:graphic>
+          </wp:anchor>
+        </w:drawing>
+      </w:r>
+      <w:r>
+        <w:rPr/>
+        <w:t xml:space="preserve">Figure </w:t>
+      </w:r>
+      <w:r>
+        <w:rPr/>
+        <w:t>6</w:t>
+      </w:r>
+      <w:r>
+        <w:rPr/>
+        <w:t>: Motor driver connection schematic</w:t>
+      </w:r>
+    </w:p>
+    <w:p>
+      <w:pPr>
+        <w:pStyle w:val="Heading2"/>
+        <w:numPr>
+          <w:ilvl w:val="0"/>
+          <w:numId w:val="0"/>
+        </w:numPr>
+        <w:ind w:hanging="0" w:start="0"/>
+        <w:rPr/>
+      </w:pPr>
+      <w:bookmarkStart w:id="33" w:name="__RefHeading___Toc482_3719139203"/>
+      <w:bookmarkEnd w:id="33"/>
+      <w:r>
+        <w:rPr/>
+        <w:t>3.5 COMPUTER VISION DESIGN INTEGRATION</w:t>
+      </w:r>
+    </w:p>
+    <w:p>
+      <w:pPr>
+        <w:pStyle w:val="BodyText"/>
+        <w:rPr/>
+      </w:pPr>
+      <w:r>
+        <w:rPr/>
+        <w:t>The computer vision module’s aim is to detect and extract information from the inserted cards, either by the students or staffs. It performs OCR – based extraction of student’s registration number. The extracted data was chosen to be the registration number because it is unique for each student with no duplicate complications.</w:t>
       </w:r>
     </w:p>
     <w:p>
@@ -3202,29 +3950,21 @@
         <w:ind w:hanging="0" w:start="0"/>
         <w:rPr/>
       </w:pPr>
-      <w:r>
-        <w:rPr/>
-        <w:t>3.4.5 MOTOR DRIVER AND ACTUATION CIRCUIT DESIGN</w:t>
-      </w:r>
-    </w:p>
-    <w:p>
-      <w:pPr>
-        <w:pStyle w:val="BodyText"/>
-        <w:rPr/>
-      </w:pPr>
-      <w:r>
-        <w:rPr/>
-        <w:t>The actuation sub – system is designed to control DC stepper motors responsible for card transport and dispensing. The motor driver circuit is designed to interface with STM32 through various control inputs and enable logic to drive the motors efficiently.</w:t>
-      </w:r>
-    </w:p>
-    <w:p>
-      <w:pPr>
-        <w:pStyle w:val="BodyText"/>
-        <w:rPr/>
-      </w:pPr>
-      <w:r>
-        <w:rPr/>
-        <w:t>The motor driver power supply is the 12V power rail which is electrically separated from the logic</w:t>
+      <w:bookmarkStart w:id="34" w:name="__RefHeading___Toc529_3719139203"/>
+      <w:bookmarkEnd w:id="34"/>
+      <w:r>
+        <w:rPr/>
+        <w:t>3.5.1 DESIGN DETAILS</w:t>
+      </w:r>
+    </w:p>
+    <w:p>
+      <w:pPr>
+        <w:pStyle w:val="BodyText"/>
+        <w:rPr/>
+      </w:pPr>
+      <w:r>
+        <w:rPr/>
+        <w:t>The initial barcode – verification revealed  some sensitivity to orientation variation and reflection hence OCR – based design was selected to reduce dependency on alignment of the card with lights and flexibility since text are relatively larger hence easier to identify than the barcodes.</w:t>
       </w:r>
     </w:p>
     <w:p>
@@ -3237,9 +3977,137 @@
         <w:ind w:hanging="0" w:start="0"/>
         <w:rPr/>
       </w:pPr>
-      <w:r>
-        <w:rPr/>
-        <w:t>3.4.4 STM32 CORE CIRCUIT  DESIGN</w:t>
+      <w:bookmarkStart w:id="35" w:name="__RefHeading___Toc1478_3719139203"/>
+      <w:bookmarkEnd w:id="35"/>
+      <w:r>
+        <w:rPr/>
+        <w:t>3.5.2 PROCESSING PIPELINE</w:t>
+      </w:r>
+    </w:p>
+    <w:p>
+      <w:pPr>
+        <w:pStyle w:val="BodyText"/>
+        <w:rPr/>
+      </w:pPr>
+      <w:r>
+        <w:rPr/>
+        <w:t>The proposed system design factored the PI camera capturing images of the cards, and the high – level controller processing them to extract the registration via OCR – based detection methods. Therefore, the processing pipeline consists of the following stages:</w:t>
+      </w:r>
+    </w:p>
+    <w:p>
+      <w:pPr>
+        <w:pStyle w:val="Figure"/>
+        <w:rPr/>
+      </w:pPr>
+      <w:bookmarkStart w:id="36" w:name="__RefHeading___Toc1323_565102395"/>
+      <w:bookmarkEnd w:id="36"/>
+      <w:r>
+        <w:drawing>
+          <wp:anchor behindDoc="0" distT="0" distB="0" distL="0" distR="0" simplePos="0" locked="0" layoutInCell="0" allowOverlap="1" relativeHeight="10">
+            <wp:simplePos x="0" y="0"/>
+            <wp:positionH relativeFrom="column">
+              <wp:align>center</wp:align>
+            </wp:positionH>
+            <wp:positionV relativeFrom="paragraph">
+              <wp:posOffset>635</wp:posOffset>
+            </wp:positionV>
+            <wp:extent cx="6120130" cy="758190"/>
+            <wp:effectExtent l="0" t="0" r="0" b="0"/>
+            <wp:wrapSquare wrapText="largest"/>
+            <wp:docPr id="8" name="Image9"/>
+            <wp:cNvGraphicFramePr>
+              <a:graphicFrameLocks xmlns:a="http://schemas.openxmlformats.org/drawingml/2006/main" noChangeAspect="1"/>
+            </wp:cNvGraphicFramePr>
+            <a:graphic xmlns:a="http://schemas.openxmlformats.org/drawingml/2006/main">
+              <a:graphicData uri="http://schemas.openxmlformats.org/drawingml/2006/picture">
+                <pic:pic xmlns:pic="http://schemas.openxmlformats.org/drawingml/2006/picture">
+                  <pic:nvPicPr>
+                    <pic:cNvPr id="8" name="Image9"/>
+                    <pic:cNvPicPr>
+                      <a:picLocks noChangeAspect="1" noChangeArrowheads="1"/>
+                    </pic:cNvPicPr>
+                  </pic:nvPicPr>
+                  <pic:blipFill>
+                    <a:blip r:embed="rId12"/>
+                    <a:stretch>
+                      <a:fillRect/>
+                    </a:stretch>
+                  </pic:blipFill>
+                  <pic:spPr bwMode="auto">
+                    <a:xfrm>
+                      <a:off x="0" y="0"/>
+                      <a:ext cx="6120130" cy="758190"/>
+                    </a:xfrm>
+                    <a:prstGeom prst="rect">
+                      <a:avLst/>
+                    </a:prstGeom>
+                    <a:noFill/>
+                  </pic:spPr>
+                </pic:pic>
+              </a:graphicData>
+            </a:graphic>
+          </wp:anchor>
+        </w:drawing>
+      </w:r>
+      <w:r>
+        <w:rPr/>
+        <w:t xml:space="preserve">Figure </w:t>
+      </w:r>
+      <w:r>
+        <w:rPr/>
+        <w:t>7</w:t>
+      </w:r>
+      <w:r>
+        <w:rPr/>
+        <w:t>: Processing pipeline workflow</w:t>
+      </w:r>
+    </w:p>
+    <w:p>
+      <w:pPr>
+        <w:pStyle w:val="BodyText"/>
+        <w:rPr>
+          <w:b w:val="false"/>
+          <w:bCs w:val="false"/>
+        </w:rPr>
+      </w:pPr>
+      <w:r>
+        <w:rPr>
+          <w:b w:val="false"/>
+          <w:bCs w:val="false"/>
+        </w:rPr>
+        <w:t>From the functional workflow, card detection is designed using edge detection and contour extraction techniques which are filtered according to geometric constraints such as minimum area and aspect ration according the CR80 standard card size. Once a contour is detected, a perspective transformation is done to obtain a clear frontal view of the card to improve OCR detection stability.</w:t>
+      </w:r>
+    </w:p>
+    <w:p>
+      <w:pPr>
+        <w:pStyle w:val="BodyText"/>
+        <w:rPr>
+          <w:b w:val="false"/>
+          <w:bCs w:val="false"/>
+        </w:rPr>
+      </w:pPr>
+      <w:r>
+        <w:rPr>
+          <w:b w:val="false"/>
+          <w:bCs w:val="false"/>
+        </w:rPr>
+        <w:t>To avoid relying solely on pixel coordinates, the design used incorporated anchor – based localization with a known reference on the card used “NAME”. After locating the reference, relative offsets (in pixels) are applied to extract the region where the registration number is expected to be from the anchor chosen.</w:t>
+      </w:r>
+    </w:p>
+    <w:p>
+      <w:pPr>
+        <w:pStyle w:val="BodyText"/>
+        <w:rPr>
+          <w:b w:val="false"/>
+          <w:bCs w:val="false"/>
+        </w:rPr>
+      </w:pPr>
+      <w:r>
+        <w:rPr>
+          <w:b w:val="false"/>
+          <w:bCs w:val="false"/>
+        </w:rPr>
+        <w:t>The extracted region is processed used OCR, and configured to prioritize numeric text recognition first. Then, after extraction by OCR, the expected format of registration number “YYYY – NN – XXXXX” is validated. Only the text that fits the description of format is considered as success.</w:t>
       </w:r>
     </w:p>
     <w:p>
@@ -3252,157 +4120,8 @@
         <w:ind w:hanging="0" w:start="0"/>
         <w:rPr/>
       </w:pPr>
-      <w:bookmarkStart w:id="20" w:name="__RefHeading___Toc482_3719139203"/>
-      <w:bookmarkEnd w:id="20"/>
-      <w:r>
-        <w:rPr/>
-        <w:t>3.5 COMPUTER VISION DESIGN INTEGRATION</w:t>
-      </w:r>
-    </w:p>
-    <w:p>
-      <w:pPr>
-        <w:pStyle w:val="BodyText"/>
-        <w:rPr/>
-      </w:pPr>
-      <w:r>
-        <w:rPr/>
-        <w:t>The computer vision module’s aim is to detect and extract information from the inserted cards, either by the students or staffs. It performs OCR – based extraction of student’s registration number. The extracted data was chosen to be the registration number because it is unique for each student with no duplicate complications.</w:t>
-      </w:r>
-    </w:p>
-    <w:p>
-      <w:pPr>
-        <w:pStyle w:val="Heading3"/>
-        <w:numPr>
-          <w:ilvl w:val="2"/>
-          <w:numId w:val="1"/>
-        </w:numPr>
-        <w:ind w:hanging="0" w:start="0"/>
-        <w:rPr/>
-      </w:pPr>
-      <w:bookmarkStart w:id="21" w:name="__RefHeading___Toc529_3719139203"/>
-      <w:bookmarkEnd w:id="21"/>
-      <w:r>
-        <w:rPr/>
-        <w:t>3.5.1 DESIGN DETAILS</w:t>
-      </w:r>
-    </w:p>
-    <w:p>
-      <w:pPr>
-        <w:pStyle w:val="BodyText"/>
-        <w:rPr/>
-      </w:pPr>
-      <w:r>
-        <w:rPr/>
-        <w:t xml:space="preserve">The initial barcode – verification revealed  some sensitivity to orientation variation and reflection </w:t>
-      </w:r>
-      <w:r>
-        <w:rPr/>
-        <w:t>hence OCR – based design was selected to reduce dependency on alignment of the card with lights and flexibility since text are relatively larger hence easier to identify than the barcodes.</w:t>
-      </w:r>
-    </w:p>
-    <w:p>
-      <w:pPr>
-        <w:pStyle w:val="Heading3"/>
-        <w:numPr>
-          <w:ilvl w:val="2"/>
-          <w:numId w:val="1"/>
-        </w:numPr>
-        <w:ind w:hanging="0" w:start="0"/>
-        <w:rPr/>
-      </w:pPr>
-      <w:bookmarkStart w:id="22" w:name="__RefHeading___Toc1478_3719139203"/>
-      <w:bookmarkEnd w:id="22"/>
-      <w:r>
-        <w:rPr/>
-        <w:t>3.5.2 PROCESSING PIPELINE</w:t>
-      </w:r>
-    </w:p>
-    <w:p>
-      <w:pPr>
-        <w:pStyle w:val="BodyText"/>
-        <w:rPr/>
-      </w:pPr>
-      <w:r>
-        <w:rPr/>
-        <w:t>The proposed system design factored the PI camera capturing images of the cards, and the high – level controller processing them to extract the registration via OCR – based detection methods. Therefore, the processing pipeline consists of the following stages:</w:t>
-      </w:r>
-    </w:p>
-    <w:p>
-      <w:pPr>
-        <w:pStyle w:val="BodyText"/>
-        <w:rPr>
-          <w:b/>
-          <w:bCs/>
-        </w:rPr>
-      </w:pPr>
-      <w:r>
-        <w:rPr>
-          <w:b/>
-          <w:bCs/>
-        </w:rPr>
-        <w:t>ADD A FUNCTIONAL DIAGRAM</w:t>
-      </w:r>
-    </w:p>
-    <w:p>
-      <w:pPr>
-        <w:pStyle w:val="BodyText"/>
-        <w:rPr>
-          <w:b w:val="false"/>
-          <w:bCs w:val="false"/>
-        </w:rPr>
-      </w:pPr>
-      <w:r>
-        <w:rPr>
-          <w:b w:val="false"/>
-          <w:bCs w:val="false"/>
-        </w:rPr>
-        <w:t>From the functional workflow, card detection is designed using edge detection and contour extraction techniques which are filtered according to geometric constraints such as minimum area and aspect ration according the CR80 standard card size. Once a contour is detected, a perspective transformation is done to obtain a clear frontal view of the card to improve OCR detection stability.</w:t>
-      </w:r>
-    </w:p>
-    <w:p>
-      <w:pPr>
-        <w:pStyle w:val="BodyText"/>
-        <w:rPr>
-          <w:b w:val="false"/>
-          <w:bCs w:val="false"/>
-        </w:rPr>
-      </w:pPr>
-      <w:r>
-        <w:rPr>
-          <w:b w:val="false"/>
-          <w:bCs w:val="false"/>
-        </w:rPr>
-        <w:t>To avoid relying solely on pixel coordinates, the design used incorporated anchor – based localization with a known reference on the card used “NAME”. After locating the reference, relative offsets (in pixels) are applied to extract the region where the registration number is expected to be from the anchor chosen.</w:t>
-      </w:r>
-    </w:p>
-    <w:p>
-      <w:pPr>
-        <w:pStyle w:val="BodyText"/>
-        <w:rPr>
-          <w:b w:val="false"/>
-          <w:bCs w:val="false"/>
-        </w:rPr>
-      </w:pPr>
-      <w:r>
-        <w:rPr>
-          <w:b w:val="false"/>
-          <w:bCs w:val="false"/>
-        </w:rPr>
-        <w:t>The extracted region is processed used OCR, and configured to prioritize numeric text recognition first. Then, after extraction by OCR, the expected format of registration number “YYYY – NN – XXXXX” is validated. Only the text that fits the description of format is considered as success.</w:t>
-      </w:r>
-    </w:p>
-    <w:p>
-      <w:pPr>
-        <w:pStyle w:val="Heading2"/>
-        <w:numPr>
-          <w:ilvl w:val="1"/>
-          <w:numId w:val="2"/>
-        </w:numPr>
-        <w:ind w:hanging="0" w:start="0"/>
-        <w:rPr/>
-      </w:pPr>
-      <w:bookmarkStart w:id="23" w:name="__RefHeading___Toc1476_3719139203"/>
-      <w:bookmarkEnd w:id="23"/>
+      <w:bookmarkStart w:id="37" w:name="__RefHeading___Toc1476_3719139203"/>
+      <w:bookmarkEnd w:id="37"/>
       <w:r>
         <w:rPr/>
         <w:t>3.6 BACK – END AUTHENTICATION DESIGN</w:t>
@@ -3415,7 +4134,7 @@
       </w:pPr>
       <w:r>
         <w:rPr/>
-        <w:t>The back – end system is designed to manage identity validation, authentication control and system logging for audits. Therefore, it acts as a bridge between the computer vision results and the low – level controller activities. If the authentication goes wrong, low – level controller cannot perform any mechanical activity. The sub – system performs three important services:</w:t>
+        <w:t>The back-end system is designed to manage identity validation, authentication control and system logging for audits. Therefore, it acts as a bridge between the computer vision results and the low – level controller activities. If the authentication goes wrong, low – level controller cannot perform any mechanical activity. The sub – system performs three important services:</w:t>
       </w:r>
     </w:p>
     <w:p>
@@ -3467,7 +4186,7 @@
       </w:pPr>
       <w:r>
         <w:rPr/>
-        <w:t>After a successful extraction of the registration number from computer vision processes, the back – end verifies the number against the University database and fetches information about the particular student and stores the registration number to the local system’s database. Only valid and active records are passed to authentication.</w:t>
+        <w:t>After a successful extraction of the registration number from computer vision processes, the back-end verifies the number against the University database and fetches information about the particular student and stores the registration number to the local system’s database. Only valid and active records are passed to authentication.</w:t>
       </w:r>
     </w:p>
     <w:p>
@@ -3533,52 +4252,34 @@
       </w:pPr>
       <w:r>
         <w:rPr/>
-        <w:t>Restricted number of attempts</w:t>
-      </w:r>
-    </w:p>
-    <w:p>
-      <w:pPr>
-        <w:pStyle w:val="BodyText"/>
-        <w:rPr/>
-      </w:pPr>
-      <w:r>
-        <w:rPr/>
-        <w:t>The OTP delivered to the student using a SMS gateway. During retrieval, the student inputs the received OTP through the user interface designed. Back – end then compares the hashed input against the stored and logs the action in either case, failure or success.</w:t>
-      </w:r>
-    </w:p>
-    <w:p>
-      <w:pPr>
-        <w:pStyle w:val="BodyText"/>
-        <w:rPr/>
-      </w:pPr>
-      <w:r>
-        <w:rPr/>
-        <w:t>The logging design ensures accountability and traceability.</w:t>
+        <w:t>Restricted number of attempt.</w:t>
+      </w:r>
+    </w:p>
+    <w:p>
+      <w:pPr>
+        <w:pStyle w:val="BodyText"/>
+        <w:rPr/>
+      </w:pPr>
+      <w:r>
+        <w:rPr/>
+        <w:t>The OTP delivered to the student using a SMS gateway. During retrieval, the student inputs the received OTP through the user interface designed. Back-end then compares the hashed input against the stored and logs the action in either case, failure or success. The logging design ensures accountability and traceability.</w:t>
       </w:r>
     </w:p>
     <w:p>
       <w:pPr>
         <w:pStyle w:val="Heading2"/>
         <w:numPr>
-          <w:ilvl w:val="1"/>
-          <w:numId w:val="2"/>
+          <w:ilvl w:val="0"/>
+          <w:numId w:val="0"/>
         </w:numPr>
         <w:ind w:hanging="0" w:start="0"/>
         <w:rPr/>
       </w:pPr>
-      <w:bookmarkStart w:id="24" w:name="__RefHeading___Toc480_3719139203"/>
-      <w:bookmarkEnd w:id="24"/>
-      <w:r>
-        <w:rPr/>
-        <w:t>3.</w:t>
-      </w:r>
-      <w:r>
-        <w:rPr/>
-        <w:t>7</w:t>
-      </w:r>
-      <w:r>
-        <w:rPr/>
-        <w:t xml:space="preserve"> PROJECT SCHEDULE</w:t>
+      <w:bookmarkStart w:id="38" w:name="__RefHeading___Toc480_3719139203"/>
+      <w:bookmarkEnd w:id="38"/>
+      <w:r>
+        <w:rPr/>
+        <w:t>3.7 PROJECT SCHEDULE</w:t>
       </w:r>
     </w:p>
     <w:p>
@@ -3599,7 +4300,7 @@
             <wp:extent cx="5951855" cy="3086100"/>
             <wp:effectExtent l="0" t="0" r="0" b="0"/>
             <wp:wrapTopAndBottom/>
-            <wp:docPr id="3" name="Image3"/>
+            <wp:docPr id="9" name="Image3"/>
             <wp:cNvGraphicFramePr>
               <a:graphicFrameLocks xmlns:a="http://schemas.openxmlformats.org/drawingml/2006/main" noChangeAspect="1"/>
             </wp:cNvGraphicFramePr>
@@ -3607,13 +4308,13 @@
               <a:graphicData uri="http://schemas.openxmlformats.org/drawingml/2006/picture">
                 <pic:pic xmlns:pic="http://schemas.openxmlformats.org/drawingml/2006/picture">
                   <pic:nvPicPr>
-                    <pic:cNvPr id="3" name="Image3"/>
+                    <pic:cNvPr id="9" name="Image3"/>
                     <pic:cNvPicPr>
                       <a:picLocks noChangeAspect="1" noChangeArrowheads="1"/>
                     </pic:cNvPicPr>
                   </pic:nvPicPr>
                   <pic:blipFill>
-                    <a:blip r:embed="rId7"/>
+                    <a:blip r:embed="rId13"/>
                     <a:stretch>
                       <a:fillRect/>
                     </a:stretch>
@@ -3641,11 +4342,22 @@
     </w:p>
     <w:p>
       <w:pPr>
-        <w:pStyle w:val="BodyText"/>
-        <w:rPr/>
-      </w:pPr>
-      <w:r>
-        <w:rPr/>
+        <w:pStyle w:val="Figure"/>
+        <w:rPr/>
+      </w:pPr>
+      <w:bookmarkStart w:id="39" w:name="__RefHeading___Toc966_565102395"/>
+      <w:bookmarkEnd w:id="39"/>
+      <w:r>
+        <w:rPr/>
+        <w:t xml:space="preserve">Figure </w:t>
+      </w:r>
+      <w:r>
+        <w:rPr/>
+        <w:t>8</w:t>
+      </w:r>
+      <w:r>
+        <w:rPr/>
+        <w:t>: Semester 1 activity plan (Gantt Chart)</w:t>
       </w:r>
     </w:p>
     <w:p>
@@ -3660,13 +4372,11 @@
     </w:p>
     <w:p>
       <w:pPr>
-        <w:pStyle w:val="BodyText"/>
-        <w:jc w:val="center"/>
-        <w:rPr>
-          <w:i/>
-          <w:iCs/>
-        </w:rPr>
-      </w:pPr>
+        <w:pStyle w:val="Figure"/>
+        <w:rPr/>
+      </w:pPr>
+      <w:bookmarkStart w:id="40" w:name="__RefHeading___Toc964_565102395"/>
+      <w:bookmarkEnd w:id="40"/>
       <w:r>
         <w:drawing>
           <wp:anchor behindDoc="0" distT="0" distB="0" distL="0" distR="0" simplePos="0" locked="0" layoutInCell="0" allowOverlap="1" relativeHeight="4">
@@ -3680,7 +4390,7 @@
             <wp:extent cx="6120130" cy="3108325"/>
             <wp:effectExtent l="0" t="0" r="0" b="0"/>
             <wp:wrapTopAndBottom/>
-            <wp:docPr id="4" name="Image4"/>
+            <wp:docPr id="10" name="Image4"/>
             <wp:cNvGraphicFramePr>
               <a:graphicFrameLocks xmlns:a="http://schemas.openxmlformats.org/drawingml/2006/main" noChangeAspect="1"/>
             </wp:cNvGraphicFramePr>
@@ -3688,13 +4398,13 @@
               <a:graphicData uri="http://schemas.openxmlformats.org/drawingml/2006/picture">
                 <pic:pic xmlns:pic="http://schemas.openxmlformats.org/drawingml/2006/picture">
                   <pic:nvPicPr>
-                    <pic:cNvPr id="4" name="Image4"/>
+                    <pic:cNvPr id="10" name="Image4"/>
                     <pic:cNvPicPr>
                       <a:picLocks noChangeAspect="1" noChangeArrowheads="1"/>
                     </pic:cNvPicPr>
                   </pic:nvPicPr>
                   <pic:blipFill>
-                    <a:blip r:embed="rId8"/>
+                    <a:blip r:embed="rId14"/>
                     <a:stretch>
                       <a:fillRect/>
                     </a:stretch>
@@ -3716,11 +4426,16 @@
         </w:drawing>
       </w:r>
       <w:r>
-        <w:rPr>
-          <w:i/>
-          <w:iCs/>
-        </w:rPr>
-        <w:t>Semester 2 - Gantt Chart</w:t>
+        <w:rPr/>
+        <w:t xml:space="preserve">Figure </w:t>
+      </w:r>
+      <w:r>
+        <w:rPr/>
+        <w:t>9</w:t>
+      </w:r>
+      <w:r>
+        <w:rPr/>
+        <w:t>: Semester 2 activity plan (Gantt Chart)</w:t>
       </w:r>
     </w:p>
     <w:p>
@@ -3733,19 +4448,11 @@
         <w:ind w:hanging="0" w:start="0"/>
         <w:rPr/>
       </w:pPr>
-      <w:bookmarkStart w:id="25" w:name="__RefHeading___Toc386_1175120669"/>
-      <w:bookmarkEnd w:id="25"/>
-      <w:r>
-        <w:rPr/>
-        <w:t>3.</w:t>
-      </w:r>
-      <w:r>
-        <w:rPr/>
-        <w:t>8</w:t>
-      </w:r>
-      <w:r>
-        <w:rPr/>
-        <w:t xml:space="preserve"> PROJECT BUDGET</w:t>
+      <w:bookmarkStart w:id="41" w:name="__RefHeading___Toc386_1175120669"/>
+      <w:bookmarkEnd w:id="41"/>
+      <w:r>
+        <w:rPr/>
+        <w:t>3.8 PROJECT BUDGET</w:t>
       </w:r>
     </w:p>
     <w:p>
@@ -3772,14 +4479,14 @@
         </w:tblCellMar>
       </w:tblPr>
       <w:tblGrid>
-        <w:gridCol w:w="5000"/>
-        <w:gridCol w:w="4643"/>
+        <w:gridCol w:w="4997"/>
+        <w:gridCol w:w="4646"/>
       </w:tblGrid>
       <w:tr>
         <w:trPr/>
         <w:tc>
           <w:tcPr>
-            <w:tcW w:w="5000" w:type="dxa"/>
+            <w:tcW w:w="4997" w:type="dxa"/>
             <w:tcBorders>
               <w:top w:val="single" w:sz="4" w:space="0" w:color="000000"/>
               <w:start w:val="single" w:sz="4" w:space="0" w:color="000000"/>
@@ -3791,7 +4498,12 @@
               <w:pStyle w:val="TableContents"/>
               <w:jc w:val="center"/>
               <w:rPr>
-                <w:rFonts w:ascii="Liberation Serif" w:hAnsi="Liberation Serif"/>
+                <w:rFonts w:ascii="Times New Roman" w:hAnsi="Times New Roman"/>
+              </w:rPr>
+            </w:pPr>
+            <w:r>
+              <w:rPr>
+                <w:rFonts w:ascii="Times New Roman" w:hAnsi="Times New Roman"/>
                 <w:b/>
                 <w:bCs/>
                 <w:i w:val="false"/>
@@ -3805,9 +4517,31 @@
                 <w:szCs w:val="24"/>
                 <w:u w:val="none"/>
               </w:rPr>
+              <w:t>COMPONENT</w:t>
+            </w:r>
+          </w:p>
+        </w:tc>
+        <w:tc>
+          <w:tcPr>
+            <w:tcW w:w="4646" w:type="dxa"/>
+            <w:tcBorders>
+              <w:top w:val="single" w:sz="4" w:space="0" w:color="000000"/>
+              <w:start w:val="single" w:sz="4" w:space="0" w:color="000000"/>
+              <w:bottom w:val="single" w:sz="4" w:space="0" w:color="000000"/>
+              <w:end w:val="single" w:sz="4" w:space="0" w:color="000000"/>
+            </w:tcBorders>
+          </w:tcPr>
+          <w:p>
+            <w:pPr>
+              <w:pStyle w:val="TableContents"/>
+              <w:jc w:val="center"/>
+              <w:rPr>
+                <w:rFonts w:ascii="Times New Roman" w:hAnsi="Times New Roman"/>
+              </w:rPr>
             </w:pPr>
             <w:r>
               <w:rPr>
+                <w:rFonts w:ascii="Times New Roman" w:hAnsi="Times New Roman"/>
                 <w:b/>
                 <w:bCs/>
                 <w:i w:val="false"/>
@@ -3821,15 +4555,53 @@
                 <w:szCs w:val="24"/>
                 <w:u w:val="none"/>
               </w:rPr>
-              <w:t>COMPONENT</w:t>
+              <w:t>ESTIMATED COST (Tsh)</w:t>
+            </w:r>
+          </w:p>
+        </w:tc>
+      </w:tr>
+      <w:tr>
+        <w:trPr/>
+        <w:tc>
+          <w:tcPr>
+            <w:tcW w:w="4997" w:type="dxa"/>
+            <w:tcBorders>
+              <w:start w:val="single" w:sz="4" w:space="0" w:color="000000"/>
+              <w:bottom w:val="single" w:sz="4" w:space="0" w:color="000000"/>
+            </w:tcBorders>
+          </w:tcPr>
+          <w:p>
+            <w:pPr>
+              <w:pStyle w:val="TableContents"/>
+              <w:jc w:val="center"/>
+              <w:rPr>
+                <w:rFonts w:ascii="Times New Roman" w:hAnsi="Times New Roman"/>
+              </w:rPr>
+            </w:pPr>
+            <w:r>
+              <w:rPr>
+                <w:rFonts w:ascii="Times New Roman" w:hAnsi="Times New Roman"/>
+                <w:b w:val="false"/>
+                <w:bCs w:val="false"/>
+                <w:i w:val="false"/>
+                <w:iCs w:val="false"/>
+                <w:strike w:val="false"/>
+                <w:dstrike w:val="false"/>
+                <w:outline w:val="false"/>
+                <w:shadow w:val="false"/>
+                <w:color w:val="000000"/>
+                <w:sz w:val="24"/>
+                <w:szCs w:val="24"/>
+                <w:u w:val="none"/>
+              </w:rPr>
+              <w:t>Raspberry Pi 5 (4GB)</w:t>
             </w:r>
           </w:p>
         </w:tc>
         <w:tc>
           <w:tcPr>
-            <w:tcW w:w="4643" w:type="dxa"/>
+            <w:tcW w:w="4646" w:type="dxa"/>
             <w:tcBorders>
-              <w:top w:val="single" w:sz="4" w:space="0" w:color="000000"/>
               <w:start w:val="single" w:sz="4" w:space="0" w:color="000000"/>
               <w:bottom w:val="single" w:sz="4" w:space="0" w:color="000000"/>
               <w:end w:val="single" w:sz="4" w:space="0" w:color="000000"/>
@@ -3840,7 +4612,583 @@
               <w:pStyle w:val="TableContents"/>
               <w:jc w:val="center"/>
               <w:rPr>
-                <w:rFonts w:ascii="Liberation Serif" w:hAnsi="Liberation Serif"/>
+                <w:rFonts w:ascii="Times New Roman" w:hAnsi="Times New Roman"/>
+              </w:rPr>
+            </w:pPr>
+            <w:r>
+              <w:rPr>
+                <w:rFonts w:ascii="Times New Roman" w:hAnsi="Times New Roman"/>
+                <w:b w:val="false"/>
+                <w:bCs w:val="false"/>
+                <w:i w:val="false"/>
+                <w:iCs w:val="false"/>
+                <w:strike w:val="false"/>
+                <w:dstrike w:val="false"/>
+                <w:outline w:val="false"/>
+                <w:shadow w:val="false"/>
+                <w:color w:val="000000"/>
+                <w:sz w:val="24"/>
+                <w:szCs w:val="24"/>
+                <w:u w:val="none"/>
+              </w:rPr>
+              <w:t>200,000</w:t>
+            </w:r>
+          </w:p>
+        </w:tc>
+      </w:tr>
+      <w:tr>
+        <w:trPr/>
+        <w:tc>
+          <w:tcPr>
+            <w:tcW w:w="4997" w:type="dxa"/>
+            <w:tcBorders>
+              <w:start w:val="single" w:sz="4" w:space="0" w:color="000000"/>
+              <w:bottom w:val="single" w:sz="4" w:space="0" w:color="000000"/>
+            </w:tcBorders>
+          </w:tcPr>
+          <w:p>
+            <w:pPr>
+              <w:pStyle w:val="TableContents"/>
+              <w:jc w:val="center"/>
+              <w:rPr>
+                <w:rFonts w:ascii="Times New Roman" w:hAnsi="Times New Roman"/>
+              </w:rPr>
+            </w:pPr>
+            <w:r>
+              <w:rPr>
+                <w:rFonts w:ascii="Times New Roman" w:hAnsi="Times New Roman"/>
+                <w:b w:val="false"/>
+                <w:bCs w:val="false"/>
+                <w:i w:val="false"/>
+                <w:iCs w:val="false"/>
+                <w:strike w:val="false"/>
+                <w:dstrike w:val="false"/>
+                <w:outline w:val="false"/>
+                <w:shadow w:val="false"/>
+                <w:color w:val="000000"/>
+                <w:sz w:val="24"/>
+                <w:szCs w:val="24"/>
+                <w:u w:val="none"/>
+              </w:rPr>
+              <w:t>Low-level controller (STM32 or Arduino Due)</w:t>
+            </w:r>
+          </w:p>
+        </w:tc>
+        <w:tc>
+          <w:tcPr>
+            <w:tcW w:w="4646" w:type="dxa"/>
+            <w:tcBorders>
+              <w:start w:val="single" w:sz="4" w:space="0" w:color="000000"/>
+              <w:bottom w:val="single" w:sz="4" w:space="0" w:color="000000"/>
+              <w:end w:val="single" w:sz="4" w:space="0" w:color="000000"/>
+            </w:tcBorders>
+          </w:tcPr>
+          <w:p>
+            <w:pPr>
+              <w:pStyle w:val="TableContents"/>
+              <w:jc w:val="center"/>
+              <w:rPr>
+                <w:rFonts w:ascii="Times New Roman" w:hAnsi="Times New Roman"/>
+              </w:rPr>
+            </w:pPr>
+            <w:r>
+              <w:rPr>
+                <w:rFonts w:ascii="Times New Roman" w:hAnsi="Times New Roman"/>
+                <w:b w:val="false"/>
+                <w:bCs w:val="false"/>
+                <w:i w:val="false"/>
+                <w:iCs w:val="false"/>
+                <w:strike w:val="false"/>
+                <w:dstrike w:val="false"/>
+                <w:outline w:val="false"/>
+                <w:shadow w:val="false"/>
+                <w:color w:val="000000"/>
+                <w:sz w:val="24"/>
+                <w:szCs w:val="24"/>
+                <w:u w:val="none"/>
+              </w:rPr>
+              <w:t>50,000</w:t>
+            </w:r>
+          </w:p>
+        </w:tc>
+      </w:tr>
+      <w:tr>
+        <w:trPr/>
+        <w:tc>
+          <w:tcPr>
+            <w:tcW w:w="4997" w:type="dxa"/>
+            <w:tcBorders>
+              <w:start w:val="single" w:sz="4" w:space="0" w:color="000000"/>
+              <w:bottom w:val="single" w:sz="4" w:space="0" w:color="000000"/>
+            </w:tcBorders>
+          </w:tcPr>
+          <w:p>
+            <w:pPr>
+              <w:pStyle w:val="TableContents"/>
+              <w:jc w:val="center"/>
+              <w:rPr>
+                <w:rFonts w:ascii="Times New Roman" w:hAnsi="Times New Roman"/>
+              </w:rPr>
+            </w:pPr>
+            <w:r>
+              <w:rPr>
+                <w:rFonts w:ascii="Times New Roman" w:hAnsi="Times New Roman"/>
+                <w:b w:val="false"/>
+                <w:bCs w:val="false"/>
+                <w:i w:val="false"/>
+                <w:iCs w:val="false"/>
+                <w:strike w:val="false"/>
+                <w:dstrike w:val="false"/>
+                <w:outline w:val="false"/>
+                <w:shadow w:val="false"/>
+                <w:color w:val="000000"/>
+                <w:sz w:val="24"/>
+                <w:szCs w:val="24"/>
+                <w:u w:val="none"/>
+              </w:rPr>
+              <w:t>Raspberry Pi Camera</w:t>
+            </w:r>
+          </w:p>
+        </w:tc>
+        <w:tc>
+          <w:tcPr>
+            <w:tcW w:w="4646" w:type="dxa"/>
+            <w:tcBorders>
+              <w:start w:val="single" w:sz="4" w:space="0" w:color="000000"/>
+              <w:bottom w:val="single" w:sz="4" w:space="0" w:color="000000"/>
+              <w:end w:val="single" w:sz="4" w:space="0" w:color="000000"/>
+            </w:tcBorders>
+          </w:tcPr>
+          <w:p>
+            <w:pPr>
+              <w:pStyle w:val="TableContents"/>
+              <w:jc w:val="center"/>
+              <w:rPr>
+                <w:rFonts w:ascii="Times New Roman" w:hAnsi="Times New Roman"/>
+              </w:rPr>
+            </w:pPr>
+            <w:r>
+              <w:rPr>
+                <w:rFonts w:ascii="Times New Roman" w:hAnsi="Times New Roman"/>
+                <w:b w:val="false"/>
+                <w:bCs w:val="false"/>
+                <w:i w:val="false"/>
+                <w:iCs w:val="false"/>
+                <w:strike w:val="false"/>
+                <w:dstrike w:val="false"/>
+                <w:outline w:val="false"/>
+                <w:shadow w:val="false"/>
+                <w:color w:val="000000"/>
+                <w:sz w:val="24"/>
+                <w:szCs w:val="24"/>
+                <w:u w:val="none"/>
+              </w:rPr>
+              <w:t>50,000</w:t>
+            </w:r>
+          </w:p>
+        </w:tc>
+      </w:tr>
+      <w:tr>
+        <w:trPr/>
+        <w:tc>
+          <w:tcPr>
+            <w:tcW w:w="4997" w:type="dxa"/>
+            <w:tcBorders>
+              <w:start w:val="single" w:sz="4" w:space="0" w:color="000000"/>
+              <w:bottom w:val="single" w:sz="4" w:space="0" w:color="000000"/>
+            </w:tcBorders>
+          </w:tcPr>
+          <w:p>
+            <w:pPr>
+              <w:pStyle w:val="TableContents"/>
+              <w:jc w:val="center"/>
+              <w:rPr>
+                <w:rFonts w:ascii="Times New Roman" w:hAnsi="Times New Roman"/>
+              </w:rPr>
+            </w:pPr>
+            <w:r>
+              <w:rPr>
+                <w:rFonts w:ascii="Times New Roman" w:hAnsi="Times New Roman"/>
+                <w:b w:val="false"/>
+                <w:bCs w:val="false"/>
+                <w:i w:val="false"/>
+                <w:iCs w:val="false"/>
+                <w:strike w:val="false"/>
+                <w:dstrike w:val="false"/>
+                <w:outline w:val="false"/>
+                <w:shadow w:val="false"/>
+                <w:color w:val="000000"/>
+                <w:sz w:val="24"/>
+                <w:szCs w:val="24"/>
+                <w:u w:val="none"/>
+              </w:rPr>
+              <w:t>Keypad</w:t>
+            </w:r>
+          </w:p>
+        </w:tc>
+        <w:tc>
+          <w:tcPr>
+            <w:tcW w:w="4646" w:type="dxa"/>
+            <w:tcBorders>
+              <w:start w:val="single" w:sz="4" w:space="0" w:color="000000"/>
+              <w:bottom w:val="single" w:sz="4" w:space="0" w:color="000000"/>
+              <w:end w:val="single" w:sz="4" w:space="0" w:color="000000"/>
+            </w:tcBorders>
+          </w:tcPr>
+          <w:p>
+            <w:pPr>
+              <w:pStyle w:val="TableContents"/>
+              <w:jc w:val="center"/>
+              <w:rPr>
+                <w:rFonts w:ascii="Times New Roman" w:hAnsi="Times New Roman"/>
+              </w:rPr>
+            </w:pPr>
+            <w:r>
+              <w:rPr>
+                <w:rFonts w:ascii="Times New Roman" w:hAnsi="Times New Roman"/>
+                <w:b w:val="false"/>
+                <w:bCs w:val="false"/>
+                <w:i w:val="false"/>
+                <w:iCs w:val="false"/>
+                <w:strike w:val="false"/>
+                <w:dstrike w:val="false"/>
+                <w:outline w:val="false"/>
+                <w:shadow w:val="false"/>
+                <w:color w:val="000000"/>
+                <w:sz w:val="24"/>
+                <w:szCs w:val="24"/>
+                <w:u w:val="none"/>
+              </w:rPr>
+              <w:t>5,000</w:t>
+            </w:r>
+          </w:p>
+        </w:tc>
+      </w:tr>
+      <w:tr>
+        <w:trPr/>
+        <w:tc>
+          <w:tcPr>
+            <w:tcW w:w="4997" w:type="dxa"/>
+            <w:tcBorders>
+              <w:start w:val="single" w:sz="4" w:space="0" w:color="000000"/>
+              <w:bottom w:val="single" w:sz="4" w:space="0" w:color="000000"/>
+            </w:tcBorders>
+          </w:tcPr>
+          <w:p>
+            <w:pPr>
+              <w:pStyle w:val="TableContents"/>
+              <w:jc w:val="center"/>
+              <w:rPr>
+                <w:rFonts w:ascii="Times New Roman" w:hAnsi="Times New Roman"/>
+              </w:rPr>
+            </w:pPr>
+            <w:r>
+              <w:rPr>
+                <w:rFonts w:ascii="Times New Roman" w:hAnsi="Times New Roman"/>
+                <w:b w:val="false"/>
+                <w:bCs w:val="false"/>
+                <w:i w:val="false"/>
+                <w:iCs w:val="false"/>
+                <w:strike w:val="false"/>
+                <w:dstrike w:val="false"/>
+                <w:outline w:val="false"/>
+                <w:shadow w:val="false"/>
+                <w:color w:val="000000"/>
+                <w:sz w:val="24"/>
+                <w:szCs w:val="24"/>
+                <w:u w:val="none"/>
+              </w:rPr>
+              <w:t>LCD Display</w:t>
+            </w:r>
+          </w:p>
+        </w:tc>
+        <w:tc>
+          <w:tcPr>
+            <w:tcW w:w="4646" w:type="dxa"/>
+            <w:tcBorders>
+              <w:start w:val="single" w:sz="4" w:space="0" w:color="000000"/>
+              <w:bottom w:val="single" w:sz="4" w:space="0" w:color="000000"/>
+              <w:end w:val="single" w:sz="4" w:space="0" w:color="000000"/>
+            </w:tcBorders>
+          </w:tcPr>
+          <w:p>
+            <w:pPr>
+              <w:pStyle w:val="TableContents"/>
+              <w:jc w:val="center"/>
+              <w:rPr>
+                <w:rFonts w:ascii="Times New Roman" w:hAnsi="Times New Roman"/>
+              </w:rPr>
+            </w:pPr>
+            <w:r>
+              <w:rPr>
+                <w:rFonts w:ascii="Times New Roman" w:hAnsi="Times New Roman"/>
+                <w:b w:val="false"/>
+                <w:bCs w:val="false"/>
+                <w:i w:val="false"/>
+                <w:iCs w:val="false"/>
+                <w:strike w:val="false"/>
+                <w:dstrike w:val="false"/>
+                <w:outline w:val="false"/>
+                <w:shadow w:val="false"/>
+                <w:color w:val="000000"/>
+                <w:sz w:val="24"/>
+                <w:szCs w:val="24"/>
+                <w:u w:val="none"/>
+              </w:rPr>
+              <w:t>20,000</w:t>
+            </w:r>
+          </w:p>
+        </w:tc>
+      </w:tr>
+      <w:tr>
+        <w:trPr/>
+        <w:tc>
+          <w:tcPr>
+            <w:tcW w:w="4997" w:type="dxa"/>
+            <w:tcBorders>
+              <w:start w:val="single" w:sz="4" w:space="0" w:color="000000"/>
+              <w:bottom w:val="single" w:sz="4" w:space="0" w:color="000000"/>
+            </w:tcBorders>
+          </w:tcPr>
+          <w:p>
+            <w:pPr>
+              <w:pStyle w:val="TableContents"/>
+              <w:jc w:val="center"/>
+              <w:rPr>
+                <w:rFonts w:ascii="Times New Roman" w:hAnsi="Times New Roman"/>
+              </w:rPr>
+            </w:pPr>
+            <w:r>
+              <w:rPr>
+                <w:rFonts w:ascii="Times New Roman" w:hAnsi="Times New Roman"/>
+                <w:b w:val="false"/>
+                <w:bCs w:val="false"/>
+                <w:i w:val="false"/>
+                <w:iCs w:val="false"/>
+                <w:strike w:val="false"/>
+                <w:dstrike w:val="false"/>
+                <w:outline w:val="false"/>
+                <w:shadow w:val="false"/>
+                <w:color w:val="000000"/>
+                <w:sz w:val="24"/>
+                <w:szCs w:val="24"/>
+                <w:u w:val="none"/>
+              </w:rPr>
+              <w:t>Enclosure (mechanical parts)</w:t>
+            </w:r>
+          </w:p>
+        </w:tc>
+        <w:tc>
+          <w:tcPr>
+            <w:tcW w:w="4646" w:type="dxa"/>
+            <w:tcBorders>
+              <w:start w:val="single" w:sz="4" w:space="0" w:color="000000"/>
+              <w:bottom w:val="single" w:sz="4" w:space="0" w:color="000000"/>
+              <w:end w:val="single" w:sz="4" w:space="0" w:color="000000"/>
+            </w:tcBorders>
+          </w:tcPr>
+          <w:p>
+            <w:pPr>
+              <w:pStyle w:val="TableContents"/>
+              <w:jc w:val="center"/>
+              <w:rPr>
+                <w:rFonts w:ascii="Times New Roman" w:hAnsi="Times New Roman"/>
+              </w:rPr>
+            </w:pPr>
+            <w:r>
+              <w:rPr>
+                <w:rFonts w:ascii="Times New Roman" w:hAnsi="Times New Roman"/>
+                <w:b w:val="false"/>
+                <w:bCs w:val="false"/>
+                <w:i w:val="false"/>
+                <w:iCs w:val="false"/>
+                <w:strike w:val="false"/>
+                <w:dstrike w:val="false"/>
+                <w:outline w:val="false"/>
+                <w:shadow w:val="false"/>
+                <w:color w:val="000000"/>
+                <w:sz w:val="24"/>
+                <w:szCs w:val="24"/>
+                <w:u w:val="none"/>
+              </w:rPr>
+              <w:t>50,000</w:t>
+            </w:r>
+          </w:p>
+        </w:tc>
+      </w:tr>
+      <w:tr>
+        <w:trPr/>
+        <w:tc>
+          <w:tcPr>
+            <w:tcW w:w="4997" w:type="dxa"/>
+            <w:tcBorders>
+              <w:start w:val="single" w:sz="4" w:space="0" w:color="000000"/>
+              <w:bottom w:val="single" w:sz="4" w:space="0" w:color="000000"/>
+            </w:tcBorders>
+          </w:tcPr>
+          <w:p>
+            <w:pPr>
+              <w:pStyle w:val="TableContents"/>
+              <w:jc w:val="center"/>
+              <w:rPr>
+                <w:rFonts w:ascii="Times New Roman" w:hAnsi="Times New Roman"/>
+              </w:rPr>
+            </w:pPr>
+            <w:r>
+              <w:rPr>
+                <w:rFonts w:ascii="Times New Roman" w:hAnsi="Times New Roman"/>
+                <w:b w:val="false"/>
+                <w:bCs w:val="false"/>
+                <w:i w:val="false"/>
+                <w:iCs w:val="false"/>
+                <w:strike w:val="false"/>
+                <w:dstrike w:val="false"/>
+                <w:outline w:val="false"/>
+                <w:shadow w:val="false"/>
+                <w:color w:val="000000"/>
+                <w:sz w:val="24"/>
+                <w:szCs w:val="24"/>
+                <w:u w:val="none"/>
+              </w:rPr>
+              <w:t>Sensors (limit switches, IR sensor, Stepper motor)</w:t>
+            </w:r>
+          </w:p>
+        </w:tc>
+        <w:tc>
+          <w:tcPr>
+            <w:tcW w:w="4646" w:type="dxa"/>
+            <w:tcBorders>
+              <w:start w:val="single" w:sz="4" w:space="0" w:color="000000"/>
+              <w:bottom w:val="single" w:sz="4" w:space="0" w:color="000000"/>
+              <w:end w:val="single" w:sz="4" w:space="0" w:color="000000"/>
+            </w:tcBorders>
+          </w:tcPr>
+          <w:p>
+            <w:pPr>
+              <w:pStyle w:val="TableContents"/>
+              <w:jc w:val="center"/>
+              <w:rPr>
+                <w:rFonts w:ascii="Times New Roman" w:hAnsi="Times New Roman"/>
+              </w:rPr>
+            </w:pPr>
+            <w:r>
+              <w:rPr>
+                <w:rFonts w:ascii="Times New Roman" w:hAnsi="Times New Roman"/>
+                <w:b w:val="false"/>
+                <w:bCs w:val="false"/>
+                <w:i w:val="false"/>
+                <w:iCs w:val="false"/>
+                <w:strike w:val="false"/>
+                <w:dstrike w:val="false"/>
+                <w:outline w:val="false"/>
+                <w:shadow w:val="false"/>
+                <w:color w:val="000000"/>
+                <w:sz w:val="24"/>
+                <w:szCs w:val="24"/>
+                <w:u w:val="none"/>
+              </w:rPr>
+              <w:t>59,200</w:t>
+            </w:r>
+          </w:p>
+        </w:tc>
+      </w:tr>
+      <w:tr>
+        <w:trPr/>
+        <w:tc>
+          <w:tcPr>
+            <w:tcW w:w="4997" w:type="dxa"/>
+            <w:tcBorders>
+              <w:start w:val="single" w:sz="4" w:space="0" w:color="000000"/>
+              <w:bottom w:val="single" w:sz="4" w:space="0" w:color="000000"/>
+            </w:tcBorders>
+          </w:tcPr>
+          <w:p>
+            <w:pPr>
+              <w:pStyle w:val="TableContents"/>
+              <w:jc w:val="center"/>
+              <w:rPr>
+                <w:rFonts w:ascii="Times New Roman" w:hAnsi="Times New Roman"/>
+              </w:rPr>
+            </w:pPr>
+            <w:r>
+              <w:rPr>
+                <w:rFonts w:ascii="Times New Roman" w:hAnsi="Times New Roman"/>
+                <w:b w:val="false"/>
+                <w:bCs w:val="false"/>
+                <w:i w:val="false"/>
+                <w:iCs w:val="false"/>
+                <w:strike w:val="false"/>
+                <w:dstrike w:val="false"/>
+                <w:outline w:val="false"/>
+                <w:shadow w:val="false"/>
+                <w:color w:val="000000"/>
+                <w:sz w:val="24"/>
+                <w:szCs w:val="24"/>
+                <w:u w:val="none"/>
+              </w:rPr>
+              <w:t>GSM Module</w:t>
+            </w:r>
+          </w:p>
+        </w:tc>
+        <w:tc>
+          <w:tcPr>
+            <w:tcW w:w="4646" w:type="dxa"/>
+            <w:tcBorders>
+              <w:start w:val="single" w:sz="4" w:space="0" w:color="000000"/>
+              <w:bottom w:val="single" w:sz="4" w:space="0" w:color="000000"/>
+              <w:end w:val="single" w:sz="4" w:space="0" w:color="000000"/>
+            </w:tcBorders>
+          </w:tcPr>
+          <w:p>
+            <w:pPr>
+              <w:pStyle w:val="TableContents"/>
+              <w:jc w:val="center"/>
+              <w:rPr>
+                <w:rFonts w:ascii="Times New Roman" w:hAnsi="Times New Roman"/>
+              </w:rPr>
+            </w:pPr>
+            <w:r>
+              <w:rPr>
+                <w:rFonts w:ascii="Times New Roman" w:hAnsi="Times New Roman"/>
+                <w:b w:val="false"/>
+                <w:bCs w:val="false"/>
+                <w:i w:val="false"/>
+                <w:iCs w:val="false"/>
+                <w:strike w:val="false"/>
+                <w:dstrike w:val="false"/>
+                <w:outline w:val="false"/>
+                <w:shadow w:val="false"/>
+                <w:color w:val="000000"/>
+                <w:sz w:val="24"/>
+                <w:szCs w:val="24"/>
+                <w:u w:val="none"/>
+              </w:rPr>
+              <w:t>35,000</w:t>
+            </w:r>
+          </w:p>
+        </w:tc>
+      </w:tr>
+      <w:tr>
+        <w:trPr/>
+        <w:tc>
+          <w:tcPr>
+            <w:tcW w:w="4997" w:type="dxa"/>
+            <w:tcBorders>
+              <w:start w:val="single" w:sz="4" w:space="0" w:color="000000"/>
+              <w:bottom w:val="single" w:sz="4" w:space="0" w:color="000000"/>
+            </w:tcBorders>
+          </w:tcPr>
+          <w:p>
+            <w:pPr>
+              <w:pStyle w:val="TableContents"/>
+              <w:jc w:val="center"/>
+              <w:rPr>
+                <w:rFonts w:ascii="Times New Roman" w:hAnsi="Times New Roman"/>
+              </w:rPr>
+            </w:pPr>
+            <w:r>
+              <w:rPr>
+                <w:rFonts w:ascii="Times New Roman" w:hAnsi="Times New Roman"/>
                 <w:b/>
                 <w:bCs/>
                 <w:i w:val="false"/>
@@ -3854,9 +5202,30 @@
                 <w:szCs w:val="24"/>
                 <w:u w:val="none"/>
               </w:rPr>
+              <w:t>TOTAL</w:t>
+            </w:r>
+          </w:p>
+        </w:tc>
+        <w:tc>
+          <w:tcPr>
+            <w:tcW w:w="4646" w:type="dxa"/>
+            <w:tcBorders>
+              <w:start w:val="single" w:sz="4" w:space="0" w:color="000000"/>
+              <w:bottom w:val="single" w:sz="4" w:space="0" w:color="000000"/>
+              <w:end w:val="single" w:sz="4" w:space="0" w:color="000000"/>
+            </w:tcBorders>
+          </w:tcPr>
+          <w:p>
+            <w:pPr>
+              <w:pStyle w:val="TableContents"/>
+              <w:jc w:val="center"/>
+              <w:rPr>
+                <w:rFonts w:ascii="Times New Roman" w:hAnsi="Times New Roman"/>
+              </w:rPr>
             </w:pPr>
             <w:r>
               <w:rPr>
+                <w:rFonts w:ascii="Times New Roman" w:hAnsi="Times New Roman"/>
                 <w:b/>
                 <w:bCs/>
                 <w:i w:val="false"/>
@@ -3870,888 +5239,6 @@
                 <w:szCs w:val="24"/>
                 <w:u w:val="none"/>
               </w:rPr>
-              <w:t>ESTIMATED COST (Tsh)</w:t>
-            </w:r>
-          </w:p>
-        </w:tc>
-      </w:tr>
-      <w:tr>
-        <w:trPr/>
-        <w:tc>
-          <w:tcPr>
-            <w:tcW w:w="5000" w:type="dxa"/>
-            <w:tcBorders>
-              <w:start w:val="single" w:sz="4" w:space="0" w:color="000000"/>
-              <w:bottom w:val="single" w:sz="4" w:space="0" w:color="000000"/>
-            </w:tcBorders>
-          </w:tcPr>
-          <w:p>
-            <w:pPr>
-              <w:pStyle w:val="TableContents"/>
-              <w:jc w:val="center"/>
-              <w:rPr>
-                <w:rFonts w:ascii="Liberation Serif" w:hAnsi="Liberation Serif"/>
-                <w:b w:val="false"/>
-                <w:bCs w:val="false"/>
-                <w:i w:val="false"/>
-                <w:iCs w:val="false"/>
-                <w:strike w:val="false"/>
-                <w:dstrike w:val="false"/>
-                <w:outline w:val="false"/>
-                <w:shadow w:val="false"/>
-                <w:color w:val="000000"/>
-                <w:sz w:val="24"/>
-                <w:szCs w:val="24"/>
-                <w:u w:val="none"/>
-              </w:rPr>
-            </w:pPr>
-            <w:r>
-              <w:rPr>
-                <w:b w:val="false"/>
-                <w:bCs w:val="false"/>
-                <w:i w:val="false"/>
-                <w:iCs w:val="false"/>
-                <w:strike w:val="false"/>
-                <w:dstrike w:val="false"/>
-                <w:outline w:val="false"/>
-                <w:shadow w:val="false"/>
-                <w:color w:val="000000"/>
-                <w:sz w:val="24"/>
-                <w:szCs w:val="24"/>
-                <w:u w:val="none"/>
-              </w:rPr>
-              <w:t>Raspberry Pi 5 (4GB)</w:t>
-            </w:r>
-          </w:p>
-        </w:tc>
-        <w:tc>
-          <w:tcPr>
-            <w:tcW w:w="4643" w:type="dxa"/>
-            <w:tcBorders>
-              <w:start w:val="single" w:sz="4" w:space="0" w:color="000000"/>
-              <w:bottom w:val="single" w:sz="4" w:space="0" w:color="000000"/>
-              <w:end w:val="single" w:sz="4" w:space="0" w:color="000000"/>
-            </w:tcBorders>
-          </w:tcPr>
-          <w:p>
-            <w:pPr>
-              <w:pStyle w:val="TableContents"/>
-              <w:jc w:val="center"/>
-              <w:rPr>
-                <w:rFonts w:ascii="Liberation Serif" w:hAnsi="Liberation Serif"/>
-                <w:b w:val="false"/>
-                <w:bCs w:val="false"/>
-                <w:i w:val="false"/>
-                <w:iCs w:val="false"/>
-                <w:strike w:val="false"/>
-                <w:dstrike w:val="false"/>
-                <w:outline w:val="false"/>
-                <w:shadow w:val="false"/>
-                <w:color w:val="000000"/>
-                <w:sz w:val="24"/>
-                <w:szCs w:val="24"/>
-                <w:u w:val="none"/>
-              </w:rPr>
-            </w:pPr>
-            <w:r>
-              <w:rPr>
-                <w:b w:val="false"/>
-                <w:bCs w:val="false"/>
-                <w:i w:val="false"/>
-                <w:iCs w:val="false"/>
-                <w:strike w:val="false"/>
-                <w:dstrike w:val="false"/>
-                <w:outline w:val="false"/>
-                <w:shadow w:val="false"/>
-                <w:color w:val="000000"/>
-                <w:sz w:val="24"/>
-                <w:szCs w:val="24"/>
-                <w:u w:val="none"/>
-              </w:rPr>
-              <w:t>200,000</w:t>
-            </w:r>
-          </w:p>
-        </w:tc>
-      </w:tr>
-      <w:tr>
-        <w:trPr/>
-        <w:tc>
-          <w:tcPr>
-            <w:tcW w:w="5000" w:type="dxa"/>
-            <w:tcBorders>
-              <w:start w:val="single" w:sz="4" w:space="0" w:color="000000"/>
-              <w:bottom w:val="single" w:sz="4" w:space="0" w:color="000000"/>
-            </w:tcBorders>
-          </w:tcPr>
-          <w:p>
-            <w:pPr>
-              <w:pStyle w:val="TableContents"/>
-              <w:jc w:val="center"/>
-              <w:rPr>
-                <w:rFonts w:ascii="Liberation Serif" w:hAnsi="Liberation Serif"/>
-                <w:b w:val="false"/>
-                <w:bCs w:val="false"/>
-                <w:i w:val="false"/>
-                <w:iCs w:val="false"/>
-                <w:strike w:val="false"/>
-                <w:dstrike w:val="false"/>
-                <w:outline w:val="false"/>
-                <w:shadow w:val="false"/>
-                <w:color w:val="000000"/>
-                <w:sz w:val="24"/>
-                <w:szCs w:val="24"/>
-                <w:u w:val="none"/>
-              </w:rPr>
-            </w:pPr>
-            <w:r>
-              <w:rPr>
-                <w:b w:val="false"/>
-                <w:bCs w:val="false"/>
-                <w:i w:val="false"/>
-                <w:iCs w:val="false"/>
-                <w:strike w:val="false"/>
-                <w:dstrike w:val="false"/>
-                <w:outline w:val="false"/>
-                <w:shadow w:val="false"/>
-                <w:color w:val="000000"/>
-                <w:sz w:val="24"/>
-                <w:szCs w:val="24"/>
-                <w:u w:val="none"/>
-              </w:rPr>
-              <w:t>Low-level controller (STM32 or Arduino Due)</w:t>
-            </w:r>
-          </w:p>
-        </w:tc>
-        <w:tc>
-          <w:tcPr>
-            <w:tcW w:w="4643" w:type="dxa"/>
-            <w:tcBorders>
-              <w:start w:val="single" w:sz="4" w:space="0" w:color="000000"/>
-              <w:bottom w:val="single" w:sz="4" w:space="0" w:color="000000"/>
-              <w:end w:val="single" w:sz="4" w:space="0" w:color="000000"/>
-            </w:tcBorders>
-          </w:tcPr>
-          <w:p>
-            <w:pPr>
-              <w:pStyle w:val="TableContents"/>
-              <w:jc w:val="center"/>
-              <w:rPr>
-                <w:rFonts w:ascii="Liberation Serif" w:hAnsi="Liberation Serif"/>
-                <w:b w:val="false"/>
-                <w:bCs w:val="false"/>
-                <w:i w:val="false"/>
-                <w:iCs w:val="false"/>
-                <w:strike w:val="false"/>
-                <w:dstrike w:val="false"/>
-                <w:outline w:val="false"/>
-                <w:shadow w:val="false"/>
-                <w:color w:val="000000"/>
-                <w:sz w:val="24"/>
-                <w:szCs w:val="24"/>
-                <w:u w:val="none"/>
-              </w:rPr>
-            </w:pPr>
-            <w:r>
-              <w:rPr>
-                <w:b w:val="false"/>
-                <w:bCs w:val="false"/>
-                <w:i w:val="false"/>
-                <w:iCs w:val="false"/>
-                <w:strike w:val="false"/>
-                <w:dstrike w:val="false"/>
-                <w:outline w:val="false"/>
-                <w:shadow w:val="false"/>
-                <w:color w:val="000000"/>
-                <w:sz w:val="24"/>
-                <w:szCs w:val="24"/>
-                <w:u w:val="none"/>
-              </w:rPr>
-              <w:t>50,000</w:t>
-            </w:r>
-          </w:p>
-        </w:tc>
-      </w:tr>
-      <w:tr>
-        <w:trPr/>
-        <w:tc>
-          <w:tcPr>
-            <w:tcW w:w="5000" w:type="dxa"/>
-            <w:tcBorders>
-              <w:start w:val="single" w:sz="4" w:space="0" w:color="000000"/>
-              <w:bottom w:val="single" w:sz="4" w:space="0" w:color="000000"/>
-            </w:tcBorders>
-          </w:tcPr>
-          <w:p>
-            <w:pPr>
-              <w:pStyle w:val="TableContents"/>
-              <w:jc w:val="center"/>
-              <w:rPr>
-                <w:rFonts w:ascii="Liberation Serif" w:hAnsi="Liberation Serif"/>
-                <w:b w:val="false"/>
-                <w:bCs w:val="false"/>
-                <w:i w:val="false"/>
-                <w:iCs w:val="false"/>
-                <w:strike w:val="false"/>
-                <w:dstrike w:val="false"/>
-                <w:outline w:val="false"/>
-                <w:shadow w:val="false"/>
-                <w:color w:val="000000"/>
-                <w:sz w:val="24"/>
-                <w:szCs w:val="24"/>
-                <w:u w:val="none"/>
-              </w:rPr>
-            </w:pPr>
-            <w:r>
-              <w:rPr>
-                <w:b w:val="false"/>
-                <w:bCs w:val="false"/>
-                <w:i w:val="false"/>
-                <w:iCs w:val="false"/>
-                <w:strike w:val="false"/>
-                <w:dstrike w:val="false"/>
-                <w:outline w:val="false"/>
-                <w:shadow w:val="false"/>
-                <w:color w:val="000000"/>
-                <w:sz w:val="24"/>
-                <w:szCs w:val="24"/>
-                <w:u w:val="none"/>
-              </w:rPr>
-              <w:t>Raspberry Pi Camera</w:t>
-            </w:r>
-          </w:p>
-        </w:tc>
-        <w:tc>
-          <w:tcPr>
-            <w:tcW w:w="4643" w:type="dxa"/>
-            <w:tcBorders>
-              <w:start w:val="single" w:sz="4" w:space="0" w:color="000000"/>
-              <w:bottom w:val="single" w:sz="4" w:space="0" w:color="000000"/>
-              <w:end w:val="single" w:sz="4" w:space="0" w:color="000000"/>
-            </w:tcBorders>
-          </w:tcPr>
-          <w:p>
-            <w:pPr>
-              <w:pStyle w:val="TableContents"/>
-              <w:jc w:val="center"/>
-              <w:rPr>
-                <w:rFonts w:ascii="Liberation Serif" w:hAnsi="Liberation Serif"/>
-                <w:b w:val="false"/>
-                <w:bCs w:val="false"/>
-                <w:i w:val="false"/>
-                <w:iCs w:val="false"/>
-                <w:strike w:val="false"/>
-                <w:dstrike w:val="false"/>
-                <w:outline w:val="false"/>
-                <w:shadow w:val="false"/>
-                <w:color w:val="000000"/>
-                <w:sz w:val="24"/>
-                <w:szCs w:val="24"/>
-                <w:u w:val="none"/>
-              </w:rPr>
-            </w:pPr>
-            <w:r>
-              <w:rPr>
-                <w:b w:val="false"/>
-                <w:bCs w:val="false"/>
-                <w:i w:val="false"/>
-                <w:iCs w:val="false"/>
-                <w:strike w:val="false"/>
-                <w:dstrike w:val="false"/>
-                <w:outline w:val="false"/>
-                <w:shadow w:val="false"/>
-                <w:color w:val="000000"/>
-                <w:sz w:val="24"/>
-                <w:szCs w:val="24"/>
-                <w:u w:val="none"/>
-              </w:rPr>
-              <w:t>50,000</w:t>
-            </w:r>
-          </w:p>
-        </w:tc>
-      </w:tr>
-      <w:tr>
-        <w:trPr/>
-        <w:tc>
-          <w:tcPr>
-            <w:tcW w:w="5000" w:type="dxa"/>
-            <w:tcBorders>
-              <w:start w:val="single" w:sz="4" w:space="0" w:color="000000"/>
-              <w:bottom w:val="single" w:sz="4" w:space="0" w:color="000000"/>
-            </w:tcBorders>
-          </w:tcPr>
-          <w:p>
-            <w:pPr>
-              <w:pStyle w:val="TableContents"/>
-              <w:jc w:val="center"/>
-              <w:rPr>
-                <w:rFonts w:ascii="Liberation Serif" w:hAnsi="Liberation Serif"/>
-                <w:b w:val="false"/>
-                <w:bCs w:val="false"/>
-                <w:i w:val="false"/>
-                <w:iCs w:val="false"/>
-                <w:strike w:val="false"/>
-                <w:dstrike w:val="false"/>
-                <w:outline w:val="false"/>
-                <w:shadow w:val="false"/>
-                <w:color w:val="000000"/>
-                <w:sz w:val="24"/>
-                <w:szCs w:val="24"/>
-                <w:u w:val="none"/>
-              </w:rPr>
-            </w:pPr>
-            <w:r>
-              <w:rPr>
-                <w:b w:val="false"/>
-                <w:bCs w:val="false"/>
-                <w:i w:val="false"/>
-                <w:iCs w:val="false"/>
-                <w:strike w:val="false"/>
-                <w:dstrike w:val="false"/>
-                <w:outline w:val="false"/>
-                <w:shadow w:val="false"/>
-                <w:color w:val="000000"/>
-                <w:sz w:val="24"/>
-                <w:szCs w:val="24"/>
-                <w:u w:val="none"/>
-              </w:rPr>
-              <w:t>Keypad</w:t>
-            </w:r>
-          </w:p>
-        </w:tc>
-        <w:tc>
-          <w:tcPr>
-            <w:tcW w:w="4643" w:type="dxa"/>
-            <w:tcBorders>
-              <w:start w:val="single" w:sz="4" w:space="0" w:color="000000"/>
-              <w:bottom w:val="single" w:sz="4" w:space="0" w:color="000000"/>
-              <w:end w:val="single" w:sz="4" w:space="0" w:color="000000"/>
-            </w:tcBorders>
-          </w:tcPr>
-          <w:p>
-            <w:pPr>
-              <w:pStyle w:val="TableContents"/>
-              <w:jc w:val="center"/>
-              <w:rPr>
-                <w:rFonts w:ascii="Liberation Serif" w:hAnsi="Liberation Serif"/>
-                <w:b w:val="false"/>
-                <w:bCs w:val="false"/>
-                <w:i w:val="false"/>
-                <w:iCs w:val="false"/>
-                <w:strike w:val="false"/>
-                <w:dstrike w:val="false"/>
-                <w:outline w:val="false"/>
-                <w:shadow w:val="false"/>
-                <w:color w:val="000000"/>
-                <w:sz w:val="24"/>
-                <w:szCs w:val="24"/>
-                <w:u w:val="none"/>
-              </w:rPr>
-            </w:pPr>
-            <w:r>
-              <w:rPr>
-                <w:b w:val="false"/>
-                <w:bCs w:val="false"/>
-                <w:i w:val="false"/>
-                <w:iCs w:val="false"/>
-                <w:strike w:val="false"/>
-                <w:dstrike w:val="false"/>
-                <w:outline w:val="false"/>
-                <w:shadow w:val="false"/>
-                <w:color w:val="000000"/>
-                <w:sz w:val="24"/>
-                <w:szCs w:val="24"/>
-                <w:u w:val="none"/>
-              </w:rPr>
-              <w:t>5,000</w:t>
-            </w:r>
-          </w:p>
-        </w:tc>
-      </w:tr>
-      <w:tr>
-        <w:trPr/>
-        <w:tc>
-          <w:tcPr>
-            <w:tcW w:w="5000" w:type="dxa"/>
-            <w:tcBorders>
-              <w:start w:val="single" w:sz="4" w:space="0" w:color="000000"/>
-              <w:bottom w:val="single" w:sz="4" w:space="0" w:color="000000"/>
-            </w:tcBorders>
-          </w:tcPr>
-          <w:p>
-            <w:pPr>
-              <w:pStyle w:val="TableContents"/>
-              <w:jc w:val="center"/>
-              <w:rPr>
-                <w:rFonts w:ascii="Liberation Serif" w:hAnsi="Liberation Serif"/>
-                <w:b w:val="false"/>
-                <w:bCs w:val="false"/>
-                <w:i w:val="false"/>
-                <w:iCs w:val="false"/>
-                <w:strike w:val="false"/>
-                <w:dstrike w:val="false"/>
-                <w:outline w:val="false"/>
-                <w:shadow w:val="false"/>
-                <w:color w:val="000000"/>
-                <w:sz w:val="24"/>
-                <w:szCs w:val="24"/>
-                <w:u w:val="none"/>
-              </w:rPr>
-            </w:pPr>
-            <w:r>
-              <w:rPr>
-                <w:b w:val="false"/>
-                <w:bCs w:val="false"/>
-                <w:i w:val="false"/>
-                <w:iCs w:val="false"/>
-                <w:strike w:val="false"/>
-                <w:dstrike w:val="false"/>
-                <w:outline w:val="false"/>
-                <w:shadow w:val="false"/>
-                <w:color w:val="000000"/>
-                <w:sz w:val="24"/>
-                <w:szCs w:val="24"/>
-                <w:u w:val="none"/>
-              </w:rPr>
-              <w:t>LCD Display</w:t>
-            </w:r>
-          </w:p>
-        </w:tc>
-        <w:tc>
-          <w:tcPr>
-            <w:tcW w:w="4643" w:type="dxa"/>
-            <w:tcBorders>
-              <w:start w:val="single" w:sz="4" w:space="0" w:color="000000"/>
-              <w:bottom w:val="single" w:sz="4" w:space="0" w:color="000000"/>
-              <w:end w:val="single" w:sz="4" w:space="0" w:color="000000"/>
-            </w:tcBorders>
-          </w:tcPr>
-          <w:p>
-            <w:pPr>
-              <w:pStyle w:val="TableContents"/>
-              <w:jc w:val="center"/>
-              <w:rPr>
-                <w:rFonts w:ascii="Liberation Serif" w:hAnsi="Liberation Serif"/>
-                <w:b w:val="false"/>
-                <w:bCs w:val="false"/>
-                <w:i w:val="false"/>
-                <w:iCs w:val="false"/>
-                <w:strike w:val="false"/>
-                <w:dstrike w:val="false"/>
-                <w:outline w:val="false"/>
-                <w:shadow w:val="false"/>
-                <w:color w:val="000000"/>
-                <w:sz w:val="24"/>
-                <w:szCs w:val="24"/>
-                <w:u w:val="none"/>
-              </w:rPr>
-            </w:pPr>
-            <w:r>
-              <w:rPr>
-                <w:b w:val="false"/>
-                <w:bCs w:val="false"/>
-                <w:i w:val="false"/>
-                <w:iCs w:val="false"/>
-                <w:strike w:val="false"/>
-                <w:dstrike w:val="false"/>
-                <w:outline w:val="false"/>
-                <w:shadow w:val="false"/>
-                <w:color w:val="000000"/>
-                <w:sz w:val="24"/>
-                <w:szCs w:val="24"/>
-                <w:u w:val="none"/>
-              </w:rPr>
-              <w:t>20,000</w:t>
-            </w:r>
-          </w:p>
-        </w:tc>
-      </w:tr>
-      <w:tr>
-        <w:trPr/>
-        <w:tc>
-          <w:tcPr>
-            <w:tcW w:w="5000" w:type="dxa"/>
-            <w:tcBorders>
-              <w:start w:val="single" w:sz="4" w:space="0" w:color="000000"/>
-              <w:bottom w:val="single" w:sz="4" w:space="0" w:color="000000"/>
-            </w:tcBorders>
-          </w:tcPr>
-          <w:p>
-            <w:pPr>
-              <w:pStyle w:val="TableContents"/>
-              <w:jc w:val="center"/>
-              <w:rPr>
-                <w:rFonts w:ascii="Liberation Serif" w:hAnsi="Liberation Serif"/>
-                <w:b w:val="false"/>
-                <w:bCs w:val="false"/>
-                <w:i w:val="false"/>
-                <w:iCs w:val="false"/>
-                <w:strike w:val="false"/>
-                <w:dstrike w:val="false"/>
-                <w:outline w:val="false"/>
-                <w:shadow w:val="false"/>
-                <w:color w:val="000000"/>
-                <w:sz w:val="24"/>
-                <w:szCs w:val="24"/>
-                <w:u w:val="none"/>
-              </w:rPr>
-            </w:pPr>
-            <w:r>
-              <w:rPr>
-                <w:b w:val="false"/>
-                <w:bCs w:val="false"/>
-                <w:i w:val="false"/>
-                <w:iCs w:val="false"/>
-                <w:strike w:val="false"/>
-                <w:dstrike w:val="false"/>
-                <w:outline w:val="false"/>
-                <w:shadow w:val="false"/>
-                <w:color w:val="000000"/>
-                <w:sz w:val="24"/>
-                <w:szCs w:val="24"/>
-                <w:u w:val="none"/>
-              </w:rPr>
-              <w:t>Enclosure (mechanical parts)</w:t>
-            </w:r>
-          </w:p>
-        </w:tc>
-        <w:tc>
-          <w:tcPr>
-            <w:tcW w:w="4643" w:type="dxa"/>
-            <w:tcBorders>
-              <w:start w:val="single" w:sz="4" w:space="0" w:color="000000"/>
-              <w:bottom w:val="single" w:sz="4" w:space="0" w:color="000000"/>
-              <w:end w:val="single" w:sz="4" w:space="0" w:color="000000"/>
-            </w:tcBorders>
-          </w:tcPr>
-          <w:p>
-            <w:pPr>
-              <w:pStyle w:val="TableContents"/>
-              <w:jc w:val="center"/>
-              <w:rPr>
-                <w:rFonts w:ascii="Liberation Serif" w:hAnsi="Liberation Serif"/>
-                <w:b w:val="false"/>
-                <w:bCs w:val="false"/>
-                <w:i w:val="false"/>
-                <w:iCs w:val="false"/>
-                <w:strike w:val="false"/>
-                <w:dstrike w:val="false"/>
-                <w:outline w:val="false"/>
-                <w:shadow w:val="false"/>
-                <w:color w:val="000000"/>
-                <w:sz w:val="24"/>
-                <w:szCs w:val="24"/>
-                <w:u w:val="none"/>
-              </w:rPr>
-            </w:pPr>
-            <w:r>
-              <w:rPr>
-                <w:b w:val="false"/>
-                <w:bCs w:val="false"/>
-                <w:i w:val="false"/>
-                <w:iCs w:val="false"/>
-                <w:strike w:val="false"/>
-                <w:dstrike w:val="false"/>
-                <w:outline w:val="false"/>
-                <w:shadow w:val="false"/>
-                <w:color w:val="000000"/>
-                <w:sz w:val="24"/>
-                <w:szCs w:val="24"/>
-                <w:u w:val="none"/>
-              </w:rPr>
-              <w:t>50,000</w:t>
-            </w:r>
-          </w:p>
-        </w:tc>
-      </w:tr>
-      <w:tr>
-        <w:trPr/>
-        <w:tc>
-          <w:tcPr>
-            <w:tcW w:w="5000" w:type="dxa"/>
-            <w:tcBorders>
-              <w:start w:val="single" w:sz="4" w:space="0" w:color="000000"/>
-              <w:bottom w:val="single" w:sz="4" w:space="0" w:color="000000"/>
-            </w:tcBorders>
-          </w:tcPr>
-          <w:p>
-            <w:pPr>
-              <w:pStyle w:val="TableContents"/>
-              <w:jc w:val="center"/>
-              <w:rPr>
-                <w:rFonts w:ascii="Liberation Serif" w:hAnsi="Liberation Serif"/>
-                <w:b w:val="false"/>
-                <w:bCs w:val="false"/>
-                <w:i w:val="false"/>
-                <w:iCs w:val="false"/>
-                <w:strike w:val="false"/>
-                <w:dstrike w:val="false"/>
-                <w:outline w:val="false"/>
-                <w:shadow w:val="false"/>
-                <w:color w:val="000000"/>
-                <w:sz w:val="24"/>
-                <w:szCs w:val="24"/>
-                <w:u w:val="none"/>
-              </w:rPr>
-            </w:pPr>
-            <w:r>
-              <w:rPr>
-                <w:b w:val="false"/>
-                <w:bCs w:val="false"/>
-                <w:i w:val="false"/>
-                <w:iCs w:val="false"/>
-                <w:strike w:val="false"/>
-                <w:dstrike w:val="false"/>
-                <w:outline w:val="false"/>
-                <w:shadow w:val="false"/>
-                <w:color w:val="000000"/>
-                <w:sz w:val="24"/>
-                <w:szCs w:val="24"/>
-                <w:u w:val="none"/>
-              </w:rPr>
-              <w:t>Sensors (limit switches, IR sensor, Stepper motor)</w:t>
-            </w:r>
-          </w:p>
-        </w:tc>
-        <w:tc>
-          <w:tcPr>
-            <w:tcW w:w="4643" w:type="dxa"/>
-            <w:tcBorders>
-              <w:start w:val="single" w:sz="4" w:space="0" w:color="000000"/>
-              <w:bottom w:val="single" w:sz="4" w:space="0" w:color="000000"/>
-              <w:end w:val="single" w:sz="4" w:space="0" w:color="000000"/>
-            </w:tcBorders>
-          </w:tcPr>
-          <w:p>
-            <w:pPr>
-              <w:pStyle w:val="TableContents"/>
-              <w:jc w:val="center"/>
-              <w:rPr>
-                <w:rFonts w:ascii="Liberation Serif" w:hAnsi="Liberation Serif"/>
-                <w:b w:val="false"/>
-                <w:bCs w:val="false"/>
-                <w:i w:val="false"/>
-                <w:iCs w:val="false"/>
-                <w:strike w:val="false"/>
-                <w:dstrike w:val="false"/>
-                <w:outline w:val="false"/>
-                <w:shadow w:val="false"/>
-                <w:color w:val="000000"/>
-                <w:sz w:val="24"/>
-                <w:szCs w:val="24"/>
-                <w:u w:val="none"/>
-              </w:rPr>
-            </w:pPr>
-            <w:r>
-              <w:rPr>
-                <w:b w:val="false"/>
-                <w:bCs w:val="false"/>
-                <w:i w:val="false"/>
-                <w:iCs w:val="false"/>
-                <w:strike w:val="false"/>
-                <w:dstrike w:val="false"/>
-                <w:outline w:val="false"/>
-                <w:shadow w:val="false"/>
-                <w:color w:val="000000"/>
-                <w:sz w:val="24"/>
-                <w:szCs w:val="24"/>
-                <w:u w:val="none"/>
-              </w:rPr>
-              <w:t>59,200</w:t>
-            </w:r>
-          </w:p>
-        </w:tc>
-      </w:tr>
-      <w:tr>
-        <w:trPr/>
-        <w:tc>
-          <w:tcPr>
-            <w:tcW w:w="5000" w:type="dxa"/>
-            <w:tcBorders>
-              <w:start w:val="single" w:sz="4" w:space="0" w:color="000000"/>
-              <w:bottom w:val="single" w:sz="4" w:space="0" w:color="000000"/>
-            </w:tcBorders>
-          </w:tcPr>
-          <w:p>
-            <w:pPr>
-              <w:pStyle w:val="TableContents"/>
-              <w:jc w:val="center"/>
-              <w:rPr>
-                <w:rFonts w:ascii="Liberation Serif" w:hAnsi="Liberation Serif"/>
-                <w:b w:val="false"/>
-                <w:bCs w:val="false"/>
-                <w:i w:val="false"/>
-                <w:iCs w:val="false"/>
-                <w:strike w:val="false"/>
-                <w:dstrike w:val="false"/>
-                <w:outline w:val="false"/>
-                <w:shadow w:val="false"/>
-                <w:color w:val="000000"/>
-                <w:sz w:val="24"/>
-                <w:szCs w:val="24"/>
-                <w:u w:val="none"/>
-              </w:rPr>
-            </w:pPr>
-            <w:r>
-              <w:rPr>
-                <w:b w:val="false"/>
-                <w:bCs w:val="false"/>
-                <w:i w:val="false"/>
-                <w:iCs w:val="false"/>
-                <w:strike w:val="false"/>
-                <w:dstrike w:val="false"/>
-                <w:outline w:val="false"/>
-                <w:shadow w:val="false"/>
-                <w:color w:val="000000"/>
-                <w:sz w:val="24"/>
-                <w:szCs w:val="24"/>
-                <w:u w:val="none"/>
-              </w:rPr>
-              <w:t>GSM Module</w:t>
-            </w:r>
-          </w:p>
-        </w:tc>
-        <w:tc>
-          <w:tcPr>
-            <w:tcW w:w="4643" w:type="dxa"/>
-            <w:tcBorders>
-              <w:start w:val="single" w:sz="4" w:space="0" w:color="000000"/>
-              <w:bottom w:val="single" w:sz="4" w:space="0" w:color="000000"/>
-              <w:end w:val="single" w:sz="4" w:space="0" w:color="000000"/>
-            </w:tcBorders>
-          </w:tcPr>
-          <w:p>
-            <w:pPr>
-              <w:pStyle w:val="TableContents"/>
-              <w:jc w:val="center"/>
-              <w:rPr>
-                <w:rFonts w:ascii="Liberation Serif" w:hAnsi="Liberation Serif"/>
-                <w:b w:val="false"/>
-                <w:bCs w:val="false"/>
-                <w:i w:val="false"/>
-                <w:iCs w:val="false"/>
-                <w:strike w:val="false"/>
-                <w:dstrike w:val="false"/>
-                <w:outline w:val="false"/>
-                <w:shadow w:val="false"/>
-                <w:color w:val="000000"/>
-                <w:sz w:val="24"/>
-                <w:szCs w:val="24"/>
-                <w:u w:val="none"/>
-              </w:rPr>
-            </w:pPr>
-            <w:r>
-              <w:rPr>
-                <w:b w:val="false"/>
-                <w:bCs w:val="false"/>
-                <w:i w:val="false"/>
-                <w:iCs w:val="false"/>
-                <w:strike w:val="false"/>
-                <w:dstrike w:val="false"/>
-                <w:outline w:val="false"/>
-                <w:shadow w:val="false"/>
-                <w:color w:val="000000"/>
-                <w:sz w:val="24"/>
-                <w:szCs w:val="24"/>
-                <w:u w:val="none"/>
-              </w:rPr>
-              <w:t>35,000</w:t>
-            </w:r>
-          </w:p>
-        </w:tc>
-      </w:tr>
-      <w:tr>
-        <w:trPr/>
-        <w:tc>
-          <w:tcPr>
-            <w:tcW w:w="5000" w:type="dxa"/>
-            <w:tcBorders>
-              <w:start w:val="single" w:sz="4" w:space="0" w:color="000000"/>
-              <w:bottom w:val="single" w:sz="4" w:space="0" w:color="000000"/>
-            </w:tcBorders>
-          </w:tcPr>
-          <w:p>
-            <w:pPr>
-              <w:pStyle w:val="TableContents"/>
-              <w:jc w:val="center"/>
-              <w:rPr>
-                <w:rFonts w:ascii="Liberation Serif" w:hAnsi="Liberation Serif"/>
-                <w:b/>
-                <w:bCs/>
-                <w:i w:val="false"/>
-                <w:iCs w:val="false"/>
-                <w:strike w:val="false"/>
-                <w:dstrike w:val="false"/>
-                <w:outline w:val="false"/>
-                <w:shadow w:val="false"/>
-                <w:color w:val="000000"/>
-                <w:sz w:val="24"/>
-                <w:szCs w:val="24"/>
-                <w:u w:val="none"/>
-              </w:rPr>
-            </w:pPr>
-            <w:r>
-              <w:rPr>
-                <w:b/>
-                <w:bCs/>
-                <w:i w:val="false"/>
-                <w:iCs w:val="false"/>
-                <w:strike w:val="false"/>
-                <w:dstrike w:val="false"/>
-                <w:outline w:val="false"/>
-                <w:shadow w:val="false"/>
-                <w:color w:val="000000"/>
-                <w:sz w:val="24"/>
-                <w:szCs w:val="24"/>
-                <w:u w:val="none"/>
-              </w:rPr>
-              <w:t>TOTAL</w:t>
-            </w:r>
-          </w:p>
-        </w:tc>
-        <w:tc>
-          <w:tcPr>
-            <w:tcW w:w="4643" w:type="dxa"/>
-            <w:tcBorders>
-              <w:start w:val="single" w:sz="4" w:space="0" w:color="000000"/>
-              <w:bottom w:val="single" w:sz="4" w:space="0" w:color="000000"/>
-              <w:end w:val="single" w:sz="4" w:space="0" w:color="000000"/>
-            </w:tcBorders>
-          </w:tcPr>
-          <w:p>
-            <w:pPr>
-              <w:pStyle w:val="TableContents"/>
-              <w:jc w:val="center"/>
-              <w:rPr>
-                <w:rFonts w:ascii="Liberation Serif" w:hAnsi="Liberation Serif"/>
-                <w:b/>
-                <w:bCs/>
-                <w:i w:val="false"/>
-                <w:iCs w:val="false"/>
-                <w:strike w:val="false"/>
-                <w:dstrike w:val="false"/>
-                <w:outline w:val="false"/>
-                <w:shadow w:val="false"/>
-                <w:color w:val="000000"/>
-                <w:sz w:val="24"/>
-                <w:szCs w:val="24"/>
-                <w:u w:val="none"/>
-              </w:rPr>
-            </w:pPr>
-            <w:r>
-              <w:rPr>
-                <w:b/>
-                <w:bCs/>
-                <w:i w:val="false"/>
-                <w:iCs w:val="false"/>
-                <w:strike w:val="false"/>
-                <w:dstrike w:val="false"/>
-                <w:outline w:val="false"/>
-                <w:shadow w:val="false"/>
-                <w:color w:val="000000"/>
-                <w:sz w:val="24"/>
-                <w:szCs w:val="24"/>
-                <w:u w:val="none"/>
-              </w:rPr>
               <w:t>469,200</w:t>
             </w:r>
           </w:p>
@@ -4760,11 +5247,22 @@
     </w:tbl>
     <w:p>
       <w:pPr>
-        <w:pStyle w:val="BodyText"/>
-        <w:rPr/>
-      </w:pPr>
-      <w:r>
-        <w:rPr/>
+        <w:pStyle w:val="Caption"/>
+        <w:rPr/>
+      </w:pPr>
+      <w:bookmarkStart w:id="42" w:name="__RefHeading___Toc948_565102395"/>
+      <w:bookmarkEnd w:id="42"/>
+      <w:r>
+        <w:rPr/>
+        <w:t xml:space="preserve">Table </w:t>
+      </w:r>
+      <w:r>
+        <w:rPr/>
+        <w:t>1</w:t>
+      </w:r>
+      <w:r>
+        <w:rPr/>
+        <w:t>: Project Budget</w:t>
       </w:r>
       <w:r>
         <w:br w:type="page"/>
@@ -4781,8 +5279,631 @@
         <w:ind w:hanging="0" w:start="0"/>
         <w:rPr/>
       </w:pPr>
-      <w:bookmarkStart w:id="26" w:name="__RefHeading___Toc2934_3810426074"/>
-      <w:bookmarkEnd w:id="26"/>
+      <w:bookmarkStart w:id="43" w:name="__RefHeading___Toc790_345661669"/>
+      <w:bookmarkEnd w:id="43"/>
+      <w:r>
+        <w:rPr/>
+        <w:t>CHAPTER FOUR: SOFTWARE IMPLEMENTATION AND CIRCUIT SIMULATION</w:t>
+      </w:r>
+    </w:p>
+    <w:p>
+      <w:pPr>
+        <w:pStyle w:val="BodyText"/>
+        <w:rPr/>
+      </w:pPr>
+      <w:r>
+        <w:rPr/>
+        <w:t xml:space="preserve">This chapter depicts a part of implementation done (software) for the </w:t>
+      </w:r>
+      <w:r>
+        <w:rPr>
+          <w:b/>
+          <w:bCs/>
+        </w:rPr>
+        <w:t>Automated ID Card Issuance System</w:t>
+      </w:r>
+      <w:r>
+        <w:rPr>
+          <w:b w:val="false"/>
+          <w:bCs w:val="false"/>
+        </w:rPr>
+        <w:t xml:space="preserve"> and the circuit simulation of some of the components. Due to lack of package modules for simulation for high – level controller and low – level controller used in the system, only electrically – based circuits were simulated.</w:t>
+      </w:r>
+    </w:p>
+    <w:p>
+      <w:pPr>
+        <w:pStyle w:val="Heading2"/>
+        <w:numPr>
+          <w:ilvl w:val="1"/>
+          <w:numId w:val="2"/>
+        </w:numPr>
+        <w:ind w:hanging="0" w:start="0"/>
+        <w:rPr/>
+      </w:pPr>
+      <w:bookmarkStart w:id="44" w:name="__RefHeading___Toc794_345661669"/>
+      <w:bookmarkEnd w:id="44"/>
+      <w:r>
+        <w:rPr/>
+        <w:t>4.1 SOFTWARE IMPLEMENTATION</w:t>
+      </w:r>
+    </w:p>
+    <w:p>
+      <w:pPr>
+        <w:pStyle w:val="BodyText"/>
+        <w:rPr/>
+      </w:pPr>
+      <w:r>
+        <w:rPr/>
+        <w:t>This sub – system implementation was done in a controlled Ubuntu environment prior to hardware integration. Ubuntu environment was preferred since it correlates well with the later project’s environment which is Raspberry Pi OS. The focus on this was development and testing of the computer vision module and back-end authentication system.</w:t>
+      </w:r>
+    </w:p>
+    <w:p>
+      <w:pPr>
+        <w:pStyle w:val="BodyText"/>
+        <w:rPr/>
+      </w:pPr>
+      <w:r>
+        <w:rPr/>
+        <w:t>Along with Ubuntu development environment, other implementation environment included: python programming language, Open-CV  library for image processing, Tesseract OCR engine for OCR detection, Fast API framework for back-end services and SQLite/PostgreSQL database for student records. These modules were all implemented locally to simulate the final system’s architecture.</w:t>
+      </w:r>
+    </w:p>
+    <w:p>
+      <w:pPr>
+        <w:pStyle w:val="BodyText"/>
+        <w:rPr/>
+      </w:pPr>
+      <w:r>
+        <w:rPr/>
+        <w:t>Back – end authentication system is not fully implemented, and SMS gateway interface for OTP transmission and verification is not implemented at all.</w:t>
+      </w:r>
+    </w:p>
+    <w:p>
+      <w:pPr>
+        <w:pStyle w:val="BodyText"/>
+        <w:rPr/>
+      </w:pPr>
+      <w:r>
+        <w:rPr/>
+        <w:t>For computer vision module, processes mentioned in chapter 3 above were implemented and the results are as follows:</w:t>
+      </w:r>
+    </w:p>
+    <w:p>
+      <w:pPr>
+        <w:pStyle w:val="BodyText"/>
+        <w:numPr>
+          <w:ilvl w:val="0"/>
+          <w:numId w:val="12"/>
+        </w:numPr>
+        <w:rPr/>
+      </w:pPr>
+      <w:r>
+        <w:rPr/>
+        <w:t>Image capturing was done by a phone camera and stored in the computer.</w:t>
+      </w:r>
+    </w:p>
+    <w:p>
+      <w:pPr>
+        <w:pStyle w:val="BodyText"/>
+        <w:numPr>
+          <w:ilvl w:val="0"/>
+          <w:numId w:val="12"/>
+        </w:numPr>
+        <w:rPr/>
+      </w:pPr>
+      <w:r>
+        <w:rPr/>
+        <w:t>Card detection and perspective correction, contour – based detection was implemented to identify quadrilateral shapes and the transformation was applied to improve OCR consistency by reducing distortions. Below are the results of card detection:</w:t>
+      </w:r>
+    </w:p>
+    <w:p>
+      <w:pPr>
+        <w:pStyle w:val="Figure"/>
+        <w:numPr>
+          <w:ilvl w:val="0"/>
+          <w:numId w:val="0"/>
+        </w:numPr>
+        <w:ind w:hanging="0" w:start="720"/>
+        <w:rPr/>
+      </w:pPr>
+      <w:bookmarkStart w:id="45" w:name="__RefHeading___Toc754_345661669"/>
+      <w:bookmarkEnd w:id="45"/>
+      <w:r>
+        <w:drawing>
+          <wp:anchor behindDoc="0" distT="0" distB="0" distL="0" distR="0" simplePos="0" locked="0" layoutInCell="0" allowOverlap="1" relativeHeight="12">
+            <wp:simplePos x="0" y="0"/>
+            <wp:positionH relativeFrom="column">
+              <wp:posOffset>1688465</wp:posOffset>
+            </wp:positionH>
+            <wp:positionV relativeFrom="paragraph">
+              <wp:posOffset>-120650</wp:posOffset>
+            </wp:positionV>
+            <wp:extent cx="3080385" cy="1928495"/>
+            <wp:effectExtent l="0" t="0" r="0" b="0"/>
+            <wp:wrapTopAndBottom/>
+            <wp:docPr id="11" name="Image11"/>
+            <wp:cNvGraphicFramePr>
+              <a:graphicFrameLocks xmlns:a="http://schemas.openxmlformats.org/drawingml/2006/main" noChangeAspect="1"/>
+            </wp:cNvGraphicFramePr>
+            <a:graphic xmlns:a="http://schemas.openxmlformats.org/drawingml/2006/main">
+              <a:graphicData uri="http://schemas.openxmlformats.org/drawingml/2006/picture">
+                <pic:pic xmlns:pic="http://schemas.openxmlformats.org/drawingml/2006/picture">
+                  <pic:nvPicPr>
+                    <pic:cNvPr id="11" name="Image11"/>
+                    <pic:cNvPicPr>
+                      <a:picLocks noChangeAspect="1" noChangeArrowheads="1"/>
+                    </pic:cNvPicPr>
+                  </pic:nvPicPr>
+                  <pic:blipFill>
+                    <a:blip r:embed="rId15"/>
+                    <a:srcRect l="6143" t="4552" r="6986" b="5562"/>
+                    <a:stretch>
+                      <a:fillRect/>
+                    </a:stretch>
+                  </pic:blipFill>
+                  <pic:spPr bwMode="auto">
+                    <a:xfrm>
+                      <a:off x="0" y="0"/>
+                      <a:ext cx="3080385" cy="1928495"/>
+                    </a:xfrm>
+                    <a:prstGeom prst="rect">
+                      <a:avLst/>
+                    </a:prstGeom>
+                    <a:noFill/>
+                  </pic:spPr>
+                </pic:pic>
+              </a:graphicData>
+            </a:graphic>
+          </wp:anchor>
+        </w:drawing>
+      </w:r>
+      <w:r>
+        <w:rPr/>
+        <w:t xml:space="preserve">Figure </w:t>
+      </w:r>
+      <w:r>
+        <w:rPr/>
+        <w:t>10</w:t>
+      </w:r>
+      <w:r>
+        <w:rPr/>
+        <w:t>: Sample card detected (green line shows detection)</w:t>
+      </w:r>
+    </w:p>
+    <w:p>
+      <w:pPr>
+        <w:pStyle w:val="BodyText"/>
+        <w:numPr>
+          <w:ilvl w:val="0"/>
+          <w:numId w:val="12"/>
+        </w:numPr>
+        <w:rPr/>
+      </w:pPr>
+      <w:r>
+        <w:rPr/>
+        <w:t>Anchor – based ROI localization, a known anchor label “NAME” within a corrected card image and isolate the region containing the registration number according to the relative offsets.</w:t>
+      </w:r>
+    </w:p>
+    <w:p>
+      <w:pPr>
+        <w:pStyle w:val="Figure"/>
+        <w:numPr>
+          <w:ilvl w:val="0"/>
+          <w:numId w:val="0"/>
+        </w:numPr>
+        <w:ind w:hanging="0" w:start="720"/>
+        <w:rPr/>
+      </w:pPr>
+      <w:bookmarkStart w:id="46" w:name="__RefHeading___Toc752_345661669"/>
+      <w:bookmarkEnd w:id="46"/>
+      <w:r>
+        <w:drawing>
+          <wp:anchor behindDoc="0" distT="0" distB="0" distL="0" distR="0" simplePos="0" locked="0" layoutInCell="0" allowOverlap="1" relativeHeight="13">
+            <wp:simplePos x="0" y="0"/>
+            <wp:positionH relativeFrom="column">
+              <wp:posOffset>1699895</wp:posOffset>
+            </wp:positionH>
+            <wp:positionV relativeFrom="paragraph">
+              <wp:posOffset>-151130</wp:posOffset>
+            </wp:positionV>
+            <wp:extent cx="3044825" cy="1920240"/>
+            <wp:effectExtent l="0" t="0" r="0" b="0"/>
+            <wp:wrapTopAndBottom/>
+            <wp:docPr id="12" name="Image12"/>
+            <wp:cNvGraphicFramePr>
+              <a:graphicFrameLocks xmlns:a="http://schemas.openxmlformats.org/drawingml/2006/main" noChangeAspect="1"/>
+            </wp:cNvGraphicFramePr>
+            <a:graphic xmlns:a="http://schemas.openxmlformats.org/drawingml/2006/main">
+              <a:graphicData uri="http://schemas.openxmlformats.org/drawingml/2006/picture">
+                <pic:pic xmlns:pic="http://schemas.openxmlformats.org/drawingml/2006/picture">
+                  <pic:nvPicPr>
+                    <pic:cNvPr id="12" name="Image12"/>
+                    <pic:cNvPicPr>
+                      <a:picLocks noChangeAspect="1" noChangeArrowheads="1"/>
+                    </pic:cNvPicPr>
+                  </pic:nvPicPr>
+                  <pic:blipFill>
+                    <a:blip r:embed="rId16"/>
+                    <a:stretch>
+                      <a:fillRect/>
+                    </a:stretch>
+                  </pic:blipFill>
+                  <pic:spPr bwMode="auto">
+                    <a:xfrm>
+                      <a:off x="0" y="0"/>
+                      <a:ext cx="3044825" cy="1920240"/>
+                    </a:xfrm>
+                    <a:prstGeom prst="rect">
+                      <a:avLst/>
+                    </a:prstGeom>
+                    <a:noFill/>
+                  </pic:spPr>
+                </pic:pic>
+              </a:graphicData>
+            </a:graphic>
+          </wp:anchor>
+        </w:drawing>
+      </w:r>
+      <w:r>
+        <w:rPr/>
+        <w:t xml:space="preserve">Figure </w:t>
+      </w:r>
+      <w:r>
+        <w:rPr/>
+        <w:t>11</w:t>
+      </w:r>
+      <w:r>
+        <w:rPr/>
+        <w:t>: Anchor – ROI localization of sample card</w:t>
+      </w:r>
+    </w:p>
+    <w:p>
+      <w:pPr>
+        <w:pStyle w:val="BodyText"/>
+        <w:numPr>
+          <w:ilvl w:val="0"/>
+          <w:numId w:val="12"/>
+        </w:numPr>
+        <w:rPr/>
+      </w:pPr>
+      <w:r>
+        <w:rPr/>
+        <w:t>OCR extraction, validation and performance analysis, Tesseract OCR was used with prioritization of numeric recognition and validation of the extracted text against the institutional format. In addition to that, processing time and success message was extracted and logged into the system.</w:t>
+      </w:r>
+    </w:p>
+    <w:p>
+      <w:pPr>
+        <w:pStyle w:val="Figure"/>
+        <w:numPr>
+          <w:ilvl w:val="0"/>
+          <w:numId w:val="0"/>
+        </w:numPr>
+        <w:ind w:hanging="0" w:start="720"/>
+        <w:rPr/>
+      </w:pPr>
+      <w:bookmarkStart w:id="47" w:name="__RefHeading___Toc750_345661669"/>
+      <w:bookmarkEnd w:id="47"/>
+      <w:r>
+        <w:drawing>
+          <wp:anchor behindDoc="0" distT="0" distB="0" distL="0" distR="0" simplePos="0" locked="0" layoutInCell="0" allowOverlap="1" relativeHeight="14">
+            <wp:simplePos x="0" y="0"/>
+            <wp:positionH relativeFrom="column">
+              <wp:posOffset>1771650</wp:posOffset>
+            </wp:positionH>
+            <wp:positionV relativeFrom="paragraph">
+              <wp:posOffset>635</wp:posOffset>
+            </wp:positionV>
+            <wp:extent cx="2969260" cy="942975"/>
+            <wp:effectExtent l="0" t="0" r="0" b="0"/>
+            <wp:wrapTopAndBottom/>
+            <wp:docPr id="13" name="Image13"/>
+            <wp:cNvGraphicFramePr>
+              <a:graphicFrameLocks xmlns:a="http://schemas.openxmlformats.org/drawingml/2006/main" noChangeAspect="1"/>
+            </wp:cNvGraphicFramePr>
+            <a:graphic xmlns:a="http://schemas.openxmlformats.org/drawingml/2006/main">
+              <a:graphicData uri="http://schemas.openxmlformats.org/drawingml/2006/picture">
+                <pic:pic xmlns:pic="http://schemas.openxmlformats.org/drawingml/2006/picture">
+                  <pic:nvPicPr>
+                    <pic:cNvPr id="13" name="Image13"/>
+                    <pic:cNvPicPr>
+                      <a:picLocks noChangeAspect="1" noChangeArrowheads="1"/>
+                    </pic:cNvPicPr>
+                  </pic:nvPicPr>
+                  <pic:blipFill>
+                    <a:blip r:embed="rId17"/>
+                    <a:stretch>
+                      <a:fillRect/>
+                    </a:stretch>
+                  </pic:blipFill>
+                  <pic:spPr bwMode="auto">
+                    <a:xfrm>
+                      <a:off x="0" y="0"/>
+                      <a:ext cx="2969260" cy="942975"/>
+                    </a:xfrm>
+                    <a:prstGeom prst="rect">
+                      <a:avLst/>
+                    </a:prstGeom>
+                    <a:noFill/>
+                  </pic:spPr>
+                </pic:pic>
+              </a:graphicData>
+            </a:graphic>
+          </wp:anchor>
+        </w:drawing>
+      </w:r>
+      <w:r>
+        <w:rPr/>
+        <w:t xml:space="preserve">Figure </w:t>
+      </w:r>
+      <w:r>
+        <w:rPr/>
+        <w:t>11</w:t>
+      </w:r>
+      <w:r>
+        <w:rPr/>
+        <w:t>: Text extraction and processing performances</w:t>
+      </w:r>
+    </w:p>
+    <w:p>
+      <w:pPr>
+        <w:pStyle w:val="Heading2"/>
+        <w:numPr>
+          <w:ilvl w:val="1"/>
+          <w:numId w:val="2"/>
+        </w:numPr>
+        <w:ind w:hanging="0" w:start="0"/>
+        <w:rPr/>
+      </w:pPr>
+      <w:bookmarkStart w:id="48" w:name="__RefHeading___Toc792_345661669"/>
+      <w:bookmarkEnd w:id="48"/>
+      <w:r>
+        <w:rPr/>
+        <w:t>4.2 CIRCUIT SIMULATION</w:t>
+      </w:r>
+    </w:p>
+    <w:p>
+      <w:pPr>
+        <w:pStyle w:val="BodyText"/>
+        <w:rPr/>
+      </w:pPr>
+      <w:r>
+        <w:rPr/>
+        <w:t>Circuit simulation was done for electrical logic in the design using Proteus Design Suite (PDS). Power supply circuit which involved input protection with implementation of fuse and reverse polarity protection. This circuit simulation involved the use of MOSFET (P – channel) and a 15V Zener diode. The results for reverse polarity protection are as follows:</w:t>
+      </w:r>
+    </w:p>
+    <w:p>
+      <w:pPr>
+        <w:pStyle w:val="Figure"/>
+        <w:rPr/>
+      </w:pPr>
+      <w:bookmarkStart w:id="49" w:name="__RefHeading___Toc748_345661669"/>
+      <w:bookmarkEnd w:id="49"/>
+      <w:r>
+        <w:drawing>
+          <wp:anchor behindDoc="0" distT="0" distB="0" distL="0" distR="0" simplePos="0" locked="0" layoutInCell="0" allowOverlap="1" relativeHeight="15">
+            <wp:simplePos x="0" y="0"/>
+            <wp:positionH relativeFrom="column">
+              <wp:posOffset>-66675</wp:posOffset>
+            </wp:positionH>
+            <wp:positionV relativeFrom="paragraph">
+              <wp:posOffset>-144780</wp:posOffset>
+            </wp:positionV>
+            <wp:extent cx="3066415" cy="1566545"/>
+            <wp:effectExtent l="0" t="0" r="0" b="0"/>
+            <wp:wrapTopAndBottom/>
+            <wp:docPr id="14" name="Image14"/>
+            <wp:cNvGraphicFramePr>
+              <a:graphicFrameLocks xmlns:a="http://schemas.openxmlformats.org/drawingml/2006/main" noChangeAspect="1"/>
+            </wp:cNvGraphicFramePr>
+            <a:graphic xmlns:a="http://schemas.openxmlformats.org/drawingml/2006/main">
+              <a:graphicData uri="http://schemas.openxmlformats.org/drawingml/2006/picture">
+                <pic:pic xmlns:pic="http://schemas.openxmlformats.org/drawingml/2006/picture">
+                  <pic:nvPicPr>
+                    <pic:cNvPr id="14" name="Image14"/>
+                    <pic:cNvPicPr>
+                      <a:picLocks noChangeAspect="1" noChangeArrowheads="1"/>
+                    </pic:cNvPicPr>
+                  </pic:nvPicPr>
+                  <pic:blipFill>
+                    <a:blip r:embed="rId18"/>
+                    <a:stretch>
+                      <a:fillRect/>
+                    </a:stretch>
+                  </pic:blipFill>
+                  <pic:spPr bwMode="auto">
+                    <a:xfrm>
+                      <a:off x="0" y="0"/>
+                      <a:ext cx="3066415" cy="1566545"/>
+                    </a:xfrm>
+                    <a:prstGeom prst="rect">
+                      <a:avLst/>
+                    </a:prstGeom>
+                    <a:noFill/>
+                  </pic:spPr>
+                </pic:pic>
+              </a:graphicData>
+            </a:graphic>
+          </wp:anchor>
+        </w:drawing>
+        <w:drawing>
+          <wp:anchor behindDoc="0" distT="0" distB="0" distL="0" distR="0" simplePos="0" locked="0" layoutInCell="0" allowOverlap="1" relativeHeight="16">
+            <wp:simplePos x="0" y="0"/>
+            <wp:positionH relativeFrom="column">
+              <wp:posOffset>3255645</wp:posOffset>
+            </wp:positionH>
+            <wp:positionV relativeFrom="paragraph">
+              <wp:posOffset>-133350</wp:posOffset>
+            </wp:positionV>
+            <wp:extent cx="2927350" cy="1533525"/>
+            <wp:effectExtent l="0" t="0" r="0" b="0"/>
+            <wp:wrapTopAndBottom/>
+            <wp:docPr id="15" name="Image15"/>
+            <wp:cNvGraphicFramePr>
+              <a:graphicFrameLocks xmlns:a="http://schemas.openxmlformats.org/drawingml/2006/main" noChangeAspect="1"/>
+            </wp:cNvGraphicFramePr>
+            <a:graphic xmlns:a="http://schemas.openxmlformats.org/drawingml/2006/main">
+              <a:graphicData uri="http://schemas.openxmlformats.org/drawingml/2006/picture">
+                <pic:pic xmlns:pic="http://schemas.openxmlformats.org/drawingml/2006/picture">
+                  <pic:nvPicPr>
+                    <pic:cNvPr id="15" name="Image15"/>
+                    <pic:cNvPicPr>
+                      <a:picLocks noChangeAspect="1" noChangeArrowheads="1"/>
+                    </pic:cNvPicPr>
+                  </pic:nvPicPr>
+                  <pic:blipFill>
+                    <a:blip r:embed="rId19"/>
+                    <a:stretch>
+                      <a:fillRect/>
+                    </a:stretch>
+                  </pic:blipFill>
+                  <pic:spPr bwMode="auto">
+                    <a:xfrm>
+                      <a:off x="0" y="0"/>
+                      <a:ext cx="2927350" cy="1533525"/>
+                    </a:xfrm>
+                    <a:prstGeom prst="rect">
+                      <a:avLst/>
+                    </a:prstGeom>
+                    <a:noFill/>
+                  </pic:spPr>
+                </pic:pic>
+              </a:graphicData>
+            </a:graphic>
+          </wp:anchor>
+        </w:drawing>
+      </w:r>
+      <w:r>
+        <w:rPr/>
+        <w:t xml:space="preserve">Figure </w:t>
+      </w:r>
+      <w:r>
+        <w:rPr/>
+        <w:t>12</w:t>
+      </w:r>
+      <w:r>
+        <w:rPr/>
+        <w:t>: Correct polarity (Left) and Wrong polarity (Right)</w:t>
+      </w:r>
+    </w:p>
+    <w:p>
+      <w:pPr>
+        <w:pStyle w:val="BodyText"/>
+        <w:rPr/>
+      </w:pPr>
+      <w:r>
+        <w:rPr/>
+        <w:t>As observed, in the correct polarity, the output node (V12_P) is set to 11.999V which is expected. On the other side, the wrong polarity, the output node (V12_P) is set to 5.9995</w:t>
+      </w:r>
+      <w:r>
+        <w:rPr>
+          <w:vertAlign w:val="superscript"/>
+        </w:rPr>
+        <w:t>-6</w:t>
+      </w:r>
+      <w:r>
+        <w:rPr>
+          <w:position w:val="0"/>
+          <w:sz w:val="24"/>
+          <w:vertAlign w:val="baseline"/>
+        </w:rPr>
+        <w:t>V which is very small close to zero. This means that the circuit’s reverse polarity protection works fine in the simulation.</w:t>
+      </w:r>
+    </w:p>
+    <w:p>
+      <w:pPr>
+        <w:pStyle w:val="BodyText"/>
+        <w:rPr/>
+      </w:pPr>
+      <w:r>
+        <w:rPr/>
+        <w:t>Also, for the power supply, power rail separation was implemented to prevent interferences between the logic components and the motor parts. This is because the motor usually sink some various inrush currents which forms a problem to power sensitive components.</w:t>
+      </w:r>
+    </w:p>
+    <w:p>
+      <w:pPr>
+        <w:pStyle w:val="Figure"/>
+        <w:rPr/>
+      </w:pPr>
+      <w:bookmarkStart w:id="50" w:name="__RefHeading___Toc883_3927118493"/>
+      <w:bookmarkEnd w:id="50"/>
+      <w:r>
+        <w:drawing>
+          <wp:anchor behindDoc="0" distT="0" distB="0" distL="0" distR="0" simplePos="0" locked="0" layoutInCell="0" allowOverlap="1" relativeHeight="17">
+            <wp:simplePos x="0" y="0"/>
+            <wp:positionH relativeFrom="column">
+              <wp:align>center</wp:align>
+            </wp:positionH>
+            <wp:positionV relativeFrom="paragraph">
+              <wp:posOffset>635</wp:posOffset>
+            </wp:positionV>
+            <wp:extent cx="6120130" cy="2264410"/>
+            <wp:effectExtent l="0" t="0" r="0" b="0"/>
+            <wp:wrapSquare wrapText="largest"/>
+            <wp:docPr id="16" name="Image16"/>
+            <wp:cNvGraphicFramePr>
+              <a:graphicFrameLocks xmlns:a="http://schemas.openxmlformats.org/drawingml/2006/main" noChangeAspect="1"/>
+            </wp:cNvGraphicFramePr>
+            <a:graphic xmlns:a="http://schemas.openxmlformats.org/drawingml/2006/main">
+              <a:graphicData uri="http://schemas.openxmlformats.org/drawingml/2006/picture">
+                <pic:pic xmlns:pic="http://schemas.openxmlformats.org/drawingml/2006/picture">
+                  <pic:nvPicPr>
+                    <pic:cNvPr id="16" name="Image16"/>
+                    <pic:cNvPicPr>
+                      <a:picLocks noChangeAspect="1" noChangeArrowheads="1"/>
+                    </pic:cNvPicPr>
+                  </pic:nvPicPr>
+                  <pic:blipFill>
+                    <a:blip r:embed="rId20"/>
+                    <a:stretch>
+                      <a:fillRect/>
+                    </a:stretch>
+                  </pic:blipFill>
+                  <pic:spPr bwMode="auto">
+                    <a:xfrm>
+                      <a:off x="0" y="0"/>
+                      <a:ext cx="6120130" cy="2264410"/>
+                    </a:xfrm>
+                    <a:prstGeom prst="rect">
+                      <a:avLst/>
+                    </a:prstGeom>
+                    <a:noFill/>
+                  </pic:spPr>
+                </pic:pic>
+              </a:graphicData>
+            </a:graphic>
+          </wp:anchor>
+        </w:drawing>
+      </w:r>
+      <w:r>
+        <w:rPr/>
+        <w:t>Figure 13: Power Rail Separation</w:t>
+      </w:r>
+    </w:p>
+    <w:p>
+      <w:pPr>
+        <w:pStyle w:val="BodyText"/>
+        <w:rPr/>
+      </w:pPr>
+      <w:r>
+        <w:rPr/>
+        <w:t>Other modules such as high – level controller (Raspberry Pi) and low – level controllers were not simulated because, there are no simulation environments that exhibit behaviours of such components needed for this project.</w:t>
+      </w:r>
+      <w:r>
+        <w:br w:type="page"/>
+      </w:r>
+    </w:p>
+    <w:p>
+      <w:pPr>
+        <w:pStyle w:val="Heading1"/>
+        <w:numPr>
+          <w:ilvl w:val="0"/>
+          <w:numId w:val="0"/>
+        </w:numPr>
+        <w:spacing w:before="0" w:after="120"/>
+        <w:ind w:hanging="0" w:start="0"/>
+        <w:rPr/>
+      </w:pPr>
+      <w:bookmarkStart w:id="51" w:name="__RefHeading___Toc2934_3810426074"/>
+      <w:bookmarkEnd w:id="51"/>
       <w:r>
         <w:rPr/>
         <w:t>REFERENCES</w:t>
@@ -4815,7 +5936,7 @@
         <w:rPr/>
         <w:t xml:space="preserve">Aman Prasad, Shraddha Kumar, Keshav Shriram, Prof. Dr. Vikram Mane, “IOT Based Pen Vending Machine”, Published in International Research Journal of Innovations in Engineering and Technology - IRJIET, Volume 8, Issue 3, pp 367-373, March 2024. Article DOI </w:t>
       </w:r>
-      <w:hyperlink r:id="rId9">
+      <w:hyperlink r:id="rId21">
         <w:r>
           <w:rPr>
             <w:rStyle w:val="Hyperlink"/>
@@ -4874,9 +5995,9 @@
       </w:r>
     </w:p>
     <w:sectPr>
-      <w:footerReference w:type="even" r:id="rId10"/>
-      <w:footerReference w:type="default" r:id="rId11"/>
-      <w:footerReference w:type="first" r:id="rId12"/>
+      <w:footerReference w:type="even" r:id="rId22"/>
+      <w:footerReference w:type="default" r:id="rId23"/>
+      <w:footerReference w:type="first" r:id="rId24"/>
       <w:type w:val="nextPage"/>
       <w:pgSz w:w="11906" w:h="16838"/>
       <w:pgMar w:left="1134" w:right="1134" w:gutter="0" w:header="0" w:top="1134" w:footer="1134" w:bottom="1693"/>
@@ -4912,7 +6033,7 @@
       <w:jc w:val="center"/>
       <w:rPr/>
     </w:pPr>
-    <w:bookmarkStart w:id="3" w:name="PageNumWizard_FOOTER_Default_Page_Style1"/>
+    <w:bookmarkStart w:id="5" w:name="PageNumWizard_FOOTER_Default_Page_Style1"/>
     <w:r>
       <w:rPr/>
       <w:fldChar w:fldCharType="begin"/>
@@ -4927,13 +6048,13 @@
     </w:r>
     <w:r>
       <w:rPr/>
-      <w:t>iv</w:t>
+      <w:t>vii</w:t>
     </w:r>
     <w:r>
       <w:rPr/>
       <w:fldChar w:fldCharType="end"/>
     </w:r>
-    <w:bookmarkEnd w:id="3"/>
+    <w:bookmarkEnd w:id="5"/>
   </w:p>
 </w:ftr>
 </file>
@@ -4947,7 +6068,7 @@
       <w:jc w:val="center"/>
       <w:rPr/>
     </w:pPr>
-    <w:bookmarkStart w:id="4" w:name="PageNumWizard_FOOTER_Default_Page_Style1"/>
+    <w:bookmarkStart w:id="6" w:name="PageNumWizard_FOOTER_Default_Page_Style1"/>
     <w:r>
       <w:rPr/>
       <w:fldChar w:fldCharType="begin"/>
@@ -4962,13 +6083,13 @@
     </w:r>
     <w:r>
       <w:rPr/>
-      <w:t>iv</w:t>
+      <w:t>vii</w:t>
     </w:r>
     <w:r>
       <w:rPr/>
       <w:fldChar w:fldCharType="end"/>
     </w:r>
-    <w:bookmarkEnd w:id="4"/>
+    <w:bookmarkEnd w:id="6"/>
   </w:p>
 </w:ftr>
 </file>
@@ -4995,7 +6116,7 @@
       <w:jc w:val="center"/>
       <w:rPr/>
     </w:pPr>
-    <w:bookmarkStart w:id="27" w:name="PageNumWizard_FOOTER_Index1"/>
+    <w:bookmarkStart w:id="52" w:name="PageNumWizard_FOOTER_Index1"/>
     <w:r>
       <w:rPr/>
       <w:fldChar w:fldCharType="begin"/>
@@ -5010,13 +6131,13 @@
     </w:r>
     <w:r>
       <w:rPr/>
-      <w:t>11</w:t>
+      <w:t>17</w:t>
     </w:r>
     <w:r>
       <w:rPr/>
       <w:fldChar w:fldCharType="end"/>
     </w:r>
-    <w:bookmarkEnd w:id="27"/>
+    <w:bookmarkEnd w:id="52"/>
   </w:p>
 </w:ftr>
 </file>
@@ -5029,7 +6150,7 @@
       <w:jc w:val="center"/>
       <w:rPr/>
     </w:pPr>
-    <w:bookmarkStart w:id="28" w:name="PageNumWizard_FOOTER_Index1"/>
+    <w:bookmarkStart w:id="53" w:name="PageNumWizard_FOOTER_Index1"/>
     <w:r>
       <w:rPr/>
       <w:fldChar w:fldCharType="begin"/>
@@ -5044,13 +6165,13 @@
     </w:r>
     <w:r>
       <w:rPr/>
-      <w:t>11</w:t>
+      <w:t>17</w:t>
     </w:r>
     <w:r>
       <w:rPr/>
       <w:fldChar w:fldCharType="end"/>
     </w:r>
-    <w:bookmarkEnd w:id="28"/>
+    <w:bookmarkEnd w:id="53"/>
   </w:p>
 </w:ftr>
 </file>
@@ -6529,6 +7650,143 @@
     </w:lvl>
   </w:abstractNum>
   <w:abstractNum w:abstractNumId="12">
+    <w:lvl w:ilvl="0">
+      <w:start w:val="1"/>
+      <w:numFmt w:val="bullet"/>
+      <w:lvlText w:val=""/>
+      <w:lvlJc w:val="start"/>
+      <w:pPr>
+        <w:tabs>
+          <w:tab w:val="num" w:pos="720"/>
+        </w:tabs>
+        <w:ind w:start="720" w:hanging="360"/>
+      </w:pPr>
+      <w:rPr>
+        <w:rFonts w:ascii="Symbol" w:hAnsi="Symbol" w:cs="Symbol" w:hint="default"/>
+      </w:rPr>
+    </w:lvl>
+    <w:lvl w:ilvl="1">
+      <w:start w:val="1"/>
+      <w:numFmt w:val="bullet"/>
+      <w:lvlText w:val="◦"/>
+      <w:lvlJc w:val="start"/>
+      <w:pPr>
+        <w:tabs>
+          <w:tab w:val="num" w:pos="1080"/>
+        </w:tabs>
+        <w:ind w:start="1080" w:hanging="360"/>
+      </w:pPr>
+      <w:rPr>
+        <w:rFonts w:ascii="OpenSymbol" w:hAnsi="OpenSymbol" w:cs="OpenSymbol" w:hint="default"/>
+      </w:rPr>
+    </w:lvl>
+    <w:lvl w:ilvl="2">
+      <w:start w:val="1"/>
+      <w:numFmt w:val="bullet"/>
+      <w:lvlText w:val="▪"/>
+      <w:lvlJc w:val="start"/>
+      <w:pPr>
+        <w:tabs>
+          <w:tab w:val="num" w:pos="1440"/>
+        </w:tabs>
+        <w:ind w:start="1440" w:hanging="360"/>
+      </w:pPr>
+      <w:rPr>
+        <w:rFonts w:ascii="OpenSymbol" w:hAnsi="OpenSymbol" w:cs="OpenSymbol" w:hint="default"/>
+      </w:rPr>
+    </w:lvl>
+    <w:lvl w:ilvl="3">
+      <w:start w:val="1"/>
+      <w:numFmt w:val="bullet"/>
+      <w:lvlText w:val=""/>
+      <w:lvlJc w:val="start"/>
+      <w:pPr>
+        <w:tabs>
+          <w:tab w:val="num" w:pos="1800"/>
+        </w:tabs>
+        <w:ind w:start="1800" w:hanging="360"/>
+      </w:pPr>
+      <w:rPr>
+        <w:rFonts w:ascii="Symbol" w:hAnsi="Symbol" w:cs="Symbol" w:hint="default"/>
+      </w:rPr>
+    </w:lvl>
+    <w:lvl w:ilvl="4">
+      <w:start w:val="1"/>
+      <w:numFmt w:val="bullet"/>
+      <w:lvlText w:val="◦"/>
+      <w:lvlJc w:val="start"/>
+      <w:pPr>
+        <w:tabs>
+          <w:tab w:val="num" w:pos="2160"/>
+        </w:tabs>
+        <w:ind w:start="2160" w:hanging="360"/>
+      </w:pPr>
+      <w:rPr>
+        <w:rFonts w:ascii="OpenSymbol" w:hAnsi="OpenSymbol" w:cs="OpenSymbol" w:hint="default"/>
+      </w:rPr>
+    </w:lvl>
+    <w:lvl w:ilvl="5">
+      <w:start w:val="1"/>
+      <w:numFmt w:val="bullet"/>
+      <w:lvlText w:val="▪"/>
+      <w:lvlJc w:val="start"/>
+      <w:pPr>
+        <w:tabs>
+          <w:tab w:val="num" w:pos="2520"/>
+        </w:tabs>
+        <w:ind w:start="2520" w:hanging="360"/>
+      </w:pPr>
+      <w:rPr>
+        <w:rFonts w:ascii="OpenSymbol" w:hAnsi="OpenSymbol" w:cs="OpenSymbol" w:hint="default"/>
+      </w:rPr>
+    </w:lvl>
+    <w:lvl w:ilvl="6">
+      <w:start w:val="1"/>
+      <w:numFmt w:val="bullet"/>
+      <w:lvlText w:val=""/>
+      <w:lvlJc w:val="start"/>
+      <w:pPr>
+        <w:tabs>
+          <w:tab w:val="num" w:pos="2880"/>
+        </w:tabs>
+        <w:ind w:start="2880" w:hanging="360"/>
+      </w:pPr>
+      <w:rPr>
+        <w:rFonts w:ascii="Symbol" w:hAnsi="Symbol" w:cs="Symbol" w:hint="default"/>
+      </w:rPr>
+    </w:lvl>
+    <w:lvl w:ilvl="7">
+      <w:start w:val="1"/>
+      <w:numFmt w:val="bullet"/>
+      <w:lvlText w:val="◦"/>
+      <w:lvlJc w:val="start"/>
+      <w:pPr>
+        <w:tabs>
+          <w:tab w:val="num" w:pos="3240"/>
+        </w:tabs>
+        <w:ind w:start="3240" w:hanging="360"/>
+      </w:pPr>
+      <w:rPr>
+        <w:rFonts w:ascii="OpenSymbol" w:hAnsi="OpenSymbol" w:cs="OpenSymbol" w:hint="default"/>
+      </w:rPr>
+    </w:lvl>
+    <w:lvl w:ilvl="8">
+      <w:start w:val="1"/>
+      <w:numFmt w:val="bullet"/>
+      <w:lvlText w:val="▪"/>
+      <w:lvlJc w:val="start"/>
+      <w:pPr>
+        <w:tabs>
+          <w:tab w:val="num" w:pos="3600"/>
+        </w:tabs>
+        <w:ind w:start="3600" w:hanging="360"/>
+      </w:pPr>
+      <w:rPr>
+        <w:rFonts w:ascii="OpenSymbol" w:hAnsi="OpenSymbol" w:cs="OpenSymbol" w:hint="default"/>
+      </w:rPr>
+    </w:lvl>
+  </w:abstractNum>
+  <w:abstractNum w:abstractNumId="13">
     <w:lvl w:ilvl="0">
       <w:start w:val="1"/>
       <w:numFmt w:val="none"/>
@@ -6682,6 +7940,9 @@
   </w:num>
   <w:num w:numId="12">
     <w:abstractNumId w:val="12"/>
+  </w:num>
+  <w:num w:numId="13">
+    <w:abstractNumId w:val="13"/>
   </w:num>
 </w:numbering>
 </file>
@@ -6860,10 +8121,11 @@
     <w:qFormat/>
     <w:pPr>
       <w:suppressLineNumbers/>
-      <w:spacing w:before="120" w:after="120"/>
+      <w:spacing w:lineRule="auto" w:line="276" w:before="120" w:after="120"/>
+      <w:jc w:val="center"/>
     </w:pPr>
     <w:rPr>
-      <w:rFonts w:cs="Noto Sans Devanagari"/>
+      <w:rFonts w:ascii="Times New Roman" w:hAnsi="Times New Roman" w:cs="Noto Sans Devanagari"/>
       <w:i/>
       <w:iCs/>
       <w:sz w:val="24"/>
@@ -6892,7 +8154,9 @@
       <w:spacing w:lineRule="auto" w:line="360"/>
       <w:ind w:hanging="0" w:start="0"/>
     </w:pPr>
-    <w:rPr/>
+    <w:rPr>
+      <w:rFonts w:ascii="Times New Roman" w:hAnsi="Times New Roman"/>
+    </w:rPr>
   </w:style>
   <w:style w:type="paragraph" w:styleId="HeaderandFooter">
     <w:name w:val="Header and Footer"/>
@@ -6962,6 +8226,18 @@
       </w:tabs>
       <w:spacing w:lineRule="auto" w:line="360"/>
       <w:ind w:hanging="0" w:start="567"/>
+    </w:pPr>
+    <w:rPr>
+      <w:rFonts w:ascii="Times New Roman" w:hAnsi="Times New Roman"/>
+    </w:rPr>
+  </w:style>
+  <w:style w:type="paragraph" w:styleId="Figure">
+    <w:name w:val="Figure"/>
+    <w:basedOn w:val="Caption"/>
+    <w:qFormat/>
+    <w:pPr>
+      <w:spacing w:lineRule="auto" w:line="276"/>
+      <w:jc w:val="center"/>
     </w:pPr>
     <w:rPr>
       <w:rFonts w:ascii="Times New Roman" w:hAnsi="Times New Roman"/>

--- a/docs/uni-submission/end-semester-one report.docx
+++ b/docs/uni-submission/end-semester-one report.docx
@@ -61,7 +61,7 @@
       </w:pPr>
       <w:r>
         <w:drawing>
-          <wp:anchor behindDoc="0" distT="0" distB="0" distL="0" distR="0" simplePos="0" locked="0" layoutInCell="0" allowOverlap="1" relativeHeight="2">
+          <wp:anchor distT="0" distB="0" distL="0" distR="0" simplePos="0" relativeHeight="2" behindDoc="0" locked="0" layoutInCell="0" allowOverlap="1">
             <wp:simplePos x="0" y="0"/>
             <wp:positionH relativeFrom="column">
               <wp:posOffset>1601470</wp:posOffset>
@@ -866,12 +866,12 @@
             </w:tabs>
             <w:rPr/>
           </w:pPr>
-          <w:hyperlink w:anchor="__RefHeading___Toc588_565102395" w:tooltip="3.4.3 POWER SEPARATION AND REGULATION">
+          <w:hyperlink w:anchor="__RefHeading___Toc588_565102395" w:tooltip="3.4.3 POWER REGULATION">
             <w:r>
               <w:rPr>
                 <w:rStyle w:val="IndexLink"/>
               </w:rPr>
-              <w:t>3.4.3 POWER SEPARATION AND REGULATION</w:t>
+              <w:t>3.4.3 POWER REGULATION</w:t>
               <w:tab/>
               <w:t>8</w:t>
             </w:r>
@@ -906,14 +906,14 @@
             </w:tabs>
             <w:rPr/>
           </w:pPr>
-          <w:hyperlink w:anchor="__RefHeading___Toc796_345661669" w:tooltip="3.4.5 MOTOR DRIVER AND ACTUATION CIRCUIT DESIGN">
+          <w:hyperlink w:anchor="__RefHeading___Toc856_443172832" w:tooltip="3.4.5 MOTOR DRIVER AND ACTUATION CIRCUIT DESIGN">
             <w:r>
               <w:rPr>
                 <w:rStyle w:val="IndexLink"/>
               </w:rPr>
               <w:t>3.4.5 MOTOR DRIVER AND ACTUATION CIRCUIT DESIGN</w:t>
               <w:tab/>
-              <w:t>10</w:t>
+              <w:t>9</w:t>
             </w:r>
           </w:hyperlink>
         </w:p>
@@ -973,7 +973,7 @@
               </w:rPr>
               <w:t>3.5.2 PROCESSING PIPELINE</w:t>
               <w:tab/>
-              <w:t>11</w:t>
+              <w:t>10</w:t>
             </w:r>
           </w:hyperlink>
         </w:p>
@@ -1099,6 +1099,66 @@
         </w:p>
         <w:p>
           <w:pPr>
+            <w:pStyle w:val="TOC2"/>
+            <w:tabs>
+              <w:tab w:val="clear" w:pos="9355"/>
+              <w:tab w:val="right" w:pos="9637" w:leader="dot"/>
+            </w:tabs>
+            <w:rPr/>
+          </w:pPr>
+          <w:hyperlink w:anchor="__RefHeading___Toc854_443172832" w:tooltip="4.2.1 REVERSE POLARITY CIRCUIT">
+            <w:r>
+              <w:rPr>
+                <w:rStyle w:val="IndexLink"/>
+              </w:rPr>
+              <w:t>4.2.1 REVERSE POLARITY CIRCUIT</w:t>
+              <w:tab/>
+              <w:t>15</w:t>
+            </w:r>
+          </w:hyperlink>
+        </w:p>
+        <w:p>
+          <w:pPr>
+            <w:pStyle w:val="TOC2"/>
+            <w:tabs>
+              <w:tab w:val="clear" w:pos="9355"/>
+              <w:tab w:val="right" w:pos="9637" w:leader="dot"/>
+            </w:tabs>
+            <w:rPr/>
+          </w:pPr>
+          <w:hyperlink w:anchor="__RefHeading___Toc852_443172832" w:tooltip="4.2.2 BUCK CONVERSION CIRCUITS">
+            <w:r>
+              <w:rPr>
+                <w:rStyle w:val="IndexLink"/>
+              </w:rPr>
+              <w:t>4.2.2 BUCK CONVERSION CIRCUITS</w:t>
+              <w:tab/>
+              <w:t>16</w:t>
+            </w:r>
+          </w:hyperlink>
+        </w:p>
+        <w:p>
+          <w:pPr>
+            <w:pStyle w:val="TOC3"/>
+            <w:tabs>
+              <w:tab w:val="clear" w:pos="9071"/>
+              <w:tab w:val="right" w:pos="9637" w:leader="dot"/>
+            </w:tabs>
+            <w:rPr/>
+          </w:pPr>
+          <w:hyperlink w:anchor="__RefHeading___Toc1270_443172832" w:tooltip="4.2.3 MOTOR DRIVER CIRCUIT SIMULATION">
+            <w:r>
+              <w:rPr>
+                <w:rStyle w:val="IndexLink"/>
+              </w:rPr>
+              <w:t>4.2.3 MOTOR DRIVER CIRCUIT SIMULATION</w:t>
+              <w:tab/>
+              <w:t>19</w:t>
+            </w:r>
+          </w:hyperlink>
+        </w:p>
+        <w:p>
+          <w:pPr>
             <w:pStyle w:val="TOC1"/>
             <w:tabs>
               <w:tab w:val="clear" w:pos="9638"/>
@@ -1113,7 +1173,7 @@
               </w:rPr>
               <w:t>REFERENCES</w:t>
               <w:tab/>
-              <w:t>17</w:t>
+              <w:t>20</w:t>
             </w:r>
           </w:hyperlink>
           <w:r>
@@ -1329,14 +1389,14 @@
             </w:tabs>
             <w:rPr/>
           </w:pPr>
-          <w:hyperlink w:anchor="__RefHeading___Toc766_3580507220" w:tooltip="Figure 4: SPI connection (high – level controller)">
+          <w:hyperlink w:anchor="__RefHeading___Toc878_443172832" w:tooltip="Figure : Reverse polarity circuit">
             <w:r>
               <w:rPr>
                 <w:rStyle w:val="IndexLink"/>
               </w:rPr>
-              <w:t>Figure 4: SPI connection (high – level controller)</w:t>
+              <w:t>Figure : Reverse polarity circuit</w:t>
               <w:tab/>
-              <w:t>7</w:t>
+              <w:t>8</w:t>
             </w:r>
           </w:hyperlink>
         </w:p>
@@ -1349,12 +1409,32 @@
             </w:tabs>
             <w:rPr/>
           </w:pPr>
-          <w:hyperlink w:anchor="__RefHeading___Toc1327_565102395" w:tooltip="Figure 5: Power Supply Schematic">
+          <w:hyperlink w:anchor="__RefHeading___Toc876_443172832" w:tooltip="Figure : LMZ23610 schematic design for 5V output.">
             <w:r>
               <w:rPr>
                 <w:rStyle w:val="IndexLink"/>
               </w:rPr>
-              <w:t>Figure 5: Power Supply Schematic</w:t>
+              <w:t>Figure : LMZ23610 schematic design for 5V output.</w:t>
+              <w:tab/>
+              <w:t>8</w:t>
+            </w:r>
+          </w:hyperlink>
+        </w:p>
+        <w:p>
+          <w:pPr>
+            <w:pStyle w:val="TOC1"/>
+            <w:tabs>
+              <w:tab w:val="clear" w:pos="9638"/>
+              <w:tab w:val="right" w:pos="9637" w:leader="dot"/>
+            </w:tabs>
+            <w:rPr/>
+          </w:pPr>
+          <w:hyperlink w:anchor="__RefHeading___Toc874_443172832" w:tooltip="Figure : PTSM82903 schematic design for 3.3V output.">
+            <w:r>
+              <w:rPr>
+                <w:rStyle w:val="IndexLink"/>
+              </w:rPr>
+              <w:t>Figure : PTSM82903 schematic design for 3.3V output.</w:t>
               <w:tab/>
               <w:t>9</w:t>
             </w:r>
@@ -1396,7 +1476,7 @@
               </w:rPr>
               <w:t>Figure 7: Processing pipeline workflow</w:t>
               <w:tab/>
-              <w:t>11</w:t>
+              <w:t>10</w:t>
             </w:r>
           </w:hyperlink>
         </w:p>
@@ -1509,14 +1589,14 @@
             </w:tabs>
             <w:rPr/>
           </w:pPr>
-          <w:hyperlink w:anchor="__RefHeading___Toc748_345661669" w:tooltip="Figure 12: Correct polarity (Left) and Wrong polarity (Right)">
+          <w:hyperlink w:anchor="__RefHeading___Toc872_443172832" w:tooltip="Figure : Correct input polarity">
             <w:r>
               <w:rPr>
                 <w:rStyle w:val="IndexLink"/>
               </w:rPr>
-              <w:t>Figure 12: Correct polarity (Left) and Wrong polarity (Right)</w:t>
+              <w:t>Figure : Correct input polarity</w:t>
               <w:tab/>
-              <w:t>15</w:t>
+              <w:t>16</w:t>
             </w:r>
           </w:hyperlink>
         </w:p>
@@ -1529,14 +1609,134 @@
             </w:tabs>
             <w:rPr/>
           </w:pPr>
-          <w:hyperlink w:anchor="__RefHeading___Toc883_3927118493" w:tooltip="Figure 13: Power Rail Separation">
+          <w:hyperlink w:anchor="__RefHeading___Toc870_443172832" w:tooltip="Figure : Wrong input polarity">
             <w:r>
               <w:rPr>
                 <w:rStyle w:val="IndexLink"/>
               </w:rPr>
-              <w:t>Figure 13: Power Rail Separation</w:t>
+              <w:t>Figure : Wrong input polarity</w:t>
               <w:tab/>
               <w:t>16</w:t>
+            </w:r>
+          </w:hyperlink>
+        </w:p>
+        <w:p>
+          <w:pPr>
+            <w:pStyle w:val="TOC1"/>
+            <w:tabs>
+              <w:tab w:val="clear" w:pos="9638"/>
+              <w:tab w:val="right" w:pos="9637" w:leader="dot"/>
+            </w:tabs>
+            <w:rPr/>
+          </w:pPr>
+          <w:hyperlink w:anchor="__RefHeading___Toc868_443172832" w:tooltip="Figure : LMZ23610 simulation results at startup">
+            <w:r>
+              <w:rPr>
+                <w:rStyle w:val="IndexLink"/>
+              </w:rPr>
+              <w:t>Figure : LMZ23610 simulation results at startup</w:t>
+              <w:tab/>
+              <w:t>17</w:t>
+            </w:r>
+          </w:hyperlink>
+        </w:p>
+        <w:p>
+          <w:pPr>
+            <w:pStyle w:val="TOC1"/>
+            <w:tabs>
+              <w:tab w:val="clear" w:pos="9638"/>
+              <w:tab w:val="right" w:pos="9637" w:leader="dot"/>
+            </w:tabs>
+            <w:rPr/>
+          </w:pPr>
+          <w:hyperlink w:anchor="__RefHeading___Toc864_443172832" w:tooltip="Figure : LMZ23610 simulation results at steady state">
+            <w:r>
+              <w:rPr>
+                <w:rStyle w:val="IndexLink"/>
+              </w:rPr>
+              <w:t>Figure : LMZ23610 simulation results at steady state</w:t>
+              <w:tab/>
+              <w:t>17</w:t>
+            </w:r>
+          </w:hyperlink>
+        </w:p>
+        <w:p>
+          <w:pPr>
+            <w:pStyle w:val="TOC1"/>
+            <w:tabs>
+              <w:tab w:val="clear" w:pos="9638"/>
+              <w:tab w:val="right" w:pos="9637" w:leader="dot"/>
+            </w:tabs>
+            <w:rPr/>
+          </w:pPr>
+          <w:hyperlink w:anchor="__RefHeading___Toc862_443172832" w:tooltip="Figure : PTSM82903 simulation results at start up">
+            <w:r>
+              <w:rPr>
+                <w:rStyle w:val="IndexLink"/>
+              </w:rPr>
+              <w:t>Figure : PTSM82903 simulation results at start up</w:t>
+              <w:tab/>
+              <w:t>18</w:t>
+            </w:r>
+          </w:hyperlink>
+        </w:p>
+        <w:p>
+          <w:pPr>
+            <w:pStyle w:val="TOC1"/>
+            <w:tabs>
+              <w:tab w:val="clear" w:pos="9638"/>
+              <w:tab w:val="right" w:pos="9637" w:leader="dot"/>
+            </w:tabs>
+            <w:rPr/>
+          </w:pPr>
+          <w:hyperlink w:anchor="__RefHeading___Toc860_443172832" w:tooltip="Figure : PTSM82903 simulation results at load transient">
+            <w:r>
+              <w:rPr>
+                <w:rStyle w:val="IndexLink"/>
+              </w:rPr>
+              <w:t>Figure : PTSM82903 simulation results at load transient</w:t>
+              <w:tab/>
+              <w:t>18</w:t>
+            </w:r>
+          </w:hyperlink>
+        </w:p>
+        <w:p>
+          <w:pPr>
+            <w:pStyle w:val="TOC1"/>
+            <w:tabs>
+              <w:tab w:val="clear" w:pos="9638"/>
+              <w:tab w:val="right" w:pos="9637" w:leader="dot"/>
+            </w:tabs>
+            <w:rPr/>
+          </w:pPr>
+          <w:hyperlink w:anchor="__RefHeading___Toc858_443172832" w:tooltip="Figure : PTSM82903 simulation result at steady state.">
+            <w:r>
+              <w:rPr>
+                <w:rStyle w:val="IndexLink"/>
+              </w:rPr>
+              <w:t>Figure : PTSM82903 simulation result at steady state.</w:t>
+              <w:tab/>
+              <w:t>19</w:t>
+            </w:r>
+          </w:hyperlink>
+        </w:p>
+        <w:p>
+          <w:pPr>
+            <w:pStyle w:val="TOC1"/>
+            <w:tabs>
+              <w:tab w:val="clear" w:pos="9638"/>
+              <w:tab w:val="right" w:pos="9637" w:leader="dot"/>
+            </w:tabs>
+            <w:rPr/>
+          </w:pPr>
+          <w:hyperlink w:anchor="__RefHeading___Toc1063_443172832" w:tooltip="Figure : 0011 and 1000 test signals (from MCU) to motor driver">
+            <w:r>
+              <w:rPr>
+                <w:rStyle w:val="IndexLink"/>
+              </w:rPr>
+              <w:t>Figure : 0011 and 1000 test signals (from MCU) to motor driver</w:t>
+              <w:tab/>
+              <w:t>19</w:t>
             </w:r>
           </w:hyperlink>
           <w:r>
@@ -3038,7 +3238,7 @@
       <w:bookmarkEnd w:id="19"/>
       <w:r>
         <w:drawing>
-          <wp:anchor behindDoc="0" distT="0" distB="0" distL="0" distR="0" simplePos="0" locked="0" layoutInCell="0" allowOverlap="1" relativeHeight="5">
+          <wp:anchor distT="0" distB="0" distL="0" distR="0" simplePos="0" relativeHeight="5" behindDoc="0" locked="0" layoutInCell="0" allowOverlap="1">
             <wp:simplePos x="0" y="0"/>
             <wp:positionH relativeFrom="column">
               <wp:align>center</wp:align>
@@ -3181,7 +3381,7 @@
       <w:bookmarkEnd w:id="21"/>
       <w:r>
         <w:drawing>
-          <wp:anchor behindDoc="0" distT="0" distB="0" distL="0" distR="0" simplePos="0" locked="0" layoutInCell="0" allowOverlap="1" relativeHeight="6">
+          <wp:anchor distT="0" distB="0" distL="0" distR="0" simplePos="0" relativeHeight="6" behindDoc="0" locked="0" layoutInCell="0" allowOverlap="1">
             <wp:simplePos x="0" y="0"/>
             <wp:positionH relativeFrom="column">
               <wp:align>center</wp:align>
@@ -3241,7 +3441,7 @@
       <w:bookmarkEnd w:id="22"/>
       <w:r>
         <w:drawing>
-          <wp:anchor behindDoc="0" distT="0" distB="0" distL="0" distR="0" simplePos="0" locked="0" layoutInCell="0" allowOverlap="1" relativeHeight="7">
+          <wp:anchor distT="0" distB="0" distL="0" distR="0" simplePos="0" relativeHeight="7" behindDoc="0" locked="0" layoutInCell="0" allowOverlap="1">
             <wp:simplePos x="0" y="0"/>
             <wp:positionH relativeFrom="column">
               <wp:posOffset>433070</wp:posOffset>
@@ -3331,25 +3531,311 @@
     </w:p>
     <w:p>
       <w:pPr>
+        <w:pStyle w:val="BodyText"/>
+        <w:rPr/>
+      </w:pPr>
+      <w:r>
+        <w:rPr/>
+        <w:t>Within this protocol, the commands (light messages) will be the ones to initiate various activities by the high-level controller through low-level controller done by the actuators.</w:t>
+      </w:r>
+    </w:p>
+    <w:p>
+      <w:pPr>
+        <w:pStyle w:val="Heading2"/>
+        <w:numPr>
+          <w:ilvl w:val="1"/>
+          <w:numId w:val="2"/>
+        </w:numPr>
+        <w:ind w:hanging="0" w:start="0"/>
+        <w:rPr/>
+      </w:pPr>
+      <w:bookmarkStart w:id="24" w:name="__RefHeading___Toc3056_3810426074"/>
+      <w:bookmarkEnd w:id="24"/>
+      <w:r>
+        <w:rPr/>
+        <w:t>3.4 SYSTEM CIRCUIT DESIGN AND ITS ARCHITECTURE</w:t>
+      </w:r>
+    </w:p>
+    <w:p>
+      <w:pPr>
+        <w:pStyle w:val="Heading3"/>
+        <w:numPr>
+          <w:ilvl w:val="2"/>
+          <w:numId w:val="1"/>
+        </w:numPr>
+        <w:ind w:hanging="0" w:start="0"/>
+        <w:rPr/>
+      </w:pPr>
+      <w:bookmarkStart w:id="25" w:name="__RefHeading___Toc580_565102395"/>
+      <w:bookmarkEnd w:id="25"/>
+      <w:r>
+        <w:rPr/>
+        <w:t>3.4.1 COMPONENTS USED</w:t>
+      </w:r>
+    </w:p>
+    <w:p>
+      <w:pPr>
+        <w:pStyle w:val="BodyText"/>
+        <w:rPr/>
+      </w:pPr>
+      <w:r>
+        <w:rPr/>
+        <w:t>The hardware and software tools selected for this project were chosen based on their performance requirements, need for scalability and compatibility with each other.</w:t>
+      </w:r>
+    </w:p>
+    <w:p>
+      <w:pPr>
+        <w:pStyle w:val="BodyText"/>
+        <w:numPr>
+          <w:ilvl w:val="0"/>
+          <w:numId w:val="7"/>
+        </w:numPr>
+        <w:rPr/>
+      </w:pPr>
+      <w:r>
+        <w:rPr/>
+        <w:t>Raspberry Pi 5 (4GB RAM): hosts back-end application, OTP generation, database access, logging, computer vision and communication with low-level controller.</w:t>
+      </w:r>
+    </w:p>
+    <w:p>
+      <w:pPr>
+        <w:pStyle w:val="BodyText"/>
+        <w:numPr>
+          <w:ilvl w:val="0"/>
+          <w:numId w:val="7"/>
+        </w:numPr>
+        <w:rPr/>
+      </w:pPr>
+      <w:r>
+        <w:rPr/>
+        <w:t>Low-level controller: directly drives actuators, reads sensors, timing and safety logic, detects mechanical faults and reports status to Raspberry Pi.</w:t>
+      </w:r>
+    </w:p>
+    <w:p>
+      <w:pPr>
+        <w:pStyle w:val="BodyText"/>
+        <w:numPr>
+          <w:ilvl w:val="0"/>
+          <w:numId w:val="7"/>
+        </w:numPr>
+        <w:rPr/>
+      </w:pPr>
+      <w:r>
+        <w:rPr/>
+        <w:t>Camera module: visual images for card to support computer vision tasks.</w:t>
+      </w:r>
+    </w:p>
+    <w:p>
+      <w:pPr>
+        <w:pStyle w:val="BodyText"/>
+        <w:numPr>
+          <w:ilvl w:val="0"/>
+          <w:numId w:val="7"/>
+        </w:numPr>
+        <w:rPr/>
+      </w:pPr>
+      <w:r>
+        <w:rPr/>
+        <w:t>Actuators: Move sorting mechanisms, control card selection and ejection.</w:t>
+      </w:r>
+    </w:p>
+    <w:p>
+      <w:pPr>
+        <w:pStyle w:val="BodyText"/>
+        <w:numPr>
+          <w:ilvl w:val="0"/>
+          <w:numId w:val="7"/>
+        </w:numPr>
+        <w:rPr/>
+      </w:pPr>
+      <w:r>
+        <w:rPr/>
+        <w:t>Motor drivers: amplify control signals to drive motors safely.</w:t>
+      </w:r>
+    </w:p>
+    <w:p>
+      <w:pPr>
+        <w:pStyle w:val="BodyText"/>
+        <w:numPr>
+          <w:ilvl w:val="0"/>
+          <w:numId w:val="7"/>
+        </w:numPr>
+        <w:rPr/>
+      </w:pPr>
+      <w:r>
+        <w:rPr/>
+        <w:t>Sensors: identify various conditions, detect jams and misalignments.</w:t>
+      </w:r>
+    </w:p>
+    <w:p>
+      <w:pPr>
+        <w:pStyle w:val="BodyText"/>
+        <w:numPr>
+          <w:ilvl w:val="0"/>
+          <w:numId w:val="7"/>
+        </w:numPr>
+        <w:rPr/>
+      </w:pPr>
+      <w:r>
+        <w:rPr/>
+        <w:t>Power Supply: provides regulated power to components of the system</w:t>
+      </w:r>
+    </w:p>
+    <w:p>
+      <w:pPr>
+        <w:pStyle w:val="BodyText"/>
+        <w:rPr/>
+      </w:pPr>
+      <w:r>
+        <w:rPr/>
+        <w:t>The following are the software proposed to be used in this project:</w:t>
+      </w:r>
+    </w:p>
+    <w:p>
+      <w:pPr>
+        <w:pStyle w:val="BodyText"/>
+        <w:numPr>
+          <w:ilvl w:val="0"/>
+          <w:numId w:val="8"/>
+        </w:numPr>
+        <w:rPr/>
+      </w:pPr>
+      <w:r>
+        <w:rPr/>
+        <w:t>Raspberry Pi OS: supporting system of the high-level controller.</w:t>
+      </w:r>
+    </w:p>
+    <w:p>
+      <w:pPr>
+        <w:pStyle w:val="BodyText"/>
+        <w:numPr>
+          <w:ilvl w:val="0"/>
+          <w:numId w:val="8"/>
+        </w:numPr>
+        <w:rPr/>
+      </w:pPr>
+      <w:r>
+        <w:rPr/>
+        <w:t>Back-end Application: handles user input, authentication, interfaces with database, sends commands to low-level controller and manages error handling.</w:t>
+      </w:r>
+    </w:p>
+    <w:p>
+      <w:pPr>
+        <w:pStyle w:val="BodyText"/>
+        <w:numPr>
+          <w:ilvl w:val="0"/>
+          <w:numId w:val="8"/>
+        </w:numPr>
+        <w:rPr/>
+      </w:pPr>
+      <w:r>
+        <w:rPr/>
+        <w:t>Database: stores students data and logs.</w:t>
+      </w:r>
+    </w:p>
+    <w:p>
+      <w:pPr>
+        <w:pStyle w:val="BodyText"/>
+        <w:numPr>
+          <w:ilvl w:val="0"/>
+          <w:numId w:val="8"/>
+        </w:numPr>
+        <w:rPr/>
+      </w:pPr>
+      <w:r>
+        <w:rPr/>
+        <w:t>Computer Vision libraries: supports card insertion and ejection verification.</w:t>
+      </w:r>
+    </w:p>
+    <w:p>
+      <w:pPr>
+        <w:pStyle w:val="BodyText"/>
+        <w:numPr>
+          <w:ilvl w:val="0"/>
+          <w:numId w:val="8"/>
+        </w:numPr>
+        <w:rPr/>
+      </w:pPr>
+      <w:r>
+        <w:rPr/>
+        <w:t>Low-level controller Firmware: executes motor control routines, reads sensors, implements communication and monitors safety.</w:t>
+      </w:r>
+    </w:p>
+    <w:p>
+      <w:pPr>
+        <w:pStyle w:val="Heading3"/>
+        <w:numPr>
+          <w:ilvl w:val="2"/>
+          <w:numId w:val="1"/>
+        </w:numPr>
+        <w:ind w:hanging="0" w:start="0"/>
+        <w:rPr/>
+      </w:pPr>
+      <w:bookmarkStart w:id="26" w:name="__RefHeading___Toc590_565102395"/>
+      <w:bookmarkEnd w:id="26"/>
+      <w:r>
+        <w:rPr/>
+        <w:t>3.4.2 HARDWARE CIRCUIT ARCHITECTURE</w:t>
+      </w:r>
+    </w:p>
+    <w:p>
+      <w:pPr>
+        <w:pStyle w:val="BodyText"/>
+        <w:rPr/>
+      </w:pPr>
+      <w:r>
+        <w:rPr/>
+        <w:t>The hardware part of the Automated ID Card Issuance System is designed to support controlled mechanical actuation, stable power distribution and reliable communication between controllers. The circuit design was developed using KiCAD. The architecture design is divided into various design modules which include power regulation sub – system, STM32 core circuit control circuit, motor driver and actuation circuit and communication circuit interface.</w:t>
+      </w:r>
+    </w:p>
+    <w:p>
+      <w:pPr>
+        <w:pStyle w:val="Heading3"/>
+        <w:numPr>
+          <w:ilvl w:val="2"/>
+          <w:numId w:val="1"/>
+        </w:numPr>
+        <w:ind w:hanging="0" w:start="0"/>
+        <w:rPr/>
+      </w:pPr>
+      <w:bookmarkStart w:id="27" w:name="__RefHeading___Toc588_565102395"/>
+      <w:bookmarkEnd w:id="27"/>
+      <w:r>
+        <w:rPr/>
+        <w:t>3.4.3 POWER REGULATION</w:t>
+      </w:r>
+    </w:p>
+    <w:p>
+      <w:pPr>
+        <w:pStyle w:val="BodyText"/>
+        <w:rPr/>
+      </w:pPr>
+      <w:r>
+        <w:rPr/>
+        <w:t>The system uses two controllers using different voltage levels (5V – Raspberry Pi and 3.3V – STM32) each with its own maximum current capabilities. The design of the system has one source of power with 12V and 8A current capabilities. The power source is equipped with a reverse polarity protection circuit for protection as shown below:</w:t>
+      </w:r>
+    </w:p>
+    <w:p>
+      <w:pPr>
         <w:pStyle w:val="Figure"/>
         <w:rPr/>
       </w:pPr>
-      <w:bookmarkStart w:id="24" w:name="__RefHeading___Toc766_3580507220"/>
-      <w:bookmarkEnd w:id="24"/>
+      <w:bookmarkStart w:id="28" w:name="__RefHeading___Toc878_443172832"/>
+      <w:bookmarkEnd w:id="28"/>
       <w:r>
         <w:drawing>
-          <wp:anchor behindDoc="0" distT="0" distB="0" distL="0" distR="0" simplePos="0" locked="0" layoutInCell="0" allowOverlap="1" relativeHeight="11">
+          <wp:anchor distT="0" distB="0" distL="0" distR="0" simplePos="0" relativeHeight="13" behindDoc="0" locked="0" layoutInCell="0" allowOverlap="1">
             <wp:simplePos x="0" y="0"/>
             <wp:positionH relativeFrom="column">
-              <wp:align>center</wp:align>
+              <wp:posOffset>0</wp:posOffset>
             </wp:positionH>
             <wp:positionV relativeFrom="paragraph">
-              <wp:posOffset>635</wp:posOffset>
+              <wp:posOffset>-81280</wp:posOffset>
             </wp:positionV>
-            <wp:extent cx="6120130" cy="3290570"/>
+            <wp:extent cx="6120130" cy="1448435"/>
             <wp:effectExtent l="0" t="0" r="0" b="0"/>
-            <wp:wrapTopAndBottom/>
-            <wp:docPr id="5" name="Image10"/>
+            <wp:wrapSquare wrapText="largest"/>
+            <wp:docPr id="5" name="Image7"/>
             <wp:cNvGraphicFramePr>
               <a:graphicFrameLocks xmlns:a="http://schemas.openxmlformats.org/drawingml/2006/main" noChangeAspect="1"/>
             </wp:cNvGraphicFramePr>
@@ -3357,7 +3843,7 @@
               <a:graphicData uri="http://schemas.openxmlformats.org/drawingml/2006/picture">
                 <pic:pic xmlns:pic="http://schemas.openxmlformats.org/drawingml/2006/picture">
                   <pic:nvPicPr>
-                    <pic:cNvPr id="5" name="Image10"/>
+                    <pic:cNvPr id="5" name="Image7"/>
                     <pic:cNvPicPr>
                       <a:picLocks noChangeAspect="1" noChangeArrowheads="1"/>
                     </pic:cNvPicPr>
@@ -3371,7 +3857,7 @@
                   <pic:spPr bwMode="auto">
                     <a:xfrm>
                       <a:off x="0" y="0"/>
-                      <a:ext cx="6120130" cy="3290570"/>
+                      <a:ext cx="6120130" cy="1448435"/>
                     </a:xfrm>
                     <a:prstGeom prst="rect">
                       <a:avLst/>
@@ -3386,321 +3872,17 @@
       </w:r>
       <w:r>
         <w:rPr/>
-        <w:t xml:space="preserve">Figure </w:t>
-      </w:r>
-      <w:r>
-        <w:rPr/>
-        <w:t>4</w:t>
-      </w:r>
-      <w:r>
-        <w:rPr/>
-        <w:t>: SPI connection (high – level controller)</w:t>
-      </w:r>
-    </w:p>
-    <w:p>
-      <w:pPr>
-        <w:pStyle w:val="BodyText"/>
-        <w:rPr/>
-      </w:pPr>
-      <w:r>
-        <w:rPr/>
-        <w:t>Within this protocol, the commands (light messages) will be the ones to initiate various activities by the high-level controller through low-level controller done by the actuators.</w:t>
-      </w:r>
-    </w:p>
-    <w:p>
-      <w:pPr>
-        <w:pStyle w:val="Heading2"/>
-        <w:numPr>
-          <w:ilvl w:val="1"/>
-          <w:numId w:val="2"/>
-        </w:numPr>
-        <w:ind w:hanging="0" w:start="0"/>
-        <w:rPr/>
-      </w:pPr>
-      <w:bookmarkStart w:id="25" w:name="__RefHeading___Toc3056_3810426074"/>
-      <w:bookmarkEnd w:id="25"/>
-      <w:r>
-        <w:rPr/>
-        <w:t>3.4 SYSTEM CIRCUIT DESIGN AND ITS ARCHITECTURE</w:t>
-      </w:r>
-    </w:p>
-    <w:p>
-      <w:pPr>
-        <w:pStyle w:val="Heading3"/>
-        <w:numPr>
-          <w:ilvl w:val="2"/>
-          <w:numId w:val="1"/>
-        </w:numPr>
-        <w:ind w:hanging="0" w:start="0"/>
-        <w:rPr/>
-      </w:pPr>
-      <w:bookmarkStart w:id="26" w:name="__RefHeading___Toc580_565102395"/>
-      <w:bookmarkEnd w:id="26"/>
-      <w:r>
-        <w:rPr/>
-        <w:t>3.4.1 COMPONENTS USED</w:t>
-      </w:r>
-    </w:p>
-    <w:p>
-      <w:pPr>
-        <w:pStyle w:val="BodyText"/>
-        <w:rPr/>
-      </w:pPr>
-      <w:r>
-        <w:rPr/>
-        <w:t>The hardware and software tools selected for this project were chosen based on their performance requirements, need for scalability and compatibility with each other.</w:t>
-      </w:r>
-    </w:p>
-    <w:p>
-      <w:pPr>
-        <w:pStyle w:val="BodyText"/>
-        <w:numPr>
-          <w:ilvl w:val="0"/>
-          <w:numId w:val="7"/>
-        </w:numPr>
-        <w:rPr/>
-      </w:pPr>
-      <w:r>
-        <w:rPr/>
-        <w:t>Raspberry Pi 5 (4GB RAM): hosts back-end application, OTP generation, database access, logging, computer vision and communication with low-level controller.</w:t>
-      </w:r>
-    </w:p>
-    <w:p>
-      <w:pPr>
-        <w:pStyle w:val="BodyText"/>
-        <w:numPr>
-          <w:ilvl w:val="0"/>
-          <w:numId w:val="7"/>
-        </w:numPr>
-        <w:rPr/>
-      </w:pPr>
-      <w:r>
-        <w:rPr/>
-        <w:t>Low-level controller: directly drives actuators, reads sensors, timing and safety logic, detects mechanical faults and reports status to Raspberry Pi.</w:t>
-      </w:r>
-    </w:p>
-    <w:p>
-      <w:pPr>
-        <w:pStyle w:val="BodyText"/>
-        <w:numPr>
-          <w:ilvl w:val="0"/>
-          <w:numId w:val="7"/>
-        </w:numPr>
-        <w:rPr/>
-      </w:pPr>
-      <w:r>
-        <w:rPr/>
-        <w:t>Camera module: visual images for card to support computer vision tasks.</w:t>
-      </w:r>
-    </w:p>
-    <w:p>
-      <w:pPr>
-        <w:pStyle w:val="BodyText"/>
-        <w:numPr>
-          <w:ilvl w:val="0"/>
-          <w:numId w:val="7"/>
-        </w:numPr>
-        <w:rPr/>
-      </w:pPr>
-      <w:r>
-        <w:rPr/>
-        <w:t>Actuators: Move sorting mechanisms, control card selection and ejection.</w:t>
-      </w:r>
-    </w:p>
-    <w:p>
-      <w:pPr>
-        <w:pStyle w:val="BodyText"/>
-        <w:numPr>
-          <w:ilvl w:val="0"/>
-          <w:numId w:val="7"/>
-        </w:numPr>
-        <w:rPr/>
-      </w:pPr>
-      <w:r>
-        <w:rPr/>
-        <w:t>Motor drivers: amplify control signals to drive motors safely.</w:t>
-      </w:r>
-    </w:p>
-    <w:p>
-      <w:pPr>
-        <w:pStyle w:val="BodyText"/>
-        <w:numPr>
-          <w:ilvl w:val="0"/>
-          <w:numId w:val="7"/>
-        </w:numPr>
-        <w:rPr/>
-      </w:pPr>
-      <w:r>
-        <w:rPr/>
-        <w:t>Sensors: identify various conditions, detect jams and misalignments.</w:t>
-      </w:r>
-    </w:p>
-    <w:p>
-      <w:pPr>
-        <w:pStyle w:val="BodyText"/>
-        <w:numPr>
-          <w:ilvl w:val="0"/>
-          <w:numId w:val="7"/>
-        </w:numPr>
-        <w:rPr/>
-      </w:pPr>
-      <w:r>
-        <w:rPr/>
-        <w:t>Power Supply: provides regulated power to components of the system</w:t>
-      </w:r>
-    </w:p>
-    <w:p>
-      <w:pPr>
-        <w:pStyle w:val="BodyText"/>
-        <w:rPr/>
-      </w:pPr>
-      <w:r>
-        <w:rPr/>
-        <w:t>The following are the software proposed to be used in this project:</w:t>
-      </w:r>
-    </w:p>
-    <w:p>
-      <w:pPr>
-        <w:pStyle w:val="BodyText"/>
-        <w:numPr>
-          <w:ilvl w:val="0"/>
-          <w:numId w:val="8"/>
-        </w:numPr>
-        <w:rPr/>
-      </w:pPr>
-      <w:r>
-        <w:rPr/>
-        <w:t>Raspberry Pi OS: supporting system of the high-level controller.</w:t>
-      </w:r>
-    </w:p>
-    <w:p>
-      <w:pPr>
-        <w:pStyle w:val="BodyText"/>
-        <w:numPr>
-          <w:ilvl w:val="0"/>
-          <w:numId w:val="8"/>
-        </w:numPr>
-        <w:rPr/>
-      </w:pPr>
-      <w:r>
-        <w:rPr/>
-        <w:t>Back-end Application: handles user input, authentication, interfaces with database, sends commands to low-level controller and manages error handling.</w:t>
-      </w:r>
-    </w:p>
-    <w:p>
-      <w:pPr>
-        <w:pStyle w:val="BodyText"/>
-        <w:numPr>
-          <w:ilvl w:val="0"/>
-          <w:numId w:val="8"/>
-        </w:numPr>
-        <w:rPr/>
-      </w:pPr>
-      <w:r>
-        <w:rPr/>
-        <w:t>Database: stores students data and logs.</w:t>
-      </w:r>
-    </w:p>
-    <w:p>
-      <w:pPr>
-        <w:pStyle w:val="BodyText"/>
-        <w:numPr>
-          <w:ilvl w:val="0"/>
-          <w:numId w:val="8"/>
-        </w:numPr>
-        <w:rPr/>
-      </w:pPr>
-      <w:r>
-        <w:rPr/>
-        <w:t>Computer Vision libraries: supports card insertion and ejection verification.</w:t>
-      </w:r>
-    </w:p>
-    <w:p>
-      <w:pPr>
-        <w:pStyle w:val="BodyText"/>
-        <w:numPr>
-          <w:ilvl w:val="0"/>
-          <w:numId w:val="8"/>
-        </w:numPr>
-        <w:rPr/>
-      </w:pPr>
-      <w:r>
-        <w:rPr/>
-        <w:t>Low-level controller Firmware: executes motor control routines, reads sensors, implements communication and monitors safety.</w:t>
-      </w:r>
-    </w:p>
-    <w:p>
-      <w:pPr>
-        <w:pStyle w:val="Heading3"/>
-        <w:numPr>
-          <w:ilvl w:val="2"/>
-          <w:numId w:val="1"/>
-        </w:numPr>
-        <w:ind w:hanging="0" w:start="0"/>
-        <w:rPr/>
-      </w:pPr>
-      <w:bookmarkStart w:id="27" w:name="__RefHeading___Toc590_565102395"/>
-      <w:bookmarkEnd w:id="27"/>
-      <w:r>
-        <w:rPr/>
-        <w:t>3.4.2 HARDWARE CIRCUIT ARCHITECTURE</w:t>
-      </w:r>
-    </w:p>
-    <w:p>
-      <w:pPr>
-        <w:pStyle w:val="BodyText"/>
-        <w:rPr/>
-      </w:pPr>
-      <w:r>
-        <w:rPr/>
-        <w:t>The hardware part of the Automated ID Card Issuance System is designed to support controlled mechanical actuation, stable power distribution and reliable communication between controllers. The circuit design was developed using KiCAD. The architecture design is divided into various design modules which include power regulation sub – system, STM32 core circuit control circuit, motor driver and actuation circuit and communication circuit interface.</w:t>
-      </w:r>
-    </w:p>
-    <w:p>
-      <w:pPr>
-        <w:pStyle w:val="Heading3"/>
-        <w:numPr>
-          <w:ilvl w:val="2"/>
-          <w:numId w:val="1"/>
-        </w:numPr>
-        <w:ind w:hanging="0" w:start="0"/>
-        <w:rPr/>
-      </w:pPr>
-      <w:bookmarkStart w:id="28" w:name="__RefHeading___Toc588_565102395"/>
-      <w:bookmarkEnd w:id="28"/>
-      <w:r>
-        <w:rPr/>
-        <w:t>3.4.3 POWER SEPARATION AND REGULATION</w:t>
-      </w:r>
-    </w:p>
-    <w:p>
-      <w:pPr>
-        <w:pStyle w:val="BodyText"/>
-        <w:rPr/>
-      </w:pPr>
-      <w:r>
-        <w:rPr/>
-        <w:t>The system uses two controllers that require two different power levels. Therefore, two voltage domains were designed: 5V and 3.3V supply rails. The 5V power rail is intended to supply the raspberry Pi and motor driver circuits, while the 3.3V rail supplies the STM32 micro – controller and the communication interface.</w:t>
-      </w:r>
-    </w:p>
-    <w:p>
-      <w:pPr>
-        <w:pStyle w:val="BodyText"/>
-        <w:rPr/>
-      </w:pPr>
-      <w:r>
-        <w:rPr/>
-        <w:t>The design contains voltage regulators (bulk) for stable supply, bulk capacitors to stabilise various variations, local decoupling capacitors and common ground reference for all systems. The rail separation is intended to reduce electrical noise from logic supply.</w:t>
-      </w:r>
-    </w:p>
-    <w:p>
-      <w:pPr>
-        <w:pStyle w:val="BodyText"/>
-        <w:rPr/>
-      </w:pPr>
-      <w:r>
-        <w:rPr/>
-        <w:t>Also, there is an additional 12V power rail also separated  from the two which feeds the motor drivers. This is separated to prevent the motor switching rapid currents from creating electrical noise and drawing a lot current from the 5V and 3.3V power rails.</w:t>
+        <w:t>Figure : Reverse polarity circuit</w:t>
+      </w:r>
+    </w:p>
+    <w:p>
+      <w:pPr>
+        <w:pStyle w:val="BodyText"/>
+        <w:rPr/>
+      </w:pPr>
+      <w:r>
+        <w:rPr/>
+        <w:t>In addition to that, 12V from the power source is stepped down by buck converters each to its desired parameters. For 5V voltage level, the design implemented the use of LMZ23610 buck converter with a current rating of 10A for thermal margin mainly. The schematic design as instructed from the data sheet is as shown below:</w:t>
       </w:r>
     </w:p>
     <w:p>
@@ -3708,11 +3890,11 @@
         <w:pStyle w:val="Figure"/>
         <w:rPr/>
       </w:pPr>
-      <w:bookmarkStart w:id="29" w:name="__RefHeading___Toc1327_565102395"/>
+      <w:bookmarkStart w:id="29" w:name="__RefHeading___Toc876_443172832"/>
       <w:bookmarkEnd w:id="29"/>
       <w:r>
         <w:drawing>
-          <wp:anchor behindDoc="0" distT="0" distB="0" distL="0" distR="0" simplePos="0" locked="0" layoutInCell="0" allowOverlap="1" relativeHeight="8">
+          <wp:anchor distT="0" distB="0" distL="0" distR="0" simplePos="0" relativeHeight="14" behindDoc="0" locked="0" layoutInCell="0" allowOverlap="1">
             <wp:simplePos x="0" y="0"/>
             <wp:positionH relativeFrom="column">
               <wp:align>center</wp:align>
@@ -3720,10 +3902,10 @@
             <wp:positionV relativeFrom="paragraph">
               <wp:posOffset>635</wp:posOffset>
             </wp:positionV>
-            <wp:extent cx="5688330" cy="2826385"/>
+            <wp:extent cx="6120130" cy="1511300"/>
             <wp:effectExtent l="0" t="0" r="0" b="0"/>
-            <wp:wrapTopAndBottom/>
-            <wp:docPr id="6" name="Image7"/>
+            <wp:wrapSquare wrapText="largest"/>
+            <wp:docPr id="6" name="Image17"/>
             <wp:cNvGraphicFramePr>
               <a:graphicFrameLocks xmlns:a="http://schemas.openxmlformats.org/drawingml/2006/main" noChangeAspect="1"/>
             </wp:cNvGraphicFramePr>
@@ -3731,7 +3913,7 @@
               <a:graphicData uri="http://schemas.openxmlformats.org/drawingml/2006/picture">
                 <pic:pic xmlns:pic="http://schemas.openxmlformats.org/drawingml/2006/picture">
                   <pic:nvPicPr>
-                    <pic:cNvPr id="6" name="Image7"/>
+                    <pic:cNvPr id="6" name="Image17"/>
                     <pic:cNvPicPr>
                       <a:picLocks noChangeAspect="1" noChangeArrowheads="1"/>
                     </pic:cNvPicPr>
@@ -3745,7 +3927,7 @@
                   <pic:spPr bwMode="auto">
                     <a:xfrm>
                       <a:off x="0" y="0"/>
-                      <a:ext cx="5688330" cy="2826385"/>
+                      <a:ext cx="6120130" cy="1511300"/>
                     </a:xfrm>
                     <a:prstGeom prst="rect">
                       <a:avLst/>
@@ -3760,101 +3942,29 @@
       </w:r>
       <w:r>
         <w:rPr/>
-        <w:t xml:space="preserve">Figure </w:t>
-      </w:r>
-      <w:r>
-        <w:rPr/>
-        <w:t>5</w:t>
-      </w:r>
-      <w:r>
-        <w:rPr/>
-        <w:t>: Power Supply Schematic</w:t>
-      </w:r>
-    </w:p>
-    <w:p>
-      <w:pPr>
-        <w:pStyle w:val="Heading3"/>
-        <w:numPr>
-          <w:ilvl w:val="2"/>
-          <w:numId w:val="1"/>
-        </w:numPr>
-        <w:ind w:hanging="0" w:start="0"/>
-        <w:rPr/>
-      </w:pPr>
-      <w:bookmarkStart w:id="30" w:name="__RefHeading___Toc586_565102395"/>
+        <w:t>Figure : LMZ23610 schematic design for 5V output.</w:t>
+      </w:r>
+    </w:p>
+    <w:p>
+      <w:pPr>
+        <w:pStyle w:val="BodyText"/>
+        <w:rPr/>
+      </w:pPr>
+      <w:r>
+        <w:rPr/>
+        <w:t>Moreover, for 3.3V voltage level, the design was implemented by using a PTSM82903 buck converter with current capability of 3A for thermal margin too. The schematic design was as instructed from the data sheet to give out the desired results:</w:t>
+      </w:r>
+    </w:p>
+    <w:p>
+      <w:pPr>
+        <w:pStyle w:val="Figure"/>
+        <w:rPr/>
+      </w:pPr>
+      <w:bookmarkStart w:id="30" w:name="__RefHeading___Toc874_443172832"/>
       <w:bookmarkEnd w:id="30"/>
       <w:r>
-        <w:rPr/>
-        <w:t>3.4.4 STM32 CORE CIRCUIT DESIGN</w:t>
-      </w:r>
-    </w:p>
-    <w:p>
-      <w:pPr>
-        <w:pStyle w:val="BodyText"/>
-        <w:rPr/>
-      </w:pPr>
-      <w:r>
-        <w:rPr/>
-        <w:t>The STM32 controller defines a real – time control of the system’s actuation and deterministic behaviours. Therefore, the core design includes: proper power supply connections with decoupling capacitors to reduce power supply variations and configuration of boot pins.</w:t>
-      </w:r>
-    </w:p>
-    <w:p>
-      <w:pPr>
-        <w:pStyle w:val="BodyText"/>
-        <w:rPr/>
-      </w:pPr>
-      <w:r>
-        <w:rPr/>
-        <w:t>Programming interface using STM32CubeMX application was used to enable firmware development and debugging. But, the process still needs a real hardware components which is a challenge currently, so only schematics for STM32 circuit design are available.</w:t>
-      </w:r>
-    </w:p>
-    <w:p>
-      <w:pPr>
-        <w:pStyle w:val="Heading3"/>
-        <w:numPr>
-          <w:ilvl w:val="0"/>
-          <w:numId w:val="0"/>
-        </w:numPr>
-        <w:ind w:hanging="0" w:start="0"/>
-        <w:rPr/>
-      </w:pPr>
-      <w:bookmarkStart w:id="31" w:name="__RefHeading___Toc796_345661669"/>
-      <w:bookmarkEnd w:id="31"/>
-      <w:r>
-        <w:rPr/>
-        <w:t>3.4.5 MOTOR DRIVER AND ACTUATION CIRCUIT DESIGN</w:t>
-      </w:r>
-    </w:p>
-    <w:p>
-      <w:pPr>
-        <w:pStyle w:val="BodyText"/>
-        <w:rPr/>
-      </w:pPr>
-      <w:r>
-        <w:rPr/>
-        <w:t>The actuation sub – system is designed to control DC stepper motors responsible for card transport and dispensing. The motor driver circuit is designed to interface with STM32 through various control inputs and enable logic to drive the motors efficiently.</w:t>
-      </w:r>
-    </w:p>
-    <w:p>
-      <w:pPr>
-        <w:pStyle w:val="BodyText"/>
-        <w:rPr/>
-      </w:pPr>
-      <w:r>
-        <w:rPr/>
-        <w:t>The motor driver power supply is the 12V power rail which is electrically separated from the logic. Below is the schematic diagram showing the connection configuration of the motor driver driving the stepper motor from logics of the micro – controller.</w:t>
-      </w:r>
-    </w:p>
-    <w:p>
-      <w:pPr>
-        <w:pStyle w:val="Figure"/>
-        <w:rPr/>
-      </w:pPr>
-      <w:bookmarkStart w:id="32" w:name="__RefHeading___Toc1325_565102395"/>
-      <w:bookmarkEnd w:id="32"/>
-      <w:r>
         <w:drawing>
-          <wp:anchor behindDoc="0" distT="0" distB="0" distL="0" distR="0" simplePos="0" locked="0" layoutInCell="0" allowOverlap="1" relativeHeight="9">
+          <wp:anchor distT="0" distB="0" distL="0" distR="0" simplePos="0" relativeHeight="15" behindDoc="0" locked="0" layoutInCell="0" allowOverlap="1">
             <wp:simplePos x="0" y="0"/>
             <wp:positionH relativeFrom="column">
               <wp:align>center</wp:align>
@@ -3862,10 +3972,10 @@
             <wp:positionV relativeFrom="paragraph">
               <wp:posOffset>635</wp:posOffset>
             </wp:positionV>
-            <wp:extent cx="6120130" cy="3462020"/>
+            <wp:extent cx="6120130" cy="2226945"/>
             <wp:effectExtent l="0" t="0" r="0" b="0"/>
             <wp:wrapSquare wrapText="largest"/>
-            <wp:docPr id="7" name="Image8"/>
+            <wp:docPr id="7" name="Image18"/>
             <wp:cNvGraphicFramePr>
               <a:graphicFrameLocks xmlns:a="http://schemas.openxmlformats.org/drawingml/2006/main" noChangeAspect="1"/>
             </wp:cNvGraphicFramePr>
@@ -3873,7 +3983,7 @@
               <a:graphicData uri="http://schemas.openxmlformats.org/drawingml/2006/picture">
                 <pic:pic xmlns:pic="http://schemas.openxmlformats.org/drawingml/2006/picture">
                   <pic:nvPicPr>
-                    <pic:cNvPr id="7" name="Image8"/>
+                    <pic:cNvPr id="7" name="Image18"/>
                     <pic:cNvPicPr>
                       <a:picLocks noChangeAspect="1" noChangeArrowheads="1"/>
                     </pic:cNvPicPr>
@@ -3887,7 +3997,7 @@
                   <pic:spPr bwMode="auto">
                     <a:xfrm>
                       <a:off x="0" y="0"/>
-                      <a:ext cx="6120130" cy="3462020"/>
+                      <a:ext cx="6120130" cy="2226945"/>
                     </a:xfrm>
                     <a:prstGeom prst="rect">
                       <a:avLst/>
@@ -3902,15 +4012,141 @@
       </w:r>
       <w:r>
         <w:rPr/>
-        <w:t xml:space="preserve">Figure </w:t>
-      </w:r>
-      <w:r>
-        <w:rPr/>
-        <w:t>6</w:t>
-      </w:r>
-      <w:r>
-        <w:rPr/>
-        <w:t>: Motor driver connection schematic</w:t>
+        <w:t>Figure : PTSM82903 schematic design for 3.3V output.</w:t>
+      </w:r>
+    </w:p>
+    <w:p>
+      <w:pPr>
+        <w:pStyle w:val="Heading3"/>
+        <w:numPr>
+          <w:ilvl w:val="2"/>
+          <w:numId w:val="1"/>
+        </w:numPr>
+        <w:ind w:hanging="0" w:start="0"/>
+        <w:rPr/>
+      </w:pPr>
+      <w:bookmarkStart w:id="31" w:name="__RefHeading___Toc586_565102395"/>
+      <w:bookmarkEnd w:id="31"/>
+      <w:r>
+        <w:rPr/>
+        <w:t>3.4.4 STM32 CORE CIRCUIT DESIGN</w:t>
+      </w:r>
+    </w:p>
+    <w:p>
+      <w:pPr>
+        <w:pStyle w:val="BodyText"/>
+        <w:rPr/>
+      </w:pPr>
+      <w:r>
+        <w:rPr/>
+        <w:t>The STM32 controller defines a real – time control of the system’s actuation and deterministic behaviours. Therefore, the core design includes: proper power supply connections with decoupling capacitors to reduce power supply variations and configuration of boot pins.</w:t>
+      </w:r>
+    </w:p>
+    <w:p>
+      <w:pPr>
+        <w:pStyle w:val="BodyText"/>
+        <w:rPr/>
+      </w:pPr>
+      <w:r>
+        <w:rPr/>
+        <w:t>Programming interface using STM32CubeMX application was used to enable firmware development and debugging. But, the process still needs a real hardware components which is a challenge currently.</w:t>
+      </w:r>
+    </w:p>
+    <w:p>
+      <w:pPr>
+        <w:pStyle w:val="Heading3"/>
+        <w:numPr>
+          <w:ilvl w:val="2"/>
+          <w:numId w:val="1"/>
+        </w:numPr>
+        <w:ind w:hanging="0" w:start="0"/>
+        <w:rPr/>
+      </w:pPr>
+      <w:bookmarkStart w:id="32" w:name="__RefHeading___Toc856_443172832"/>
+      <w:bookmarkEnd w:id="32"/>
+      <w:r>
+        <w:rPr/>
+        <w:t>3.4.5 MOTOR DRIVER AND ACTUATION CIRCUIT DESIGN</w:t>
+      </w:r>
+    </w:p>
+    <w:p>
+      <w:pPr>
+        <w:pStyle w:val="BodyText"/>
+        <w:rPr/>
+      </w:pPr>
+      <w:r>
+        <w:rPr/>
+        <w:t>The actuation sub – system is designed to control DC stepper motors responsible for card transport and dispensing. The motor driver circuit is designed to interface with an MCU (STM32) through various control inputs and enable logic to drive the motors efficiently.</w:t>
+      </w:r>
+    </w:p>
+    <w:p>
+      <w:pPr>
+        <w:pStyle w:val="BodyText"/>
+        <w:rPr/>
+      </w:pPr>
+      <w:r>
+        <w:rPr/>
+        <w:t>The motor driver power supply is the 5V power rail which is electrically separated from the logic. Below is the schematic diagram showing the connection configuration of the motor driver driving the stepper motor from logics of the micro – controller. This motor driver circuit is designed to also accept dual power sources, either from an adapter or a terminal block.</w:t>
+      </w:r>
+    </w:p>
+    <w:p>
+      <w:pPr>
+        <w:pStyle w:val="Figure"/>
+        <w:rPr/>
+      </w:pPr>
+      <w:bookmarkStart w:id="33" w:name="__RefHeading___Toc1325_565102395"/>
+      <w:bookmarkEnd w:id="33"/>
+      <w:r>
+        <w:drawing>
+          <wp:anchor distT="0" distB="0" distL="0" distR="0" simplePos="0" relativeHeight="12" behindDoc="0" locked="0" layoutInCell="0" allowOverlap="1">
+            <wp:simplePos x="0" y="0"/>
+            <wp:positionH relativeFrom="column">
+              <wp:align>center</wp:align>
+            </wp:positionH>
+            <wp:positionV relativeFrom="paragraph">
+              <wp:posOffset>635</wp:posOffset>
+            </wp:positionV>
+            <wp:extent cx="6120130" cy="3168650"/>
+            <wp:effectExtent l="0" t="0" r="0" b="0"/>
+            <wp:wrapSquare wrapText="largest"/>
+            <wp:docPr id="8" name="Image8"/>
+            <wp:cNvGraphicFramePr>
+              <a:graphicFrameLocks xmlns:a="http://schemas.openxmlformats.org/drawingml/2006/main" noChangeAspect="1"/>
+            </wp:cNvGraphicFramePr>
+            <a:graphic xmlns:a="http://schemas.openxmlformats.org/drawingml/2006/main">
+              <a:graphicData uri="http://schemas.openxmlformats.org/drawingml/2006/picture">
+                <pic:pic xmlns:pic="http://schemas.openxmlformats.org/drawingml/2006/picture">
+                  <pic:nvPicPr>
+                    <pic:cNvPr id="8" name="Image8"/>
+                    <pic:cNvPicPr>
+                      <a:picLocks noChangeAspect="1" noChangeArrowheads="1"/>
+                    </pic:cNvPicPr>
+                  </pic:nvPicPr>
+                  <pic:blipFill>
+                    <a:blip r:embed="rId12"/>
+                    <a:stretch>
+                      <a:fillRect/>
+                    </a:stretch>
+                  </pic:blipFill>
+                  <pic:spPr bwMode="auto">
+                    <a:xfrm>
+                      <a:off x="0" y="0"/>
+                      <a:ext cx="6120130" cy="3168650"/>
+                    </a:xfrm>
+                    <a:prstGeom prst="rect">
+                      <a:avLst/>
+                    </a:prstGeom>
+                    <a:noFill/>
+                  </pic:spPr>
+                </pic:pic>
+              </a:graphicData>
+            </a:graphic>
+          </wp:anchor>
+        </w:drawing>
+      </w:r>
+      <w:r>
+        <w:rPr/>
+        <w:t>Figure 6: Motor driver connection schematic</w:t>
       </w:r>
     </w:p>
     <w:p>
@@ -3923,8 +4159,8 @@
         <w:ind w:hanging="0" w:start="0"/>
         <w:rPr/>
       </w:pPr>
-      <w:bookmarkStart w:id="33" w:name="__RefHeading___Toc482_3719139203"/>
-      <w:bookmarkEnd w:id="33"/>
+      <w:bookmarkStart w:id="34" w:name="__RefHeading___Toc482_3719139203"/>
+      <w:bookmarkEnd w:id="34"/>
       <w:r>
         <w:rPr/>
         <w:t>3.5 COMPUTER VISION DESIGN INTEGRATION</w:t>
@@ -3950,8 +4186,8 @@
         <w:ind w:hanging="0" w:start="0"/>
         <w:rPr/>
       </w:pPr>
-      <w:bookmarkStart w:id="34" w:name="__RefHeading___Toc529_3719139203"/>
-      <w:bookmarkEnd w:id="34"/>
+      <w:bookmarkStart w:id="35" w:name="__RefHeading___Toc529_3719139203"/>
+      <w:bookmarkEnd w:id="35"/>
       <w:r>
         <w:rPr/>
         <w:t>3.5.1 DESIGN DETAILS</w:t>
@@ -3977,8 +4213,8 @@
         <w:ind w:hanging="0" w:start="0"/>
         <w:rPr/>
       </w:pPr>
-      <w:bookmarkStart w:id="35" w:name="__RefHeading___Toc1478_3719139203"/>
-      <w:bookmarkEnd w:id="35"/>
+      <w:bookmarkStart w:id="36" w:name="__RefHeading___Toc1478_3719139203"/>
+      <w:bookmarkEnd w:id="36"/>
       <w:r>
         <w:rPr/>
         <w:t>3.5.2 PROCESSING PIPELINE</w:t>
@@ -3999,11 +4235,11 @@
         <w:pStyle w:val="Figure"/>
         <w:rPr/>
       </w:pPr>
-      <w:bookmarkStart w:id="36" w:name="__RefHeading___Toc1323_565102395"/>
-      <w:bookmarkEnd w:id="36"/>
+      <w:bookmarkStart w:id="37" w:name="__RefHeading___Toc1323_565102395"/>
+      <w:bookmarkEnd w:id="37"/>
       <w:r>
         <w:drawing>
-          <wp:anchor behindDoc="0" distT="0" distB="0" distL="0" distR="0" simplePos="0" locked="0" layoutInCell="0" allowOverlap="1" relativeHeight="10">
+          <wp:anchor distT="0" distB="0" distL="0" distR="0" simplePos="0" relativeHeight="8" behindDoc="0" locked="0" layoutInCell="0" allowOverlap="1">
             <wp:simplePos x="0" y="0"/>
             <wp:positionH relativeFrom="column">
               <wp:align>center</wp:align>
@@ -4014,7 +4250,7 @@
             <wp:extent cx="6120130" cy="758190"/>
             <wp:effectExtent l="0" t="0" r="0" b="0"/>
             <wp:wrapSquare wrapText="largest"/>
-            <wp:docPr id="8" name="Image9"/>
+            <wp:docPr id="9" name="Image9"/>
             <wp:cNvGraphicFramePr>
               <a:graphicFrameLocks xmlns:a="http://schemas.openxmlformats.org/drawingml/2006/main" noChangeAspect="1"/>
             </wp:cNvGraphicFramePr>
@@ -4022,13 +4258,13 @@
               <a:graphicData uri="http://schemas.openxmlformats.org/drawingml/2006/picture">
                 <pic:pic xmlns:pic="http://schemas.openxmlformats.org/drawingml/2006/picture">
                   <pic:nvPicPr>
-                    <pic:cNvPr id="8" name="Image9"/>
+                    <pic:cNvPr id="9" name="Image9"/>
                     <pic:cNvPicPr>
                       <a:picLocks noChangeAspect="1" noChangeArrowheads="1"/>
                     </pic:cNvPicPr>
                   </pic:nvPicPr>
                   <pic:blipFill>
-                    <a:blip r:embed="rId12"/>
+                    <a:blip r:embed="rId13"/>
                     <a:stretch>
                       <a:fillRect/>
                     </a:stretch>
@@ -4051,15 +4287,7 @@
       </w:r>
       <w:r>
         <w:rPr/>
-        <w:t xml:space="preserve">Figure </w:t>
-      </w:r>
-      <w:r>
-        <w:rPr/>
-        <w:t>7</w:t>
-      </w:r>
-      <w:r>
-        <w:rPr/>
-        <w:t>: Processing pipeline workflow</w:t>
+        <w:t>Figure 7: Processing pipeline workflow</w:t>
       </w:r>
     </w:p>
     <w:p>
@@ -4120,8 +4348,8 @@
         <w:ind w:hanging="0" w:start="0"/>
         <w:rPr/>
       </w:pPr>
-      <w:bookmarkStart w:id="37" w:name="__RefHeading___Toc1476_3719139203"/>
-      <w:bookmarkEnd w:id="37"/>
+      <w:bookmarkStart w:id="38" w:name="__RefHeading___Toc1476_3719139203"/>
+      <w:bookmarkEnd w:id="38"/>
       <w:r>
         <w:rPr/>
         <w:t>3.6 BACK – END AUTHENTICATION DESIGN</w:t>
@@ -4275,8 +4503,8 @@
         <w:ind w:hanging="0" w:start="0"/>
         <w:rPr/>
       </w:pPr>
-      <w:bookmarkStart w:id="38" w:name="__RefHeading___Toc480_3719139203"/>
-      <w:bookmarkEnd w:id="38"/>
+      <w:bookmarkStart w:id="39" w:name="__RefHeading___Toc480_3719139203"/>
+      <w:bookmarkEnd w:id="39"/>
       <w:r>
         <w:rPr/>
         <w:t>3.7 PROJECT SCHEDULE</w:t>
@@ -4289,7 +4517,7 @@
       </w:pPr>
       <w:r>
         <w:drawing>
-          <wp:anchor behindDoc="0" distT="0" distB="0" distL="0" distR="0" simplePos="0" locked="0" layoutInCell="0" allowOverlap="1" relativeHeight="3">
+          <wp:anchor distT="0" distB="0" distL="0" distR="0" simplePos="0" relativeHeight="3" behindDoc="0" locked="0" layoutInCell="0" allowOverlap="1">
             <wp:simplePos x="0" y="0"/>
             <wp:positionH relativeFrom="column">
               <wp:posOffset>-4445</wp:posOffset>
@@ -4300,7 +4528,7 @@
             <wp:extent cx="5951855" cy="3086100"/>
             <wp:effectExtent l="0" t="0" r="0" b="0"/>
             <wp:wrapTopAndBottom/>
-            <wp:docPr id="9" name="Image3"/>
+            <wp:docPr id="10" name="Image3"/>
             <wp:cNvGraphicFramePr>
               <a:graphicFrameLocks xmlns:a="http://schemas.openxmlformats.org/drawingml/2006/main" noChangeAspect="1"/>
             </wp:cNvGraphicFramePr>
@@ -4308,13 +4536,13 @@
               <a:graphicData uri="http://schemas.openxmlformats.org/drawingml/2006/picture">
                 <pic:pic xmlns:pic="http://schemas.openxmlformats.org/drawingml/2006/picture">
                   <pic:nvPicPr>
-                    <pic:cNvPr id="9" name="Image3"/>
+                    <pic:cNvPr id="10" name="Image3"/>
                     <pic:cNvPicPr>
                       <a:picLocks noChangeAspect="1" noChangeArrowheads="1"/>
                     </pic:cNvPicPr>
                   </pic:nvPicPr>
                   <pic:blipFill>
-                    <a:blip r:embed="rId13"/>
+                    <a:blip r:embed="rId14"/>
                     <a:stretch>
                       <a:fillRect/>
                     </a:stretch>
@@ -4345,19 +4573,11 @@
         <w:pStyle w:val="Figure"/>
         <w:rPr/>
       </w:pPr>
-      <w:bookmarkStart w:id="39" w:name="__RefHeading___Toc966_565102395"/>
-      <w:bookmarkEnd w:id="39"/>
-      <w:r>
-        <w:rPr/>
-        <w:t xml:space="preserve">Figure </w:t>
-      </w:r>
-      <w:r>
-        <w:rPr/>
-        <w:t>8</w:t>
-      </w:r>
-      <w:r>
-        <w:rPr/>
-        <w:t>: Semester 1 activity plan (Gantt Chart)</w:t>
+      <w:bookmarkStart w:id="40" w:name="__RefHeading___Toc966_565102395"/>
+      <w:bookmarkEnd w:id="40"/>
+      <w:r>
+        <w:rPr/>
+        <w:t>Figure 8: Semester 1 activity plan (Gantt Chart)</w:t>
       </w:r>
     </w:p>
     <w:p>
@@ -4375,11 +4595,11 @@
         <w:pStyle w:val="Figure"/>
         <w:rPr/>
       </w:pPr>
-      <w:bookmarkStart w:id="40" w:name="__RefHeading___Toc964_565102395"/>
-      <w:bookmarkEnd w:id="40"/>
+      <w:bookmarkStart w:id="41" w:name="__RefHeading___Toc964_565102395"/>
+      <w:bookmarkEnd w:id="41"/>
       <w:r>
         <w:drawing>
-          <wp:anchor behindDoc="0" distT="0" distB="0" distL="0" distR="0" simplePos="0" locked="0" layoutInCell="0" allowOverlap="1" relativeHeight="4">
+          <wp:anchor distT="0" distB="0" distL="0" distR="0" simplePos="0" relativeHeight="4" behindDoc="0" locked="0" layoutInCell="0" allowOverlap="1">
             <wp:simplePos x="0" y="0"/>
             <wp:positionH relativeFrom="column">
               <wp:align>center</wp:align>
@@ -4390,7 +4610,7 @@
             <wp:extent cx="6120130" cy="3108325"/>
             <wp:effectExtent l="0" t="0" r="0" b="0"/>
             <wp:wrapTopAndBottom/>
-            <wp:docPr id="10" name="Image4"/>
+            <wp:docPr id="11" name="Image4"/>
             <wp:cNvGraphicFramePr>
               <a:graphicFrameLocks xmlns:a="http://schemas.openxmlformats.org/drawingml/2006/main" noChangeAspect="1"/>
             </wp:cNvGraphicFramePr>
@@ -4398,13 +4618,13 @@
               <a:graphicData uri="http://schemas.openxmlformats.org/drawingml/2006/picture">
                 <pic:pic xmlns:pic="http://schemas.openxmlformats.org/drawingml/2006/picture">
                   <pic:nvPicPr>
-                    <pic:cNvPr id="10" name="Image4"/>
+                    <pic:cNvPr id="11" name="Image4"/>
                     <pic:cNvPicPr>
                       <a:picLocks noChangeAspect="1" noChangeArrowheads="1"/>
                     </pic:cNvPicPr>
                   </pic:nvPicPr>
                   <pic:blipFill>
-                    <a:blip r:embed="rId14"/>
+                    <a:blip r:embed="rId15"/>
                     <a:stretch>
                       <a:fillRect/>
                     </a:stretch>
@@ -4427,15 +4647,7 @@
       </w:r>
       <w:r>
         <w:rPr/>
-        <w:t xml:space="preserve">Figure </w:t>
-      </w:r>
-      <w:r>
-        <w:rPr/>
-        <w:t>9</w:t>
-      </w:r>
-      <w:r>
-        <w:rPr/>
-        <w:t>: Semester 2 activity plan (Gantt Chart)</w:t>
+        <w:t>Figure 9: Semester 2 activity plan (Gantt Chart)</w:t>
       </w:r>
     </w:p>
     <w:p>
@@ -4448,8 +4660,8 @@
         <w:ind w:hanging="0" w:start="0"/>
         <w:rPr/>
       </w:pPr>
-      <w:bookmarkStart w:id="41" w:name="__RefHeading___Toc386_1175120669"/>
-      <w:bookmarkEnd w:id="41"/>
+      <w:bookmarkStart w:id="42" w:name="__RefHeading___Toc386_1175120669"/>
+      <w:bookmarkEnd w:id="42"/>
       <w:r>
         <w:rPr/>
         <w:t>3.8 PROJECT BUDGET</w:t>
@@ -5250,19 +5462,11 @@
         <w:pStyle w:val="Caption"/>
         <w:rPr/>
       </w:pPr>
-      <w:bookmarkStart w:id="42" w:name="__RefHeading___Toc948_565102395"/>
-      <w:bookmarkEnd w:id="42"/>
-      <w:r>
-        <w:rPr/>
-        <w:t xml:space="preserve">Table </w:t>
-      </w:r>
-      <w:r>
-        <w:rPr/>
-        <w:t>1</w:t>
-      </w:r>
-      <w:r>
-        <w:rPr/>
-        <w:t>: Project Budget</w:t>
+      <w:bookmarkStart w:id="43" w:name="__RefHeading___Toc948_565102395"/>
+      <w:bookmarkEnd w:id="43"/>
+      <w:r>
+        <w:rPr/>
+        <w:t>Table 1: Project Budget</w:t>
       </w:r>
       <w:r>
         <w:br w:type="page"/>
@@ -5279,8 +5483,8 @@
         <w:ind w:hanging="0" w:start="0"/>
         <w:rPr/>
       </w:pPr>
-      <w:bookmarkStart w:id="43" w:name="__RefHeading___Toc790_345661669"/>
-      <w:bookmarkEnd w:id="43"/>
+      <w:bookmarkStart w:id="44" w:name="__RefHeading___Toc790_345661669"/>
+      <w:bookmarkEnd w:id="44"/>
       <w:r>
         <w:rPr/>
         <w:t>CHAPTER FOUR: SOFTWARE IMPLEMENTATION AND CIRCUIT SIMULATION</w:t>
@@ -5320,8 +5524,8 @@
         <w:ind w:hanging="0" w:start="0"/>
         <w:rPr/>
       </w:pPr>
-      <w:bookmarkStart w:id="44" w:name="__RefHeading___Toc794_345661669"/>
-      <w:bookmarkEnd w:id="44"/>
+      <w:bookmarkStart w:id="45" w:name="__RefHeading___Toc794_345661669"/>
+      <w:bookmarkEnd w:id="45"/>
       <w:r>
         <w:rPr/>
         <w:t>4.1 SOFTWARE IMPLEMENTATION</w:t>
@@ -5405,11 +5609,11 @@
         <w:ind w:hanging="0" w:start="720"/>
         <w:rPr/>
       </w:pPr>
-      <w:bookmarkStart w:id="45" w:name="__RefHeading___Toc754_345661669"/>
-      <w:bookmarkEnd w:id="45"/>
+      <w:bookmarkStart w:id="46" w:name="__RefHeading___Toc754_345661669"/>
+      <w:bookmarkEnd w:id="46"/>
       <w:r>
         <w:drawing>
-          <wp:anchor behindDoc="0" distT="0" distB="0" distL="0" distR="0" simplePos="0" locked="0" layoutInCell="0" allowOverlap="1" relativeHeight="12">
+          <wp:anchor distT="0" distB="0" distL="0" distR="0" simplePos="0" relativeHeight="9" behindDoc="0" locked="0" layoutInCell="0" allowOverlap="1">
             <wp:simplePos x="0" y="0"/>
             <wp:positionH relativeFrom="column">
               <wp:posOffset>1688465</wp:posOffset>
@@ -5420,7 +5624,7 @@
             <wp:extent cx="3080385" cy="1928495"/>
             <wp:effectExtent l="0" t="0" r="0" b="0"/>
             <wp:wrapTopAndBottom/>
-            <wp:docPr id="11" name="Image11"/>
+            <wp:docPr id="12" name="Image11"/>
             <wp:cNvGraphicFramePr>
               <a:graphicFrameLocks xmlns:a="http://schemas.openxmlformats.org/drawingml/2006/main" noChangeAspect="1"/>
             </wp:cNvGraphicFramePr>
@@ -5428,13 +5632,13 @@
               <a:graphicData uri="http://schemas.openxmlformats.org/drawingml/2006/picture">
                 <pic:pic xmlns:pic="http://schemas.openxmlformats.org/drawingml/2006/picture">
                   <pic:nvPicPr>
-                    <pic:cNvPr id="11" name="Image11"/>
+                    <pic:cNvPr id="12" name="Image11"/>
                     <pic:cNvPicPr>
                       <a:picLocks noChangeAspect="1" noChangeArrowheads="1"/>
                     </pic:cNvPicPr>
                   </pic:nvPicPr>
                   <pic:blipFill>
-                    <a:blip r:embed="rId15"/>
+                    <a:blip r:embed="rId16"/>
                     <a:srcRect l="6143" t="4552" r="6986" b="5562"/>
                     <a:stretch>
                       <a:fillRect/>
@@ -5458,15 +5662,7 @@
       </w:r>
       <w:r>
         <w:rPr/>
-        <w:t xml:space="preserve">Figure </w:t>
-      </w:r>
-      <w:r>
-        <w:rPr/>
-        <w:t>10</w:t>
-      </w:r>
-      <w:r>
-        <w:rPr/>
-        <w:t>: Sample card detected (green line shows detection)</w:t>
+        <w:t>Figure 10: Sample card detected (green line shows detection)</w:t>
       </w:r>
     </w:p>
     <w:p>
@@ -5493,11 +5689,11 @@
         <w:ind w:hanging="0" w:start="720"/>
         <w:rPr/>
       </w:pPr>
-      <w:bookmarkStart w:id="46" w:name="__RefHeading___Toc752_345661669"/>
-      <w:bookmarkEnd w:id="46"/>
+      <w:bookmarkStart w:id="47" w:name="__RefHeading___Toc752_345661669"/>
+      <w:bookmarkEnd w:id="47"/>
       <w:r>
         <w:drawing>
-          <wp:anchor behindDoc="0" distT="0" distB="0" distL="0" distR="0" simplePos="0" locked="0" layoutInCell="0" allowOverlap="1" relativeHeight="13">
+          <wp:anchor distT="0" distB="0" distL="0" distR="0" simplePos="0" relativeHeight="10" behindDoc="0" locked="0" layoutInCell="0" allowOverlap="1">
             <wp:simplePos x="0" y="0"/>
             <wp:positionH relativeFrom="column">
               <wp:posOffset>1699895</wp:posOffset>
@@ -5508,7 +5704,7 @@
             <wp:extent cx="3044825" cy="1920240"/>
             <wp:effectExtent l="0" t="0" r="0" b="0"/>
             <wp:wrapTopAndBottom/>
-            <wp:docPr id="12" name="Image12"/>
+            <wp:docPr id="13" name="Image12"/>
             <wp:cNvGraphicFramePr>
               <a:graphicFrameLocks xmlns:a="http://schemas.openxmlformats.org/drawingml/2006/main" noChangeAspect="1"/>
             </wp:cNvGraphicFramePr>
@@ -5516,13 +5712,13 @@
               <a:graphicData uri="http://schemas.openxmlformats.org/drawingml/2006/picture">
                 <pic:pic xmlns:pic="http://schemas.openxmlformats.org/drawingml/2006/picture">
                   <pic:nvPicPr>
-                    <pic:cNvPr id="12" name="Image12"/>
+                    <pic:cNvPr id="13" name="Image12"/>
                     <pic:cNvPicPr>
                       <a:picLocks noChangeAspect="1" noChangeArrowheads="1"/>
                     </pic:cNvPicPr>
                   </pic:nvPicPr>
                   <pic:blipFill>
-                    <a:blip r:embed="rId16"/>
+                    <a:blip r:embed="rId17"/>
                     <a:stretch>
                       <a:fillRect/>
                     </a:stretch>
@@ -5545,15 +5741,7 @@
       </w:r>
       <w:r>
         <w:rPr/>
-        <w:t xml:space="preserve">Figure </w:t>
-      </w:r>
-      <w:r>
-        <w:rPr/>
-        <w:t>11</w:t>
-      </w:r>
-      <w:r>
-        <w:rPr/>
-        <w:t>: Anchor – ROI localization of sample card</w:t>
+        <w:t>Figure 11: Anchor – ROI localization of sample card</w:t>
       </w:r>
     </w:p>
     <w:p>
@@ -5580,11 +5768,11 @@
         <w:ind w:hanging="0" w:start="720"/>
         <w:rPr/>
       </w:pPr>
-      <w:bookmarkStart w:id="47" w:name="__RefHeading___Toc750_345661669"/>
-      <w:bookmarkEnd w:id="47"/>
+      <w:bookmarkStart w:id="48" w:name="__RefHeading___Toc750_345661669"/>
+      <w:bookmarkEnd w:id="48"/>
       <w:r>
         <w:drawing>
-          <wp:anchor behindDoc="0" distT="0" distB="0" distL="0" distR="0" simplePos="0" locked="0" layoutInCell="0" allowOverlap="1" relativeHeight="14">
+          <wp:anchor distT="0" distB="0" distL="0" distR="0" simplePos="0" relativeHeight="11" behindDoc="0" locked="0" layoutInCell="0" allowOverlap="1">
             <wp:simplePos x="0" y="0"/>
             <wp:positionH relativeFrom="column">
               <wp:posOffset>1771650</wp:posOffset>
@@ -5595,7 +5783,7 @@
             <wp:extent cx="2969260" cy="942975"/>
             <wp:effectExtent l="0" t="0" r="0" b="0"/>
             <wp:wrapTopAndBottom/>
-            <wp:docPr id="13" name="Image13"/>
+            <wp:docPr id="14" name="Image13"/>
             <wp:cNvGraphicFramePr>
               <a:graphicFrameLocks xmlns:a="http://schemas.openxmlformats.org/drawingml/2006/main" noChangeAspect="1"/>
             </wp:cNvGraphicFramePr>
@@ -5603,13 +5791,13 @@
               <a:graphicData uri="http://schemas.openxmlformats.org/drawingml/2006/picture">
                 <pic:pic xmlns:pic="http://schemas.openxmlformats.org/drawingml/2006/picture">
                   <pic:nvPicPr>
-                    <pic:cNvPr id="13" name="Image13"/>
+                    <pic:cNvPr id="14" name="Image13"/>
                     <pic:cNvPicPr>
                       <a:picLocks noChangeAspect="1" noChangeArrowheads="1"/>
                     </pic:cNvPicPr>
                   </pic:nvPicPr>
                   <pic:blipFill>
-                    <a:blip r:embed="rId17"/>
+                    <a:blip r:embed="rId18"/>
                     <a:stretch>
                       <a:fillRect/>
                     </a:stretch>
@@ -5632,15 +5820,7 @@
       </w:r>
       <w:r>
         <w:rPr/>
-        <w:t xml:space="preserve">Figure </w:t>
-      </w:r>
-      <w:r>
-        <w:rPr/>
-        <w:t>11</w:t>
-      </w:r>
-      <w:r>
-        <w:rPr/>
-        <w:t>: Text extraction and processing performances</w:t>
+        <w:t>Figure 11: Text extraction and processing performances</w:t>
       </w:r>
     </w:p>
     <w:p>
@@ -5653,8 +5833,8 @@
         <w:ind w:hanging="0" w:start="0"/>
         <w:rPr/>
       </w:pPr>
-      <w:bookmarkStart w:id="48" w:name="__RefHeading___Toc792_345661669"/>
-      <w:bookmarkEnd w:id="48"/>
+      <w:bookmarkStart w:id="49" w:name="__RefHeading___Toc792_345661669"/>
+      <w:bookmarkEnd w:id="49"/>
       <w:r>
         <w:rPr/>
         <w:t>4.2 CIRCUIT SIMULATION</w:t>
@@ -5662,6 +5842,23 @@
     </w:p>
     <w:p>
       <w:pPr>
+        <w:pStyle w:val="Heading3"/>
+        <w:numPr>
+          <w:ilvl w:val="2"/>
+          <w:numId w:val="1"/>
+        </w:numPr>
+        <w:ind w:hanging="0" w:start="0"/>
+        <w:rPr/>
+      </w:pPr>
+      <w:bookmarkStart w:id="50" w:name="__RefHeading___Toc854_443172832"/>
+      <w:bookmarkEnd w:id="50"/>
+      <w:r>
+        <w:rPr/>
+        <w:t>4.2.1 REVERSE POLARITY CIRCUIT</w:t>
+      </w:r>
+    </w:p>
+    <w:p>
+      <w:pPr>
         <w:pStyle w:val="BodyText"/>
         <w:rPr/>
       </w:pPr>
@@ -5675,22 +5872,22 @@
         <w:pStyle w:val="Figure"/>
         <w:rPr/>
       </w:pPr>
-      <w:bookmarkStart w:id="49" w:name="__RefHeading___Toc748_345661669"/>
-      <w:bookmarkEnd w:id="49"/>
+      <w:bookmarkStart w:id="51" w:name="__RefHeading___Toc872_443172832"/>
+      <w:bookmarkEnd w:id="51"/>
       <w:r>
         <w:drawing>
-          <wp:anchor behindDoc="0" distT="0" distB="0" distL="0" distR="0" simplePos="0" locked="0" layoutInCell="0" allowOverlap="1" relativeHeight="15">
+          <wp:anchor distT="0" distB="0" distL="0" distR="0" simplePos="0" relativeHeight="16" behindDoc="0" locked="0" layoutInCell="0" allowOverlap="1">
             <wp:simplePos x="0" y="0"/>
             <wp:positionH relativeFrom="column">
-              <wp:posOffset>-66675</wp:posOffset>
+              <wp:align>center</wp:align>
             </wp:positionH>
             <wp:positionV relativeFrom="paragraph">
-              <wp:posOffset>-144780</wp:posOffset>
+              <wp:posOffset>635</wp:posOffset>
             </wp:positionV>
-            <wp:extent cx="3066415" cy="1566545"/>
+            <wp:extent cx="6120130" cy="1678305"/>
             <wp:effectExtent l="0" t="0" r="0" b="0"/>
-            <wp:wrapTopAndBottom/>
-            <wp:docPr id="14" name="Image14"/>
+            <wp:wrapSquare wrapText="largest"/>
+            <wp:docPr id="15" name="Image10"/>
             <wp:cNvGraphicFramePr>
               <a:graphicFrameLocks xmlns:a="http://schemas.openxmlformats.org/drawingml/2006/main" noChangeAspect="1"/>
             </wp:cNvGraphicFramePr>
@@ -5698,53 +5895,7 @@
               <a:graphicData uri="http://schemas.openxmlformats.org/drawingml/2006/picture">
                 <pic:pic xmlns:pic="http://schemas.openxmlformats.org/drawingml/2006/picture">
                   <pic:nvPicPr>
-                    <pic:cNvPr id="14" name="Image14"/>
-                    <pic:cNvPicPr>
-                      <a:picLocks noChangeAspect="1" noChangeArrowheads="1"/>
-                    </pic:cNvPicPr>
-                  </pic:nvPicPr>
-                  <pic:blipFill>
-                    <a:blip r:embed="rId18"/>
-                    <a:stretch>
-                      <a:fillRect/>
-                    </a:stretch>
-                  </pic:blipFill>
-                  <pic:spPr bwMode="auto">
-                    <a:xfrm>
-                      <a:off x="0" y="0"/>
-                      <a:ext cx="3066415" cy="1566545"/>
-                    </a:xfrm>
-                    <a:prstGeom prst="rect">
-                      <a:avLst/>
-                    </a:prstGeom>
-                    <a:noFill/>
-                  </pic:spPr>
-                </pic:pic>
-              </a:graphicData>
-            </a:graphic>
-          </wp:anchor>
-        </w:drawing>
-        <w:drawing>
-          <wp:anchor behindDoc="0" distT="0" distB="0" distL="0" distR="0" simplePos="0" locked="0" layoutInCell="0" allowOverlap="1" relativeHeight="16">
-            <wp:simplePos x="0" y="0"/>
-            <wp:positionH relativeFrom="column">
-              <wp:posOffset>3255645</wp:posOffset>
-            </wp:positionH>
-            <wp:positionV relativeFrom="paragraph">
-              <wp:posOffset>-133350</wp:posOffset>
-            </wp:positionV>
-            <wp:extent cx="2927350" cy="1533525"/>
-            <wp:effectExtent l="0" t="0" r="0" b="0"/>
-            <wp:wrapTopAndBottom/>
-            <wp:docPr id="15" name="Image15"/>
-            <wp:cNvGraphicFramePr>
-              <a:graphicFrameLocks xmlns:a="http://schemas.openxmlformats.org/drawingml/2006/main" noChangeAspect="1"/>
-            </wp:cNvGraphicFramePr>
-            <a:graphic xmlns:a="http://schemas.openxmlformats.org/drawingml/2006/main">
-              <a:graphicData uri="http://schemas.openxmlformats.org/drawingml/2006/picture">
-                <pic:pic xmlns:pic="http://schemas.openxmlformats.org/drawingml/2006/picture">
-                  <pic:nvPicPr>
-                    <pic:cNvPr id="15" name="Image15"/>
+                    <pic:cNvPr id="15" name="Image10"/>
                     <pic:cNvPicPr>
                       <a:picLocks noChangeAspect="1" noChangeArrowheads="1"/>
                     </pic:cNvPicPr>
@@ -5758,7 +5909,7 @@
                   <pic:spPr bwMode="auto">
                     <a:xfrm>
                       <a:off x="0" y="0"/>
-                      <a:ext cx="2927350" cy="1533525"/>
+                      <a:ext cx="6120130" cy="1678305"/>
                     </a:xfrm>
                     <a:prstGeom prst="rect">
                       <a:avLst/>
@@ -5773,49 +5924,7 @@
       </w:r>
       <w:r>
         <w:rPr/>
-        <w:t xml:space="preserve">Figure </w:t>
-      </w:r>
-      <w:r>
-        <w:rPr/>
-        <w:t>12</w:t>
-      </w:r>
-      <w:r>
-        <w:rPr/>
-        <w:t>: Correct polarity (Left) and Wrong polarity (Right)</w:t>
-      </w:r>
-    </w:p>
-    <w:p>
-      <w:pPr>
-        <w:pStyle w:val="BodyText"/>
-        <w:rPr/>
-      </w:pPr>
-      <w:r>
-        <w:rPr/>
-        <w:t>As observed, in the correct polarity, the output node (V12_P) is set to 11.999V which is expected. On the other side, the wrong polarity, the output node (V12_P) is set to 5.9995</w:t>
-      </w:r>
-      <w:r>
-        <w:rPr>
-          <w:vertAlign w:val="superscript"/>
-        </w:rPr>
-        <w:t>-6</w:t>
-      </w:r>
-      <w:r>
-        <w:rPr>
-          <w:position w:val="0"/>
-          <w:sz w:val="24"/>
-          <w:vertAlign w:val="baseline"/>
-        </w:rPr>
-        <w:t>V which is very small close to zero. This means that the circuit’s reverse polarity protection works fine in the simulation.</w:t>
-      </w:r>
-    </w:p>
-    <w:p>
-      <w:pPr>
-        <w:pStyle w:val="BodyText"/>
-        <w:rPr/>
-      </w:pPr>
-      <w:r>
-        <w:rPr/>
-        <w:t>Also, for the power supply, power rail separation was implemented to prevent interferences between the logic components and the motor parts. This is because the motor usually sink some various inrush currents which forms a problem to power sensitive components.</w:t>
+        <w:t>Figure : Correct input polarity</w:t>
       </w:r>
     </w:p>
     <w:p>
@@ -5823,11 +5932,11 @@
         <w:pStyle w:val="Figure"/>
         <w:rPr/>
       </w:pPr>
-      <w:bookmarkStart w:id="50" w:name="__RefHeading___Toc883_3927118493"/>
-      <w:bookmarkEnd w:id="50"/>
+      <w:bookmarkStart w:id="52" w:name="__RefHeading___Toc870_443172832"/>
+      <w:bookmarkEnd w:id="52"/>
       <w:r>
         <w:drawing>
-          <wp:anchor behindDoc="0" distT="0" distB="0" distL="0" distR="0" simplePos="0" locked="0" layoutInCell="0" allowOverlap="1" relativeHeight="17">
+          <wp:anchor distT="0" distB="0" distL="0" distR="0" simplePos="0" relativeHeight="17" behindDoc="0" locked="0" layoutInCell="0" allowOverlap="1">
             <wp:simplePos x="0" y="0"/>
             <wp:positionH relativeFrom="column">
               <wp:align>center</wp:align>
@@ -5835,10 +5944,10 @@
             <wp:positionV relativeFrom="paragraph">
               <wp:posOffset>635</wp:posOffset>
             </wp:positionV>
-            <wp:extent cx="6120130" cy="2264410"/>
+            <wp:extent cx="6120130" cy="1678305"/>
             <wp:effectExtent l="0" t="0" r="0" b="0"/>
             <wp:wrapSquare wrapText="largest"/>
-            <wp:docPr id="16" name="Image16"/>
+            <wp:docPr id="16" name="Image14"/>
             <wp:cNvGraphicFramePr>
               <a:graphicFrameLocks xmlns:a="http://schemas.openxmlformats.org/drawingml/2006/main" noChangeAspect="1"/>
             </wp:cNvGraphicFramePr>
@@ -5846,7 +5955,7 @@
               <a:graphicData uri="http://schemas.openxmlformats.org/drawingml/2006/picture">
                 <pic:pic xmlns:pic="http://schemas.openxmlformats.org/drawingml/2006/picture">
                   <pic:nvPicPr>
-                    <pic:cNvPr id="16" name="Image16"/>
+                    <pic:cNvPr id="16" name="Image14"/>
                     <pic:cNvPicPr>
                       <a:picLocks noChangeAspect="1" noChangeArrowheads="1"/>
                     </pic:cNvPicPr>
@@ -5860,7 +5969,7 @@
                   <pic:spPr bwMode="auto">
                     <a:xfrm>
                       <a:off x="0" y="0"/>
-                      <a:ext cx="6120130" cy="2264410"/>
+                      <a:ext cx="6120130" cy="1678305"/>
                     </a:xfrm>
                     <a:prstGeom prst="rect">
                       <a:avLst/>
@@ -5875,35 +5984,691 @@
       </w:r>
       <w:r>
         <w:rPr/>
-        <w:t>Figure 13: Power Rail Separation</w:t>
-      </w:r>
-    </w:p>
-    <w:p>
-      <w:pPr>
-        <w:pStyle w:val="BodyText"/>
-        <w:rPr/>
-      </w:pPr>
-      <w:r>
-        <w:rPr/>
-        <w:t>Other modules such as high – level controller (Raspberry Pi) and low – level controllers were not simulated because, there are no simulation environments that exhibit behaviours of such components needed for this project.</w:t>
-      </w:r>
-      <w:r>
-        <w:br w:type="page"/>
-      </w:r>
-    </w:p>
-    <w:p>
-      <w:pPr>
-        <w:pStyle w:val="Heading1"/>
+        <w:t>Figure : Wrong input polarity</w:t>
+      </w:r>
+    </w:p>
+    <w:p>
+      <w:pPr>
+        <w:pStyle w:val="BodyText"/>
+        <w:rPr/>
+      </w:pPr>
+      <w:r>
+        <w:rPr/>
+        <w:t>As observed, in the correct polarity, the output node (V12_P) is set to 11.9808V which is expected. On the other side, the wrong polarity, the output node (V12_P) is set to 8.5588</w:t>
+      </w:r>
+      <w:r>
+        <w:rPr>
+          <w:vertAlign w:val="superscript"/>
+        </w:rPr>
+        <w:t>-8</w:t>
+      </w:r>
+      <w:r>
+        <w:rPr>
+          <w:position w:val="0"/>
+          <w:sz w:val="24"/>
+          <w:vertAlign w:val="baseline"/>
+        </w:rPr>
+        <w:t>V which is very small close to zero. This means that the circuit’s reverse polarity protection works fine in the simulation.</w:t>
+      </w:r>
+    </w:p>
+    <w:p>
+      <w:pPr>
+        <w:pStyle w:val="BodyText"/>
+        <w:rPr/>
+      </w:pPr>
+      <w:r>
+        <w:rPr/>
+        <w:t>Also, for the power supply, power rail separation was implemented to prevent interferences between the logic components and the motor parts. This is because the motor usually sink some various inrush currents which forms a problem to power sensitive components.</w:t>
+      </w:r>
+    </w:p>
+    <w:p>
+      <w:pPr>
+        <w:pStyle w:val="Heading3"/>
+        <w:numPr>
+          <w:ilvl w:val="2"/>
+          <w:numId w:val="1"/>
+        </w:numPr>
+        <w:ind w:hanging="0" w:start="0"/>
+        <w:rPr/>
+      </w:pPr>
+      <w:bookmarkStart w:id="53" w:name="__RefHeading___Toc852_443172832"/>
+      <w:bookmarkEnd w:id="53"/>
+      <w:r>
+        <w:rPr/>
+        <w:t>4.2.2 BUCK CONVERSION CIRCUITS</w:t>
+      </w:r>
+    </w:p>
+    <w:p>
+      <w:pPr>
+        <w:pStyle w:val="BodyText"/>
+        <w:rPr/>
+      </w:pPr>
+      <w:r>
+        <w:rPr/>
+        <w:t>For LMZ23610 and TPSM82903, their simulation modules are not available in various simulation platforms. With other applications, no relevance of simulation results and the reality of the behaviour of such modules were recorded from the research. Therefore, WEBENCH Power Designer from Texas Instruments was used for simulation of behaviours of these models.</w:t>
+      </w:r>
+    </w:p>
+    <w:p>
+      <w:pPr>
+        <w:pStyle w:val="BodyText"/>
+        <w:rPr/>
+      </w:pPr>
+      <w:r>
+        <w:rPr/>
+        <w:t>For LMZ23610 module, there are t</w:t>
+      </w:r>
+      <w:r>
+        <w:rPr/>
+        <w:t>wo</w:t>
+      </w:r>
+      <w:r>
+        <w:rPr/>
+        <w:t xml:space="preserve"> simulation done with that particular design circuit. The simulations are as explained below:</w:t>
+      </w:r>
+    </w:p>
+    <w:p>
+      <w:pPr>
+        <w:pStyle w:val="BodyText"/>
+        <w:numPr>
+          <w:ilvl w:val="0"/>
+          <w:numId w:val="13"/>
+        </w:numPr>
+        <w:rPr/>
+      </w:pPr>
+      <w:r>
+        <w:rPr/>
+        <w:t>At startup simulation; the module with its peripherals and external components connected is tested for peak currents and voltage and the overall behaviour of the module as shown below. The voltage rises at the power on moment will current slowly ramps up to 5A.</w:t>
+      </w:r>
+    </w:p>
+    <w:p>
+      <w:pPr>
+        <w:pStyle w:val="Figure"/>
         <w:numPr>
           <w:ilvl w:val="0"/>
           <w:numId w:val="0"/>
         </w:numPr>
+        <w:ind w:hanging="0" w:start="720"/>
+        <w:rPr/>
+      </w:pPr>
+      <w:bookmarkStart w:id="54" w:name="__RefHeading___Toc868_443172832"/>
+      <w:bookmarkEnd w:id="54"/>
+      <w:r>
+        <w:drawing>
+          <wp:anchor distT="0" distB="0" distL="0" distR="0" simplePos="0" relativeHeight="21" behindDoc="0" locked="0" layoutInCell="0" allowOverlap="1">
+            <wp:simplePos x="0" y="0"/>
+            <wp:positionH relativeFrom="column">
+              <wp:align>center</wp:align>
+            </wp:positionH>
+            <wp:positionV relativeFrom="paragraph">
+              <wp:posOffset>635</wp:posOffset>
+            </wp:positionV>
+            <wp:extent cx="5003800" cy="2498725"/>
+            <wp:effectExtent l="0" t="0" r="0" b="0"/>
+            <wp:wrapTopAndBottom/>
+            <wp:docPr id="17" name="Image16"/>
+            <wp:cNvGraphicFramePr>
+              <a:graphicFrameLocks xmlns:a="http://schemas.openxmlformats.org/drawingml/2006/main" noChangeAspect="1"/>
+            </wp:cNvGraphicFramePr>
+            <a:graphic xmlns:a="http://schemas.openxmlformats.org/drawingml/2006/main">
+              <a:graphicData uri="http://schemas.openxmlformats.org/drawingml/2006/picture">
+                <pic:pic xmlns:pic="http://schemas.openxmlformats.org/drawingml/2006/picture">
+                  <pic:nvPicPr>
+                    <pic:cNvPr id="17" name="Image16"/>
+                    <pic:cNvPicPr>
+                      <a:picLocks noChangeAspect="1" noChangeArrowheads="1"/>
+                    </pic:cNvPicPr>
+                  </pic:nvPicPr>
+                  <pic:blipFill>
+                    <a:blip r:embed="rId21"/>
+                    <a:stretch>
+                      <a:fillRect/>
+                    </a:stretch>
+                  </pic:blipFill>
+                  <pic:spPr bwMode="auto">
+                    <a:xfrm>
+                      <a:off x="0" y="0"/>
+                      <a:ext cx="5003800" cy="2498725"/>
+                    </a:xfrm>
+                    <a:prstGeom prst="rect">
+                      <a:avLst/>
+                    </a:prstGeom>
+                    <a:noFill/>
+                  </pic:spPr>
+                </pic:pic>
+              </a:graphicData>
+            </a:graphic>
+          </wp:anchor>
+        </w:drawing>
+      </w:r>
+      <w:r>
+        <w:rPr/>
+        <w:t>Figure : LMZ23610 simulation results at startu</w:t>
+      </w:r>
+      <w:r>
+        <w:rPr/>
+        <w:t>p</w:t>
+      </w:r>
+    </w:p>
+    <w:p>
+      <w:pPr>
+        <w:pStyle w:val="BodyText"/>
+        <w:numPr>
+          <w:ilvl w:val="0"/>
+          <w:numId w:val="13"/>
+        </w:numPr>
+        <w:rPr/>
+      </w:pPr>
+      <w:r>
+        <w:rPr/>
+        <w:t xml:space="preserve">At steady state; </w:t>
+      </w:r>
+      <w:r>
+        <w:rPr/>
+        <w:t>the module was tested with steady state output condition, with clear observations on voltage descending to 5V exactly which is within the expected output ranges.</w:t>
+      </w:r>
+    </w:p>
+    <w:p>
+      <w:pPr>
+        <w:pStyle w:val="Figure"/>
+        <w:numPr>
+          <w:ilvl w:val="0"/>
+          <w:numId w:val="0"/>
+        </w:numPr>
+        <w:ind w:hanging="0" w:start="0"/>
+        <w:rPr/>
+      </w:pPr>
+      <w:bookmarkStart w:id="55" w:name="__RefHeading___Toc864_443172832"/>
+      <w:bookmarkEnd w:id="55"/>
+      <w:r>
+        <w:drawing>
+          <wp:anchor distT="0" distB="0" distL="0" distR="0" simplePos="0" relativeHeight="22" behindDoc="0" locked="0" layoutInCell="0" allowOverlap="1">
+            <wp:simplePos x="0" y="0"/>
+            <wp:positionH relativeFrom="column">
+              <wp:align>center</wp:align>
+            </wp:positionH>
+            <wp:positionV relativeFrom="paragraph">
+              <wp:posOffset>635</wp:posOffset>
+            </wp:positionV>
+            <wp:extent cx="4450080" cy="3337560"/>
+            <wp:effectExtent l="0" t="0" r="0" b="0"/>
+            <wp:wrapTopAndBottom/>
+            <wp:docPr id="18" name="Image19"/>
+            <wp:cNvGraphicFramePr>
+              <a:graphicFrameLocks xmlns:a="http://schemas.openxmlformats.org/drawingml/2006/main" noChangeAspect="1"/>
+            </wp:cNvGraphicFramePr>
+            <a:graphic xmlns:a="http://schemas.openxmlformats.org/drawingml/2006/main">
+              <a:graphicData uri="http://schemas.openxmlformats.org/drawingml/2006/picture">
+                <pic:pic xmlns:pic="http://schemas.openxmlformats.org/drawingml/2006/picture">
+                  <pic:nvPicPr>
+                    <pic:cNvPr id="18" name="Image19"/>
+                    <pic:cNvPicPr>
+                      <a:picLocks noChangeAspect="1" noChangeArrowheads="1"/>
+                    </pic:cNvPicPr>
+                  </pic:nvPicPr>
+                  <pic:blipFill>
+                    <a:blip r:embed="rId22"/>
+                    <a:stretch>
+                      <a:fillRect/>
+                    </a:stretch>
+                  </pic:blipFill>
+                  <pic:spPr bwMode="auto">
+                    <a:xfrm>
+                      <a:off x="0" y="0"/>
+                      <a:ext cx="4450080" cy="3337560"/>
+                    </a:xfrm>
+                    <a:prstGeom prst="rect">
+                      <a:avLst/>
+                    </a:prstGeom>
+                    <a:noFill/>
+                  </pic:spPr>
+                </pic:pic>
+              </a:graphicData>
+            </a:graphic>
+          </wp:anchor>
+        </w:drawing>
+      </w:r>
+      <w:r>
+        <w:rPr/>
+        <w:t>Figure : LMZ23610 simulation results at steady state</w:t>
+      </w:r>
+    </w:p>
+    <w:p>
+      <w:pPr>
+        <w:pStyle w:val="BodyText"/>
+        <w:rPr/>
+      </w:pPr>
+      <w:r>
+        <w:rPr/>
+        <w:t>For TPSM82903 module, there are three simulation done with that particular design circuit. The simulations are as explained below:</w:t>
+      </w:r>
+    </w:p>
+    <w:p>
+      <w:pPr>
+        <w:pStyle w:val="BodyText"/>
+        <w:numPr>
+          <w:ilvl w:val="0"/>
+          <w:numId w:val="13"/>
+        </w:numPr>
+        <w:rPr/>
+      </w:pPr>
+      <w:r>
+        <w:rPr/>
+        <w:t>At startup simulation; the module with its peripherals and external components connected is tested for peak currents and voltage and the overall behaviour of the module as shown below. The time to start giving out output voltage is controlled by the soft start pin which is usually connected to a capacitor, but in the designed schematic, it was not connected to ensure minimum start time as observed.</w:t>
+      </w:r>
+    </w:p>
+    <w:p>
+      <w:pPr>
+        <w:pStyle w:val="Figure"/>
+        <w:numPr>
+          <w:ilvl w:val="0"/>
+          <w:numId w:val="0"/>
+        </w:numPr>
+        <w:ind w:hanging="0" w:start="720"/>
+        <w:rPr/>
+      </w:pPr>
+      <w:bookmarkStart w:id="56" w:name="__RefHeading___Toc862_443172832"/>
+      <w:bookmarkEnd w:id="56"/>
+      <w:r>
+        <w:drawing>
+          <wp:anchor distT="0" distB="0" distL="0" distR="0" simplePos="0" relativeHeight="18" behindDoc="0" locked="0" layoutInCell="0" allowOverlap="1">
+            <wp:simplePos x="0" y="0"/>
+            <wp:positionH relativeFrom="column">
+              <wp:align>center</wp:align>
+            </wp:positionH>
+            <wp:positionV relativeFrom="paragraph">
+              <wp:posOffset>635</wp:posOffset>
+            </wp:positionV>
+            <wp:extent cx="3848735" cy="2887345"/>
+            <wp:effectExtent l="0" t="0" r="0" b="0"/>
+            <wp:wrapTopAndBottom/>
+            <wp:docPr id="19" name="Image20"/>
+            <wp:cNvGraphicFramePr>
+              <a:graphicFrameLocks xmlns:a="http://schemas.openxmlformats.org/drawingml/2006/main" noChangeAspect="1"/>
+            </wp:cNvGraphicFramePr>
+            <a:graphic xmlns:a="http://schemas.openxmlformats.org/drawingml/2006/main">
+              <a:graphicData uri="http://schemas.openxmlformats.org/drawingml/2006/picture">
+                <pic:pic xmlns:pic="http://schemas.openxmlformats.org/drawingml/2006/picture">
+                  <pic:nvPicPr>
+                    <pic:cNvPr id="19" name="Image20"/>
+                    <pic:cNvPicPr>
+                      <a:picLocks noChangeAspect="1" noChangeArrowheads="1"/>
+                    </pic:cNvPicPr>
+                  </pic:nvPicPr>
+                  <pic:blipFill>
+                    <a:blip r:embed="rId23"/>
+                    <a:stretch>
+                      <a:fillRect/>
+                    </a:stretch>
+                  </pic:blipFill>
+                  <pic:spPr bwMode="auto">
+                    <a:xfrm>
+                      <a:off x="0" y="0"/>
+                      <a:ext cx="3848735" cy="2887345"/>
+                    </a:xfrm>
+                    <a:prstGeom prst="rect">
+                      <a:avLst/>
+                    </a:prstGeom>
+                    <a:noFill/>
+                  </pic:spPr>
+                </pic:pic>
+              </a:graphicData>
+            </a:graphic>
+          </wp:anchor>
+        </w:drawing>
+      </w:r>
+      <w:r>
+        <w:rPr/>
+        <w:t>Figure : PTSM82903 simulation results at start up</w:t>
+      </w:r>
+    </w:p>
+    <w:p>
+      <w:pPr>
+        <w:pStyle w:val="BodyText"/>
+        <w:numPr>
+          <w:ilvl w:val="0"/>
+          <w:numId w:val="13"/>
+        </w:numPr>
+        <w:rPr/>
+      </w:pPr>
+      <w:r>
+        <w:rPr/>
+        <w:t>At load transient; the module was tested for transient at the load node. It is then observed in the simulation that as soon as the output voltage exceeds 3.6V, the currents drops significantly as this is a safety feature since the design served components of 3.3V only.</w:t>
+      </w:r>
+    </w:p>
+    <w:p>
+      <w:pPr>
+        <w:pStyle w:val="Figure"/>
+        <w:numPr>
+          <w:ilvl w:val="0"/>
+          <w:numId w:val="0"/>
+        </w:numPr>
+        <w:ind w:hanging="0" w:start="720"/>
+        <w:rPr/>
+      </w:pPr>
+      <w:bookmarkStart w:id="57" w:name="__RefHeading___Toc860_443172832"/>
+      <w:bookmarkEnd w:id="57"/>
+      <w:r>
+        <w:drawing>
+          <wp:anchor distT="0" distB="0" distL="0" distR="0" simplePos="0" relativeHeight="19" behindDoc="0" locked="0" layoutInCell="0" allowOverlap="1">
+            <wp:simplePos x="0" y="0"/>
+            <wp:positionH relativeFrom="column">
+              <wp:align>center</wp:align>
+            </wp:positionH>
+            <wp:positionV relativeFrom="paragraph">
+              <wp:posOffset>635</wp:posOffset>
+            </wp:positionV>
+            <wp:extent cx="4763135" cy="3572510"/>
+            <wp:effectExtent l="0" t="0" r="0" b="0"/>
+            <wp:wrapTopAndBottom/>
+            <wp:docPr id="20" name="Image21"/>
+            <wp:cNvGraphicFramePr>
+              <a:graphicFrameLocks xmlns:a="http://schemas.openxmlformats.org/drawingml/2006/main" noChangeAspect="1"/>
+            </wp:cNvGraphicFramePr>
+            <a:graphic xmlns:a="http://schemas.openxmlformats.org/drawingml/2006/main">
+              <a:graphicData uri="http://schemas.openxmlformats.org/drawingml/2006/picture">
+                <pic:pic xmlns:pic="http://schemas.openxmlformats.org/drawingml/2006/picture">
+                  <pic:nvPicPr>
+                    <pic:cNvPr id="20" name="Image21"/>
+                    <pic:cNvPicPr>
+                      <a:picLocks noChangeAspect="1" noChangeArrowheads="1"/>
+                    </pic:cNvPicPr>
+                  </pic:nvPicPr>
+                  <pic:blipFill>
+                    <a:blip r:embed="rId24"/>
+                    <a:stretch>
+                      <a:fillRect/>
+                    </a:stretch>
+                  </pic:blipFill>
+                  <pic:spPr bwMode="auto">
+                    <a:xfrm>
+                      <a:off x="0" y="0"/>
+                      <a:ext cx="4763135" cy="3572510"/>
+                    </a:xfrm>
+                    <a:prstGeom prst="rect">
+                      <a:avLst/>
+                    </a:prstGeom>
+                    <a:noFill/>
+                  </pic:spPr>
+                </pic:pic>
+              </a:graphicData>
+            </a:graphic>
+          </wp:anchor>
+        </w:drawing>
+      </w:r>
+      <w:r>
+        <w:rPr/>
+        <w:t>Figure : PTSM82903 simulation results at load transient</w:t>
+      </w:r>
+    </w:p>
+    <w:p>
+      <w:pPr>
+        <w:pStyle w:val="BodyText"/>
+        <w:numPr>
+          <w:ilvl w:val="0"/>
+          <w:numId w:val="13"/>
+        </w:numPr>
+        <w:rPr/>
+      </w:pPr>
+      <w:r>
+        <w:rPr/>
+        <w:t>At steady state: as seen at steady state where the output voltage is greater than 4.835V, the voltage still increases to reach to its final desired voltage level which is 5V.</w:t>
+      </w:r>
+    </w:p>
+    <w:p>
+      <w:pPr>
+        <w:pStyle w:val="Figure"/>
+        <w:numPr>
+          <w:ilvl w:val="0"/>
+          <w:numId w:val="0"/>
+        </w:numPr>
+        <w:ind w:hanging="0" w:start="720"/>
+        <w:rPr/>
+      </w:pPr>
+      <w:bookmarkStart w:id="58" w:name="__RefHeading___Toc858_443172832"/>
+      <w:bookmarkEnd w:id="58"/>
+      <w:r>
+        <w:drawing>
+          <wp:anchor distT="0" distB="0" distL="0" distR="0" simplePos="0" relativeHeight="20" behindDoc="0" locked="0" layoutInCell="0" allowOverlap="1">
+            <wp:simplePos x="0" y="0"/>
+            <wp:positionH relativeFrom="column">
+              <wp:align>center</wp:align>
+            </wp:positionH>
+            <wp:positionV relativeFrom="paragraph">
+              <wp:posOffset>635</wp:posOffset>
+            </wp:positionV>
+            <wp:extent cx="4592320" cy="3444240"/>
+            <wp:effectExtent l="0" t="0" r="0" b="0"/>
+            <wp:wrapTopAndBottom/>
+            <wp:docPr id="21" name="Image15"/>
+            <wp:cNvGraphicFramePr>
+              <a:graphicFrameLocks xmlns:a="http://schemas.openxmlformats.org/drawingml/2006/main" noChangeAspect="1"/>
+            </wp:cNvGraphicFramePr>
+            <a:graphic xmlns:a="http://schemas.openxmlformats.org/drawingml/2006/main">
+              <a:graphicData uri="http://schemas.openxmlformats.org/drawingml/2006/picture">
+                <pic:pic xmlns:pic="http://schemas.openxmlformats.org/drawingml/2006/picture">
+                  <pic:nvPicPr>
+                    <pic:cNvPr id="21" name="Image15"/>
+                    <pic:cNvPicPr>
+                      <a:picLocks noChangeAspect="1" noChangeArrowheads="1"/>
+                    </pic:cNvPicPr>
+                  </pic:nvPicPr>
+                  <pic:blipFill>
+                    <a:blip r:embed="rId25"/>
+                    <a:stretch>
+                      <a:fillRect/>
+                    </a:stretch>
+                  </pic:blipFill>
+                  <pic:spPr bwMode="auto">
+                    <a:xfrm>
+                      <a:off x="0" y="0"/>
+                      <a:ext cx="4592320" cy="3444240"/>
+                    </a:xfrm>
+                    <a:prstGeom prst="rect">
+                      <a:avLst/>
+                    </a:prstGeom>
+                    <a:noFill/>
+                  </pic:spPr>
+                </pic:pic>
+              </a:graphicData>
+            </a:graphic>
+          </wp:anchor>
+        </w:drawing>
+      </w:r>
+      <w:r>
+        <w:rPr/>
+        <w:t>Figure : PTSM82903 simulation result at steady state.</w:t>
+      </w:r>
+    </w:p>
+    <w:p>
+      <w:pPr>
+        <w:pStyle w:val="Heading3"/>
+        <w:numPr>
+          <w:ilvl w:val="2"/>
+          <w:numId w:val="1"/>
+        </w:numPr>
+        <w:ind w:hanging="0" w:start="0"/>
+        <w:rPr/>
+      </w:pPr>
+      <w:bookmarkStart w:id="59" w:name="__RefHeading___Toc1270_443172832"/>
+      <w:bookmarkEnd w:id="59"/>
+      <w:r>
+        <w:rPr/>
+        <w:t>4.</w:t>
+      </w:r>
+      <w:r>
+        <w:rPr/>
+        <w:t>2.</w:t>
+      </w:r>
+      <w:r>
+        <w:rPr/>
+        <w:t>3 MOTOR DRIVER CIRCUIT SIMULATION</w:t>
+      </w:r>
+    </w:p>
+    <w:p>
+      <w:pPr>
+        <w:pStyle w:val="BodyText"/>
+        <w:rPr/>
+      </w:pPr>
+      <w:r>
+        <w:rPr/>
+        <w:t>The designed schematic for custom motor driver using ULN2003A chip for driving a stepper motor was simulated using Proteus Design Suite (PDS) in order to observe and record the studied behaviour of the said module. The simulation was as follows:</w:t>
+      </w:r>
+    </w:p>
+    <w:p>
+      <w:pPr>
+        <w:pStyle w:val="Figure"/>
+        <w:rPr/>
+      </w:pPr>
+      <w:bookmarkStart w:id="60" w:name="__RefHeading___Toc1063_443172832"/>
+      <w:bookmarkEnd w:id="60"/>
+      <w:r>
+        <w:drawing>
+          <wp:anchor distT="0" distB="0" distL="0" distR="0" simplePos="0" relativeHeight="23" behindDoc="0" locked="0" layoutInCell="0" allowOverlap="1">
+            <wp:simplePos x="0" y="0"/>
+            <wp:positionH relativeFrom="column">
+              <wp:posOffset>46355</wp:posOffset>
+            </wp:positionH>
+            <wp:positionV relativeFrom="paragraph">
+              <wp:posOffset>17780</wp:posOffset>
+            </wp:positionV>
+            <wp:extent cx="3197860" cy="2027555"/>
+            <wp:effectExtent l="0" t="0" r="0" b="0"/>
+            <wp:wrapTopAndBottom/>
+            <wp:docPr id="22" name="Image22"/>
+            <wp:cNvGraphicFramePr>
+              <a:graphicFrameLocks xmlns:a="http://schemas.openxmlformats.org/drawingml/2006/main" noChangeAspect="1"/>
+            </wp:cNvGraphicFramePr>
+            <a:graphic xmlns:a="http://schemas.openxmlformats.org/drawingml/2006/main">
+              <a:graphicData uri="http://schemas.openxmlformats.org/drawingml/2006/picture">
+                <pic:pic xmlns:pic="http://schemas.openxmlformats.org/drawingml/2006/picture">
+                  <pic:nvPicPr>
+                    <pic:cNvPr id="22" name="Image22"/>
+                    <pic:cNvPicPr>
+                      <a:picLocks noChangeAspect="1" noChangeArrowheads="1"/>
+                    </pic:cNvPicPr>
+                  </pic:nvPicPr>
+                  <pic:blipFill>
+                    <a:blip r:embed="rId26"/>
+                    <a:srcRect l="0" t="2748" r="2331" b="2661"/>
+                    <a:stretch>
+                      <a:fillRect/>
+                    </a:stretch>
+                  </pic:blipFill>
+                  <pic:spPr bwMode="auto">
+                    <a:xfrm>
+                      <a:off x="0" y="0"/>
+                      <a:ext cx="3197860" cy="2027555"/>
+                    </a:xfrm>
+                    <a:prstGeom prst="rect">
+                      <a:avLst/>
+                    </a:prstGeom>
+                    <a:noFill/>
+                  </pic:spPr>
+                </pic:pic>
+              </a:graphicData>
+            </a:graphic>
+          </wp:anchor>
+        </w:drawing>
+        <w:drawing>
+          <wp:anchor distT="0" distB="0" distL="0" distR="0" simplePos="0" relativeHeight="24" behindDoc="0" locked="0" layoutInCell="0" allowOverlap="1">
+            <wp:simplePos x="0" y="0"/>
+            <wp:positionH relativeFrom="column">
+              <wp:posOffset>3359785</wp:posOffset>
+            </wp:positionH>
+            <wp:positionV relativeFrom="paragraph">
+              <wp:posOffset>10795</wp:posOffset>
+            </wp:positionV>
+            <wp:extent cx="2874645" cy="2021205"/>
+            <wp:effectExtent l="0" t="0" r="0" b="0"/>
+            <wp:wrapTopAndBottom/>
+            <wp:docPr id="23" name="Image23"/>
+            <wp:cNvGraphicFramePr>
+              <a:graphicFrameLocks xmlns:a="http://schemas.openxmlformats.org/drawingml/2006/main" noChangeAspect="1"/>
+            </wp:cNvGraphicFramePr>
+            <a:graphic xmlns:a="http://schemas.openxmlformats.org/drawingml/2006/main">
+              <a:graphicData uri="http://schemas.openxmlformats.org/drawingml/2006/picture">
+                <pic:pic xmlns:pic="http://schemas.openxmlformats.org/drawingml/2006/picture">
+                  <pic:nvPicPr>
+                    <pic:cNvPr id="23" name="Image23"/>
+                    <pic:cNvPicPr>
+                      <a:picLocks noChangeAspect="1" noChangeArrowheads="1"/>
+                    </pic:cNvPicPr>
+                  </pic:nvPicPr>
+                  <pic:blipFill>
+                    <a:blip r:embed="rId27"/>
+                    <a:stretch>
+                      <a:fillRect/>
+                    </a:stretch>
+                  </pic:blipFill>
+                  <pic:spPr bwMode="auto">
+                    <a:xfrm>
+                      <a:off x="0" y="0"/>
+                      <a:ext cx="2874645" cy="2021205"/>
+                    </a:xfrm>
+                    <a:prstGeom prst="rect">
+                      <a:avLst/>
+                    </a:prstGeom>
+                    <a:noFill/>
+                  </pic:spPr>
+                </pic:pic>
+              </a:graphicData>
+            </a:graphic>
+          </wp:anchor>
+        </w:drawing>
+      </w:r>
+      <w:r>
+        <w:rPr/>
+        <w:t>Figure : 0011 and 1000 test signals (from MCU) to motor driver</w:t>
+      </w:r>
+    </w:p>
+    <w:p>
+      <w:pPr>
+        <w:pStyle w:val="BodyText"/>
+        <w:rPr/>
+      </w:pPr>
+      <w:r>
+        <w:rPr/>
+        <w:t>Since the motor driver will be driven by the STM32, the logic source signals were used to imitate the signals provided by the MCU at different intervals, and 0011 combination gave out -180</w:t>
+      </w:r>
+      <w:r>
+        <w:rPr>
+          <w:rFonts w:eastAsia="Noto Serif CJK SC" w:cs="Noto Sans Devanagari" w:ascii="Times New Roman" w:hAnsi="Times New Roman"/>
+        </w:rPr>
+        <w:t>°</w:t>
+      </w:r>
+      <w:r>
+        <w:rPr/>
+        <w:t xml:space="preserve"> turn while 1000 combination gave out 45</w:t>
+      </w:r>
+      <w:r>
+        <w:rPr>
+          <w:rFonts w:eastAsia="Noto Serif CJK SC" w:cs="Noto Sans Devanagari" w:ascii="Times New Roman" w:hAnsi="Times New Roman"/>
+        </w:rPr>
+        <w:t>°</w:t>
+      </w:r>
+      <w:r>
+        <w:rPr>
+          <w:rFonts w:eastAsia="Noto Serif CJK SC" w:cs="Noto Sans Devanagari"/>
+        </w:rPr>
+        <w:t xml:space="preserve"> turn on the stepper motor. Thus, the connection of the motor driver circuit is electrically correct.</w:t>
+      </w:r>
+      <w:r>
+        <w:br w:type="page"/>
+      </w:r>
+    </w:p>
+    <w:p>
+      <w:pPr>
+        <w:pStyle w:val="Heading1"/>
+        <w:numPr>
+          <w:ilvl w:val="0"/>
+          <w:numId w:val="0"/>
+        </w:numPr>
         <w:spacing w:before="0" w:after="120"/>
         <w:ind w:hanging="0" w:start="0"/>
         <w:rPr/>
       </w:pPr>
-      <w:bookmarkStart w:id="51" w:name="__RefHeading___Toc2934_3810426074"/>
-      <w:bookmarkEnd w:id="51"/>
+      <w:bookmarkStart w:id="61" w:name="__RefHeading___Toc2934_3810426074"/>
+      <w:bookmarkEnd w:id="61"/>
       <w:r>
         <w:rPr/>
         <w:t>REFERENCES</w:t>
@@ -5936,7 +6701,7 @@
         <w:rPr/>
         <w:t xml:space="preserve">Aman Prasad, Shraddha Kumar, Keshav Shriram, Prof. Dr. Vikram Mane, “IOT Based Pen Vending Machine”, Published in International Research Journal of Innovations in Engineering and Technology - IRJIET, Volume 8, Issue 3, pp 367-373, March 2024. Article DOI </w:t>
       </w:r>
-      <w:hyperlink r:id="rId21">
+      <w:hyperlink r:id="rId28">
         <w:r>
           <w:rPr>
             <w:rStyle w:val="Hyperlink"/>
@@ -5995,9 +6760,9 @@
       </w:r>
     </w:p>
     <w:sectPr>
-      <w:footerReference w:type="even" r:id="rId22"/>
-      <w:footerReference w:type="default" r:id="rId23"/>
-      <w:footerReference w:type="first" r:id="rId24"/>
+      <w:footerReference w:type="even" r:id="rId29"/>
+      <w:footerReference w:type="default" r:id="rId30"/>
+      <w:footerReference w:type="first" r:id="rId31"/>
       <w:type w:val="nextPage"/>
       <w:pgSz w:w="11906" w:h="16838"/>
       <w:pgMar w:left="1134" w:right="1134" w:gutter="0" w:header="0" w:top="1134" w:footer="1134" w:bottom="1693"/>
@@ -6116,7 +6881,7 @@
       <w:jc w:val="center"/>
       <w:rPr/>
     </w:pPr>
-    <w:bookmarkStart w:id="52" w:name="PageNumWizard_FOOTER_Index1"/>
+    <w:bookmarkStart w:id="62" w:name="PageNumWizard_FOOTER_Index1"/>
     <w:r>
       <w:rPr/>
       <w:fldChar w:fldCharType="begin"/>
@@ -6131,13 +6896,13 @@
     </w:r>
     <w:r>
       <w:rPr/>
-      <w:t>17</w:t>
+      <w:t>20</w:t>
     </w:r>
     <w:r>
       <w:rPr/>
       <w:fldChar w:fldCharType="end"/>
     </w:r>
-    <w:bookmarkEnd w:id="52"/>
+    <w:bookmarkEnd w:id="62"/>
   </w:p>
 </w:ftr>
 </file>
@@ -6150,7 +6915,7 @@
       <w:jc w:val="center"/>
       <w:rPr/>
     </w:pPr>
-    <w:bookmarkStart w:id="53" w:name="PageNumWizard_FOOTER_Index1"/>
+    <w:bookmarkStart w:id="63" w:name="PageNumWizard_FOOTER_Index1"/>
     <w:r>
       <w:rPr/>
       <w:fldChar w:fldCharType="begin"/>
@@ -6165,13 +6930,13 @@
     </w:r>
     <w:r>
       <w:rPr/>
-      <w:t>17</w:t>
+      <w:t>20</w:t>
     </w:r>
     <w:r>
       <w:rPr/>
       <w:fldChar w:fldCharType="end"/>
     </w:r>
-    <w:bookmarkEnd w:id="53"/>
+    <w:bookmarkEnd w:id="63"/>
   </w:p>
 </w:ftr>
 </file>
@@ -7787,6 +8552,143 @@
     </w:lvl>
   </w:abstractNum>
   <w:abstractNum w:abstractNumId="13">
+    <w:lvl w:ilvl="0">
+      <w:start w:val="1"/>
+      <w:numFmt w:val="bullet"/>
+      <w:lvlText w:val=""/>
+      <w:lvlJc w:val="start"/>
+      <w:pPr>
+        <w:tabs>
+          <w:tab w:val="num" w:pos="720"/>
+        </w:tabs>
+        <w:ind w:start="720" w:hanging="360"/>
+      </w:pPr>
+      <w:rPr>
+        <w:rFonts w:ascii="Symbol" w:hAnsi="Symbol" w:cs="Symbol" w:hint="default"/>
+      </w:rPr>
+    </w:lvl>
+    <w:lvl w:ilvl="1">
+      <w:start w:val="1"/>
+      <w:numFmt w:val="bullet"/>
+      <w:lvlText w:val="◦"/>
+      <w:lvlJc w:val="start"/>
+      <w:pPr>
+        <w:tabs>
+          <w:tab w:val="num" w:pos="1080"/>
+        </w:tabs>
+        <w:ind w:start="1080" w:hanging="360"/>
+      </w:pPr>
+      <w:rPr>
+        <w:rFonts w:ascii="OpenSymbol" w:hAnsi="OpenSymbol" w:cs="OpenSymbol" w:hint="default"/>
+      </w:rPr>
+    </w:lvl>
+    <w:lvl w:ilvl="2">
+      <w:start w:val="1"/>
+      <w:numFmt w:val="bullet"/>
+      <w:lvlText w:val="▪"/>
+      <w:lvlJc w:val="start"/>
+      <w:pPr>
+        <w:tabs>
+          <w:tab w:val="num" w:pos="1440"/>
+        </w:tabs>
+        <w:ind w:start="1440" w:hanging="360"/>
+      </w:pPr>
+      <w:rPr>
+        <w:rFonts w:ascii="OpenSymbol" w:hAnsi="OpenSymbol" w:cs="OpenSymbol" w:hint="default"/>
+      </w:rPr>
+    </w:lvl>
+    <w:lvl w:ilvl="3">
+      <w:start w:val="1"/>
+      <w:numFmt w:val="bullet"/>
+      <w:lvlText w:val=""/>
+      <w:lvlJc w:val="start"/>
+      <w:pPr>
+        <w:tabs>
+          <w:tab w:val="num" w:pos="1800"/>
+        </w:tabs>
+        <w:ind w:start="1800" w:hanging="360"/>
+      </w:pPr>
+      <w:rPr>
+        <w:rFonts w:ascii="Symbol" w:hAnsi="Symbol" w:cs="Symbol" w:hint="default"/>
+      </w:rPr>
+    </w:lvl>
+    <w:lvl w:ilvl="4">
+      <w:start w:val="1"/>
+      <w:numFmt w:val="bullet"/>
+      <w:lvlText w:val="◦"/>
+      <w:lvlJc w:val="start"/>
+      <w:pPr>
+        <w:tabs>
+          <w:tab w:val="num" w:pos="2160"/>
+        </w:tabs>
+        <w:ind w:start="2160" w:hanging="360"/>
+      </w:pPr>
+      <w:rPr>
+        <w:rFonts w:ascii="OpenSymbol" w:hAnsi="OpenSymbol" w:cs="OpenSymbol" w:hint="default"/>
+      </w:rPr>
+    </w:lvl>
+    <w:lvl w:ilvl="5">
+      <w:start w:val="1"/>
+      <w:numFmt w:val="bullet"/>
+      <w:lvlText w:val="▪"/>
+      <w:lvlJc w:val="start"/>
+      <w:pPr>
+        <w:tabs>
+          <w:tab w:val="num" w:pos="2520"/>
+        </w:tabs>
+        <w:ind w:start="2520" w:hanging="360"/>
+      </w:pPr>
+      <w:rPr>
+        <w:rFonts w:ascii="OpenSymbol" w:hAnsi="OpenSymbol" w:cs="OpenSymbol" w:hint="default"/>
+      </w:rPr>
+    </w:lvl>
+    <w:lvl w:ilvl="6">
+      <w:start w:val="1"/>
+      <w:numFmt w:val="bullet"/>
+      <w:lvlText w:val=""/>
+      <w:lvlJc w:val="start"/>
+      <w:pPr>
+        <w:tabs>
+          <w:tab w:val="num" w:pos="2880"/>
+        </w:tabs>
+        <w:ind w:start="2880" w:hanging="360"/>
+      </w:pPr>
+      <w:rPr>
+        <w:rFonts w:ascii="Symbol" w:hAnsi="Symbol" w:cs="Symbol" w:hint="default"/>
+      </w:rPr>
+    </w:lvl>
+    <w:lvl w:ilvl="7">
+      <w:start w:val="1"/>
+      <w:numFmt w:val="bullet"/>
+      <w:lvlText w:val="◦"/>
+      <w:lvlJc w:val="start"/>
+      <w:pPr>
+        <w:tabs>
+          <w:tab w:val="num" w:pos="3240"/>
+        </w:tabs>
+        <w:ind w:start="3240" w:hanging="360"/>
+      </w:pPr>
+      <w:rPr>
+        <w:rFonts w:ascii="OpenSymbol" w:hAnsi="OpenSymbol" w:cs="OpenSymbol" w:hint="default"/>
+      </w:rPr>
+    </w:lvl>
+    <w:lvl w:ilvl="8">
+      <w:start w:val="1"/>
+      <w:numFmt w:val="bullet"/>
+      <w:lvlText w:val="▪"/>
+      <w:lvlJc w:val="start"/>
+      <w:pPr>
+        <w:tabs>
+          <w:tab w:val="num" w:pos="3600"/>
+        </w:tabs>
+        <w:ind w:start="3600" w:hanging="360"/>
+      </w:pPr>
+      <w:rPr>
+        <w:rFonts w:ascii="OpenSymbol" w:hAnsi="OpenSymbol" w:cs="OpenSymbol" w:hint="default"/>
+      </w:rPr>
+    </w:lvl>
+  </w:abstractNum>
+  <w:abstractNum w:abstractNumId="14">
     <w:lvl w:ilvl="0">
       <w:start w:val="1"/>
       <w:numFmt w:val="none"/>
@@ -7943,6 +8845,9 @@
   </w:num>
   <w:num w:numId="13">
     <w:abstractNumId w:val="13"/>
+  </w:num>
+  <w:num w:numId="14">
+    <w:abstractNumId w:val="14"/>
   </w:num>
 </w:numbering>
 </file>

--- a/docs/uni-submission/end-semester-one report.docx
+++ b/docs/uni-submission/end-semester-one report.docx
@@ -6045,7 +6045,15 @@
       </w:pPr>
       <w:r>
         <w:rPr/>
-        <w:t>For LMZ23610 and TPSM82903, their simulation modules are not available in various simulation platforms. With other applications, no relevance of simulation results and the reality of the behaviour of such modules were recorded from the research. Therefore, WEBENCH Power Designer from Texas Instruments was used for simulation of behaviours of these models.</w:t>
+        <w:t xml:space="preserve">For LMZ23610 and TPSM82903, their simulation modules are not available in various simulation platforms. With other applications, no relevance of simulation results and the reality of the behaviour of such modules were recorded from the research. Therefore, WEBENCH Power Designer from Texas Instruments was used for </w:t>
+      </w:r>
+      <w:r>
+        <w:rPr/>
+        <w:t>design estimation on behaviours of the chosen modules</w:t>
+      </w:r>
+      <w:r>
+        <w:rPr/>
+        <w:t>.</w:t>
       </w:r>
     </w:p>
     <w:p>
@@ -6094,7 +6102,7 @@
       <w:bookmarkEnd w:id="54"/>
       <w:r>
         <w:drawing>
-          <wp:anchor distT="0" distB="0" distL="0" distR="0" simplePos="0" relativeHeight="21" behindDoc="0" locked="0" layoutInCell="0" allowOverlap="1">
+          <wp:anchor distT="0" distB="0" distL="0" distR="0" simplePos="0" relativeHeight="20" behindDoc="0" locked="0" layoutInCell="0" allowOverlap="1">
             <wp:simplePos x="0" y="0"/>
             <wp:positionH relativeFrom="column">
               <wp:align>center</wp:align>
@@ -6181,7 +6189,7 @@
       <w:bookmarkEnd w:id="55"/>
       <w:r>
         <w:drawing>
-          <wp:anchor distT="0" distB="0" distL="0" distR="0" simplePos="0" relativeHeight="22" behindDoc="0" locked="0" layoutInCell="0" allowOverlap="1">
+          <wp:anchor distT="0" distB="0" distL="0" distR="0" simplePos="0" relativeHeight="21" behindDoc="0" locked="0" layoutInCell="0" allowOverlap="1">
             <wp:simplePos x="0" y="0"/>
             <wp:positionH relativeFrom="column">
               <wp:align>center</wp:align>
@@ -6239,7 +6247,39 @@
       </w:pPr>
       <w:r>
         <w:rPr/>
-        <w:t>For TPSM82903 module, there are three simulation done with that particular design circuit. The simulations are as explained below:</w:t>
+        <w:t xml:space="preserve">For TPSM82903 module </w:t>
+      </w:r>
+      <w:r>
+        <w:rPr/>
+        <w:t>also</w:t>
+      </w:r>
+      <w:r>
+        <w:rPr/>
+        <w:t xml:space="preserve">, there </w:t>
+      </w:r>
+      <w:r>
+        <w:rPr/>
+        <w:t>were</w:t>
+      </w:r>
+      <w:r>
+        <w:rPr/>
+        <w:t xml:space="preserve"> t</w:t>
+      </w:r>
+      <w:r>
+        <w:rPr/>
+        <w:t>wo</w:t>
+      </w:r>
+      <w:r>
+        <w:rPr/>
+        <w:t xml:space="preserve"> simulation</w:t>
+      </w:r>
+      <w:r>
+        <w:rPr/>
+        <w:t>s</w:t>
+      </w:r>
+      <w:r>
+        <w:rPr/>
+        <w:t xml:space="preserve"> done with that particular design circuit. The simulations are as explained below:</w:t>
       </w:r>
     </w:p>
     <w:p>
@@ -6402,85 +6442,6 @@
     </w:p>
     <w:p>
       <w:pPr>
-        <w:pStyle w:val="BodyText"/>
-        <w:numPr>
-          <w:ilvl w:val="0"/>
-          <w:numId w:val="13"/>
-        </w:numPr>
-        <w:rPr/>
-      </w:pPr>
-      <w:r>
-        <w:rPr/>
-        <w:t>At steady state: as seen at steady state where the output voltage is greater than 4.835V, the voltage still increases to reach to its final desired voltage level which is 5V.</w:t>
-      </w:r>
-    </w:p>
-    <w:p>
-      <w:pPr>
-        <w:pStyle w:val="Figure"/>
-        <w:numPr>
-          <w:ilvl w:val="0"/>
-          <w:numId w:val="0"/>
-        </w:numPr>
-        <w:ind w:hanging="0" w:start="720"/>
-        <w:rPr/>
-      </w:pPr>
-      <w:bookmarkStart w:id="58" w:name="__RefHeading___Toc858_443172832"/>
-      <w:bookmarkEnd w:id="58"/>
-      <w:r>
-        <w:drawing>
-          <wp:anchor distT="0" distB="0" distL="0" distR="0" simplePos="0" relativeHeight="20" behindDoc="0" locked="0" layoutInCell="0" allowOverlap="1">
-            <wp:simplePos x="0" y="0"/>
-            <wp:positionH relativeFrom="column">
-              <wp:align>center</wp:align>
-            </wp:positionH>
-            <wp:positionV relativeFrom="paragraph">
-              <wp:posOffset>635</wp:posOffset>
-            </wp:positionV>
-            <wp:extent cx="4592320" cy="3444240"/>
-            <wp:effectExtent l="0" t="0" r="0" b="0"/>
-            <wp:wrapTopAndBottom/>
-            <wp:docPr id="21" name="Image15"/>
-            <wp:cNvGraphicFramePr>
-              <a:graphicFrameLocks xmlns:a="http://schemas.openxmlformats.org/drawingml/2006/main" noChangeAspect="1"/>
-            </wp:cNvGraphicFramePr>
-            <a:graphic xmlns:a="http://schemas.openxmlformats.org/drawingml/2006/main">
-              <a:graphicData uri="http://schemas.openxmlformats.org/drawingml/2006/picture">
-                <pic:pic xmlns:pic="http://schemas.openxmlformats.org/drawingml/2006/picture">
-                  <pic:nvPicPr>
-                    <pic:cNvPr id="21" name="Image15"/>
-                    <pic:cNvPicPr>
-                      <a:picLocks noChangeAspect="1" noChangeArrowheads="1"/>
-                    </pic:cNvPicPr>
-                  </pic:nvPicPr>
-                  <pic:blipFill>
-                    <a:blip r:embed="rId25"/>
-                    <a:stretch>
-                      <a:fillRect/>
-                    </a:stretch>
-                  </pic:blipFill>
-                  <pic:spPr bwMode="auto">
-                    <a:xfrm>
-                      <a:off x="0" y="0"/>
-                      <a:ext cx="4592320" cy="3444240"/>
-                    </a:xfrm>
-                    <a:prstGeom prst="rect">
-                      <a:avLst/>
-                    </a:prstGeom>
-                    <a:noFill/>
-                  </pic:spPr>
-                </pic:pic>
-              </a:graphicData>
-            </a:graphic>
-          </wp:anchor>
-        </w:drawing>
-      </w:r>
-      <w:r>
-        <w:rPr/>
-        <w:t>Figure : PTSM82903 simulation result at steady state.</w:t>
-      </w:r>
-    </w:p>
-    <w:p>
-      <w:pPr>
         <w:pStyle w:val="Heading3"/>
         <w:numPr>
           <w:ilvl w:val="2"/>
@@ -6489,41 +6450,41 @@
         <w:ind w:hanging="0" w:start="0"/>
         <w:rPr/>
       </w:pPr>
-      <w:bookmarkStart w:id="59" w:name="__RefHeading___Toc1270_443172832"/>
+      <w:bookmarkStart w:id="58" w:name="__RefHeading___Toc1270_443172832"/>
+      <w:bookmarkEnd w:id="58"/>
+      <w:r>
+        <w:rPr/>
+        <w:t>4.</w:t>
+      </w:r>
+      <w:r>
+        <w:rPr/>
+        <w:t>2.</w:t>
+      </w:r>
+      <w:r>
+        <w:rPr/>
+        <w:t>3 MOTOR DRIVER CIRCUIT SIMULATION</w:t>
+      </w:r>
+    </w:p>
+    <w:p>
+      <w:pPr>
+        <w:pStyle w:val="BodyText"/>
+        <w:rPr/>
+      </w:pPr>
+      <w:r>
+        <w:rPr/>
+        <w:t>The designed schematic for custom motor driver using ULN2003A chip for driving a stepper motor was simulated using Proteus Design Suite (PDS) in order to observe and record the studied behaviour of the said module. The simulation was as follows:</w:t>
+      </w:r>
+    </w:p>
+    <w:p>
+      <w:pPr>
+        <w:pStyle w:val="Figure"/>
+        <w:rPr/>
+      </w:pPr>
+      <w:bookmarkStart w:id="59" w:name="__RefHeading___Toc1063_443172832"/>
       <w:bookmarkEnd w:id="59"/>
       <w:r>
-        <w:rPr/>
-        <w:t>4.</w:t>
-      </w:r>
-      <w:r>
-        <w:rPr/>
-        <w:t>2.</w:t>
-      </w:r>
-      <w:r>
-        <w:rPr/>
-        <w:t>3 MOTOR DRIVER CIRCUIT SIMULATION</w:t>
-      </w:r>
-    </w:p>
-    <w:p>
-      <w:pPr>
-        <w:pStyle w:val="BodyText"/>
-        <w:rPr/>
-      </w:pPr>
-      <w:r>
-        <w:rPr/>
-        <w:t>The designed schematic for custom motor driver using ULN2003A chip for driving a stepper motor was simulated using Proteus Design Suite (PDS) in order to observe and record the studied behaviour of the said module. The simulation was as follows:</w:t>
-      </w:r>
-    </w:p>
-    <w:p>
-      <w:pPr>
-        <w:pStyle w:val="Figure"/>
-        <w:rPr/>
-      </w:pPr>
-      <w:bookmarkStart w:id="60" w:name="__RefHeading___Toc1063_443172832"/>
-      <w:bookmarkEnd w:id="60"/>
-      <w:r>
         <w:drawing>
-          <wp:anchor distT="0" distB="0" distL="0" distR="0" simplePos="0" relativeHeight="23" behindDoc="0" locked="0" layoutInCell="0" allowOverlap="1">
+          <wp:anchor distT="0" distB="0" distL="0" distR="0" simplePos="0" relativeHeight="22" behindDoc="0" locked="0" layoutInCell="0" allowOverlap="1">
             <wp:simplePos x="0" y="0"/>
             <wp:positionH relativeFrom="column">
               <wp:posOffset>46355</wp:posOffset>
@@ -6534,7 +6495,7 @@
             <wp:extent cx="3197860" cy="2027555"/>
             <wp:effectExtent l="0" t="0" r="0" b="0"/>
             <wp:wrapTopAndBottom/>
-            <wp:docPr id="22" name="Image22"/>
+            <wp:docPr id="21" name="Image22"/>
             <wp:cNvGraphicFramePr>
               <a:graphicFrameLocks xmlns:a="http://schemas.openxmlformats.org/drawingml/2006/main" noChangeAspect="1"/>
             </wp:cNvGraphicFramePr>
@@ -6542,13 +6503,13 @@
               <a:graphicData uri="http://schemas.openxmlformats.org/drawingml/2006/picture">
                 <pic:pic xmlns:pic="http://schemas.openxmlformats.org/drawingml/2006/picture">
                   <pic:nvPicPr>
-                    <pic:cNvPr id="22" name="Image22"/>
+                    <pic:cNvPr id="21" name="Image22"/>
                     <pic:cNvPicPr>
                       <a:picLocks noChangeAspect="1" noChangeArrowheads="1"/>
                     </pic:cNvPicPr>
                   </pic:nvPicPr>
                   <pic:blipFill>
-                    <a:blip r:embed="rId26"/>
+                    <a:blip r:embed="rId25"/>
                     <a:srcRect l="0" t="2748" r="2331" b="2661"/>
                     <a:stretch>
                       <a:fillRect/>
@@ -6570,7 +6531,7 @@
           </wp:anchor>
         </w:drawing>
         <w:drawing>
-          <wp:anchor distT="0" distB="0" distL="0" distR="0" simplePos="0" relativeHeight="24" behindDoc="0" locked="0" layoutInCell="0" allowOverlap="1">
+          <wp:anchor distT="0" distB="0" distL="0" distR="0" simplePos="0" relativeHeight="23" behindDoc="0" locked="0" layoutInCell="0" allowOverlap="1">
             <wp:simplePos x="0" y="0"/>
             <wp:positionH relativeFrom="column">
               <wp:posOffset>3359785</wp:posOffset>
@@ -6581,7 +6542,7 @@
             <wp:extent cx="2874645" cy="2021205"/>
             <wp:effectExtent l="0" t="0" r="0" b="0"/>
             <wp:wrapTopAndBottom/>
-            <wp:docPr id="23" name="Image23"/>
+            <wp:docPr id="22" name="Image23"/>
             <wp:cNvGraphicFramePr>
               <a:graphicFrameLocks xmlns:a="http://schemas.openxmlformats.org/drawingml/2006/main" noChangeAspect="1"/>
             </wp:cNvGraphicFramePr>
@@ -6589,13 +6550,13 @@
               <a:graphicData uri="http://schemas.openxmlformats.org/drawingml/2006/picture">
                 <pic:pic xmlns:pic="http://schemas.openxmlformats.org/drawingml/2006/picture">
                   <pic:nvPicPr>
-                    <pic:cNvPr id="23" name="Image23"/>
+                    <pic:cNvPr id="22" name="Image23"/>
                     <pic:cNvPicPr>
                       <a:picLocks noChangeAspect="1" noChangeArrowheads="1"/>
                     </pic:cNvPicPr>
                   </pic:nvPicPr>
                   <pic:blipFill>
-                    <a:blip r:embed="rId27"/>
+                    <a:blip r:embed="rId26"/>
                     <a:stretch>
                       <a:fillRect/>
                     </a:stretch>
@@ -6650,7 +6611,19 @@
         <w:rPr>
           <w:rFonts w:eastAsia="Noto Serif CJK SC" w:cs="Noto Sans Devanagari"/>
         </w:rPr>
-        <w:t xml:space="preserve"> turn on the stepper motor. Thus, the connection of the motor driver circuit is electrically correct.</w:t>
+        <w:t xml:space="preserve"> turn on the stepper motor, </w:t>
+      </w:r>
+      <w:r>
+        <w:rPr>
+          <w:rFonts w:eastAsia="Noto Serif CJK SC" w:cs="Noto Sans Devanagari"/>
+        </w:rPr>
+        <w:t>according to the steps and respective angular displacement set</w:t>
+      </w:r>
+      <w:r>
+        <w:rPr>
+          <w:rFonts w:eastAsia="Noto Serif CJK SC" w:cs="Noto Sans Devanagari"/>
+        </w:rPr>
+        <w:t>. Thus, the connection of the motor driver circuit is electrically correct.</w:t>
       </w:r>
       <w:r>
         <w:br w:type="page"/>
@@ -6667,8 +6640,8 @@
         <w:ind w:hanging="0" w:start="0"/>
         <w:rPr/>
       </w:pPr>
-      <w:bookmarkStart w:id="61" w:name="__RefHeading___Toc2934_3810426074"/>
-      <w:bookmarkEnd w:id="61"/>
+      <w:bookmarkStart w:id="60" w:name="__RefHeading___Toc2934_3810426074"/>
+      <w:bookmarkEnd w:id="60"/>
       <w:r>
         <w:rPr/>
         <w:t>REFERENCES</w:t>
@@ -6701,7 +6674,7 @@
         <w:rPr/>
         <w:t xml:space="preserve">Aman Prasad, Shraddha Kumar, Keshav Shriram, Prof. Dr. Vikram Mane, “IOT Based Pen Vending Machine”, Published in International Research Journal of Innovations in Engineering and Technology - IRJIET, Volume 8, Issue 3, pp 367-373, March 2024. Article DOI </w:t>
       </w:r>
-      <w:hyperlink r:id="rId28">
+      <w:hyperlink r:id="rId27">
         <w:r>
           <w:rPr>
             <w:rStyle w:val="Hyperlink"/>
@@ -6760,9 +6733,9 @@
       </w:r>
     </w:p>
     <w:sectPr>
-      <w:footerReference w:type="even" r:id="rId29"/>
-      <w:footerReference w:type="default" r:id="rId30"/>
-      <w:footerReference w:type="first" r:id="rId31"/>
+      <w:footerReference w:type="even" r:id="rId28"/>
+      <w:footerReference w:type="default" r:id="rId29"/>
+      <w:footerReference w:type="first" r:id="rId30"/>
       <w:type w:val="nextPage"/>
       <w:pgSz w:w="11906" w:h="16838"/>
       <w:pgMar w:left="1134" w:right="1134" w:gutter="0" w:header="0" w:top="1134" w:footer="1134" w:bottom="1693"/>
@@ -6881,6 +6854,40 @@
       <w:jc w:val="center"/>
       <w:rPr/>
     </w:pPr>
+    <w:bookmarkStart w:id="61" w:name="PageNumWizard_FOOTER_Index1"/>
+    <w:r>
+      <w:rPr/>
+      <w:fldChar w:fldCharType="begin"/>
+    </w:r>
+    <w:r>
+      <w:rPr/>
+      <w:instrText xml:space="preserve"> PAGE </w:instrText>
+    </w:r>
+    <w:r>
+      <w:rPr/>
+      <w:fldChar w:fldCharType="separate"/>
+    </w:r>
+    <w:r>
+      <w:rPr/>
+      <w:t>20</w:t>
+    </w:r>
+    <w:r>
+      <w:rPr/>
+      <w:fldChar w:fldCharType="end"/>
+    </w:r>
+    <w:bookmarkEnd w:id="61"/>
+  </w:p>
+</w:ftr>
+</file>
+
+<file path=word/footer6.xml><?xml version="1.0" encoding="utf-8"?>
+<w:ftr xmlns:o="urn:schemas-microsoft-com:office:office" xmlns:r="http://schemas.openxmlformats.org/officeDocument/2006/relationships" xmlns:v="urn:schemas-microsoft-com:vml" xmlns:w="http://schemas.openxmlformats.org/wordprocessingml/2006/main" xmlns:w10="urn:schemas-microsoft-com:office:word" xmlns:wp="http://schemas.openxmlformats.org/drawingml/2006/wordprocessingDrawing" xmlns:pic="http://schemas.openxmlformats.org/drawingml/2006/picture" xmlns:wps="http://schemas.microsoft.com/office/word/2010/wordprocessingShape" xmlns:wpg="http://schemas.microsoft.com/office/word/2010/wordprocessingGroup" xmlns:mc="http://schemas.openxmlformats.org/markup-compatibility/2006" xmlns:wp14="http://schemas.microsoft.com/office/word/2010/wordprocessingDrawing" xmlns:w14="http://schemas.microsoft.com/office/word/2010/wordml" xmlns:w15="http://schemas.microsoft.com/office/word/2012/wordml" mc:Ignorable="w14 wp14 w15">
+  <w:p>
+    <w:pPr>
+      <w:pStyle w:val="Footer"/>
+      <w:jc w:val="center"/>
+      <w:rPr/>
+    </w:pPr>
     <w:bookmarkStart w:id="62" w:name="PageNumWizard_FOOTER_Index1"/>
     <w:r>
       <w:rPr/>
@@ -6903,40 +6910,6 @@
       <w:fldChar w:fldCharType="end"/>
     </w:r>
     <w:bookmarkEnd w:id="62"/>
-  </w:p>
-</w:ftr>
-</file>
-
-<file path=word/footer6.xml><?xml version="1.0" encoding="utf-8"?>
-<w:ftr xmlns:o="urn:schemas-microsoft-com:office:office" xmlns:r="http://schemas.openxmlformats.org/officeDocument/2006/relationships" xmlns:v="urn:schemas-microsoft-com:vml" xmlns:w="http://schemas.openxmlformats.org/wordprocessingml/2006/main" xmlns:w10="urn:schemas-microsoft-com:office:word" xmlns:wp="http://schemas.openxmlformats.org/drawingml/2006/wordprocessingDrawing" xmlns:pic="http://schemas.openxmlformats.org/drawingml/2006/picture" xmlns:wps="http://schemas.microsoft.com/office/word/2010/wordprocessingShape" xmlns:wpg="http://schemas.microsoft.com/office/word/2010/wordprocessingGroup" xmlns:mc="http://schemas.openxmlformats.org/markup-compatibility/2006" xmlns:wp14="http://schemas.microsoft.com/office/word/2010/wordprocessingDrawing" xmlns:w14="http://schemas.microsoft.com/office/word/2010/wordml" xmlns:w15="http://schemas.microsoft.com/office/word/2012/wordml" mc:Ignorable="w14 wp14 w15">
-  <w:p>
-    <w:pPr>
-      <w:pStyle w:val="Footer"/>
-      <w:jc w:val="center"/>
-      <w:rPr/>
-    </w:pPr>
-    <w:bookmarkStart w:id="63" w:name="PageNumWizard_FOOTER_Index1"/>
-    <w:r>
-      <w:rPr/>
-      <w:fldChar w:fldCharType="begin"/>
-    </w:r>
-    <w:r>
-      <w:rPr/>
-      <w:instrText xml:space="preserve"> PAGE </w:instrText>
-    </w:r>
-    <w:r>
-      <w:rPr/>
-      <w:fldChar w:fldCharType="separate"/>
-    </w:r>
-    <w:r>
-      <w:rPr/>
-      <w:t>20</w:t>
-    </w:r>
-    <w:r>
-      <w:rPr/>
-      <w:fldChar w:fldCharType="end"/>
-    </w:r>
-    <w:bookmarkEnd w:id="63"/>
   </w:p>
 </w:ftr>
 </file>

--- a/docs/uni-submission/end-semester-one report.docx
+++ b/docs/uni-submission/end-semester-one report.docx
@@ -155,7 +155,7 @@
           <w:b/>
           <w:bCs/>
         </w:rPr>
-        <w:t>FINAL YEAR REPORT – MID SEMESTER ONE</w:t>
+        <w:t>FINAL YEAR REPORT-MID SEMESTER ONE</w:t>
       </w:r>
     </w:p>
     <w:p>
@@ -243,7 +243,7 @@
         </w:rPr>
         <w:t>Registration Number:</w:t>
         <w:tab/>
-        <w:t xml:space="preserve">2022 – 04 – 09050 </w:t>
+        <w:t xml:space="preserve">2022-04-09050 </w:t>
       </w:r>
     </w:p>
     <w:p>
@@ -913,7 +913,7 @@
               </w:rPr>
               <w:t>3.4.5 MOTOR DRIVER AND ACTUATION CIRCUIT DESIGN</w:t>
               <w:tab/>
-              <w:t>9</w:t>
+              <w:t>10</w:t>
             </w:r>
           </w:hyperlink>
         </w:p>
@@ -973,7 +973,7 @@
               </w:rPr>
               <w:t>3.5.2 PROCESSING PIPELINE</w:t>
               <w:tab/>
-              <w:t>10</w:t>
+              <w:t>11</w:t>
             </w:r>
           </w:hyperlink>
         </w:p>
@@ -986,14 +986,34 @@
             </w:tabs>
             <w:rPr/>
           </w:pPr>
-          <w:hyperlink w:anchor="__RefHeading___Toc1476_3719139203" w:tooltip="3.6 BACK – END AUTHENTICATION DESIGN">
+          <w:hyperlink w:anchor="__RefHeading___Toc1476_3719139203" w:tooltip="3.6 BACK-END AUTHENTICATION DESIGN">
             <w:r>
               <w:rPr>
                 <w:rStyle w:val="IndexLink"/>
               </w:rPr>
-              <w:t>3.6 BACK – END AUTHENTICATION DESIGN</w:t>
+              <w:t>3.6 BACK-END AUTHENTICATION DESIGN</w:t>
               <w:tab/>
               <w:t>11</w:t>
+            </w:r>
+          </w:hyperlink>
+        </w:p>
+        <w:p>
+          <w:pPr>
+            <w:pStyle w:val="TOC2"/>
+            <w:tabs>
+              <w:tab w:val="clear" w:pos="9355"/>
+              <w:tab w:val="right" w:pos="9637" w:leader="dot"/>
+            </w:tabs>
+            <w:rPr/>
+          </w:pPr>
+          <w:hyperlink w:anchor="__RefHeading___Toc1187_2024957963" w:tooltip="3.6 MECHANICAL DESIGN">
+            <w:r>
+              <w:rPr>
+                <w:rStyle w:val="IndexLink"/>
+              </w:rPr>
+              <w:t>3.6 MECHANICAL DESIGN</w:t>
+              <w:tab/>
+              <w:t>12</w:t>
             </w:r>
           </w:hyperlink>
         </w:p>
@@ -1053,7 +1073,7 @@
               </w:rPr>
               <w:t>CHAPTER FOUR: SOFTWARE IMPLEMENTATION AND CIRCUIT SIMULATION</w:t>
               <w:tab/>
-              <w:t>14</w:t>
+              <w:t>15</w:t>
             </w:r>
           </w:hyperlink>
         </w:p>
@@ -1073,7 +1093,7 @@
               </w:rPr>
               <w:t>4.1 SOFTWARE IMPLEMENTATION</w:t>
               <w:tab/>
-              <w:t>14</w:t>
+              <w:t>15</w:t>
             </w:r>
           </w:hyperlink>
         </w:p>
@@ -1093,15 +1113,15 @@
               </w:rPr>
               <w:t>4.2 CIRCUIT SIMULATION</w:t>
               <w:tab/>
-              <w:t>15</w:t>
+              <w:t>16</w:t>
             </w:r>
           </w:hyperlink>
         </w:p>
         <w:p>
           <w:pPr>
-            <w:pStyle w:val="TOC2"/>
+            <w:pStyle w:val="TOC3"/>
             <w:tabs>
-              <w:tab w:val="clear" w:pos="9355"/>
+              <w:tab w:val="clear" w:pos="9071"/>
               <w:tab w:val="right" w:pos="9637" w:leader="dot"/>
             </w:tabs>
             <w:rPr/>
@@ -1113,15 +1133,15 @@
               </w:rPr>
               <w:t>4.2.1 REVERSE POLARITY CIRCUIT</w:t>
               <w:tab/>
-              <w:t>15</w:t>
+              <w:t>16</w:t>
             </w:r>
           </w:hyperlink>
         </w:p>
         <w:p>
           <w:pPr>
-            <w:pStyle w:val="TOC2"/>
+            <w:pStyle w:val="TOC3"/>
             <w:tabs>
-              <w:tab w:val="clear" w:pos="9355"/>
+              <w:tab w:val="clear" w:pos="9071"/>
               <w:tab w:val="right" w:pos="9637" w:leader="dot"/>
             </w:tabs>
             <w:rPr/>
@@ -1133,7 +1153,7 @@
               </w:rPr>
               <w:t>4.2.2 BUCK CONVERSION CIRCUITS</w:t>
               <w:tab/>
-              <w:t>16</w:t>
+              <w:t>17</w:t>
             </w:r>
           </w:hyperlink>
         </w:p>
@@ -1153,7 +1173,27 @@
               </w:rPr>
               <w:t>4.2.3 MOTOR DRIVER CIRCUIT SIMULATION</w:t>
               <w:tab/>
-              <w:t>19</w:t>
+              <w:t>20</w:t>
+            </w:r>
+          </w:hyperlink>
+        </w:p>
+        <w:p>
+          <w:pPr>
+            <w:pStyle w:val="TOC1"/>
+            <w:tabs>
+              <w:tab w:val="clear" w:pos="9638"/>
+              <w:tab w:val="right" w:pos="9637" w:leader="dot"/>
+            </w:tabs>
+            <w:rPr/>
+          </w:pPr>
+          <w:hyperlink w:anchor="__RefHeading___Toc1185_2024957963" w:tooltip="CHAPTER FIVE: CONCLUSION">
+            <w:r>
+              <w:rPr>
+                <w:rStyle w:val="IndexLink"/>
+              </w:rPr>
+              <w:t>CHAPTER FIVE: CONCLUSION</w:t>
+              <w:tab/>
+              <w:t>21</w:t>
             </w:r>
           </w:hyperlink>
         </w:p>
@@ -1173,7 +1213,7 @@
               </w:rPr>
               <w:t>REFERENCES</w:t>
               <w:tab/>
-              <w:t>20</w:t>
+              <w:t>22</w:t>
             </w:r>
           </w:hyperlink>
           <w:r>
@@ -1248,20 +1288,19 @@
             </w:rPr>
             <w:fldChar w:fldCharType="separate"/>
           </w:r>
-          <w:hyperlink w:anchor="__RefHeading___Toc948_565102395" w:tooltip="Table 1: Project Budget">
-            <w:r>
-              <w:rPr>
-                <w:rStyle w:val="IndexLink"/>
-              </w:rPr>
-              <w:t>Table 1: Project Budget</w:t>
-              <w:tab/>
-              <w:t>13</w:t>
-            </w:r>
-          </w:hyperlink>
           <w:r>
             <w:rPr>
               <w:rStyle w:val="IndexLink"/>
             </w:rPr>
+            <w:t>Table 1: Project Budget</w:t>
+          </w:r>
+          <w:r>
+            <w:rPr/>
+            <w:tab/>
+            <w:t>13</w:t>
+          </w:r>
+          <w:r>
+            <w:rPr/>
             <w:fldChar w:fldCharType="end"/>
           </w:r>
         </w:p>
@@ -1349,12 +1388,12 @@
             </w:tabs>
             <w:rPr/>
           </w:pPr>
-          <w:hyperlink w:anchor="__RefHeading___Toc968_565102395" w:tooltip="Figure 2: Staff – side functional workflow">
+          <w:hyperlink w:anchor="__RefHeading___Toc968_565102395" w:tooltip="Figure 2: Staff-side functional workflow">
             <w:r>
               <w:rPr>
                 <w:rStyle w:val="IndexLink"/>
               </w:rPr>
-              <w:t>Figure 2: Staff – side functional workflow</w:t>
+              <w:t>Figure 2: Staff-side functional workflow</w:t>
               <w:tab/>
               <w:t>6</w:t>
             </w:r>
@@ -1369,12 +1408,12 @@
             </w:tabs>
             <w:rPr/>
           </w:pPr>
-          <w:hyperlink w:anchor="__RefHeading___Toc970_565102395" w:tooltip="Figure 3: Student – side workflow">
+          <w:hyperlink w:anchor="__RefHeading___Toc970_565102395" w:tooltip="Figure 3: Student-side workflow">
             <w:r>
               <w:rPr>
                 <w:rStyle w:val="IndexLink"/>
               </w:rPr>
-              <w:t>Figure 3: Student – side workflow</w:t>
+              <w:t>Figure 3: Student-side workflow</w:t>
               <w:tab/>
               <w:t>6</w:t>
             </w:r>
@@ -1389,12 +1428,12 @@
             </w:tabs>
             <w:rPr/>
           </w:pPr>
-          <w:hyperlink w:anchor="__RefHeading___Toc878_443172832" w:tooltip="Figure : Reverse polarity circuit">
+          <w:hyperlink w:anchor="__RefHeading___Toc878_443172832" w:tooltip="Figure 4: Reverse polarity circuit">
             <w:r>
               <w:rPr>
                 <w:rStyle w:val="IndexLink"/>
               </w:rPr>
-              <w:t>Figure : Reverse polarity circuit</w:t>
+              <w:t>Figure 4: Reverse polarity circuit</w:t>
               <w:tab/>
               <w:t>8</w:t>
             </w:r>
@@ -1409,14 +1448,14 @@
             </w:tabs>
             <w:rPr/>
           </w:pPr>
-          <w:hyperlink w:anchor="__RefHeading___Toc876_443172832" w:tooltip="Figure : LMZ23610 schematic design for 5V output.">
+          <w:hyperlink w:anchor="__RefHeading___Toc876_443172832" w:tooltip="Figure 5: LMZ23610 schematic design for 5V output.">
             <w:r>
               <w:rPr>
                 <w:rStyle w:val="IndexLink"/>
               </w:rPr>
-              <w:t>Figure : LMZ23610 schematic design for 5V output.</w:t>
+              <w:t>Figure 5: LMZ23610 schematic design for 5V output.</w:t>
               <w:tab/>
-              <w:t>8</w:t>
+              <w:t>9</w:t>
             </w:r>
           </w:hyperlink>
         </w:p>
@@ -1429,12 +1468,12 @@
             </w:tabs>
             <w:rPr/>
           </w:pPr>
-          <w:hyperlink w:anchor="__RefHeading___Toc874_443172832" w:tooltip="Figure : PTSM82903 schematic design for 3.3V output.">
+          <w:hyperlink w:anchor="__RefHeading___Toc874_443172832" w:tooltip="Figure 6: PTSM82903 schematic design for 3.3V output.">
             <w:r>
               <w:rPr>
                 <w:rStyle w:val="IndexLink"/>
               </w:rPr>
-              <w:t>Figure : PTSM82903 schematic design for 3.3V output.</w:t>
+              <w:t>Figure 6: PTSM82903 schematic design for 3.3V output.</w:t>
               <w:tab/>
               <w:t>9</w:t>
             </w:r>
@@ -1449,12 +1488,12 @@
             </w:tabs>
             <w:rPr/>
           </w:pPr>
-          <w:hyperlink w:anchor="__RefHeading___Toc1325_565102395" w:tooltip="Figure 6: Motor driver connection schematic">
+          <w:hyperlink w:anchor="__RefHeading___Toc1325_565102395" w:tooltip="Figure 7: Motor driver connection schematic">
             <w:r>
               <w:rPr>
                 <w:rStyle w:val="IndexLink"/>
               </w:rPr>
-              <w:t>Figure 6: Motor driver connection schematic</w:t>
+              <w:t>Figure 7: Motor driver connection schematic</w:t>
               <w:tab/>
               <w:t>10</w:t>
             </w:r>
@@ -1469,14 +1508,14 @@
             </w:tabs>
             <w:rPr/>
           </w:pPr>
-          <w:hyperlink w:anchor="__RefHeading___Toc1323_565102395" w:tooltip="Figure 7: Processing pipeline workflow">
+          <w:hyperlink w:anchor="__RefHeading___Toc1323_565102395" w:tooltip="Figure 8: Processing pipeline workflow">
             <w:r>
               <w:rPr>
                 <w:rStyle w:val="IndexLink"/>
               </w:rPr>
-              <w:t>Figure 7: Processing pipeline workflow</w:t>
+              <w:t>Figure 8: Processing pipeline workflow</w:t>
               <w:tab/>
-              <w:t>10</w:t>
+              <w:t>11</w:t>
             </w:r>
           </w:hyperlink>
         </w:p>
@@ -1489,12 +1528,12 @@
             </w:tabs>
             <w:rPr/>
           </w:pPr>
-          <w:hyperlink w:anchor="__RefHeading___Toc966_565102395" w:tooltip="Figure 8: Semester 1 activity plan (Gantt Chart)">
+          <w:hyperlink w:anchor="__RefHeading___Toc1264_2024957963" w:tooltip="Figure 9: Circular storage chamber">
             <w:r>
               <w:rPr>
                 <w:rStyle w:val="IndexLink"/>
               </w:rPr>
-              <w:t>Figure 8: Semester 1 activity plan (Gantt Chart)</w:t>
+              <w:t>Figure 9: Circular storage chamber</w:t>
               <w:tab/>
               <w:t>12</w:t>
             </w:r>
@@ -1509,12 +1548,12 @@
             </w:tabs>
             <w:rPr/>
           </w:pPr>
-          <w:hyperlink w:anchor="__RefHeading___Toc964_565102395" w:tooltip="Figure 9: Semester 2 activity plan (Gantt Chart)">
+          <w:hyperlink w:anchor="__RefHeading___Toc966_565102395" w:tooltip="Figure 10: Semester 1 activity plan (Gantt Chart)">
             <w:r>
               <w:rPr>
                 <w:rStyle w:val="IndexLink"/>
               </w:rPr>
-              <w:t>Figure 9: Semester 2 activity plan (Gantt Chart)</w:t>
+              <w:t>Figure 10: Semester 1 activity plan (Gantt Chart)</w:t>
               <w:tab/>
               <w:t>13</w:t>
             </w:r>
@@ -1529,14 +1568,14 @@
             </w:tabs>
             <w:rPr/>
           </w:pPr>
-          <w:hyperlink w:anchor="__RefHeading___Toc754_345661669" w:tooltip="Figure 10: Sample card detected (green line shows detection)">
+          <w:hyperlink w:anchor="__RefHeading___Toc964_565102395" w:tooltip="Figure 11: Semester 2 activity plan (Gantt Chart)">
             <w:r>
               <w:rPr>
                 <w:rStyle w:val="IndexLink"/>
               </w:rPr>
-              <w:t>Figure 10: Sample card detected (green line shows detection)</w:t>
+              <w:t>Figure 11: Semester 2 activity plan (Gantt Chart)</w:t>
               <w:tab/>
-              <w:t>14</w:t>
+              <w:t>13</w:t>
             </w:r>
           </w:hyperlink>
         </w:p>
@@ -1549,12 +1588,12 @@
             </w:tabs>
             <w:rPr/>
           </w:pPr>
-          <w:hyperlink w:anchor="__RefHeading___Toc752_345661669" w:tooltip="Figure 11: Anchor – ROI localization of sample card">
+          <w:hyperlink w:anchor="__RefHeading___Toc754_345661669" w:tooltip="Figure 12: Sample card detected (green line shows detection)">
             <w:r>
               <w:rPr>
                 <w:rStyle w:val="IndexLink"/>
               </w:rPr>
-              <w:t>Figure 11: Anchor – ROI localization of sample card</w:t>
+              <w:t>Figure 12: Sample card detected (green line shows detection)</w:t>
               <w:tab/>
               <w:t>15</w:t>
             </w:r>
@@ -1569,14 +1608,14 @@
             </w:tabs>
             <w:rPr/>
           </w:pPr>
-          <w:hyperlink w:anchor="__RefHeading___Toc750_345661669" w:tooltip="Figure 11: Text extraction and processing performances">
+          <w:hyperlink w:anchor="__RefHeading___Toc752_345661669" w:tooltip="Figure 13: Anchor-ROI localization of sample card">
             <w:r>
               <w:rPr>
                 <w:rStyle w:val="IndexLink"/>
               </w:rPr>
-              <w:t>Figure 11: Text extraction and processing performances</w:t>
+              <w:t>Figure 13: Anchor-ROI localization of sample card</w:t>
               <w:tab/>
-              <w:t>15</w:t>
+              <w:t>16</w:t>
             </w:r>
           </w:hyperlink>
         </w:p>
@@ -1589,12 +1628,12 @@
             </w:tabs>
             <w:rPr/>
           </w:pPr>
-          <w:hyperlink w:anchor="__RefHeading___Toc872_443172832" w:tooltip="Figure : Correct input polarity">
+          <w:hyperlink w:anchor="__RefHeading___Toc750_345661669" w:tooltip="Figure 15: Text extraction and processing performances">
             <w:r>
               <w:rPr>
                 <w:rStyle w:val="IndexLink"/>
               </w:rPr>
-              <w:t>Figure : Correct input polarity</w:t>
+              <w:t>Figure 15: Text extraction and processing performances</w:t>
               <w:tab/>
               <w:t>16</w:t>
             </w:r>
@@ -1609,14 +1648,14 @@
             </w:tabs>
             <w:rPr/>
           </w:pPr>
-          <w:hyperlink w:anchor="__RefHeading___Toc870_443172832" w:tooltip="Figure : Wrong input polarity">
+          <w:hyperlink w:anchor="__RefHeading___Toc872_443172832" w:tooltip="Figure 15: Correct input polarity">
             <w:r>
               <w:rPr>
                 <w:rStyle w:val="IndexLink"/>
               </w:rPr>
-              <w:t>Figure : Wrong input polarity</w:t>
+              <w:t>Figure 15: Correct input polarity</w:t>
               <w:tab/>
-              <w:t>16</w:t>
+              <w:t>17</w:t>
             </w:r>
           </w:hyperlink>
         </w:p>
@@ -1629,12 +1668,12 @@
             </w:tabs>
             <w:rPr/>
           </w:pPr>
-          <w:hyperlink w:anchor="__RefHeading___Toc868_443172832" w:tooltip="Figure : LMZ23610 simulation results at startup">
+          <w:hyperlink w:anchor="__RefHeading___Toc870_443172832" w:tooltip="Figure 16: Wrong input polarity">
             <w:r>
               <w:rPr>
                 <w:rStyle w:val="IndexLink"/>
               </w:rPr>
-              <w:t>Figure : LMZ23610 simulation results at startup</w:t>
+              <w:t>Figure 16: Wrong input polarity</w:t>
               <w:tab/>
               <w:t>17</w:t>
             </w:r>
@@ -1649,14 +1688,14 @@
             </w:tabs>
             <w:rPr/>
           </w:pPr>
-          <w:hyperlink w:anchor="__RefHeading___Toc864_443172832" w:tooltip="Figure : LMZ23610 simulation results at steady state">
+          <w:hyperlink w:anchor="__RefHeading___Toc868_443172832" w:tooltip="Figure 17: LMZ23610 simulation results at startup">
             <w:r>
               <w:rPr>
                 <w:rStyle w:val="IndexLink"/>
               </w:rPr>
-              <w:t>Figure : LMZ23610 simulation results at steady state</w:t>
+              <w:t>Figure 17: LMZ23610 simulation results at startup</w:t>
               <w:tab/>
-              <w:t>17</w:t>
+              <w:t>18</w:t>
             </w:r>
           </w:hyperlink>
         </w:p>
@@ -1669,12 +1708,12 @@
             </w:tabs>
             <w:rPr/>
           </w:pPr>
-          <w:hyperlink w:anchor="__RefHeading___Toc862_443172832" w:tooltip="Figure : PTSM82903 simulation results at start up">
+          <w:hyperlink w:anchor="__RefHeading___Toc864_443172832" w:tooltip="Figure 18: LMZ23610 simulation results at steady state">
             <w:r>
               <w:rPr>
                 <w:rStyle w:val="IndexLink"/>
               </w:rPr>
-              <w:t>Figure : PTSM82903 simulation results at start up</w:t>
+              <w:t>Figure 18: LMZ23610 simulation results at steady state</w:t>
               <w:tab/>
               <w:t>18</w:t>
             </w:r>
@@ -1689,14 +1728,14 @@
             </w:tabs>
             <w:rPr/>
           </w:pPr>
-          <w:hyperlink w:anchor="__RefHeading___Toc860_443172832" w:tooltip="Figure : PTSM82903 simulation results at load transient">
+          <w:hyperlink w:anchor="__RefHeading___Toc862_443172832" w:tooltip="Figure 19: PTSM82903 simulation results at start up">
             <w:r>
               <w:rPr>
                 <w:rStyle w:val="IndexLink"/>
               </w:rPr>
-              <w:t>Figure : PTSM82903 simulation results at load transient</w:t>
+              <w:t>Figure 19: PTSM82903 simulation results at start up</w:t>
               <w:tab/>
-              <w:t>18</w:t>
+              <w:t>19</w:t>
             </w:r>
           </w:hyperlink>
         </w:p>
@@ -1709,12 +1748,12 @@
             </w:tabs>
             <w:rPr/>
           </w:pPr>
-          <w:hyperlink w:anchor="__RefHeading___Toc858_443172832" w:tooltip="Figure : PTSM82903 simulation result at steady state.">
+          <w:hyperlink w:anchor="__RefHeading___Toc860_443172832" w:tooltip="Figure 20: PTSM82903 simulation results at load transient">
             <w:r>
               <w:rPr>
                 <w:rStyle w:val="IndexLink"/>
               </w:rPr>
-              <w:t>Figure : PTSM82903 simulation result at steady state.</w:t>
+              <w:t>Figure 20: PTSM82903 simulation results at load transient</w:t>
               <w:tab/>
               <w:t>19</w:t>
             </w:r>
@@ -1729,14 +1768,14 @@
             </w:tabs>
             <w:rPr/>
           </w:pPr>
-          <w:hyperlink w:anchor="__RefHeading___Toc1063_443172832" w:tooltip="Figure : 0011 and 1000 test signals (from MCU) to motor driver">
+          <w:hyperlink w:anchor="__RefHeading___Toc1063_443172832" w:tooltip="Figure 21: 0011 and 1000 test signals (from MCU) to motor driver">
             <w:r>
               <w:rPr>
                 <w:rStyle w:val="IndexLink"/>
               </w:rPr>
-              <w:t>Figure : 0011 and 1000 test signals (from MCU) to motor driver</w:t>
+              <w:t>Figure 21: 0011 and 1000 test signals (from MCU) to motor driver</w:t>
               <w:tab/>
-              <w:t>19</w:t>
+              <w:t>20</w:t>
             </w:r>
           </w:hyperlink>
           <w:r>
@@ -1894,20 +1933,8 @@
             <w:r>
               <w:rPr>
                 <w:rFonts w:ascii="Times New Roman" w:hAnsi="Times New Roman"/>
-                <w:b w:val="false"/>
-                <w:bCs w:val="false"/>
-                <w:i w:val="false"/>
-                <w:iCs w:val="false"/>
-                <w:strike w:val="false"/>
-                <w:dstrike w:val="false"/>
-                <w:outline w:val="false"/>
-                <w:shadow w:val="false"/>
-                <w:color w:val="000000"/>
-                <w:sz w:val="24"/>
-                <w:szCs w:val="24"/>
-                <w:u w:val="none"/>
-              </w:rPr>
-              <w:t>API</w:t>
+              </w:rPr>
+              <w:t>2FA</w:t>
             </w:r>
           </w:p>
         </w:tc>
@@ -1926,11 +1953,6 @@
               <w:jc w:val="center"/>
               <w:rPr>
                 <w:rFonts w:ascii="Times New Roman" w:hAnsi="Times New Roman"/>
-              </w:rPr>
-            </w:pPr>
-            <w:r>
-              <w:rPr>
-                <w:rFonts w:ascii="Times New Roman" w:hAnsi="Times New Roman"/>
                 <w:b w:val="false"/>
                 <w:bCs w:val="false"/>
                 <w:i w:val="false"/>
@@ -1944,7 +1966,24 @@
                 <w:szCs w:val="24"/>
                 <w:u w:val="none"/>
               </w:rPr>
-              <w:t>Application Program Interface</w:t>
+            </w:pPr>
+            <w:r>
+              <w:rPr>
+                <w:rFonts w:ascii="Times New Roman" w:hAnsi="Times New Roman"/>
+                <w:b w:val="false"/>
+                <w:bCs w:val="false"/>
+                <w:i w:val="false"/>
+                <w:iCs w:val="false"/>
+                <w:strike w:val="false"/>
+                <w:dstrike w:val="false"/>
+                <w:outline w:val="false"/>
+                <w:shadow w:val="false"/>
+                <w:color w:val="000000"/>
+                <w:sz w:val="24"/>
+                <w:szCs w:val="24"/>
+                <w:u w:val="none"/>
+              </w:rPr>
+              <w:t>2-Factor Authentication</w:t>
             </w:r>
           </w:p>
         </w:tc>
@@ -1983,7 +2022,7 @@
                 <w:szCs w:val="24"/>
                 <w:u w:val="none"/>
               </w:rPr>
-              <w:t>DB</w:t>
+              <w:t>API</w:t>
             </w:r>
           </w:p>
         </w:tc>
@@ -2020,7 +2059,7 @@
                 <w:szCs w:val="24"/>
                 <w:u w:val="none"/>
               </w:rPr>
-              <w:t>Database</w:t>
+              <w:t>Application Program Interface</w:t>
             </w:r>
           </w:p>
         </w:tc>
@@ -2046,20 +2085,8 @@
             <w:r>
               <w:rPr>
                 <w:rFonts w:ascii="Times New Roman" w:hAnsi="Times New Roman"/>
-                <w:b w:val="false"/>
-                <w:bCs w:val="false"/>
-                <w:i w:val="false"/>
-                <w:iCs w:val="false"/>
-                <w:strike w:val="false"/>
-                <w:dstrike w:val="false"/>
-                <w:outline w:val="false"/>
-                <w:shadow w:val="false"/>
-                <w:color w:val="000000"/>
-                <w:sz w:val="24"/>
-                <w:szCs w:val="24"/>
-                <w:u w:val="none"/>
-              </w:rPr>
-              <w:t>ID</w:t>
+              </w:rPr>
+              <w:t>CAD</w:t>
             </w:r>
           </w:p>
         </w:tc>
@@ -2078,11 +2105,6 @@
               <w:jc w:val="center"/>
               <w:rPr>
                 <w:rFonts w:ascii="Times New Roman" w:hAnsi="Times New Roman"/>
-              </w:rPr>
-            </w:pPr>
-            <w:r>
-              <w:rPr>
-                <w:rFonts w:ascii="Times New Roman" w:hAnsi="Times New Roman"/>
                 <w:b w:val="false"/>
                 <w:bCs w:val="false"/>
                 <w:i w:val="false"/>
@@ -2096,7 +2118,24 @@
                 <w:szCs w:val="24"/>
                 <w:u w:val="none"/>
               </w:rPr>
-              <w:t>Identification</w:t>
+            </w:pPr>
+            <w:r>
+              <w:rPr>
+                <w:rFonts w:ascii="Times New Roman" w:hAnsi="Times New Roman"/>
+                <w:b w:val="false"/>
+                <w:bCs w:val="false"/>
+                <w:i w:val="false"/>
+                <w:iCs w:val="false"/>
+                <w:strike w:val="false"/>
+                <w:dstrike w:val="false"/>
+                <w:outline w:val="false"/>
+                <w:shadow w:val="false"/>
+                <w:color w:val="000000"/>
+                <w:sz w:val="24"/>
+                <w:szCs w:val="24"/>
+                <w:u w:val="none"/>
+              </w:rPr>
+              <w:t>Computer Aided Design</w:t>
             </w:r>
           </w:p>
         </w:tc>
@@ -2122,20 +2161,8 @@
             <w:r>
               <w:rPr>
                 <w:rFonts w:ascii="Times New Roman" w:hAnsi="Times New Roman"/>
-                <w:b w:val="false"/>
-                <w:bCs w:val="false"/>
-                <w:i w:val="false"/>
-                <w:iCs w:val="false"/>
-                <w:strike w:val="false"/>
-                <w:dstrike w:val="false"/>
-                <w:outline w:val="false"/>
-                <w:shadow w:val="false"/>
-                <w:color w:val="000000"/>
-                <w:sz w:val="24"/>
-                <w:szCs w:val="24"/>
-                <w:u w:val="none"/>
-              </w:rPr>
-              <w:t>IoT</w:t>
+              </w:rPr>
+              <w:t>CLK</w:t>
             </w:r>
           </w:p>
         </w:tc>
@@ -2154,11 +2181,6 @@
               <w:jc w:val="center"/>
               <w:rPr>
                 <w:rFonts w:ascii="Times New Roman" w:hAnsi="Times New Roman"/>
-              </w:rPr>
-            </w:pPr>
-            <w:r>
-              <w:rPr>
-                <w:rFonts w:ascii="Times New Roman" w:hAnsi="Times New Roman"/>
                 <w:b w:val="false"/>
                 <w:bCs w:val="false"/>
                 <w:i w:val="false"/>
@@ -2172,7 +2194,24 @@
                 <w:szCs w:val="24"/>
                 <w:u w:val="none"/>
               </w:rPr>
-              <w:t>Internet of Things</w:t>
+            </w:pPr>
+            <w:r>
+              <w:rPr>
+                <w:rFonts w:ascii="Times New Roman" w:hAnsi="Times New Roman"/>
+                <w:b w:val="false"/>
+                <w:bCs w:val="false"/>
+                <w:i w:val="false"/>
+                <w:iCs w:val="false"/>
+                <w:strike w:val="false"/>
+                <w:dstrike w:val="false"/>
+                <w:outline w:val="false"/>
+                <w:shadow w:val="false"/>
+                <w:color w:val="000000"/>
+                <w:sz w:val="24"/>
+                <w:szCs w:val="24"/>
+                <w:u w:val="none"/>
+              </w:rPr>
+              <w:t>Clock</w:t>
             </w:r>
           </w:p>
         </w:tc>
@@ -2198,20 +2237,8 @@
             <w:r>
               <w:rPr>
                 <w:rFonts w:ascii="Times New Roman" w:hAnsi="Times New Roman"/>
-                <w:b w:val="false"/>
-                <w:bCs w:val="false"/>
-                <w:i w:val="false"/>
-                <w:iCs w:val="false"/>
-                <w:strike w:val="false"/>
-                <w:dstrike w:val="false"/>
-                <w:outline w:val="false"/>
-                <w:shadow w:val="false"/>
-                <w:color w:val="000000"/>
-                <w:sz w:val="24"/>
-                <w:szCs w:val="24"/>
-                <w:u w:val="none"/>
-              </w:rPr>
-              <w:t>OTP</w:t>
+              </w:rPr>
+              <w:t>CS</w:t>
             </w:r>
           </w:p>
         </w:tc>
@@ -2230,11 +2257,6 @@
               <w:jc w:val="center"/>
               <w:rPr>
                 <w:rFonts w:ascii="Times New Roman" w:hAnsi="Times New Roman"/>
-              </w:rPr>
-            </w:pPr>
-            <w:r>
-              <w:rPr>
-                <w:rFonts w:ascii="Times New Roman" w:hAnsi="Times New Roman"/>
                 <w:b w:val="false"/>
                 <w:bCs w:val="false"/>
                 <w:i w:val="false"/>
@@ -2248,7 +2270,24 @@
                 <w:szCs w:val="24"/>
                 <w:u w:val="none"/>
               </w:rPr>
-              <w:t>One Time Password</w:t>
+            </w:pPr>
+            <w:r>
+              <w:rPr>
+                <w:rFonts w:ascii="Times New Roman" w:hAnsi="Times New Roman"/>
+                <w:b w:val="false"/>
+                <w:bCs w:val="false"/>
+                <w:i w:val="false"/>
+                <w:iCs w:val="false"/>
+                <w:strike w:val="false"/>
+                <w:dstrike w:val="false"/>
+                <w:outline w:val="false"/>
+                <w:shadow w:val="false"/>
+                <w:color w:val="000000"/>
+                <w:sz w:val="24"/>
+                <w:szCs w:val="24"/>
+                <w:u w:val="none"/>
+              </w:rPr>
+              <w:t>Chip Select</w:t>
             </w:r>
           </w:p>
         </w:tc>
@@ -2287,7 +2326,7 @@
                 <w:szCs w:val="24"/>
                 <w:u w:val="none"/>
               </w:rPr>
-              <w:t>PWM</w:t>
+              <w:t>DB</w:t>
             </w:r>
           </w:p>
         </w:tc>
@@ -2324,7 +2363,7 @@
                 <w:szCs w:val="24"/>
                 <w:u w:val="none"/>
               </w:rPr>
-              <w:t>Pulse-Width Modulation</w:t>
+              <w:t>Database</w:t>
             </w:r>
           </w:p>
         </w:tc>
@@ -2350,20 +2389,8 @@
             <w:r>
               <w:rPr>
                 <w:rFonts w:ascii="Times New Roman" w:hAnsi="Times New Roman"/>
-                <w:b w:val="false"/>
-                <w:bCs w:val="false"/>
-                <w:i w:val="false"/>
-                <w:iCs w:val="false"/>
-                <w:strike w:val="false"/>
-                <w:dstrike w:val="false"/>
-                <w:outline w:val="false"/>
-                <w:shadow w:val="false"/>
-                <w:color w:val="000000"/>
-                <w:sz w:val="24"/>
-                <w:szCs w:val="24"/>
-                <w:u w:val="none"/>
-              </w:rPr>
-              <w:t>PVC</w:t>
+              </w:rPr>
+              <w:t>GB</w:t>
             </w:r>
           </w:p>
         </w:tc>
@@ -2382,11 +2409,6 @@
               <w:jc w:val="center"/>
               <w:rPr>
                 <w:rFonts w:ascii="Times New Roman" w:hAnsi="Times New Roman"/>
-              </w:rPr>
-            </w:pPr>
-            <w:r>
-              <w:rPr>
-                <w:rFonts w:ascii="Times New Roman" w:hAnsi="Times New Roman"/>
                 <w:b w:val="false"/>
                 <w:bCs w:val="false"/>
                 <w:i w:val="false"/>
@@ -2400,7 +2422,24 @@
                 <w:szCs w:val="24"/>
                 <w:u w:val="none"/>
               </w:rPr>
-              <w:t>Poly-Vinyl Chloride</w:t>
+            </w:pPr>
+            <w:r>
+              <w:rPr>
+                <w:rFonts w:ascii="Times New Roman" w:hAnsi="Times New Roman"/>
+                <w:b w:val="false"/>
+                <w:bCs w:val="false"/>
+                <w:i w:val="false"/>
+                <w:iCs w:val="false"/>
+                <w:strike w:val="false"/>
+                <w:dstrike w:val="false"/>
+                <w:outline w:val="false"/>
+                <w:shadow w:val="false"/>
+                <w:color w:val="000000"/>
+                <w:sz w:val="24"/>
+                <w:szCs w:val="24"/>
+                <w:u w:val="none"/>
+              </w:rPr>
+              <w:t>Gigabyte</w:t>
             </w:r>
           </w:p>
         </w:tc>
@@ -2439,7 +2478,7 @@
                 <w:szCs w:val="24"/>
                 <w:u w:val="none"/>
               </w:rPr>
-              <w:t>SMS</w:t>
+              <w:t>ID</w:t>
             </w:r>
           </w:p>
         </w:tc>
@@ -2476,7 +2515,7 @@
                 <w:szCs w:val="24"/>
                 <w:u w:val="none"/>
               </w:rPr>
-              <w:t>Short Message Service</w:t>
+              <w:t>Identification</w:t>
             </w:r>
           </w:p>
         </w:tc>
@@ -2515,7 +2554,7 @@
                 <w:szCs w:val="24"/>
                 <w:u w:val="none"/>
               </w:rPr>
-              <w:t>Wi-Fi</w:t>
+              <w:t>IoT</w:t>
             </w:r>
           </w:p>
         </w:tc>
@@ -2552,14 +2591,14 @@
                 <w:szCs w:val="24"/>
                 <w:u w:val="none"/>
               </w:rPr>
-              <w:t>Wireless Fidelity</w:t>
+              <w:t>Internet of Things</w:t>
             </w:r>
           </w:p>
         </w:tc>
       </w:tr>
       <w:tr>
         <w:trPr>
-          <w:trHeight w:val="358" w:hRule="atLeast"/>
+          <w:trHeight w:val="71" w:hRule="atLeast"/>
         </w:trPr>
         <w:tc>
           <w:tcPr>
@@ -2580,20 +2619,8 @@
             <w:r>
               <w:rPr>
                 <w:rFonts w:ascii="Times New Roman" w:hAnsi="Times New Roman"/>
-                <w:b w:val="false"/>
-                <w:bCs w:val="false"/>
-                <w:i w:val="false"/>
-                <w:iCs w:val="false"/>
-                <w:strike w:val="false"/>
-                <w:dstrike w:val="false"/>
-                <w:outline w:val="false"/>
-                <w:shadow w:val="false"/>
-                <w:color w:val="000000"/>
-                <w:sz w:val="24"/>
-                <w:szCs w:val="24"/>
-                <w:u w:val="none"/>
-              </w:rPr>
-              <w:t>OCR</w:t>
+              </w:rPr>
+              <w:t>MISO</w:t>
             </w:r>
           </w:p>
         </w:tc>
@@ -2642,7 +2669,799 @@
                 <w:szCs w:val="24"/>
                 <w:u w:val="none"/>
               </w:rPr>
+              <w:t>Master In Slave Out</w:t>
+            </w:r>
+          </w:p>
+        </w:tc>
+      </w:tr>
+      <w:tr>
+        <w:trPr>
+          <w:trHeight w:val="71" w:hRule="atLeast"/>
+        </w:trPr>
+        <w:tc>
+          <w:tcPr>
+            <w:tcW w:w="2850" w:type="dxa"/>
+            <w:tcBorders>
+              <w:start w:val="single" w:sz="4" w:space="0" w:color="000000"/>
+              <w:bottom w:val="single" w:sz="4" w:space="0" w:color="000000"/>
+            </w:tcBorders>
+          </w:tcPr>
+          <w:p>
+            <w:pPr>
+              <w:pStyle w:val="TableContents"/>
+              <w:jc w:val="center"/>
+              <w:rPr>
+                <w:rFonts w:ascii="Times New Roman" w:hAnsi="Times New Roman"/>
+              </w:rPr>
+            </w:pPr>
+            <w:r>
+              <w:rPr>
+                <w:rFonts w:ascii="Times New Roman" w:hAnsi="Times New Roman"/>
+              </w:rPr>
+              <w:t>MOSI</w:t>
+            </w:r>
+          </w:p>
+        </w:tc>
+        <w:tc>
+          <w:tcPr>
+            <w:tcW w:w="6785" w:type="dxa"/>
+            <w:tcBorders>
+              <w:start w:val="single" w:sz="4" w:space="0" w:color="000000"/>
+              <w:bottom w:val="single" w:sz="4" w:space="0" w:color="000000"/>
+              <w:end w:val="single" w:sz="4" w:space="0" w:color="000000"/>
+            </w:tcBorders>
+          </w:tcPr>
+          <w:p>
+            <w:pPr>
+              <w:pStyle w:val="TableContents"/>
+              <w:jc w:val="center"/>
+              <w:rPr>
+                <w:rFonts w:ascii="Times New Roman" w:hAnsi="Times New Roman"/>
+                <w:b w:val="false"/>
+                <w:bCs w:val="false"/>
+                <w:i w:val="false"/>
+                <w:iCs w:val="false"/>
+                <w:strike w:val="false"/>
+                <w:dstrike w:val="false"/>
+                <w:outline w:val="false"/>
+                <w:shadow w:val="false"/>
+                <w:color w:val="000000"/>
+                <w:sz w:val="24"/>
+                <w:szCs w:val="24"/>
+                <w:u w:val="none"/>
+              </w:rPr>
+            </w:pPr>
+            <w:r>
+              <w:rPr>
+                <w:rFonts w:ascii="Times New Roman" w:hAnsi="Times New Roman"/>
+                <w:b w:val="false"/>
+                <w:bCs w:val="false"/>
+                <w:i w:val="false"/>
+                <w:iCs w:val="false"/>
+                <w:strike w:val="false"/>
+                <w:dstrike w:val="false"/>
+                <w:outline w:val="false"/>
+                <w:shadow w:val="false"/>
+                <w:color w:val="000000"/>
+                <w:sz w:val="24"/>
+                <w:szCs w:val="24"/>
+                <w:u w:val="none"/>
+              </w:rPr>
+              <w:t>Master Out Slave In</w:t>
+            </w:r>
+          </w:p>
+        </w:tc>
+      </w:tr>
+      <w:tr>
+        <w:trPr>
+          <w:trHeight w:val="71" w:hRule="atLeast"/>
+        </w:trPr>
+        <w:tc>
+          <w:tcPr>
+            <w:tcW w:w="2850" w:type="dxa"/>
+            <w:tcBorders>
+              <w:start w:val="single" w:sz="4" w:space="0" w:color="000000"/>
+              <w:bottom w:val="single" w:sz="4" w:space="0" w:color="000000"/>
+            </w:tcBorders>
+          </w:tcPr>
+          <w:p>
+            <w:pPr>
+              <w:pStyle w:val="TableContents"/>
+              <w:jc w:val="center"/>
+              <w:rPr>
+                <w:rFonts w:ascii="Times New Roman" w:hAnsi="Times New Roman"/>
+              </w:rPr>
+            </w:pPr>
+            <w:r>
+              <w:rPr>
+                <w:rFonts w:ascii="Times New Roman" w:hAnsi="Times New Roman"/>
+                <w:b w:val="false"/>
+                <w:bCs w:val="false"/>
+                <w:i w:val="false"/>
+                <w:iCs w:val="false"/>
+                <w:strike w:val="false"/>
+                <w:dstrike w:val="false"/>
+                <w:outline w:val="false"/>
+                <w:shadow w:val="false"/>
+                <w:color w:val="000000"/>
+                <w:sz w:val="24"/>
+                <w:szCs w:val="24"/>
+                <w:u w:val="none"/>
+              </w:rPr>
+              <w:t>OCR</w:t>
+            </w:r>
+          </w:p>
+        </w:tc>
+        <w:tc>
+          <w:tcPr>
+            <w:tcW w:w="6785" w:type="dxa"/>
+            <w:tcBorders>
+              <w:start w:val="single" w:sz="4" w:space="0" w:color="000000"/>
+              <w:bottom w:val="single" w:sz="4" w:space="0" w:color="000000"/>
+              <w:end w:val="single" w:sz="4" w:space="0" w:color="000000"/>
+            </w:tcBorders>
+          </w:tcPr>
+          <w:p>
+            <w:pPr>
+              <w:pStyle w:val="TableContents"/>
+              <w:jc w:val="center"/>
+              <w:rPr>
+                <w:rFonts w:ascii="Times New Roman" w:hAnsi="Times New Roman"/>
+                <w:b w:val="false"/>
+                <w:bCs w:val="false"/>
+                <w:i w:val="false"/>
+                <w:iCs w:val="false"/>
+                <w:strike w:val="false"/>
+                <w:dstrike w:val="false"/>
+                <w:outline w:val="false"/>
+                <w:shadow w:val="false"/>
+                <w:color w:val="000000"/>
+                <w:sz w:val="24"/>
+                <w:szCs w:val="24"/>
+                <w:u w:val="none"/>
+              </w:rPr>
+            </w:pPr>
+            <w:r>
+              <w:rPr>
+                <w:rFonts w:ascii="Times New Roman" w:hAnsi="Times New Roman"/>
+                <w:b w:val="false"/>
+                <w:bCs w:val="false"/>
+                <w:i w:val="false"/>
+                <w:iCs w:val="false"/>
+                <w:strike w:val="false"/>
+                <w:dstrike w:val="false"/>
+                <w:outline w:val="false"/>
+                <w:shadow w:val="false"/>
+                <w:color w:val="000000"/>
+                <w:sz w:val="24"/>
+                <w:szCs w:val="24"/>
+                <w:u w:val="none"/>
+              </w:rPr>
               <w:t>Optical Character Recognition</w:t>
+            </w:r>
+          </w:p>
+        </w:tc>
+      </w:tr>
+      <w:tr>
+        <w:trPr>
+          <w:trHeight w:val="71" w:hRule="atLeast"/>
+        </w:trPr>
+        <w:tc>
+          <w:tcPr>
+            <w:tcW w:w="2850" w:type="dxa"/>
+            <w:tcBorders>
+              <w:start w:val="single" w:sz="4" w:space="0" w:color="000000"/>
+              <w:bottom w:val="single" w:sz="4" w:space="0" w:color="000000"/>
+            </w:tcBorders>
+          </w:tcPr>
+          <w:p>
+            <w:pPr>
+              <w:pStyle w:val="TableContents"/>
+              <w:jc w:val="center"/>
+              <w:rPr>
+                <w:rFonts w:ascii="Times New Roman" w:hAnsi="Times New Roman"/>
+              </w:rPr>
+            </w:pPr>
+            <w:r>
+              <w:rPr>
+                <w:rFonts w:ascii="Times New Roman" w:hAnsi="Times New Roman"/>
+              </w:rPr>
+              <w:t>OS</w:t>
+            </w:r>
+          </w:p>
+        </w:tc>
+        <w:tc>
+          <w:tcPr>
+            <w:tcW w:w="6785" w:type="dxa"/>
+            <w:tcBorders>
+              <w:start w:val="single" w:sz="4" w:space="0" w:color="000000"/>
+              <w:bottom w:val="single" w:sz="4" w:space="0" w:color="000000"/>
+              <w:end w:val="single" w:sz="4" w:space="0" w:color="000000"/>
+            </w:tcBorders>
+          </w:tcPr>
+          <w:p>
+            <w:pPr>
+              <w:pStyle w:val="TableContents"/>
+              <w:jc w:val="center"/>
+              <w:rPr>
+                <w:rFonts w:ascii="Times New Roman" w:hAnsi="Times New Roman"/>
+                <w:b w:val="false"/>
+                <w:bCs w:val="false"/>
+                <w:i w:val="false"/>
+                <w:iCs w:val="false"/>
+                <w:strike w:val="false"/>
+                <w:dstrike w:val="false"/>
+                <w:outline w:val="false"/>
+                <w:shadow w:val="false"/>
+                <w:color w:val="000000"/>
+                <w:sz w:val="24"/>
+                <w:szCs w:val="24"/>
+                <w:u w:val="none"/>
+              </w:rPr>
+            </w:pPr>
+            <w:r>
+              <w:rPr>
+                <w:rFonts w:ascii="Times New Roman" w:hAnsi="Times New Roman"/>
+                <w:b w:val="false"/>
+                <w:bCs w:val="false"/>
+                <w:i w:val="false"/>
+                <w:iCs w:val="false"/>
+                <w:strike w:val="false"/>
+                <w:dstrike w:val="false"/>
+                <w:outline w:val="false"/>
+                <w:shadow w:val="false"/>
+                <w:color w:val="000000"/>
+                <w:sz w:val="24"/>
+                <w:szCs w:val="24"/>
+                <w:u w:val="none"/>
+              </w:rPr>
+              <w:t>Operating System</w:t>
+            </w:r>
+          </w:p>
+        </w:tc>
+      </w:tr>
+      <w:tr>
+        <w:trPr>
+          <w:trHeight w:val="10" w:hRule="atLeast"/>
+        </w:trPr>
+        <w:tc>
+          <w:tcPr>
+            <w:tcW w:w="2850" w:type="dxa"/>
+            <w:tcBorders>
+              <w:start w:val="single" w:sz="4" w:space="0" w:color="000000"/>
+              <w:bottom w:val="single" w:sz="4" w:space="0" w:color="000000"/>
+            </w:tcBorders>
+          </w:tcPr>
+          <w:p>
+            <w:pPr>
+              <w:pStyle w:val="TableContents"/>
+              <w:jc w:val="center"/>
+              <w:rPr>
+                <w:rFonts w:ascii="Times New Roman" w:hAnsi="Times New Roman"/>
+              </w:rPr>
+            </w:pPr>
+            <w:r>
+              <w:rPr>
+                <w:rFonts w:ascii="Times New Roman" w:hAnsi="Times New Roman"/>
+                <w:b w:val="false"/>
+                <w:bCs w:val="false"/>
+                <w:i w:val="false"/>
+                <w:iCs w:val="false"/>
+                <w:strike w:val="false"/>
+                <w:dstrike w:val="false"/>
+                <w:outline w:val="false"/>
+                <w:shadow w:val="false"/>
+                <w:color w:val="000000"/>
+                <w:sz w:val="24"/>
+                <w:szCs w:val="24"/>
+                <w:u w:val="none"/>
+              </w:rPr>
+              <w:t>OTP</w:t>
+            </w:r>
+          </w:p>
+        </w:tc>
+        <w:tc>
+          <w:tcPr>
+            <w:tcW w:w="6785" w:type="dxa"/>
+            <w:tcBorders>
+              <w:start w:val="single" w:sz="4" w:space="0" w:color="000000"/>
+              <w:bottom w:val="single" w:sz="4" w:space="0" w:color="000000"/>
+              <w:end w:val="single" w:sz="4" w:space="0" w:color="000000"/>
+            </w:tcBorders>
+          </w:tcPr>
+          <w:p>
+            <w:pPr>
+              <w:pStyle w:val="TableContents"/>
+              <w:jc w:val="center"/>
+              <w:rPr>
+                <w:rFonts w:ascii="Times New Roman" w:hAnsi="Times New Roman"/>
+              </w:rPr>
+            </w:pPr>
+            <w:r>
+              <w:rPr>
+                <w:rFonts w:ascii="Times New Roman" w:hAnsi="Times New Roman"/>
+                <w:b w:val="false"/>
+                <w:bCs w:val="false"/>
+                <w:i w:val="false"/>
+                <w:iCs w:val="false"/>
+                <w:strike w:val="false"/>
+                <w:dstrike w:val="false"/>
+                <w:outline w:val="false"/>
+                <w:shadow w:val="false"/>
+                <w:color w:val="000000"/>
+                <w:sz w:val="24"/>
+                <w:szCs w:val="24"/>
+                <w:u w:val="none"/>
+              </w:rPr>
+              <w:t>One Time Password</w:t>
+            </w:r>
+          </w:p>
+        </w:tc>
+      </w:tr>
+      <w:tr>
+        <w:trPr>
+          <w:trHeight w:val="10" w:hRule="atLeast"/>
+        </w:trPr>
+        <w:tc>
+          <w:tcPr>
+            <w:tcW w:w="2850" w:type="dxa"/>
+            <w:tcBorders>
+              <w:start w:val="single" w:sz="4" w:space="0" w:color="000000"/>
+              <w:bottom w:val="single" w:sz="4" w:space="0" w:color="000000"/>
+            </w:tcBorders>
+          </w:tcPr>
+          <w:p>
+            <w:pPr>
+              <w:pStyle w:val="TableContents"/>
+              <w:jc w:val="center"/>
+              <w:rPr>
+                <w:rFonts w:ascii="Times New Roman" w:hAnsi="Times New Roman"/>
+              </w:rPr>
+            </w:pPr>
+            <w:r>
+              <w:rPr>
+                <w:rFonts w:ascii="Times New Roman" w:hAnsi="Times New Roman"/>
+                <w:b w:val="false"/>
+                <w:bCs w:val="false"/>
+                <w:i w:val="false"/>
+                <w:iCs w:val="false"/>
+                <w:strike w:val="false"/>
+                <w:dstrike w:val="false"/>
+                <w:outline w:val="false"/>
+                <w:shadow w:val="false"/>
+                <w:color w:val="000000"/>
+                <w:sz w:val="24"/>
+                <w:szCs w:val="24"/>
+                <w:u w:val="none"/>
+              </w:rPr>
+              <w:t>PVC</w:t>
+            </w:r>
+          </w:p>
+        </w:tc>
+        <w:tc>
+          <w:tcPr>
+            <w:tcW w:w="6785" w:type="dxa"/>
+            <w:tcBorders>
+              <w:start w:val="single" w:sz="4" w:space="0" w:color="000000"/>
+              <w:bottom w:val="single" w:sz="4" w:space="0" w:color="000000"/>
+              <w:end w:val="single" w:sz="4" w:space="0" w:color="000000"/>
+            </w:tcBorders>
+          </w:tcPr>
+          <w:p>
+            <w:pPr>
+              <w:pStyle w:val="TableContents"/>
+              <w:jc w:val="center"/>
+              <w:rPr>
+                <w:rFonts w:ascii="Times New Roman" w:hAnsi="Times New Roman"/>
+              </w:rPr>
+            </w:pPr>
+            <w:r>
+              <w:rPr>
+                <w:rFonts w:ascii="Times New Roman" w:hAnsi="Times New Roman"/>
+                <w:b w:val="false"/>
+                <w:bCs w:val="false"/>
+                <w:i w:val="false"/>
+                <w:iCs w:val="false"/>
+                <w:strike w:val="false"/>
+                <w:dstrike w:val="false"/>
+                <w:outline w:val="false"/>
+                <w:shadow w:val="false"/>
+                <w:color w:val="000000"/>
+                <w:sz w:val="24"/>
+                <w:szCs w:val="24"/>
+                <w:u w:val="none"/>
+              </w:rPr>
+              <w:t>Poly-Vinyl Chloride</w:t>
+            </w:r>
+          </w:p>
+        </w:tc>
+      </w:tr>
+      <w:tr>
+        <w:trPr>
+          <w:trHeight w:val="10" w:hRule="atLeast"/>
+        </w:trPr>
+        <w:tc>
+          <w:tcPr>
+            <w:tcW w:w="2850" w:type="dxa"/>
+            <w:tcBorders>
+              <w:start w:val="single" w:sz="4" w:space="0" w:color="000000"/>
+              <w:bottom w:val="single" w:sz="4" w:space="0" w:color="000000"/>
+            </w:tcBorders>
+          </w:tcPr>
+          <w:p>
+            <w:pPr>
+              <w:pStyle w:val="TableContents"/>
+              <w:jc w:val="center"/>
+              <w:rPr>
+                <w:rFonts w:ascii="Times New Roman" w:hAnsi="Times New Roman"/>
+              </w:rPr>
+            </w:pPr>
+            <w:r>
+              <w:rPr>
+                <w:rFonts w:ascii="Times New Roman" w:hAnsi="Times New Roman"/>
+                <w:b w:val="false"/>
+                <w:bCs w:val="false"/>
+                <w:i w:val="false"/>
+                <w:iCs w:val="false"/>
+                <w:strike w:val="false"/>
+                <w:dstrike w:val="false"/>
+                <w:outline w:val="false"/>
+                <w:shadow w:val="false"/>
+                <w:color w:val="000000"/>
+                <w:sz w:val="24"/>
+                <w:szCs w:val="24"/>
+                <w:u w:val="none"/>
+              </w:rPr>
+              <w:t>PWM</w:t>
+            </w:r>
+          </w:p>
+        </w:tc>
+        <w:tc>
+          <w:tcPr>
+            <w:tcW w:w="6785" w:type="dxa"/>
+            <w:tcBorders>
+              <w:start w:val="single" w:sz="4" w:space="0" w:color="000000"/>
+              <w:bottom w:val="single" w:sz="4" w:space="0" w:color="000000"/>
+              <w:end w:val="single" w:sz="4" w:space="0" w:color="000000"/>
+            </w:tcBorders>
+          </w:tcPr>
+          <w:p>
+            <w:pPr>
+              <w:pStyle w:val="TableContents"/>
+              <w:jc w:val="center"/>
+              <w:rPr>
+                <w:rFonts w:ascii="Times New Roman" w:hAnsi="Times New Roman"/>
+              </w:rPr>
+            </w:pPr>
+            <w:r>
+              <w:rPr>
+                <w:rFonts w:ascii="Times New Roman" w:hAnsi="Times New Roman"/>
+                <w:b w:val="false"/>
+                <w:bCs w:val="false"/>
+                <w:i w:val="false"/>
+                <w:iCs w:val="false"/>
+                <w:strike w:val="false"/>
+                <w:dstrike w:val="false"/>
+                <w:outline w:val="false"/>
+                <w:shadow w:val="false"/>
+                <w:color w:val="000000"/>
+                <w:sz w:val="24"/>
+                <w:szCs w:val="24"/>
+                <w:u w:val="none"/>
+              </w:rPr>
+              <w:t>Pulse-Width Modulation</w:t>
+            </w:r>
+          </w:p>
+        </w:tc>
+      </w:tr>
+      <w:tr>
+        <w:trPr>
+          <w:trHeight w:val="10" w:hRule="atLeast"/>
+        </w:trPr>
+        <w:tc>
+          <w:tcPr>
+            <w:tcW w:w="2850" w:type="dxa"/>
+            <w:tcBorders>
+              <w:start w:val="single" w:sz="4" w:space="0" w:color="000000"/>
+              <w:bottom w:val="single" w:sz="4" w:space="0" w:color="000000"/>
+            </w:tcBorders>
+          </w:tcPr>
+          <w:p>
+            <w:pPr>
+              <w:pStyle w:val="TableContents"/>
+              <w:jc w:val="center"/>
+              <w:rPr>
+                <w:rFonts w:ascii="Times New Roman" w:hAnsi="Times New Roman"/>
+              </w:rPr>
+            </w:pPr>
+            <w:r>
+              <w:rPr>
+                <w:rFonts w:ascii="Times New Roman" w:hAnsi="Times New Roman"/>
+              </w:rPr>
+              <w:t>RAM</w:t>
+            </w:r>
+          </w:p>
+        </w:tc>
+        <w:tc>
+          <w:tcPr>
+            <w:tcW w:w="6785" w:type="dxa"/>
+            <w:tcBorders>
+              <w:start w:val="single" w:sz="4" w:space="0" w:color="000000"/>
+              <w:bottom w:val="single" w:sz="4" w:space="0" w:color="000000"/>
+              <w:end w:val="single" w:sz="4" w:space="0" w:color="000000"/>
+            </w:tcBorders>
+          </w:tcPr>
+          <w:p>
+            <w:pPr>
+              <w:pStyle w:val="TableContents"/>
+              <w:jc w:val="center"/>
+              <w:rPr>
+                <w:rFonts w:ascii="Times New Roman" w:hAnsi="Times New Roman"/>
+                <w:b w:val="false"/>
+                <w:bCs w:val="false"/>
+                <w:i w:val="false"/>
+                <w:iCs w:val="false"/>
+                <w:strike w:val="false"/>
+                <w:dstrike w:val="false"/>
+                <w:outline w:val="false"/>
+                <w:shadow w:val="false"/>
+                <w:color w:val="000000"/>
+                <w:sz w:val="24"/>
+                <w:szCs w:val="24"/>
+                <w:u w:val="none"/>
+              </w:rPr>
+            </w:pPr>
+            <w:r>
+              <w:rPr>
+                <w:rFonts w:ascii="Times New Roman" w:hAnsi="Times New Roman"/>
+                <w:b w:val="false"/>
+                <w:bCs w:val="false"/>
+                <w:i w:val="false"/>
+                <w:iCs w:val="false"/>
+                <w:strike w:val="false"/>
+                <w:dstrike w:val="false"/>
+                <w:outline w:val="false"/>
+                <w:shadow w:val="false"/>
+                <w:color w:val="000000"/>
+                <w:sz w:val="24"/>
+                <w:szCs w:val="24"/>
+                <w:u w:val="none"/>
+              </w:rPr>
+              <w:t>Random Access Memory</w:t>
+            </w:r>
+          </w:p>
+        </w:tc>
+      </w:tr>
+      <w:tr>
+        <w:trPr>
+          <w:trHeight w:val="10" w:hRule="atLeast"/>
+        </w:trPr>
+        <w:tc>
+          <w:tcPr>
+            <w:tcW w:w="2850" w:type="dxa"/>
+            <w:tcBorders>
+              <w:start w:val="single" w:sz="4" w:space="0" w:color="000000"/>
+              <w:bottom w:val="single" w:sz="4" w:space="0" w:color="000000"/>
+            </w:tcBorders>
+          </w:tcPr>
+          <w:p>
+            <w:pPr>
+              <w:pStyle w:val="TableContents"/>
+              <w:jc w:val="center"/>
+              <w:rPr>
+                <w:rFonts w:ascii="Times New Roman" w:hAnsi="Times New Roman"/>
+              </w:rPr>
+            </w:pPr>
+            <w:r>
+              <w:rPr>
+                <w:rFonts w:ascii="Times New Roman" w:hAnsi="Times New Roman"/>
+                <w:b w:val="false"/>
+                <w:bCs w:val="false"/>
+                <w:i w:val="false"/>
+                <w:iCs w:val="false"/>
+                <w:strike w:val="false"/>
+                <w:dstrike w:val="false"/>
+                <w:outline w:val="false"/>
+                <w:shadow w:val="false"/>
+                <w:color w:val="000000"/>
+                <w:sz w:val="24"/>
+                <w:szCs w:val="24"/>
+                <w:u w:val="none"/>
+              </w:rPr>
+              <w:t>SMS</w:t>
+            </w:r>
+          </w:p>
+        </w:tc>
+        <w:tc>
+          <w:tcPr>
+            <w:tcW w:w="6785" w:type="dxa"/>
+            <w:tcBorders>
+              <w:start w:val="single" w:sz="4" w:space="0" w:color="000000"/>
+              <w:bottom w:val="single" w:sz="4" w:space="0" w:color="000000"/>
+              <w:end w:val="single" w:sz="4" w:space="0" w:color="000000"/>
+            </w:tcBorders>
+          </w:tcPr>
+          <w:p>
+            <w:pPr>
+              <w:pStyle w:val="TableContents"/>
+              <w:jc w:val="center"/>
+              <w:rPr>
+                <w:rFonts w:ascii="Times New Roman" w:hAnsi="Times New Roman"/>
+              </w:rPr>
+            </w:pPr>
+            <w:r>
+              <w:rPr>
+                <w:rFonts w:ascii="Times New Roman" w:hAnsi="Times New Roman"/>
+                <w:b w:val="false"/>
+                <w:bCs w:val="false"/>
+                <w:i w:val="false"/>
+                <w:iCs w:val="false"/>
+                <w:strike w:val="false"/>
+                <w:dstrike w:val="false"/>
+                <w:outline w:val="false"/>
+                <w:shadow w:val="false"/>
+                <w:color w:val="000000"/>
+                <w:sz w:val="24"/>
+                <w:szCs w:val="24"/>
+                <w:u w:val="none"/>
+              </w:rPr>
+              <w:t>Short Message Service</w:t>
+            </w:r>
+          </w:p>
+        </w:tc>
+      </w:tr>
+      <w:tr>
+        <w:trPr>
+          <w:trHeight w:val="10" w:hRule="atLeast"/>
+        </w:trPr>
+        <w:tc>
+          <w:tcPr>
+            <w:tcW w:w="2850" w:type="dxa"/>
+            <w:tcBorders>
+              <w:start w:val="single" w:sz="4" w:space="0" w:color="000000"/>
+              <w:bottom w:val="single" w:sz="4" w:space="0" w:color="000000"/>
+            </w:tcBorders>
+          </w:tcPr>
+          <w:p>
+            <w:pPr>
+              <w:pStyle w:val="TableContents"/>
+              <w:jc w:val="center"/>
+              <w:rPr>
+                <w:rFonts w:ascii="Times New Roman" w:hAnsi="Times New Roman"/>
+              </w:rPr>
+            </w:pPr>
+            <w:r>
+              <w:rPr>
+                <w:rFonts w:ascii="Times New Roman" w:hAnsi="Times New Roman"/>
+              </w:rPr>
+              <w:t>SPI</w:t>
+            </w:r>
+          </w:p>
+        </w:tc>
+        <w:tc>
+          <w:tcPr>
+            <w:tcW w:w="6785" w:type="dxa"/>
+            <w:tcBorders>
+              <w:start w:val="single" w:sz="4" w:space="0" w:color="000000"/>
+              <w:bottom w:val="single" w:sz="4" w:space="0" w:color="000000"/>
+              <w:end w:val="single" w:sz="4" w:space="0" w:color="000000"/>
+            </w:tcBorders>
+          </w:tcPr>
+          <w:p>
+            <w:pPr>
+              <w:pStyle w:val="TableContents"/>
+              <w:jc w:val="center"/>
+              <w:rPr>
+                <w:rFonts w:ascii="Times New Roman" w:hAnsi="Times New Roman"/>
+                <w:b w:val="false"/>
+                <w:bCs w:val="false"/>
+                <w:i w:val="false"/>
+                <w:iCs w:val="false"/>
+                <w:strike w:val="false"/>
+                <w:dstrike w:val="false"/>
+                <w:outline w:val="false"/>
+                <w:shadow w:val="false"/>
+                <w:color w:val="000000"/>
+                <w:sz w:val="24"/>
+                <w:szCs w:val="24"/>
+                <w:u w:val="none"/>
+              </w:rPr>
+            </w:pPr>
+            <w:r>
+              <w:rPr>
+                <w:rFonts w:ascii="Times New Roman" w:hAnsi="Times New Roman"/>
+                <w:b w:val="false"/>
+                <w:bCs w:val="false"/>
+                <w:i w:val="false"/>
+                <w:iCs w:val="false"/>
+                <w:strike w:val="false"/>
+                <w:dstrike w:val="false"/>
+                <w:outline w:val="false"/>
+                <w:shadow w:val="false"/>
+                <w:color w:val="000000"/>
+                <w:sz w:val="24"/>
+                <w:szCs w:val="24"/>
+                <w:u w:val="none"/>
+              </w:rPr>
+              <w:t>Serial Peripheral Interface</w:t>
+            </w:r>
+          </w:p>
+        </w:tc>
+      </w:tr>
+      <w:tr>
+        <w:trPr>
+          <w:trHeight w:val="10" w:hRule="atLeast"/>
+        </w:trPr>
+        <w:tc>
+          <w:tcPr>
+            <w:tcW w:w="2850" w:type="dxa"/>
+            <w:tcBorders>
+              <w:start w:val="single" w:sz="4" w:space="0" w:color="000000"/>
+              <w:bottom w:val="single" w:sz="4" w:space="0" w:color="000000"/>
+            </w:tcBorders>
+          </w:tcPr>
+          <w:p>
+            <w:pPr>
+              <w:pStyle w:val="TableContents"/>
+              <w:jc w:val="center"/>
+              <w:rPr>
+                <w:rFonts w:ascii="Times New Roman" w:hAnsi="Times New Roman"/>
+              </w:rPr>
+            </w:pPr>
+            <w:r>
+              <w:rPr>
+                <w:rFonts w:ascii="Times New Roman" w:hAnsi="Times New Roman"/>
+                <w:b w:val="false"/>
+                <w:bCs w:val="false"/>
+                <w:i w:val="false"/>
+                <w:iCs w:val="false"/>
+                <w:strike w:val="false"/>
+                <w:dstrike w:val="false"/>
+                <w:outline w:val="false"/>
+                <w:shadow w:val="false"/>
+                <w:color w:val="000000"/>
+                <w:sz w:val="24"/>
+                <w:szCs w:val="24"/>
+                <w:u w:val="none"/>
+              </w:rPr>
+              <w:t>Wi-Fi</w:t>
+            </w:r>
+          </w:p>
+        </w:tc>
+        <w:tc>
+          <w:tcPr>
+            <w:tcW w:w="6785" w:type="dxa"/>
+            <w:tcBorders>
+              <w:start w:val="single" w:sz="4" w:space="0" w:color="000000"/>
+              <w:bottom w:val="single" w:sz="4" w:space="0" w:color="000000"/>
+              <w:end w:val="single" w:sz="4" w:space="0" w:color="000000"/>
+            </w:tcBorders>
+          </w:tcPr>
+          <w:p>
+            <w:pPr>
+              <w:pStyle w:val="TableContents"/>
+              <w:jc w:val="center"/>
+              <w:rPr>
+                <w:rFonts w:ascii="Times New Roman" w:hAnsi="Times New Roman"/>
+              </w:rPr>
+            </w:pPr>
+            <w:r>
+              <w:rPr>
+                <w:rFonts w:ascii="Times New Roman" w:hAnsi="Times New Roman"/>
+                <w:b w:val="false"/>
+                <w:bCs w:val="false"/>
+                <w:i w:val="false"/>
+                <w:iCs w:val="false"/>
+                <w:strike w:val="false"/>
+                <w:dstrike w:val="false"/>
+                <w:outline w:val="false"/>
+                <w:shadow w:val="false"/>
+                <w:color w:val="000000"/>
+                <w:sz w:val="24"/>
+                <w:szCs w:val="24"/>
+                <w:u w:val="none"/>
+              </w:rPr>
+              <w:t>Wireless Fidelity</w:t>
             </w:r>
           </w:p>
         </w:tc>
@@ -2732,7 +3551,7 @@
       </w:r>
       <w:r>
         <w:rPr/>
-        <w:t xml:space="preserve"> that sorts and gives out pre-printed ID cards to students on demand at all times. The system integrates a microcontroller that controls actuators in real-time, a single-board computer that performs computer vision (for ID identification), authentication based on SMS pin serving as OTP, logging of various activities, and back-end integration. The intended solution aims to reduce distribution time while ensuring secure ID card distribution as it is.</w:t>
+        <w:t xml:space="preserve"> that sorts and gives out pre-printed ID cards to students on demand at all times. The system integrates a microcontroller that controls actuators in real-time, a single-board computer that performs computer vision (for ID identification), student’s identity authentication, logging of various activities, and back-end integration. The intended solution aims to reduce distribution time while ensuring secure ID card distribution as it is.</w:t>
       </w:r>
     </w:p>
     <w:p>
@@ -2831,7 +3650,7 @@
       </w:pPr>
       <w:r>
         <w:rPr/>
-        <w:t>To implement a computer board application that gives out authentication OTPs, receives the user registration data, verifies it against a database, and communicates the command to the microcontroller.</w:t>
+        <w:t>To implement a computer board application that gives out authentication OTPs, verifies the student’s set pin, receives the user registration data, verifies it against a database, and communicates the command to the microcontroller.</w:t>
       </w:r>
     </w:p>
     <w:p>
@@ -3216,7 +4035,7 @@
       </w:pPr>
       <w:r>
         <w:rPr/>
-        <w:t>High-level controller will be used to control the user interface, network connectivity, SMS OTP generation (via SMS gateway), database access, computer vision verification, transaction logging, and command issuing to the real-time controller. Then, a real-time controller will be used to directly control the motor (PWM), safety monitoring (limit switches), status reporting, and mechanical card sorting and ejection.</w:t>
+        <w:t>High-level controller will be used to control the user interface, network connectivity, 2FA for OTP and student’s pin, database access, computer vision verification, transaction logging, and command issuing to the real-time controller. Then, a real-time controller will be used to directly control the motor (PWM), safety monitoring (limit switches), status reporting, and mechanical card sorting and ejection.</w:t>
       </w:r>
     </w:p>
     <w:p>
@@ -3331,7 +4150,7 @@
       </w:pPr>
       <w:r>
         <w:rPr/>
-        <w:t>Notification phase: when the cards are available, right after the routine scan, the high-level controller initiates triggering of SMS to particular students. The SMS includes an OTP valid for one retrieval attempt.</w:t>
+        <w:t>Notification phase: when the cards are available, right after the routine scan, the high-level controller initiates triggering of SMS to particular students. The SMS includes an OTP valid for one retrieval attempt. If it is the particular student’s first time use, and extra different and temporary pin is sent via SMS for 2FA.</w:t>
       </w:r>
     </w:p>
     <w:p>
@@ -3345,7 +4164,22 @@
       </w:pPr>
       <w:r>
         <w:rPr/>
-        <w:t>Retrieval phase: First, students scan their expired card, and their information is shown on the screen (registration number, name, and degree programme), then an OTP prompt follows, as received from the SMS. Thereafter, the high-level controller validates the OTP and sends the dispense command to the low-level controller to start the card dispensing process. The low-level microcontroller executes the motion to retrieve the card and verifies the card and its presence, and performs ejection while updating and returning the status to the high-level controller. Lastly, the high-level controller logs the transaction to the database as the audit logs.</w:t>
+        <w:t>Retrieval phase: First, students scan their expired card, and their information is shown on the screen (registration number, name, and degree programme), then an OTP prompt follows, as received from the SMS. Thereafter, the high-level controller validates the OTP and prompts for the student’s pin for extra layer of authentication. If it is the student’s first time use, after the prompt, the system gives a form to register a new custom pin which will be permanent for each individual.</w:t>
+      </w:r>
+    </w:p>
+    <w:p>
+      <w:pPr>
+        <w:pStyle w:val="BodyText"/>
+        <w:numPr>
+          <w:ilvl w:val="0"/>
+          <w:numId w:val="0"/>
+        </w:numPr>
+        <w:ind w:hanging="0" w:start="720"/>
+        <w:rPr/>
+      </w:pPr>
+      <w:r>
+        <w:rPr/>
+        <w:t>After that, high-level sends the dispense command to the low-level controller to start the card dispensing process. The low-level microcontroller executes the motion to retrieve the card and verifies the card and its presence, and performs ejection while updating and returning the status to the high-level controller. Lastly, the high-level controller logs the transaction to the database as the audit logs.</w:t>
       </w:r>
     </w:p>
     <w:p>
@@ -3369,7 +4203,7 @@
       </w:pPr>
       <w:r>
         <w:rPr/>
-        <w:t>Below are the functional workflows featuring both student – side and staff – side access of the system:</w:t>
+        <w:t>Below are the functional workflows featuring both student-side and staff-side access of the system:</w:t>
       </w:r>
     </w:p>
     <w:p>
@@ -3429,7 +4263,7 @@
       </w:r>
       <w:r>
         <w:rPr/>
-        <w:t>Figure 2: Staff – side functional workflow</w:t>
+        <w:t>Figure 2: Staff-side functional workflow</w:t>
       </w:r>
     </w:p>
     <w:p>
@@ -3489,7 +4323,7 @@
       </w:r>
       <w:r>
         <w:rPr/>
-        <w:t>Figure 3: Student – side workflow</w:t>
+        <w:t>Figure 3: Student-side workflow</w:t>
       </w:r>
     </w:p>
     <w:p>
@@ -3516,17 +4350,17 @@
       </w:pPr>
       <w:r>
         <w:rPr/>
-        <w:t>The communication protocol targeted between high-level controller and low-level controller is SPI, which has four wires (CLK, MOSI, MISO, CS) plus common ground, where Raspberry Pi is the master, with STM32 as its slave. All these signals operate at 3.3V.</w:t>
-      </w:r>
-    </w:p>
-    <w:p>
-      <w:pPr>
-        <w:pStyle w:val="BodyText"/>
-        <w:rPr/>
-      </w:pPr>
-      <w:r>
-        <w:rPr/>
-        <w:t>This communication protocol was selected due to high speed synchronous communication, full – duplex capability, simple hardware implementation and very reliable short distance communication.</w:t>
+        <w:t>The communication protocol targeted between high-level controller and low-level controller is SPI, which has four wires (CLK, MOSI, MISO, CS) plus common ground, where Raspberry Pi is the master, with STM32 as its slave. All these communication signals operate at 3.3V.</w:t>
+      </w:r>
+    </w:p>
+    <w:p>
+      <w:pPr>
+        <w:pStyle w:val="BodyText"/>
+        <w:rPr/>
+      </w:pPr>
+      <w:r>
+        <w:rPr/>
+        <w:t>This communication protocol was selected due to high speed synchronous communication, full-duplex capability, simple hardware implementation and very reliable short distance communication.</w:t>
       </w:r>
     </w:p>
     <w:p>
@@ -3785,7 +4619,7 @@
       </w:pPr>
       <w:r>
         <w:rPr/>
-        <w:t>The hardware part of the Automated ID Card Issuance System is designed to support controlled mechanical actuation, stable power distribution and reliable communication between controllers. The circuit design was developed using KiCAD. The architecture design is divided into various design modules which include power regulation sub – system, STM32 core circuit control circuit, motor driver and actuation circuit and communication circuit interface.</w:t>
+        <w:t>The hardware part of the Automated ID Card Issuance System is designed to support controlled mechanical actuation, stable power distribution and reliable communication between controllers. The circuit design was developed using KiCAD. The architecture design is divided into various design modules which include power regulation sub-system, STM32 core circuit control circuit, motor driver and actuation circuit and communication circuit interface.</w:t>
       </w:r>
     </w:p>
     <w:p>
@@ -3812,7 +4646,7 @@
       </w:pPr>
       <w:r>
         <w:rPr/>
-        <w:t>The system uses two controllers using different voltage levels (5V – Raspberry Pi and 3.3V – STM32) each with its own maximum current capabilities. The design of the system has one source of power with 12V and 8A current capabilities. The power source is equipped with a reverse polarity protection circuit for protection as shown below:</w:t>
+        <w:t>The system uses two controllers using different voltage levels (5V-Raspberry Pi and 3.3V-STM32) each with its own maximum current capabilities. The design of the system has one source of power with 12V and 8A current capabilities. The power source is equipped with a reverse polarity protection circuit for protection as shown below:</w:t>
       </w:r>
     </w:p>
     <w:p>
@@ -3872,7 +4706,17 @@
       </w:r>
       <w:r>
         <w:rPr/>
-        <w:t>Figure : Reverse polarity circuit</w:t>
+        <w:t>Figure 4: Reverse polarity circuit</w:t>
+      </w:r>
+    </w:p>
+    <w:p>
+      <w:pPr>
+        <w:pStyle w:val="BodyText"/>
+        <w:rPr/>
+      </w:pPr>
+      <w:r>
+        <w:rPr/>
+        <w:t>The aim of this circuit is to prevent any damage which may be caused by exchange in polarity connections in the input. Thus, this configuration is expected to give zero output voltage when the input polarities are not in order.</w:t>
       </w:r>
     </w:p>
     <w:p>
@@ -3942,17 +4786,17 @@
       </w:r>
       <w:r>
         <w:rPr/>
-        <w:t>Figure : LMZ23610 schematic design for 5V output.</w:t>
-      </w:r>
-    </w:p>
-    <w:p>
-      <w:pPr>
-        <w:pStyle w:val="BodyText"/>
-        <w:rPr/>
-      </w:pPr>
-      <w:r>
-        <w:rPr/>
-        <w:t>Moreover, for 3.3V voltage level, the design was implemented by using a PTSM82903 buck converter with current capability of 3A for thermal margin too. The schematic design was as instructed from the data sheet to give out the desired results:</w:t>
+        <w:t>Figure 5: LMZ23610 schematic design for 5V output.</w:t>
+      </w:r>
+    </w:p>
+    <w:p>
+      <w:pPr>
+        <w:pStyle w:val="BodyText"/>
+        <w:rPr/>
+      </w:pPr>
+      <w:r>
+        <w:rPr/>
+        <w:t>Moreover, for 3.3V voltage level, the design was implemented by using a PTSM82903 buck converter with current capability of 3A for thermal margin. This ensures the input voltage at 12V is stepped down to the desired level 3.3V with a stable output due to its load regulation capacity. The schematic design was as instructed from the data sheet to give out the desired results:</w:t>
       </w:r>
     </w:p>
     <w:p>
@@ -4012,7 +4856,7 @@
       </w:r>
       <w:r>
         <w:rPr/>
-        <w:t>Figure : PTSM82903 schematic design for 3.3V output.</w:t>
+        <w:t>Figure 6: PTSM82903 schematic design for 3.3V output.</w:t>
       </w:r>
     </w:p>
     <w:p>
@@ -4039,17 +4883,17 @@
       </w:pPr>
       <w:r>
         <w:rPr/>
-        <w:t>The STM32 controller defines a real – time control of the system’s actuation and deterministic behaviours. Therefore, the core design includes: proper power supply connections with decoupling capacitors to reduce power supply variations and configuration of boot pins.</w:t>
-      </w:r>
-    </w:p>
-    <w:p>
-      <w:pPr>
-        <w:pStyle w:val="BodyText"/>
-        <w:rPr/>
-      </w:pPr>
-      <w:r>
-        <w:rPr/>
-        <w:t>Programming interface using STM32CubeMX application was used to enable firmware development and debugging. But, the process still needs a real hardware components which is a challenge currently.</w:t>
+        <w:t>The STM32 controller defines a real-time control of the system’s actuation and deterministic behaviours. Therefore, the core design includes: proper power supply connections with decoupling capacitors to reduce power supply variations and configuration of boot pins.</w:t>
+      </w:r>
+    </w:p>
+    <w:p>
+      <w:pPr>
+        <w:pStyle w:val="BodyText"/>
+        <w:rPr/>
+      </w:pPr>
+      <w:r>
+        <w:rPr/>
+        <w:t>STM32 programming interface application to be used will be STM32CubeMX, together with STMicroelectronics IDE together to program a low-level microcontroller used. At this stage, those applications uses a way of debugging that needs a hardware (chip or board) which is not yet implemented. On the next stage of this project, programming and implementation of the project will follow along.</w:t>
       </w:r>
     </w:p>
     <w:p>
@@ -4076,17 +4920,17 @@
       </w:pPr>
       <w:r>
         <w:rPr/>
-        <w:t>The actuation sub – system is designed to control DC stepper motors responsible for card transport and dispensing. The motor driver circuit is designed to interface with an MCU (STM32) through various control inputs and enable logic to drive the motors efficiently.</w:t>
-      </w:r>
-    </w:p>
-    <w:p>
-      <w:pPr>
-        <w:pStyle w:val="BodyText"/>
-        <w:rPr/>
-      </w:pPr>
-      <w:r>
-        <w:rPr/>
-        <w:t>The motor driver power supply is the 5V power rail which is electrically separated from the logic. Below is the schematic diagram showing the connection configuration of the motor driver driving the stepper motor from logics of the micro – controller. This motor driver circuit is designed to also accept dual power sources, either from an adapter or a terminal block.</w:t>
+        <w:t>The actuation sub-system is designed to control DC stepper motors responsible for card transport and dispensing. The motor driver circuit is designed to interface with an MCU (STM32) through various control inputs and enable logic to drive the motors efficiently.</w:t>
+      </w:r>
+    </w:p>
+    <w:p>
+      <w:pPr>
+        <w:pStyle w:val="BodyText"/>
+        <w:rPr/>
+      </w:pPr>
+      <w:r>
+        <w:rPr/>
+        <w:t>The motor driver power supply is the 5V power rail which is electrically separated from the logic. Below is the schematic diagram showing the connection configuration of the motor driver driving the stepper motor from logics of the micro-controller. This motor driver circuit is designed to also accept dual power sources, either from an adapter or a terminal block.</w:t>
       </w:r>
     </w:p>
     <w:p>
@@ -4146,7 +4990,7 @@
       </w:r>
       <w:r>
         <w:rPr/>
-        <w:t>Figure 6: Motor driver connection schematic</w:t>
+        <w:t>Figure 7: Motor driver connection schematic</w:t>
       </w:r>
     </w:p>
     <w:p>
@@ -4173,7 +5017,7 @@
       </w:pPr>
       <w:r>
         <w:rPr/>
-        <w:t>The computer vision module’s aim is to detect and extract information from the inserted cards, either by the students or staffs. It performs OCR – based extraction of student’s registration number. The extracted data was chosen to be the registration number because it is unique for each student with no duplicate complications.</w:t>
+        <w:t>The computer vision module’s aim is to detect and extract information from the inserted cards, either by the students or staffs. It performs OCR-based extraction of student’s registration number. The extracted data was chosen to be the registration number because it is unique for each student with no duplicate complications.</w:t>
       </w:r>
     </w:p>
     <w:p>
@@ -4200,7 +5044,7 @@
       </w:pPr>
       <w:r>
         <w:rPr/>
-        <w:t>The initial barcode – verification revealed  some sensitivity to orientation variation and reflection hence OCR – based design was selected to reduce dependency on alignment of the card with lights and flexibility since text are relatively larger hence easier to identify than the barcodes.</w:t>
+        <w:t>The initial barcode-verification revealed  some sensitivity to orientation variation and reflection hence OCR-based design was selected to reduce dependency on alignment of the card with lights and flexibility since text are relatively larger hence easier to identify than the barcodes.</w:t>
       </w:r>
     </w:p>
     <w:p>
@@ -4227,7 +5071,7 @@
       </w:pPr>
       <w:r>
         <w:rPr/>
-        <w:t>The proposed system design factored the PI camera capturing images of the cards, and the high – level controller processing them to extract the registration via OCR – based detection methods. Therefore, the processing pipeline consists of the following stages:</w:t>
+        <w:t>The proposed system design factored the PI camera capturing images of the cards, and the high-level controller processing them to extract the registration via OCR-based detection methods. Therefore, the processing pipeline consists of the following stages:</w:t>
       </w:r>
     </w:p>
     <w:p>
@@ -4287,7 +5131,7 @@
       </w:r>
       <w:r>
         <w:rPr/>
-        <w:t>Figure 7: Processing pipeline workflow</w:t>
+        <w:t>Figure 8: Processing pipeline workflow</w:t>
       </w:r>
     </w:p>
     <w:p>
@@ -4319,7 +5163,7 @@
           <w:b w:val="false"/>
           <w:bCs w:val="false"/>
         </w:rPr>
-        <w:t>To avoid relying solely on pixel coordinates, the design used incorporated anchor – based localization with a known reference on the card used “NAME”. After locating the reference, relative offsets (in pixels) are applied to extract the region where the registration number is expected to be from the anchor chosen.</w:t>
+        <w:t>To avoid relying solely on pixel coordinates, the design used incorporated anchor-based localization with a known reference on the card used “NAME”. After locating the reference, relative offsets (in pixels) are applied to extract the region where the registration number is expected to be from the anchor chosen.</w:t>
       </w:r>
     </w:p>
     <w:p>
@@ -4335,7 +5179,7 @@
           <w:b w:val="false"/>
           <w:bCs w:val="false"/>
         </w:rPr>
-        <w:t>The extracted region is processed used OCR, and configured to prioritize numeric text recognition first. Then, after extraction by OCR, the expected format of registration number “YYYY – NN – XXXXX” is validated. Only the text that fits the description of format is considered as success.</w:t>
+        <w:t>The extracted region is processed used OCR, and configured to prioritize numeric text recognition first. Then, after extraction by OCR, the expected format of registration number “YYYY-NN-XXXXX” is validated. Only the text that fits the description of format is considered as success.</w:t>
       </w:r>
     </w:p>
     <w:p>
@@ -4352,17 +5196,17 @@
       <w:bookmarkEnd w:id="38"/>
       <w:r>
         <w:rPr/>
-        <w:t>3.6 BACK – END AUTHENTICATION DESIGN</w:t>
-      </w:r>
-    </w:p>
-    <w:p>
-      <w:pPr>
-        <w:pStyle w:val="BodyText"/>
-        <w:rPr/>
-      </w:pPr>
-      <w:r>
-        <w:rPr/>
-        <w:t>The back-end system is designed to manage identity validation, authentication control and system logging for audits. Therefore, it acts as a bridge between the computer vision results and the low – level controller activities. If the authentication goes wrong, low – level controller cannot perform any mechanical activity. The sub – system performs three important services:</w:t>
+        <w:t>3.6 BACK-END AUTHENTICATION DESIGN</w:t>
+      </w:r>
+    </w:p>
+    <w:p>
+      <w:pPr>
+        <w:pStyle w:val="BodyText"/>
+        <w:rPr/>
+      </w:pPr>
+      <w:r>
+        <w:rPr/>
+        <w:t>The back-end system is designed to manage identity validation, authentication control and system logging for audits. Therefore, it acts as a bridge between the computer vision results and the low-level controller activities. If the authentication goes wrong, low-level controller cannot perform any mechanical activity. The sub-system performs three important services:</w:t>
       </w:r>
     </w:p>
     <w:p>
@@ -4424,7 +5268,7 @@
       </w:pPr>
       <w:r>
         <w:rPr/>
-        <w:t>The main authentication mechanism is based on a One – Time Password (OTP) model. Each OTP produced is designed according to standard security principles:</w:t>
+        <w:t>The main authentication mechanism is based on a One-Time Password (OTP) model. Each OTP produced is designed according to standard security principles:</w:t>
       </w:r>
     </w:p>
     <w:p>
@@ -4466,7 +5310,7 @@
       </w:pPr>
       <w:r>
         <w:rPr/>
-        <w:t>Time – limited validity</w:t>
+        <w:t>Time-limited validity</w:t>
       </w:r>
     </w:p>
     <w:p>
@@ -4491,6 +5335,149 @@
       <w:r>
         <w:rPr/>
         <w:t>The OTP delivered to the student using a SMS gateway. During retrieval, the student inputs the received OTP through the user interface designed. Back-end then compares the hashed input against the stored and logs the action in either case, failure or success. The logging design ensures accountability and traceability.</w:t>
+      </w:r>
+    </w:p>
+    <w:p>
+      <w:pPr>
+        <w:pStyle w:val="Heading2"/>
+        <w:numPr>
+          <w:ilvl w:val="1"/>
+          <w:numId w:val="2"/>
+        </w:numPr>
+        <w:ind w:hanging="0" w:start="0"/>
+        <w:rPr/>
+      </w:pPr>
+      <w:bookmarkStart w:id="39" w:name="__RefHeading___Toc1187_2024957963"/>
+      <w:bookmarkEnd w:id="39"/>
+      <w:r>
+        <w:rPr/>
+        <w:t>3.6 MECHANICAL DESIGN</w:t>
+      </w:r>
+    </w:p>
+    <w:p>
+      <w:pPr>
+        <w:pStyle w:val="Normal"/>
+        <w:spacing w:lineRule="auto" w:line="360"/>
+        <w:jc w:val="both"/>
+        <w:rPr/>
+      </w:pPr>
+      <w:r>
+        <w:rPr>
+          <w:rFonts w:ascii="Times New Roman" w:hAnsi="Times New Roman"/>
+          <w:b w:val="false"/>
+          <w:bCs w:val="false"/>
+          <w:i w:val="false"/>
+          <w:iCs w:val="false"/>
+          <w:u w:val="none"/>
+        </w:rPr>
+        <w:t>As the system requires a  staff to load a pile of cards into a machine, and it sorts out each card according to the information and stores it, here is the design of it. The card sorting and storage system</w:t>
+      </w:r>
+      <w:r>
+        <w:rPr>
+          <w:rFonts w:ascii="Times New Roman" w:hAnsi="Times New Roman"/>
+          <w:b w:val="false"/>
+          <w:bCs w:val="false"/>
+          <w:i/>
+          <w:iCs/>
+          <w:u w:val="none"/>
+        </w:rPr>
+        <w:t>,</w:t>
+      </w:r>
+      <w:r>
+        <w:rPr>
+          <w:rFonts w:ascii="Times New Roman" w:hAnsi="Times New Roman"/>
+          <w:b w:val="false"/>
+          <w:bCs w:val="false"/>
+          <w:i w:val="false"/>
+          <w:iCs w:val="false"/>
+          <w:u w:val="none"/>
+        </w:rPr>
+        <w:t xml:space="preserve"> will be a combination of servo motor and a circular bin calculated with each slot to an assigned mapped number stored in the system’s database. If the card is needed, the bin is rotated by the servo motor up to the calculated position and a card is taken/ejected from the bin.</w:t>
+      </w:r>
+    </w:p>
+    <w:p>
+      <w:pPr>
+        <w:pStyle w:val="Normal"/>
+        <w:spacing w:lineRule="auto" w:line="360"/>
+        <w:jc w:val="both"/>
+        <w:rPr>
+          <w:rFonts w:ascii="Times New Roman" w:hAnsi="Times New Roman"/>
+          <w:b w:val="false"/>
+          <w:bCs w:val="false"/>
+          <w:i w:val="false"/>
+          <w:iCs w:val="false"/>
+          <w:u w:val="none"/>
+        </w:rPr>
+      </w:pPr>
+      <w:r>
+        <w:rPr>
+          <w:rFonts w:ascii="Times New Roman" w:hAnsi="Times New Roman"/>
+          <w:b w:val="false"/>
+          <w:bCs w:val="false"/>
+          <w:i w:val="false"/>
+          <w:iCs w:val="false"/>
+          <w:u w:val="none"/>
+        </w:rPr>
+      </w:r>
+    </w:p>
+    <w:p>
+      <w:pPr>
+        <w:pStyle w:val="Figure"/>
+        <w:rPr/>
+      </w:pPr>
+      <w:bookmarkStart w:id="40" w:name="__RefHeading___Toc1264_2024957963"/>
+      <w:bookmarkEnd w:id="40"/>
+      <w:r>
+        <w:drawing>
+          <wp:anchor distT="0" distB="0" distL="0" distR="0" simplePos="0" relativeHeight="24" behindDoc="0" locked="0" layoutInCell="0" allowOverlap="1">
+            <wp:simplePos x="0" y="0"/>
+            <wp:positionH relativeFrom="column">
+              <wp:align>center</wp:align>
+            </wp:positionH>
+            <wp:positionV relativeFrom="paragraph">
+              <wp:posOffset>635</wp:posOffset>
+            </wp:positionV>
+            <wp:extent cx="3216275" cy="2225675"/>
+            <wp:effectExtent l="0" t="0" r="0" b="0"/>
+            <wp:wrapTopAndBottom/>
+            <wp:docPr id="10" name="Image2 Copy 1"/>
+            <wp:cNvGraphicFramePr>
+              <a:graphicFrameLocks xmlns:a="http://schemas.openxmlformats.org/drawingml/2006/main" noChangeAspect="1"/>
+            </wp:cNvGraphicFramePr>
+            <a:graphic xmlns:a="http://schemas.openxmlformats.org/drawingml/2006/main">
+              <a:graphicData uri="http://schemas.openxmlformats.org/drawingml/2006/picture">
+                <pic:pic xmlns:pic="http://schemas.openxmlformats.org/drawingml/2006/picture">
+                  <pic:nvPicPr>
+                    <pic:cNvPr id="10" name="Image2 Copy 1"/>
+                    <pic:cNvPicPr>
+                      <a:picLocks noChangeAspect="1" noChangeArrowheads="1"/>
+                    </pic:cNvPicPr>
+                  </pic:nvPicPr>
+                  <pic:blipFill>
+                    <a:blip r:embed="rId14"/>
+                    <a:stretch>
+                      <a:fillRect/>
+                    </a:stretch>
+                  </pic:blipFill>
+                  <pic:spPr bwMode="auto">
+                    <a:xfrm>
+                      <a:off x="0" y="0"/>
+                      <a:ext cx="3216275" cy="2225675"/>
+                    </a:xfrm>
+                    <a:prstGeom prst="rect">
+                      <a:avLst/>
+                    </a:prstGeom>
+                    <a:noFill/>
+                  </pic:spPr>
+                </pic:pic>
+              </a:graphicData>
+            </a:graphic>
+          </wp:anchor>
+        </w:drawing>
+      </w:r>
+      <w:r>
+        <w:rPr/>
+        <w:t>Figure 9: Circular storage chamber</w:t>
       </w:r>
     </w:p>
     <w:p>
@@ -4503,8 +5490,8 @@
         <w:ind w:hanging="0" w:start="0"/>
         <w:rPr/>
       </w:pPr>
-      <w:bookmarkStart w:id="39" w:name="__RefHeading___Toc480_3719139203"/>
-      <w:bookmarkEnd w:id="39"/>
+      <w:bookmarkStart w:id="41" w:name="__RefHeading___Toc480_3719139203"/>
+      <w:bookmarkEnd w:id="41"/>
       <w:r>
         <w:rPr/>
         <w:t>3.7 PROJECT SCHEDULE</w:t>
@@ -4528,7 +5515,7 @@
             <wp:extent cx="5951855" cy="3086100"/>
             <wp:effectExtent l="0" t="0" r="0" b="0"/>
             <wp:wrapTopAndBottom/>
-            <wp:docPr id="10" name="Image3"/>
+            <wp:docPr id="11" name="Image3"/>
             <wp:cNvGraphicFramePr>
               <a:graphicFrameLocks xmlns:a="http://schemas.openxmlformats.org/drawingml/2006/main" noChangeAspect="1"/>
             </wp:cNvGraphicFramePr>
@@ -4536,13 +5523,13 @@
               <a:graphicData uri="http://schemas.openxmlformats.org/drawingml/2006/picture">
                 <pic:pic xmlns:pic="http://schemas.openxmlformats.org/drawingml/2006/picture">
                   <pic:nvPicPr>
-                    <pic:cNvPr id="10" name="Image3"/>
+                    <pic:cNvPr id="11" name="Image3"/>
                     <pic:cNvPicPr>
                       <a:picLocks noChangeAspect="1" noChangeArrowheads="1"/>
                     </pic:cNvPicPr>
                   </pic:nvPicPr>
                   <pic:blipFill>
-                    <a:blip r:embed="rId14"/>
+                    <a:blip r:embed="rId15"/>
                     <a:stretch>
                       <a:fillRect/>
                     </a:stretch>
@@ -4573,11 +5560,11 @@
         <w:pStyle w:val="Figure"/>
         <w:rPr/>
       </w:pPr>
-      <w:bookmarkStart w:id="40" w:name="__RefHeading___Toc966_565102395"/>
-      <w:bookmarkEnd w:id="40"/>
-      <w:r>
-        <w:rPr/>
-        <w:t>Figure 8: Semester 1 activity plan (Gantt Chart)</w:t>
+      <w:bookmarkStart w:id="42" w:name="__RefHeading___Toc966_565102395"/>
+      <w:bookmarkEnd w:id="42"/>
+      <w:r>
+        <w:rPr/>
+        <w:t>Figure 10: Semester 1 activity plan (Gantt Chart)</w:t>
       </w:r>
     </w:p>
     <w:p>
@@ -4595,8 +5582,8 @@
         <w:pStyle w:val="Figure"/>
         <w:rPr/>
       </w:pPr>
-      <w:bookmarkStart w:id="41" w:name="__RefHeading___Toc964_565102395"/>
-      <w:bookmarkEnd w:id="41"/>
+      <w:bookmarkStart w:id="43" w:name="__RefHeading___Toc964_565102395"/>
+      <w:bookmarkEnd w:id="43"/>
       <w:r>
         <w:drawing>
           <wp:anchor distT="0" distB="0" distL="0" distR="0" simplePos="0" relativeHeight="4" behindDoc="0" locked="0" layoutInCell="0" allowOverlap="1">
@@ -4610,7 +5597,7 @@
             <wp:extent cx="6120130" cy="3108325"/>
             <wp:effectExtent l="0" t="0" r="0" b="0"/>
             <wp:wrapTopAndBottom/>
-            <wp:docPr id="11" name="Image4"/>
+            <wp:docPr id="12" name="Image4"/>
             <wp:cNvGraphicFramePr>
               <a:graphicFrameLocks xmlns:a="http://schemas.openxmlformats.org/drawingml/2006/main" noChangeAspect="1"/>
             </wp:cNvGraphicFramePr>
@@ -4618,13 +5605,13 @@
               <a:graphicData uri="http://schemas.openxmlformats.org/drawingml/2006/picture">
                 <pic:pic xmlns:pic="http://schemas.openxmlformats.org/drawingml/2006/picture">
                   <pic:nvPicPr>
-                    <pic:cNvPr id="11" name="Image4"/>
+                    <pic:cNvPr id="12" name="Image4"/>
                     <pic:cNvPicPr>
                       <a:picLocks noChangeAspect="1" noChangeArrowheads="1"/>
                     </pic:cNvPicPr>
                   </pic:nvPicPr>
                   <pic:blipFill>
-                    <a:blip r:embed="rId15"/>
+                    <a:blip r:embed="rId16"/>
                     <a:stretch>
                       <a:fillRect/>
                     </a:stretch>
@@ -4647,7 +5634,7 @@
       </w:r>
       <w:r>
         <w:rPr/>
-        <w:t>Figure 9: Semester 2 activity plan (Gantt Chart)</w:t>
+        <w:t>Figure 11: Semester 2 activity plan (Gantt Chart)</w:t>
       </w:r>
     </w:p>
     <w:p>
@@ -4660,8 +5647,8 @@
         <w:ind w:hanging="0" w:start="0"/>
         <w:rPr/>
       </w:pPr>
-      <w:bookmarkStart w:id="42" w:name="__RefHeading___Toc386_1175120669"/>
-      <w:bookmarkEnd w:id="42"/>
+      <w:bookmarkStart w:id="44" w:name="__RefHeading___Toc386_1175120669"/>
+      <w:bookmarkEnd w:id="44"/>
       <w:r>
         <w:rPr/>
         <w:t>3.8 PROJECT BUDGET</w:t>
@@ -4767,7 +5754,7 @@
                 <w:szCs w:val="24"/>
                 <w:u w:val="none"/>
               </w:rPr>
-              <w:t>ESTIMATED COST (Tsh)</w:t>
+              <w:t>ESTIMATED COST (TSh)</w:t>
             </w:r>
           </w:p>
         </w:tc>
@@ -4882,7 +5869,7 @@
                 <w:szCs w:val="24"/>
                 <w:u w:val="none"/>
               </w:rPr>
-              <w:t>Low-level controller (STM32 or Arduino Due)</w:t>
+              <w:t>Low-level controller (STM32)</w:t>
             </w:r>
           </w:p>
         </w:tc>
@@ -4919,7 +5906,7 @@
                 <w:szCs w:val="24"/>
                 <w:u w:val="none"/>
               </w:rPr>
-              <w:t>50,000</w:t>
+              <w:t>60,000</w:t>
             </w:r>
           </w:p>
         </w:tc>
@@ -5262,7 +6249,7 @@
                 <w:szCs w:val="24"/>
                 <w:u w:val="none"/>
               </w:rPr>
-              <w:t>Sensors (limit switches, IR sensor, Stepper motor)</w:t>
+              <w:t>Actuators (Motors and their drivers)</w:t>
             </w:r>
           </w:p>
         </w:tc>
@@ -5299,7 +6286,7 @@
                 <w:szCs w:val="24"/>
                 <w:u w:val="none"/>
               </w:rPr>
-              <w:t>59,200</w:t>
+              <w:t>80,000</w:t>
             </w:r>
           </w:p>
         </w:tc>
@@ -5338,7 +6325,7 @@
                 <w:szCs w:val="24"/>
                 <w:u w:val="none"/>
               </w:rPr>
-              <w:t>GSM Module</w:t>
+              <w:t>Sensors (Limit switches, IR sensors)</w:t>
             </w:r>
           </w:p>
         </w:tc>
@@ -5375,7 +6362,7 @@
                 <w:szCs w:val="24"/>
                 <w:u w:val="none"/>
               </w:rPr>
-              <w:t>35,000</w:t>
+              <w:t>20,000</w:t>
             </w:r>
           </w:p>
         </w:tc>
@@ -5451,7 +6438,7 @@
                 <w:szCs w:val="24"/>
                 <w:u w:val="none"/>
               </w:rPr>
-              <w:t>469,200</w:t>
+              <w:t>485,000</w:t>
             </w:r>
           </w:p>
         </w:tc>
@@ -5462,8 +6449,8 @@
         <w:pStyle w:val="Caption"/>
         <w:rPr/>
       </w:pPr>
-      <w:bookmarkStart w:id="43" w:name="__RefHeading___Toc948_565102395"/>
-      <w:bookmarkEnd w:id="43"/>
+      <w:bookmarkStart w:id="45" w:name="__RefHeading___Toc948_565102395"/>
+      <w:bookmarkEnd w:id="45"/>
       <w:r>
         <w:rPr/>
         <w:t>Table 1: Project Budget</w:t>
@@ -5483,8 +6470,8 @@
         <w:ind w:hanging="0" w:start="0"/>
         <w:rPr/>
       </w:pPr>
-      <w:bookmarkStart w:id="44" w:name="__RefHeading___Toc790_345661669"/>
-      <w:bookmarkEnd w:id="44"/>
+      <w:bookmarkStart w:id="46" w:name="__RefHeading___Toc790_345661669"/>
+      <w:bookmarkEnd w:id="46"/>
       <w:r>
         <w:rPr/>
         <w:t>CHAPTER FOUR: SOFTWARE IMPLEMENTATION AND CIRCUIT SIMULATION</w:t>
@@ -5511,7 +6498,7 @@
           <w:b w:val="false"/>
           <w:bCs w:val="false"/>
         </w:rPr>
-        <w:t xml:space="preserve"> and the circuit simulation of some of the components. Due to lack of package modules for simulation for high – level controller and low – level controller used in the system, only electrically – based circuits were simulated.</w:t>
+        <w:t xml:space="preserve"> and the circuit simulation of some of the components. Due to lack of package modules for simulation for high-level controller and low-level controller used in the system, only electrically-based circuits were simulated.</w:t>
       </w:r>
     </w:p>
     <w:p>
@@ -5524,8 +6511,8 @@
         <w:ind w:hanging="0" w:start="0"/>
         <w:rPr/>
       </w:pPr>
-      <w:bookmarkStart w:id="45" w:name="__RefHeading___Toc794_345661669"/>
-      <w:bookmarkEnd w:id="45"/>
+      <w:bookmarkStart w:id="47" w:name="__RefHeading___Toc794_345661669"/>
+      <w:bookmarkEnd w:id="47"/>
       <w:r>
         <w:rPr/>
         <w:t>4.1 SOFTWARE IMPLEMENTATION</w:t>
@@ -5538,7 +6525,7 @@
       </w:pPr>
       <w:r>
         <w:rPr/>
-        <w:t>This sub – system implementation was done in a controlled Ubuntu environment prior to hardware integration. Ubuntu environment was preferred since it correlates well with the later project’s environment which is Raspberry Pi OS. The focus on this was development and testing of the computer vision module and back-end authentication system.</w:t>
+        <w:t>This sub-system implementation was done in a controlled Ubuntu environment prior to hardware integration. Ubuntu environment was preferred since it correlates well with the later project’s environment which is Raspberry Pi OS. The focus on this was development and testing of the computer vision module and back-end authentication system.</w:t>
       </w:r>
     </w:p>
     <w:p>
@@ -5558,7 +6545,7 @@
       </w:pPr>
       <w:r>
         <w:rPr/>
-        <w:t>Back – end authentication system is not fully implemented, and SMS gateway interface for OTP transmission and verification is not implemented at all.</w:t>
+        <w:t>Back-end authentication system is not fully implemented, and SMS gateway interface for OTP transmission and verification is not implemented at all.</w:t>
       </w:r>
     </w:p>
     <w:p>
@@ -5596,7 +6583,7 @@
       </w:pPr>
       <w:r>
         <w:rPr/>
-        <w:t>Card detection and perspective correction, contour – based detection was implemented to identify quadrilateral shapes and the transformation was applied to improve OCR consistency by reducing distortions. Below are the results of card detection:</w:t>
+        <w:t>Card detection and perspective correction, contour-based detection was implemented to identify quadrilateral shapes and the transformation was applied to improve OCR consistency by reducing distortions. Below are the results of card detection, green lines show verification:</w:t>
       </w:r>
     </w:p>
     <w:p>
@@ -5609,8 +6596,8 @@
         <w:ind w:hanging="0" w:start="720"/>
         <w:rPr/>
       </w:pPr>
-      <w:bookmarkStart w:id="46" w:name="__RefHeading___Toc754_345661669"/>
-      <w:bookmarkEnd w:id="46"/>
+      <w:bookmarkStart w:id="48" w:name="__RefHeading___Toc754_345661669"/>
+      <w:bookmarkEnd w:id="48"/>
       <w:r>
         <w:drawing>
           <wp:anchor distT="0" distB="0" distL="0" distR="0" simplePos="0" relativeHeight="9" behindDoc="0" locked="0" layoutInCell="0" allowOverlap="1">
@@ -5624,7 +6611,7 @@
             <wp:extent cx="3080385" cy="1928495"/>
             <wp:effectExtent l="0" t="0" r="0" b="0"/>
             <wp:wrapTopAndBottom/>
-            <wp:docPr id="12" name="Image11"/>
+            <wp:docPr id="13" name="Image11"/>
             <wp:cNvGraphicFramePr>
               <a:graphicFrameLocks xmlns:a="http://schemas.openxmlformats.org/drawingml/2006/main" noChangeAspect="1"/>
             </wp:cNvGraphicFramePr>
@@ -5632,13 +6619,13 @@
               <a:graphicData uri="http://schemas.openxmlformats.org/drawingml/2006/picture">
                 <pic:pic xmlns:pic="http://schemas.openxmlformats.org/drawingml/2006/picture">
                   <pic:nvPicPr>
-                    <pic:cNvPr id="12" name="Image11"/>
+                    <pic:cNvPr id="13" name="Image11"/>
                     <pic:cNvPicPr>
                       <a:picLocks noChangeAspect="1" noChangeArrowheads="1"/>
                     </pic:cNvPicPr>
                   </pic:nvPicPr>
                   <pic:blipFill>
-                    <a:blip r:embed="rId16"/>
+                    <a:blip r:embed="rId17"/>
                     <a:srcRect l="6143" t="4552" r="6986" b="5562"/>
                     <a:stretch>
                       <a:fillRect/>
@@ -5662,7 +6649,7 @@
       </w:r>
       <w:r>
         <w:rPr/>
-        <w:t>Figure 10: Sample card detected (green line shows detection)</w:t>
+        <w:t>Figure 12: Sample card detected (green line shows detection)</w:t>
       </w:r>
     </w:p>
     <w:p>
@@ -5676,7 +6663,7 @@
       </w:pPr>
       <w:r>
         <w:rPr/>
-        <w:t>Anchor – based ROI localization, a known anchor label “NAME” within a corrected card image and isolate the region containing the registration number according to the relative offsets.</w:t>
+        <w:t>Anchor-based ROI localization, a known anchor label “NAME” within a corrected card image and isolate the region containing the registration number according to the relative offsets. The blue box shows the detection of the anchor label.</w:t>
       </w:r>
     </w:p>
     <w:p>
@@ -5689,8 +6676,8 @@
         <w:ind w:hanging="0" w:start="720"/>
         <w:rPr/>
       </w:pPr>
-      <w:bookmarkStart w:id="47" w:name="__RefHeading___Toc752_345661669"/>
-      <w:bookmarkEnd w:id="47"/>
+      <w:bookmarkStart w:id="49" w:name="__RefHeading___Toc752_345661669"/>
+      <w:bookmarkEnd w:id="49"/>
       <w:r>
         <w:drawing>
           <wp:anchor distT="0" distB="0" distL="0" distR="0" simplePos="0" relativeHeight="10" behindDoc="0" locked="0" layoutInCell="0" allowOverlap="1">
@@ -5704,7 +6691,7 @@
             <wp:extent cx="3044825" cy="1920240"/>
             <wp:effectExtent l="0" t="0" r="0" b="0"/>
             <wp:wrapTopAndBottom/>
-            <wp:docPr id="13" name="Image12"/>
+            <wp:docPr id="14" name="Image12"/>
             <wp:cNvGraphicFramePr>
               <a:graphicFrameLocks xmlns:a="http://schemas.openxmlformats.org/drawingml/2006/main" noChangeAspect="1"/>
             </wp:cNvGraphicFramePr>
@@ -5712,13 +6699,13 @@
               <a:graphicData uri="http://schemas.openxmlformats.org/drawingml/2006/picture">
                 <pic:pic xmlns:pic="http://schemas.openxmlformats.org/drawingml/2006/picture">
                   <pic:nvPicPr>
-                    <pic:cNvPr id="13" name="Image12"/>
+                    <pic:cNvPr id="14" name="Image12"/>
                     <pic:cNvPicPr>
                       <a:picLocks noChangeAspect="1" noChangeArrowheads="1"/>
                     </pic:cNvPicPr>
                   </pic:nvPicPr>
                   <pic:blipFill>
-                    <a:blip r:embed="rId17"/>
+                    <a:blip r:embed="rId18"/>
                     <a:stretch>
                       <a:fillRect/>
                     </a:stretch>
@@ -5741,7 +6728,7 @@
       </w:r>
       <w:r>
         <w:rPr/>
-        <w:t>Figure 11: Anchor – ROI localization of sample card</w:t>
+        <w:t>Figure 13: Anchor-ROI localization of sample card</w:t>
       </w:r>
     </w:p>
     <w:p>
@@ -5768,8 +6755,8 @@
         <w:ind w:hanging="0" w:start="720"/>
         <w:rPr/>
       </w:pPr>
-      <w:bookmarkStart w:id="48" w:name="__RefHeading___Toc750_345661669"/>
-      <w:bookmarkEnd w:id="48"/>
+      <w:bookmarkStart w:id="50" w:name="__RefHeading___Toc750_345661669"/>
+      <w:bookmarkEnd w:id="50"/>
       <w:r>
         <w:drawing>
           <wp:anchor distT="0" distB="0" distL="0" distR="0" simplePos="0" relativeHeight="11" behindDoc="0" locked="0" layoutInCell="0" allowOverlap="1">
@@ -5783,7 +6770,7 @@
             <wp:extent cx="2969260" cy="942975"/>
             <wp:effectExtent l="0" t="0" r="0" b="0"/>
             <wp:wrapTopAndBottom/>
-            <wp:docPr id="14" name="Image13"/>
+            <wp:docPr id="15" name="Image13"/>
             <wp:cNvGraphicFramePr>
               <a:graphicFrameLocks xmlns:a="http://schemas.openxmlformats.org/drawingml/2006/main" noChangeAspect="1"/>
             </wp:cNvGraphicFramePr>
@@ -5791,13 +6778,13 @@
               <a:graphicData uri="http://schemas.openxmlformats.org/drawingml/2006/picture">
                 <pic:pic xmlns:pic="http://schemas.openxmlformats.org/drawingml/2006/picture">
                   <pic:nvPicPr>
-                    <pic:cNvPr id="14" name="Image13"/>
+                    <pic:cNvPr id="15" name="Image13"/>
                     <pic:cNvPicPr>
                       <a:picLocks noChangeAspect="1" noChangeArrowheads="1"/>
                     </pic:cNvPicPr>
                   </pic:nvPicPr>
                   <pic:blipFill>
-                    <a:blip r:embed="rId18"/>
+                    <a:blip r:embed="rId19"/>
                     <a:stretch>
                       <a:fillRect/>
                     </a:stretch>
@@ -5820,7 +6807,7 @@
       </w:r>
       <w:r>
         <w:rPr/>
-        <w:t>Figure 11: Text extraction and processing performances</w:t>
+        <w:t>Figure 15: Text extraction and processing performances</w:t>
       </w:r>
     </w:p>
     <w:p>
@@ -5833,8 +6820,8 @@
         <w:ind w:hanging="0" w:start="0"/>
         <w:rPr/>
       </w:pPr>
-      <w:bookmarkStart w:id="49" w:name="__RefHeading___Toc792_345661669"/>
-      <w:bookmarkEnd w:id="49"/>
+      <w:bookmarkStart w:id="51" w:name="__RefHeading___Toc792_345661669"/>
+      <w:bookmarkEnd w:id="51"/>
       <w:r>
         <w:rPr/>
         <w:t>4.2 CIRCUIT SIMULATION</w:t>
@@ -5850,8 +6837,8 @@
         <w:ind w:hanging="0" w:start="0"/>
         <w:rPr/>
       </w:pPr>
-      <w:bookmarkStart w:id="50" w:name="__RefHeading___Toc854_443172832"/>
-      <w:bookmarkEnd w:id="50"/>
+      <w:bookmarkStart w:id="52" w:name="__RefHeading___Toc854_443172832"/>
+      <w:bookmarkEnd w:id="52"/>
       <w:r>
         <w:rPr/>
         <w:t>4.2.1 REVERSE POLARITY CIRCUIT</w:t>
@@ -5864,7 +6851,7 @@
       </w:pPr>
       <w:r>
         <w:rPr/>
-        <w:t>Circuit simulation was done for electrical logic in the design using Proteus Design Suite (PDS). Power supply circuit which involved input protection with implementation of fuse and reverse polarity protection. This circuit simulation involved the use of MOSFET (P – channel) and a 15V Zener diode. The results for reverse polarity protection are as follows:</w:t>
+        <w:t>Circuit simulation was done for electrical logic in the design using Proteus Design Suite (PDS). Power supply circuit which involved input protection with implementation of fuse and reverse polarity protection. This circuit simulation involved the use of MOSFET (P-channel) and a 15V Zener diode. The results for reverse polarity protection are as follows:</w:t>
       </w:r>
     </w:p>
     <w:p>
@@ -5872,8 +6859,8 @@
         <w:pStyle w:val="Figure"/>
         <w:rPr/>
       </w:pPr>
-      <w:bookmarkStart w:id="51" w:name="__RefHeading___Toc872_443172832"/>
-      <w:bookmarkEnd w:id="51"/>
+      <w:bookmarkStart w:id="53" w:name="__RefHeading___Toc872_443172832"/>
+      <w:bookmarkEnd w:id="53"/>
       <w:r>
         <w:drawing>
           <wp:anchor distT="0" distB="0" distL="0" distR="0" simplePos="0" relativeHeight="16" behindDoc="0" locked="0" layoutInCell="0" allowOverlap="1">
@@ -5887,7 +6874,7 @@
             <wp:extent cx="6120130" cy="1678305"/>
             <wp:effectExtent l="0" t="0" r="0" b="0"/>
             <wp:wrapSquare wrapText="largest"/>
-            <wp:docPr id="15" name="Image10"/>
+            <wp:docPr id="16" name="Image10"/>
             <wp:cNvGraphicFramePr>
               <a:graphicFrameLocks xmlns:a="http://schemas.openxmlformats.org/drawingml/2006/main" noChangeAspect="1"/>
             </wp:cNvGraphicFramePr>
@@ -5895,67 +6882,7 @@
               <a:graphicData uri="http://schemas.openxmlformats.org/drawingml/2006/picture">
                 <pic:pic xmlns:pic="http://schemas.openxmlformats.org/drawingml/2006/picture">
                   <pic:nvPicPr>
-                    <pic:cNvPr id="15" name="Image10"/>
-                    <pic:cNvPicPr>
-                      <a:picLocks noChangeAspect="1" noChangeArrowheads="1"/>
-                    </pic:cNvPicPr>
-                  </pic:nvPicPr>
-                  <pic:blipFill>
-                    <a:blip r:embed="rId19"/>
-                    <a:stretch>
-                      <a:fillRect/>
-                    </a:stretch>
-                  </pic:blipFill>
-                  <pic:spPr bwMode="auto">
-                    <a:xfrm>
-                      <a:off x="0" y="0"/>
-                      <a:ext cx="6120130" cy="1678305"/>
-                    </a:xfrm>
-                    <a:prstGeom prst="rect">
-                      <a:avLst/>
-                    </a:prstGeom>
-                    <a:noFill/>
-                  </pic:spPr>
-                </pic:pic>
-              </a:graphicData>
-            </a:graphic>
-          </wp:anchor>
-        </w:drawing>
-      </w:r>
-      <w:r>
-        <w:rPr/>
-        <w:t>Figure : Correct input polarity</w:t>
-      </w:r>
-    </w:p>
-    <w:p>
-      <w:pPr>
-        <w:pStyle w:val="Figure"/>
-        <w:rPr/>
-      </w:pPr>
-      <w:bookmarkStart w:id="52" w:name="__RefHeading___Toc870_443172832"/>
-      <w:bookmarkEnd w:id="52"/>
-      <w:r>
-        <w:drawing>
-          <wp:anchor distT="0" distB="0" distL="0" distR="0" simplePos="0" relativeHeight="17" behindDoc="0" locked="0" layoutInCell="0" allowOverlap="1">
-            <wp:simplePos x="0" y="0"/>
-            <wp:positionH relativeFrom="column">
-              <wp:align>center</wp:align>
-            </wp:positionH>
-            <wp:positionV relativeFrom="paragraph">
-              <wp:posOffset>635</wp:posOffset>
-            </wp:positionV>
-            <wp:extent cx="6120130" cy="1678305"/>
-            <wp:effectExtent l="0" t="0" r="0" b="0"/>
-            <wp:wrapSquare wrapText="largest"/>
-            <wp:docPr id="16" name="Image14"/>
-            <wp:cNvGraphicFramePr>
-              <a:graphicFrameLocks xmlns:a="http://schemas.openxmlformats.org/drawingml/2006/main" noChangeAspect="1"/>
-            </wp:cNvGraphicFramePr>
-            <a:graphic xmlns:a="http://schemas.openxmlformats.org/drawingml/2006/main">
-              <a:graphicData uri="http://schemas.openxmlformats.org/drawingml/2006/picture">
-                <pic:pic xmlns:pic="http://schemas.openxmlformats.org/drawingml/2006/picture">
-                  <pic:nvPicPr>
-                    <pic:cNvPr id="16" name="Image14"/>
+                    <pic:cNvPr id="16" name="Image10"/>
                     <pic:cNvPicPr>
                       <a:picLocks noChangeAspect="1" noChangeArrowheads="1"/>
                     </pic:cNvPicPr>
@@ -5984,7 +6911,67 @@
       </w:r>
       <w:r>
         <w:rPr/>
-        <w:t>Figure : Wrong input polarity</w:t>
+        <w:t>Figure 15: Correct input polarity</w:t>
+      </w:r>
+    </w:p>
+    <w:p>
+      <w:pPr>
+        <w:pStyle w:val="Figure"/>
+        <w:rPr/>
+      </w:pPr>
+      <w:bookmarkStart w:id="54" w:name="__RefHeading___Toc870_443172832"/>
+      <w:bookmarkEnd w:id="54"/>
+      <w:r>
+        <w:drawing>
+          <wp:anchor distT="0" distB="0" distL="0" distR="0" simplePos="0" relativeHeight="17" behindDoc="0" locked="0" layoutInCell="0" allowOverlap="1">
+            <wp:simplePos x="0" y="0"/>
+            <wp:positionH relativeFrom="column">
+              <wp:align>center</wp:align>
+            </wp:positionH>
+            <wp:positionV relativeFrom="paragraph">
+              <wp:posOffset>635</wp:posOffset>
+            </wp:positionV>
+            <wp:extent cx="6120130" cy="1678305"/>
+            <wp:effectExtent l="0" t="0" r="0" b="0"/>
+            <wp:wrapSquare wrapText="largest"/>
+            <wp:docPr id="17" name="Image14"/>
+            <wp:cNvGraphicFramePr>
+              <a:graphicFrameLocks xmlns:a="http://schemas.openxmlformats.org/drawingml/2006/main" noChangeAspect="1"/>
+            </wp:cNvGraphicFramePr>
+            <a:graphic xmlns:a="http://schemas.openxmlformats.org/drawingml/2006/main">
+              <a:graphicData uri="http://schemas.openxmlformats.org/drawingml/2006/picture">
+                <pic:pic xmlns:pic="http://schemas.openxmlformats.org/drawingml/2006/picture">
+                  <pic:nvPicPr>
+                    <pic:cNvPr id="17" name="Image14"/>
+                    <pic:cNvPicPr>
+                      <a:picLocks noChangeAspect="1" noChangeArrowheads="1"/>
+                    </pic:cNvPicPr>
+                  </pic:nvPicPr>
+                  <pic:blipFill>
+                    <a:blip r:embed="rId21"/>
+                    <a:stretch>
+                      <a:fillRect/>
+                    </a:stretch>
+                  </pic:blipFill>
+                  <pic:spPr bwMode="auto">
+                    <a:xfrm>
+                      <a:off x="0" y="0"/>
+                      <a:ext cx="6120130" cy="1678305"/>
+                    </a:xfrm>
+                    <a:prstGeom prst="rect">
+                      <a:avLst/>
+                    </a:prstGeom>
+                    <a:noFill/>
+                  </pic:spPr>
+                </pic:pic>
+              </a:graphicData>
+            </a:graphic>
+          </wp:anchor>
+        </w:drawing>
+      </w:r>
+      <w:r>
+        <w:rPr/>
+        <w:t>Figure 16: Wrong input polarity</w:t>
       </w:r>
     </w:p>
     <w:p>
@@ -6031,8 +7018,8 @@
         <w:ind w:hanging="0" w:start="0"/>
         <w:rPr/>
       </w:pPr>
-      <w:bookmarkStart w:id="53" w:name="__RefHeading___Toc852_443172832"/>
-      <w:bookmarkEnd w:id="53"/>
+      <w:bookmarkStart w:id="55" w:name="__RefHeading___Toc852_443172832"/>
+      <w:bookmarkEnd w:id="55"/>
       <w:r>
         <w:rPr/>
         <w:t>4.2.2 BUCK CONVERSION CIRCUITS</w:t>
@@ -6045,33 +7032,17 @@
       </w:pPr>
       <w:r>
         <w:rPr/>
-        <w:t xml:space="preserve">For LMZ23610 and TPSM82903, their simulation modules are not available in various simulation platforms. With other applications, no relevance of simulation results and the reality of the behaviour of such modules were recorded from the research. Therefore, WEBENCH Power Designer from Texas Instruments was used for </w:t>
-      </w:r>
-      <w:r>
-        <w:rPr/>
-        <w:t>design estimation on behaviours of the chosen modules</w:t>
-      </w:r>
-      <w:r>
-        <w:rPr/>
-        <w:t>.</w:t>
-      </w:r>
-    </w:p>
-    <w:p>
-      <w:pPr>
-        <w:pStyle w:val="BodyText"/>
-        <w:rPr/>
-      </w:pPr>
-      <w:r>
-        <w:rPr/>
-        <w:t>For LMZ23610 module, there are t</w:t>
-      </w:r>
-      <w:r>
-        <w:rPr/>
-        <w:t>wo</w:t>
-      </w:r>
-      <w:r>
-        <w:rPr/>
-        <w:t xml:space="preserve"> simulation done with that particular design circuit. The simulations are as explained below:</w:t>
+        <w:t>For LMZ23610 and TPSM82903, their simulation modules are not available in various simulation platforms. With other applications, no relevance of simulation results and the reality of the behaviour of such modules were recorded from the research. Therefore, WEBENCH Power Designer from Texas Instruments was used for design estimation on behaviours of the chosen modules.</w:t>
+      </w:r>
+    </w:p>
+    <w:p>
+      <w:pPr>
+        <w:pStyle w:val="BodyText"/>
+        <w:rPr/>
+      </w:pPr>
+      <w:r>
+        <w:rPr/>
+        <w:t>For LMZ23610 module, there are two simulation done with that particular design circuit. The simulations are as explained below:</w:t>
       </w:r>
     </w:p>
     <w:p>
@@ -6098,8 +7069,8 @@
         <w:ind w:hanging="0" w:start="720"/>
         <w:rPr/>
       </w:pPr>
-      <w:bookmarkStart w:id="54" w:name="__RefHeading___Toc868_443172832"/>
-      <w:bookmarkEnd w:id="54"/>
+      <w:bookmarkStart w:id="56" w:name="__RefHeading___Toc868_443172832"/>
+      <w:bookmarkEnd w:id="56"/>
       <w:r>
         <w:drawing>
           <wp:anchor distT="0" distB="0" distL="0" distR="0" simplePos="0" relativeHeight="20" behindDoc="0" locked="0" layoutInCell="0" allowOverlap="1">
@@ -6113,7 +7084,7 @@
             <wp:extent cx="5003800" cy="2498725"/>
             <wp:effectExtent l="0" t="0" r="0" b="0"/>
             <wp:wrapTopAndBottom/>
-            <wp:docPr id="17" name="Image16"/>
+            <wp:docPr id="18" name="Image16"/>
             <wp:cNvGraphicFramePr>
               <a:graphicFrameLocks xmlns:a="http://schemas.openxmlformats.org/drawingml/2006/main" noChangeAspect="1"/>
             </wp:cNvGraphicFramePr>
@@ -6121,13 +7092,13 @@
               <a:graphicData uri="http://schemas.openxmlformats.org/drawingml/2006/picture">
                 <pic:pic xmlns:pic="http://schemas.openxmlformats.org/drawingml/2006/picture">
                   <pic:nvPicPr>
-                    <pic:cNvPr id="17" name="Image16"/>
+                    <pic:cNvPr id="18" name="Image16"/>
                     <pic:cNvPicPr>
                       <a:picLocks noChangeAspect="1" noChangeArrowheads="1"/>
                     </pic:cNvPicPr>
                   </pic:nvPicPr>
                   <pic:blipFill>
-                    <a:blip r:embed="rId21"/>
+                    <a:blip r:embed="rId22"/>
                     <a:stretch>
                       <a:fillRect/>
                     </a:stretch>
@@ -6150,11 +7121,7 @@
       </w:r>
       <w:r>
         <w:rPr/>
-        <w:t>Figure : LMZ23610 simulation results at startu</w:t>
-      </w:r>
-      <w:r>
-        <w:rPr/>
-        <w:t>p</w:t>
+        <w:t>Figure 17: LMZ23610 simulation results at startup</w:t>
       </w:r>
     </w:p>
     <w:p>
@@ -6168,11 +7135,7 @@
       </w:pPr>
       <w:r>
         <w:rPr/>
-        <w:t xml:space="preserve">At steady state; </w:t>
-      </w:r>
-      <w:r>
-        <w:rPr/>
-        <w:t>the module was tested with steady state output condition, with clear observations on voltage descending to 5V exactly which is within the expected output ranges.</w:t>
+        <w:t>At steady state; the module was tested with steady state output condition, with clear observations on voltage descending to 5V exactly which is within the expected output ranges.</w:t>
       </w:r>
     </w:p>
     <w:p>
@@ -6185,8 +7148,8 @@
         <w:ind w:hanging="0" w:start="0"/>
         <w:rPr/>
       </w:pPr>
-      <w:bookmarkStart w:id="55" w:name="__RefHeading___Toc864_443172832"/>
-      <w:bookmarkEnd w:id="55"/>
+      <w:bookmarkStart w:id="57" w:name="__RefHeading___Toc864_443172832"/>
+      <w:bookmarkEnd w:id="57"/>
       <w:r>
         <w:drawing>
           <wp:anchor distT="0" distB="0" distL="0" distR="0" simplePos="0" relativeHeight="21" behindDoc="0" locked="0" layoutInCell="0" allowOverlap="1">
@@ -6200,7 +7163,7 @@
             <wp:extent cx="4450080" cy="3337560"/>
             <wp:effectExtent l="0" t="0" r="0" b="0"/>
             <wp:wrapTopAndBottom/>
-            <wp:docPr id="18" name="Image19"/>
+            <wp:docPr id="19" name="Image19"/>
             <wp:cNvGraphicFramePr>
               <a:graphicFrameLocks xmlns:a="http://schemas.openxmlformats.org/drawingml/2006/main" noChangeAspect="1"/>
             </wp:cNvGraphicFramePr>
@@ -6208,13 +7171,13 @@
               <a:graphicData uri="http://schemas.openxmlformats.org/drawingml/2006/picture">
                 <pic:pic xmlns:pic="http://schemas.openxmlformats.org/drawingml/2006/picture">
                   <pic:nvPicPr>
-                    <pic:cNvPr id="18" name="Image19"/>
+                    <pic:cNvPr id="19" name="Image19"/>
                     <pic:cNvPicPr>
                       <a:picLocks noChangeAspect="1" noChangeArrowheads="1"/>
                     </pic:cNvPicPr>
                   </pic:nvPicPr>
                   <pic:blipFill>
-                    <a:blip r:embed="rId22"/>
+                    <a:blip r:embed="rId23"/>
                     <a:stretch>
                       <a:fillRect/>
                     </a:stretch>
@@ -6237,49 +7200,17 @@
       </w:r>
       <w:r>
         <w:rPr/>
-        <w:t>Figure : LMZ23610 simulation results at steady state</w:t>
-      </w:r>
-    </w:p>
-    <w:p>
-      <w:pPr>
-        <w:pStyle w:val="BodyText"/>
-        <w:rPr/>
-      </w:pPr>
-      <w:r>
-        <w:rPr/>
-        <w:t xml:space="preserve">For TPSM82903 module </w:t>
-      </w:r>
-      <w:r>
-        <w:rPr/>
-        <w:t>also</w:t>
-      </w:r>
-      <w:r>
-        <w:rPr/>
-        <w:t xml:space="preserve">, there </w:t>
-      </w:r>
-      <w:r>
-        <w:rPr/>
-        <w:t>were</w:t>
-      </w:r>
-      <w:r>
-        <w:rPr/>
-        <w:t xml:space="preserve"> t</w:t>
-      </w:r>
-      <w:r>
-        <w:rPr/>
-        <w:t>wo</w:t>
-      </w:r>
-      <w:r>
-        <w:rPr/>
-        <w:t xml:space="preserve"> simulation</w:t>
-      </w:r>
-      <w:r>
-        <w:rPr/>
-        <w:t>s</w:t>
-      </w:r>
-      <w:r>
-        <w:rPr/>
-        <w:t xml:space="preserve"> done with that particular design circuit. The simulations are as explained below:</w:t>
+        <w:t>Figure 18: LMZ23610 simulation results at steady state</w:t>
+      </w:r>
+    </w:p>
+    <w:p>
+      <w:pPr>
+        <w:pStyle w:val="BodyText"/>
+        <w:rPr/>
+      </w:pPr>
+      <w:r>
+        <w:rPr/>
+        <w:t>For TPSM82903 module also, there were two simulations done with that particular design circuit. The simulations are as explained below:</w:t>
       </w:r>
     </w:p>
     <w:p>
@@ -6306,8 +7237,8 @@
         <w:ind w:hanging="0" w:start="720"/>
         <w:rPr/>
       </w:pPr>
-      <w:bookmarkStart w:id="56" w:name="__RefHeading___Toc862_443172832"/>
-      <w:bookmarkEnd w:id="56"/>
+      <w:bookmarkStart w:id="58" w:name="__RefHeading___Toc862_443172832"/>
+      <w:bookmarkEnd w:id="58"/>
       <w:r>
         <w:drawing>
           <wp:anchor distT="0" distB="0" distL="0" distR="0" simplePos="0" relativeHeight="18" behindDoc="0" locked="0" layoutInCell="0" allowOverlap="1">
@@ -6321,7 +7252,7 @@
             <wp:extent cx="3848735" cy="2887345"/>
             <wp:effectExtent l="0" t="0" r="0" b="0"/>
             <wp:wrapTopAndBottom/>
-            <wp:docPr id="19" name="Image20"/>
+            <wp:docPr id="20" name="Image20"/>
             <wp:cNvGraphicFramePr>
               <a:graphicFrameLocks xmlns:a="http://schemas.openxmlformats.org/drawingml/2006/main" noChangeAspect="1"/>
             </wp:cNvGraphicFramePr>
@@ -6329,13 +7260,13 @@
               <a:graphicData uri="http://schemas.openxmlformats.org/drawingml/2006/picture">
                 <pic:pic xmlns:pic="http://schemas.openxmlformats.org/drawingml/2006/picture">
                   <pic:nvPicPr>
-                    <pic:cNvPr id="19" name="Image20"/>
+                    <pic:cNvPr id="20" name="Image20"/>
                     <pic:cNvPicPr>
                       <a:picLocks noChangeAspect="1" noChangeArrowheads="1"/>
                     </pic:cNvPicPr>
                   </pic:nvPicPr>
                   <pic:blipFill>
-                    <a:blip r:embed="rId23"/>
+                    <a:blip r:embed="rId24"/>
                     <a:stretch>
                       <a:fillRect/>
                     </a:stretch>
@@ -6358,7 +7289,7 @@
       </w:r>
       <w:r>
         <w:rPr/>
-        <w:t>Figure : PTSM82903 simulation results at start up</w:t>
+        <w:t>Figure 19: PTSM82903 simulation results at start up</w:t>
       </w:r>
     </w:p>
     <w:p>
@@ -6385,8 +7316,8 @@
         <w:ind w:hanging="0" w:start="720"/>
         <w:rPr/>
       </w:pPr>
-      <w:bookmarkStart w:id="57" w:name="__RefHeading___Toc860_443172832"/>
-      <w:bookmarkEnd w:id="57"/>
+      <w:bookmarkStart w:id="59" w:name="__RefHeading___Toc860_443172832"/>
+      <w:bookmarkEnd w:id="59"/>
       <w:r>
         <w:drawing>
           <wp:anchor distT="0" distB="0" distL="0" distR="0" simplePos="0" relativeHeight="19" behindDoc="0" locked="0" layoutInCell="0" allowOverlap="1">
@@ -6400,7 +7331,7 @@
             <wp:extent cx="4763135" cy="3572510"/>
             <wp:effectExtent l="0" t="0" r="0" b="0"/>
             <wp:wrapTopAndBottom/>
-            <wp:docPr id="20" name="Image21"/>
+            <wp:docPr id="21" name="Image21"/>
             <wp:cNvGraphicFramePr>
               <a:graphicFrameLocks xmlns:a="http://schemas.openxmlformats.org/drawingml/2006/main" noChangeAspect="1"/>
             </wp:cNvGraphicFramePr>
@@ -6408,13 +7339,13 @@
               <a:graphicData uri="http://schemas.openxmlformats.org/drawingml/2006/picture">
                 <pic:pic xmlns:pic="http://schemas.openxmlformats.org/drawingml/2006/picture">
                   <pic:nvPicPr>
-                    <pic:cNvPr id="20" name="Image21"/>
+                    <pic:cNvPr id="21" name="Image21"/>
                     <pic:cNvPicPr>
                       <a:picLocks noChangeAspect="1" noChangeArrowheads="1"/>
                     </pic:cNvPicPr>
                   </pic:nvPicPr>
                   <pic:blipFill>
-                    <a:blip r:embed="rId24"/>
+                    <a:blip r:embed="rId25"/>
                     <a:stretch>
                       <a:fillRect/>
                     </a:stretch>
@@ -6437,7 +7368,7 @@
       </w:r>
       <w:r>
         <w:rPr/>
-        <w:t>Figure : PTSM82903 simulation results at load transient</w:t>
+        <w:t>Figure 20: PTSM82903 simulation results at load transient</w:t>
       </w:r>
     </w:p>
     <w:p>
@@ -6450,19 +7381,11 @@
         <w:ind w:hanging="0" w:start="0"/>
         <w:rPr/>
       </w:pPr>
-      <w:bookmarkStart w:id="58" w:name="__RefHeading___Toc1270_443172832"/>
-      <w:bookmarkEnd w:id="58"/>
-      <w:r>
-        <w:rPr/>
-        <w:t>4.</w:t>
-      </w:r>
-      <w:r>
-        <w:rPr/>
-        <w:t>2.</w:t>
-      </w:r>
-      <w:r>
-        <w:rPr/>
-        <w:t>3 MOTOR DRIVER CIRCUIT SIMULATION</w:t>
+      <w:bookmarkStart w:id="60" w:name="__RefHeading___Toc1270_443172832"/>
+      <w:bookmarkEnd w:id="60"/>
+      <w:r>
+        <w:rPr/>
+        <w:t>4.2.3 MOTOR DRIVER CIRCUIT SIMULATION</w:t>
       </w:r>
     </w:p>
     <w:p>
@@ -6480,8 +7403,8 @@
         <w:pStyle w:val="Figure"/>
         <w:rPr/>
       </w:pPr>
-      <w:bookmarkStart w:id="59" w:name="__RefHeading___Toc1063_443172832"/>
-      <w:bookmarkEnd w:id="59"/>
+      <w:bookmarkStart w:id="61" w:name="__RefHeading___Toc1063_443172832"/>
+      <w:bookmarkEnd w:id="61"/>
       <w:r>
         <w:drawing>
           <wp:anchor distT="0" distB="0" distL="0" distR="0" simplePos="0" relativeHeight="22" behindDoc="0" locked="0" layoutInCell="0" allowOverlap="1">
@@ -6495,7 +7418,7 @@
             <wp:extent cx="3197860" cy="2027555"/>
             <wp:effectExtent l="0" t="0" r="0" b="0"/>
             <wp:wrapTopAndBottom/>
-            <wp:docPr id="21" name="Image22"/>
+            <wp:docPr id="22" name="Image22"/>
             <wp:cNvGraphicFramePr>
               <a:graphicFrameLocks xmlns:a="http://schemas.openxmlformats.org/drawingml/2006/main" noChangeAspect="1"/>
             </wp:cNvGraphicFramePr>
@@ -6503,14 +7426,14 @@
               <a:graphicData uri="http://schemas.openxmlformats.org/drawingml/2006/picture">
                 <pic:pic xmlns:pic="http://schemas.openxmlformats.org/drawingml/2006/picture">
                   <pic:nvPicPr>
-                    <pic:cNvPr id="21" name="Image22"/>
+                    <pic:cNvPr id="22" name="Image22"/>
                     <pic:cNvPicPr>
                       <a:picLocks noChangeAspect="1" noChangeArrowheads="1"/>
                     </pic:cNvPicPr>
                   </pic:nvPicPr>
                   <pic:blipFill>
-                    <a:blip r:embed="rId25"/>
-                    <a:srcRect l="0" t="2748" r="2331" b="2661"/>
+                    <a:blip r:embed="rId26"/>
+                    <a:srcRect l="0" t="2744" r="2332" b="2661"/>
                     <a:stretch>
                       <a:fillRect/>
                     </a:stretch>
@@ -6542,7 +7465,7 @@
             <wp:extent cx="2874645" cy="2021205"/>
             <wp:effectExtent l="0" t="0" r="0" b="0"/>
             <wp:wrapTopAndBottom/>
-            <wp:docPr id="22" name="Image23"/>
+            <wp:docPr id="23" name="Image23"/>
             <wp:cNvGraphicFramePr>
               <a:graphicFrameLocks xmlns:a="http://schemas.openxmlformats.org/drawingml/2006/main" noChangeAspect="1"/>
             </wp:cNvGraphicFramePr>
@@ -6550,13 +7473,13 @@
               <a:graphicData uri="http://schemas.openxmlformats.org/drawingml/2006/picture">
                 <pic:pic xmlns:pic="http://schemas.openxmlformats.org/drawingml/2006/picture">
                   <pic:nvPicPr>
-                    <pic:cNvPr id="22" name="Image23"/>
+                    <pic:cNvPr id="23" name="Image23"/>
                     <pic:cNvPicPr>
                       <a:picLocks noChangeAspect="1" noChangeArrowheads="1"/>
                     </pic:cNvPicPr>
                   </pic:nvPicPr>
                   <pic:blipFill>
-                    <a:blip r:embed="rId26"/>
+                    <a:blip r:embed="rId27"/>
                     <a:stretch>
                       <a:fillRect/>
                     </a:stretch>
@@ -6579,7 +7502,7 @@
       </w:r>
       <w:r>
         <w:rPr/>
-        <w:t>Figure : 0011 and 1000 test signals (from MCU) to motor driver</w:t>
+        <w:t>Figure 21: 0011 and 1000 test signals (from MCU) to motor driver</w:t>
       </w:r>
     </w:p>
     <w:p>
@@ -6590,40 +7513,22 @@
       <w:r>
         <w:rPr/>
         <w:t>Since the motor driver will be driven by the STM32, the logic source signals were used to imitate the signals provided by the MCU at different intervals, and 0011 combination gave out -180</w:t>
-      </w:r>
-      <w:r>
-        <w:rPr>
-          <w:rFonts w:eastAsia="Noto Serif CJK SC" w:cs="Noto Sans Devanagari" w:ascii="Times New Roman" w:hAnsi="Times New Roman"/>
-        </w:rPr>
-        <w:t>°</w:t>
-      </w:r>
-      <w:r>
-        <w:rPr/>
-        <w:t xml:space="preserve"> turn while 1000 combination gave out 45</w:t>
-      </w:r>
-      <w:r>
-        <w:rPr>
-          <w:rFonts w:eastAsia="Noto Serif CJK SC" w:cs="Noto Sans Devanagari" w:ascii="Times New Roman" w:hAnsi="Times New Roman"/>
-        </w:rPr>
-        <w:t>°</w:t>
       </w:r>
       <w:r>
         <w:rPr>
           <w:rFonts w:eastAsia="Noto Serif CJK SC" w:cs="Noto Sans Devanagari"/>
         </w:rPr>
-        <w:t xml:space="preserve"> turn on the stepper motor, </w:t>
+        <w:t>°</w:t>
+      </w:r>
+      <w:r>
+        <w:rPr/>
+        <w:t xml:space="preserve"> turn while 1000 combination gave out 45</w:t>
       </w:r>
       <w:r>
         <w:rPr>
           <w:rFonts w:eastAsia="Noto Serif CJK SC" w:cs="Noto Sans Devanagari"/>
         </w:rPr>
-        <w:t>according to the steps and respective angular displacement set</w:t>
-      </w:r>
-      <w:r>
-        <w:rPr>
-          <w:rFonts w:eastAsia="Noto Serif CJK SC" w:cs="Noto Sans Devanagari"/>
-        </w:rPr>
-        <w:t>. Thus, the connection of the motor driver circuit is electrically correct.</w:t>
+        <w:t>° turn on the stepper motor, according to the steps and respective angular displacement set. Thus, the connection of the motor driver circuit is electrically correct.</w:t>
       </w:r>
       <w:r>
         <w:br w:type="page"/>
@@ -6640,8 +7545,49 @@
         <w:ind w:hanging="0" w:start="0"/>
         <w:rPr/>
       </w:pPr>
-      <w:bookmarkStart w:id="60" w:name="__RefHeading___Toc2934_3810426074"/>
-      <w:bookmarkEnd w:id="60"/>
+      <w:bookmarkStart w:id="62" w:name="__RefHeading___Toc1185_2024957963"/>
+      <w:bookmarkEnd w:id="62"/>
+      <w:r>
+        <w:rPr/>
+        <w:t>CHAPTER FIVE: CONCLUSION</w:t>
+      </w:r>
+    </w:p>
+    <w:p>
+      <w:pPr>
+        <w:pStyle w:val="BodyText"/>
+        <w:rPr/>
+      </w:pPr>
+      <w:r>
+        <w:rPr/>
+        <w:t>At the end of the first semester, the project’s implemented parts are mostly software and electrical hardware simulations. Software implementations were performed prior to their hardware environment (high-level controller) because the environment used (Linux) is highly compatible to the environment with which the software will run in (Raspberry Pi OS). On the next chapter of progress, hardware facilities are expected to be available for proper implementation of computer vision, and for implementing the authentication with the backend running in the mentioned high-level controller.</w:t>
+      </w:r>
+    </w:p>
+    <w:p>
+      <w:pPr>
+        <w:pStyle w:val="BodyText"/>
+        <w:rPr/>
+      </w:pPr>
+      <w:r>
+        <w:rPr/>
+        <w:t>Electrical hardware simulations of various power circuit components were conducted, yielding results that match closely to the theoretical results in each of the simulations. Therefore, the next progress goal is to physically obtain the electronic components and build the circuits for power supply implementation. Additionally, logics and communication interfaces will be integrated together with enclosure design and the mechanics to sort and distribute ID cards to individual students.</w:t>
+      </w:r>
+      <w:r>
+        <w:br w:type="page"/>
+      </w:r>
+    </w:p>
+    <w:p>
+      <w:pPr>
+        <w:pStyle w:val="Heading1"/>
+        <w:numPr>
+          <w:ilvl w:val="0"/>
+          <w:numId w:val="0"/>
+        </w:numPr>
+        <w:spacing w:before="0" w:after="120"/>
+        <w:ind w:hanging="0" w:start="0"/>
+        <w:rPr/>
+      </w:pPr>
+      <w:bookmarkStart w:id="63" w:name="__RefHeading___Toc2934_3810426074"/>
+      <w:bookmarkEnd w:id="63"/>
       <w:r>
         <w:rPr/>
         <w:t>REFERENCES</w:t>
@@ -6672,9 +7618,9 @@
       </w:pPr>
       <w:r>
         <w:rPr/>
-        <w:t xml:space="preserve">Aman Prasad, Shraddha Kumar, Keshav Shriram, Prof. Dr. Vikram Mane, “IOT Based Pen Vending Machine”, Published in International Research Journal of Innovations in Engineering and Technology - IRJIET, Volume 8, Issue 3, pp 367-373, March 2024. Article DOI </w:t>
-      </w:r>
-      <w:hyperlink r:id="rId27">
+        <w:t xml:space="preserve">Aman Prasad, Shraddha Kumar, Keshav Shriram, Prof. Dr. Vikram Mane, “IOT Based Pen Vending Machine”, Published in International Research Journal of Innovations in Engineering and Technology-IRJIET, Volume 8, Issue 3, pp 367-373, March 2024. Article DOI </w:t>
+      </w:r>
+      <w:hyperlink r:id="rId28">
         <w:r>
           <w:rPr>
             <w:rStyle w:val="Hyperlink"/>
@@ -6685,6 +7631,108 @@
     </w:p>
     <w:p>
       <w:pPr>
+        <w:pStyle w:val="Normal"/>
+        <w:numPr>
+          <w:ilvl w:val="0"/>
+          <w:numId w:val="5"/>
+        </w:numPr>
+        <w:spacing w:lineRule="auto" w:line="360"/>
+        <w:jc w:val="both"/>
+        <w:rPr>
+          <w:rFonts w:ascii="Times New Roman" w:hAnsi="Times New Roman"/>
+          <w:b/>
+          <w:bCs/>
+          <w:i w:val="false"/>
+          <w:iCs w:val="false"/>
+          <w:u w:val="none"/>
+        </w:rPr>
+      </w:pPr>
+      <w:r>
+        <w:rPr>
+          <w:rFonts w:ascii="Times New Roman" w:hAnsi="Times New Roman"/>
+          <w:b w:val="false"/>
+          <w:bCs w:val="false"/>
+          <w:i w:val="false"/>
+          <w:iCs w:val="false"/>
+          <w:u w:val="none"/>
+        </w:rPr>
+        <w:t xml:space="preserve">Bai, Y., Hu, J., Liu, J., &amp; Zhou, Q. (2012). </w:t>
+      </w:r>
+      <w:r>
+        <w:rPr>
+          <w:rStyle w:val="Emphasis"/>
+          <w:rFonts w:ascii="Times New Roman" w:hAnsi="Times New Roman"/>
+          <w:b w:val="false"/>
+          <w:bCs w:val="false"/>
+          <w:u w:val="none"/>
+        </w:rPr>
+        <w:t>Card transport device and ATM using same</w:t>
+      </w:r>
+      <w:r>
+        <w:rPr>
+          <w:rFonts w:ascii="Times New Roman" w:hAnsi="Times New Roman"/>
+          <w:b w:val="false"/>
+          <w:bCs w:val="false"/>
+          <w:i w:val="false"/>
+          <w:iCs w:val="false"/>
+          <w:u w:val="none"/>
+        </w:rPr>
+        <w:t xml:space="preserve"> (U.S. Patent No. US8251282B2). U.S. Patent and Trademark Office.</w:t>
+      </w:r>
+    </w:p>
+    <w:p>
+      <w:pPr>
+        <w:pStyle w:val="Normal"/>
+        <w:numPr>
+          <w:ilvl w:val="0"/>
+          <w:numId w:val="5"/>
+        </w:numPr>
+        <w:spacing w:lineRule="auto" w:line="360"/>
+        <w:jc w:val="both"/>
+        <w:rPr>
+          <w:rFonts w:ascii="Times New Roman" w:hAnsi="Times New Roman"/>
+          <w:b w:val="false"/>
+          <w:bCs w:val="false"/>
+          <w:i w:val="false"/>
+          <w:iCs w:val="false"/>
+          <w:u w:val="none"/>
+        </w:rPr>
+      </w:pPr>
+      <w:r>
+        <w:rPr>
+          <w:rFonts w:ascii="Times New Roman" w:hAnsi="Times New Roman"/>
+          <w:b w:val="false"/>
+          <w:bCs w:val="false"/>
+          <w:i w:val="false"/>
+          <w:iCs w:val="false"/>
+          <w:u w:val="none"/>
+        </w:rPr>
+        <w:t xml:space="preserve">Instructables User “Joe_Squared”. (2017). </w:t>
+      </w:r>
+      <w:r>
+        <w:rPr>
+          <w:rStyle w:val="Emphasis"/>
+          <w:rFonts w:ascii="Times New Roman" w:hAnsi="Times New Roman"/>
+          <w:b w:val="false"/>
+          <w:bCs w:val="false"/>
+          <w:u w:val="none"/>
+        </w:rPr>
+        <w:t>DIY trading card dispenser project</w:t>
+      </w:r>
+      <w:r>
+        <w:rPr>
+          <w:rFonts w:ascii="Times New Roman" w:hAnsi="Times New Roman"/>
+          <w:b w:val="false"/>
+          <w:bCs w:val="false"/>
+          <w:i w:val="false"/>
+          <w:iCs w:val="false"/>
+          <w:u w:val="none"/>
+        </w:rPr>
+        <w:t xml:space="preserve">. Instructables. </w:t>
+      </w:r>
+    </w:p>
+    <w:p>
+      <w:pPr>
         <w:pStyle w:val="BodyText"/>
         <w:numPr>
           <w:ilvl w:val="0"/>
@@ -6729,13 +7777,21 @@
       </w:r>
       <w:r>
         <w:rPr/>
-        <w:t>(10), 3560. https://doi.org/10.3390/s21103560</w:t>
-      </w:r>
+        <w:t xml:space="preserve">(10), 3560. </w:t>
+      </w:r>
+      <w:hyperlink r:id="rId29">
+        <w:r>
+          <w:rPr>
+            <w:rStyle w:val="Hyperlink"/>
+          </w:rPr>
+          <w:t>https://doi.org/10.3390/s21103560</w:t>
+        </w:r>
+      </w:hyperlink>
     </w:p>
     <w:sectPr>
-      <w:footerReference w:type="even" r:id="rId28"/>
-      <w:footerReference w:type="default" r:id="rId29"/>
-      <w:footerReference w:type="first" r:id="rId30"/>
+      <w:footerReference w:type="even" r:id="rId30"/>
+      <w:footerReference w:type="default" r:id="rId31"/>
+      <w:footerReference w:type="first" r:id="rId32"/>
       <w:type w:val="nextPage"/>
       <w:pgSz w:w="11906" w:h="16838"/>
       <w:pgMar w:left="1134" w:right="1134" w:gutter="0" w:header="0" w:top="1134" w:footer="1134" w:bottom="1693"/>
@@ -6854,7 +7910,7 @@
       <w:jc w:val="center"/>
       <w:rPr/>
     </w:pPr>
-    <w:bookmarkStart w:id="61" w:name="PageNumWizard_FOOTER_Index1"/>
+    <w:bookmarkStart w:id="64" w:name="PageNumWizard_FOOTER_Index1"/>
     <w:r>
       <w:rPr/>
       <w:fldChar w:fldCharType="begin"/>
@@ -6869,13 +7925,13 @@
     </w:r>
     <w:r>
       <w:rPr/>
-      <w:t>20</w:t>
+      <w:t>22</w:t>
     </w:r>
     <w:r>
       <w:rPr/>
       <w:fldChar w:fldCharType="end"/>
     </w:r>
-    <w:bookmarkEnd w:id="61"/>
+    <w:bookmarkEnd w:id="64"/>
   </w:p>
 </w:ftr>
 </file>
@@ -6888,7 +7944,7 @@
       <w:jc w:val="center"/>
       <w:rPr/>
     </w:pPr>
-    <w:bookmarkStart w:id="62" w:name="PageNumWizard_FOOTER_Index1"/>
+    <w:bookmarkStart w:id="65" w:name="PageNumWizard_FOOTER_Index1"/>
     <w:r>
       <w:rPr/>
       <w:fldChar w:fldCharType="begin"/>
@@ -6903,13 +7959,13 @@
     </w:r>
     <w:r>
       <w:rPr/>
-      <w:t>20</w:t>
+      <w:t>22</w:t>
     </w:r>
     <w:r>
       <w:rPr/>
       <w:fldChar w:fldCharType="end"/>
     </w:r>
-    <w:bookmarkEnd w:id="62"/>
+    <w:bookmarkEnd w:id="65"/>
   </w:p>
 </w:ftr>
 </file>
@@ -8957,6 +10013,14 @@
     <w:qFormat/>
     <w:rPr>
       <w:rFonts w:ascii="OpenSymbol" w:hAnsi="OpenSymbol" w:eastAsia="OpenSymbol" w:cs="OpenSymbol"/>
+    </w:rPr>
+  </w:style>
+  <w:style w:type="character" w:styleId="Emphasis">
+    <w:name w:val="Emphasis"/>
+    <w:qFormat/>
+    <w:rPr>
+      <w:i/>
+      <w:iCs/>
     </w:rPr>
   </w:style>
   <w:style w:type="paragraph" w:styleId="Heading">

--- a/docs/uni-submission/end-semester-one report.docx
+++ b/docs/uni-submission/end-semester-one report.docx
@@ -426,16 +426,17 @@
             </w:rPr>
             <w:fldChar w:fldCharType="separate"/>
           </w:r>
-          <w:hyperlink w:anchor="__RefHeading___Toc356_962504967" w:tooltip="ABSTRACT">
-            <w:r>
-              <w:rPr>
-                <w:rStyle w:val="IndexLink"/>
-              </w:rPr>
-              <w:t>ABSTRACT</w:t>
-              <w:tab/>
-              <w:t>ii</w:t>
-            </w:r>
-          </w:hyperlink>
+          <w:r>
+            <w:rPr>
+              <w:rStyle w:val="IndexLink"/>
+            </w:rPr>
+            <w:t>ABSTRACT</w:t>
+          </w:r>
+          <w:r>
+            <w:rPr/>
+            <w:tab/>
+            <w:t>ii</w:t>
+          </w:r>
         </w:p>
         <w:p>
           <w:pPr>
@@ -446,16 +447,12 @@
             </w:tabs>
             <w:rPr/>
           </w:pPr>
-          <w:hyperlink w:anchor="__RefHeading___Toc4364_2841859078" w:tooltip="TABLE OF CONTENTS">
-            <w:r>
-              <w:rPr>
-                <w:rStyle w:val="IndexLink"/>
-              </w:rPr>
-              <w:t>TABLE OF CONTENTS</w:t>
-              <w:tab/>
-              <w:t>iii</w:t>
-            </w:r>
-          </w:hyperlink>
+          <w:r>
+            <w:rPr/>
+            <w:t>TABLE OF CONTENTS</w:t>
+            <w:tab/>
+            <w:t>iii</w:t>
+          </w:r>
         </w:p>
         <w:p>
           <w:pPr>
@@ -466,16 +463,12 @@
             </w:tabs>
             <w:rPr/>
           </w:pPr>
-          <w:hyperlink w:anchor="__RefHeading___Toc874_565102395" w:tooltip="LIST OF TABLES">
-            <w:r>
-              <w:rPr>
-                <w:rStyle w:val="IndexLink"/>
-              </w:rPr>
-              <w:t>LIST OF TABLES</w:t>
-              <w:tab/>
-              <w:t>v</w:t>
-            </w:r>
-          </w:hyperlink>
+          <w:r>
+            <w:rPr/>
+            <w:t>LIST OF TABLES</w:t>
+            <w:tab/>
+            <w:t>v</w:t>
+          </w:r>
         </w:p>
         <w:p>
           <w:pPr>
@@ -486,16 +479,12 @@
             </w:tabs>
             <w:rPr/>
           </w:pPr>
-          <w:hyperlink w:anchor="__RefHeading___Toc872_565102395" w:tooltip="LIST OF FIGURES">
-            <w:r>
-              <w:rPr>
-                <w:rStyle w:val="IndexLink"/>
-              </w:rPr>
-              <w:t>LIST OF FIGURES</w:t>
-              <w:tab/>
-              <w:t>vi</w:t>
-            </w:r>
-          </w:hyperlink>
+          <w:r>
+            <w:rPr/>
+            <w:t>LIST OF FIGURES</w:t>
+            <w:tab/>
+            <w:t>vi</w:t>
+          </w:r>
         </w:p>
         <w:p>
           <w:pPr>
@@ -506,16 +495,12 @@
             </w:tabs>
             <w:rPr/>
           </w:pPr>
-          <w:hyperlink w:anchor="__RefHeading___Toc2229_3810426074" w:tooltip="LIST OF ABBREVIATIONS">
-            <w:r>
-              <w:rPr>
-                <w:rStyle w:val="IndexLink"/>
-              </w:rPr>
-              <w:t>LIST OF ABBREVIATIONS</w:t>
-              <w:tab/>
-              <w:t>vii</w:t>
-            </w:r>
-          </w:hyperlink>
+          <w:r>
+            <w:rPr/>
+            <w:t>LIST OF ABBREVIATIONS</w:t>
+            <w:tab/>
+            <w:t>vii</w:t>
+          </w:r>
         </w:p>
         <w:p>
           <w:pPr>
@@ -526,16 +511,12 @@
             </w:tabs>
             <w:rPr/>
           </w:pPr>
-          <w:hyperlink w:anchor="__RefHeading___Toc2325_3810426074" w:tooltip="CHAPTER ONE: INTRODUCTION">
-            <w:r>
-              <w:rPr>
-                <w:rStyle w:val="IndexLink"/>
-              </w:rPr>
-              <w:t>CHAPTER ONE: INTRODUCTION</w:t>
-              <w:tab/>
-              <w:t>1</w:t>
-            </w:r>
-          </w:hyperlink>
+          <w:r>
+            <w:rPr/>
+            <w:t>CHAPTER ONE: INTRODUCTION</w:t>
+            <w:tab/>
+            <w:t>1</w:t>
+          </w:r>
         </w:p>
         <w:p>
           <w:pPr>
@@ -546,16 +527,12 @@
             </w:tabs>
             <w:rPr/>
           </w:pPr>
-          <w:hyperlink w:anchor="__RefHeading___Toc2354_3810426074" w:tooltip="1.1 BACKGROUND">
-            <w:r>
-              <w:rPr>
-                <w:rStyle w:val="IndexLink"/>
-              </w:rPr>
-              <w:t>1.1 BACKGROUND</w:t>
-              <w:tab/>
-              <w:t>1</w:t>
-            </w:r>
-          </w:hyperlink>
+          <w:r>
+            <w:rPr/>
+            <w:t>1.1 BACKGROUND</w:t>
+            <w:tab/>
+            <w:t>1</w:t>
+          </w:r>
         </w:p>
         <w:p>
           <w:pPr>
@@ -566,16 +543,12 @@
             </w:tabs>
             <w:rPr/>
           </w:pPr>
-          <w:hyperlink w:anchor="__RefHeading___Toc2948_3810426074" w:tooltip="1.2 PROBLEM STATEMENT">
-            <w:r>
-              <w:rPr>
-                <w:rStyle w:val="IndexLink"/>
-              </w:rPr>
-              <w:t>1.2 PROBLEM STATEMENT</w:t>
-              <w:tab/>
-              <w:t>1</w:t>
-            </w:r>
-          </w:hyperlink>
+          <w:r>
+            <w:rPr/>
+            <w:t>1.2 PROBLEM STATEMENT</w:t>
+            <w:tab/>
+            <w:t>1</w:t>
+          </w:r>
         </w:p>
         <w:p>
           <w:pPr>
@@ -586,16 +559,12 @@
             </w:tabs>
             <w:rPr/>
           </w:pPr>
-          <w:hyperlink w:anchor="__RefHeading___Toc2946_3810426074" w:tooltip="1.3 MAIN OBJECTIVE">
-            <w:r>
-              <w:rPr>
-                <w:rStyle w:val="IndexLink"/>
-              </w:rPr>
-              <w:t>1.3 MAIN OBJECTIVE</w:t>
-              <w:tab/>
-              <w:t>1</w:t>
-            </w:r>
-          </w:hyperlink>
+          <w:r>
+            <w:rPr/>
+            <w:t>1.3 MAIN OBJECTIVE</w:t>
+            <w:tab/>
+            <w:t>1</w:t>
+          </w:r>
         </w:p>
         <w:p>
           <w:pPr>
@@ -606,16 +575,12 @@
             </w:tabs>
             <w:rPr/>
           </w:pPr>
-          <w:hyperlink w:anchor="__RefHeading___Toc2944_3810426074" w:tooltip="1.4 SPECIFIC OBJECTIVE">
-            <w:r>
-              <w:rPr>
-                <w:rStyle w:val="IndexLink"/>
-              </w:rPr>
-              <w:t>1.4 SPECIFIC OBJECTIVE</w:t>
-              <w:tab/>
-              <w:t>1</w:t>
-            </w:r>
-          </w:hyperlink>
+          <w:r>
+            <w:rPr/>
+            <w:t>1.4 SPECIFIC OBJECTIVE</w:t>
+            <w:tab/>
+            <w:t>1</w:t>
+          </w:r>
         </w:p>
         <w:p>
           <w:pPr>
@@ -626,16 +591,12 @@
             </w:tabs>
             <w:rPr/>
           </w:pPr>
-          <w:hyperlink w:anchor="__RefHeading___Toc381_3821115646" w:tooltip="1.5 SIGNIFICANCE OF STUDY">
-            <w:r>
-              <w:rPr>
-                <w:rStyle w:val="IndexLink"/>
-              </w:rPr>
-              <w:t>1.5 SIGNIFICANCE OF STUDY</w:t>
-              <w:tab/>
-              <w:t>2</w:t>
-            </w:r>
-          </w:hyperlink>
+          <w:r>
+            <w:rPr/>
+            <w:t>1.5 SIGNIFICANCE OF STUDY</w:t>
+            <w:tab/>
+            <w:t>2</w:t>
+          </w:r>
         </w:p>
         <w:p>
           <w:pPr>
@@ -646,16 +607,12 @@
             </w:tabs>
             <w:rPr/>
           </w:pPr>
-          <w:hyperlink w:anchor="__RefHeading___Toc2942_3810426074" w:tooltip="1.6 SCOPE AND LIMITATIONS">
-            <w:r>
-              <w:rPr>
-                <w:rStyle w:val="IndexLink"/>
-              </w:rPr>
-              <w:t>1.6 SCOPE AND LIMITATIONS</w:t>
-              <w:tab/>
-              <w:t>2</w:t>
-            </w:r>
-          </w:hyperlink>
+          <w:r>
+            <w:rPr/>
+            <w:t>1.6 SCOPE AND LIMITATIONS</w:t>
+            <w:tab/>
+            <w:t>2</w:t>
+          </w:r>
         </w:p>
         <w:p>
           <w:pPr>
@@ -666,16 +623,12 @@
             </w:tabs>
             <w:rPr/>
           </w:pPr>
-          <w:hyperlink w:anchor="__RefHeading___Toc2936_3810426074" w:tooltip="CHAPTER TWO: LITERATURE REVIEW">
-            <w:r>
-              <w:rPr>
-                <w:rStyle w:val="IndexLink"/>
-              </w:rPr>
-              <w:t>CHAPTER TWO: LITERATURE REVIEW</w:t>
-              <w:tab/>
-              <w:t>3</w:t>
-            </w:r>
-          </w:hyperlink>
+          <w:r>
+            <w:rPr/>
+            <w:t>CHAPTER TWO: LITERATURE REVIEW</w:t>
+            <w:tab/>
+            <w:t>3</w:t>
+          </w:r>
         </w:p>
         <w:p>
           <w:pPr>
@@ -686,16 +639,12 @@
             </w:tabs>
             <w:rPr/>
           </w:pPr>
-          <w:hyperlink w:anchor="__RefHeading___Toc2940_3810426074" w:tooltip="2.1 RELATED PROJECTS">
-            <w:r>
-              <w:rPr>
-                <w:rStyle w:val="IndexLink"/>
-              </w:rPr>
-              <w:t>2.1 RELATED PROJECTS</w:t>
-              <w:tab/>
-              <w:t>3</w:t>
-            </w:r>
-          </w:hyperlink>
+          <w:r>
+            <w:rPr/>
+            <w:t>2.1 RELATED PROJECTS</w:t>
+            <w:tab/>
+            <w:t>3</w:t>
+          </w:r>
         </w:p>
         <w:p>
           <w:pPr>
@@ -706,16 +655,12 @@
             </w:tabs>
             <w:rPr/>
           </w:pPr>
-          <w:hyperlink w:anchor="__RefHeading___Toc2938_3810426074" w:tooltip="2.2 RESEARCH GAP">
-            <w:r>
-              <w:rPr>
-                <w:rStyle w:val="IndexLink"/>
-              </w:rPr>
-              <w:t>2.2 RESEARCH GAP</w:t>
-              <w:tab/>
-              <w:t>3</w:t>
-            </w:r>
-          </w:hyperlink>
+          <w:r>
+            <w:rPr/>
+            <w:t>2.2 RESEARCH GAP</w:t>
+            <w:tab/>
+            <w:t>3</w:t>
+          </w:r>
         </w:p>
         <w:p>
           <w:pPr>
@@ -726,16 +671,12 @@
             </w:tabs>
             <w:rPr/>
           </w:pPr>
-          <w:hyperlink w:anchor="__RefHeading___Toc3054_3810426074" w:tooltip="CHAPTER THREE: SYSTEM DESIGN AND METHODOLOGY">
-            <w:r>
-              <w:rPr>
-                <w:rStyle w:val="IndexLink"/>
-              </w:rPr>
-              <w:t>CHAPTER THREE: SYSTEM DESIGN AND METHODOLOGY</w:t>
-              <w:tab/>
-              <w:t>4</w:t>
-            </w:r>
-          </w:hyperlink>
+          <w:r>
+            <w:rPr/>
+            <w:t>CHAPTER THREE: SYSTEM DESIGN AND METHODOLOGY</w:t>
+            <w:tab/>
+            <w:t>4</w:t>
+          </w:r>
         </w:p>
         <w:p>
           <w:pPr>
@@ -746,16 +687,12 @@
             </w:tabs>
             <w:rPr/>
           </w:pPr>
-          <w:hyperlink w:anchor="__RefHeading___Toc3062_3810426074" w:tooltip="3.1 SYSTEM ARCHITECTURE">
-            <w:r>
-              <w:rPr>
-                <w:rStyle w:val="IndexLink"/>
-              </w:rPr>
-              <w:t>3.1 SYSTEM ARCHITECTURE</w:t>
-              <w:tab/>
-              <w:t>4</w:t>
-            </w:r>
-          </w:hyperlink>
+          <w:r>
+            <w:rPr/>
+            <w:t>3.1 SYSTEM ARCHITECTURE</w:t>
+            <w:tab/>
+            <w:t>4</w:t>
+          </w:r>
         </w:p>
         <w:p>
           <w:pPr>
@@ -766,16 +703,12 @@
             </w:tabs>
             <w:rPr/>
           </w:pPr>
-          <w:hyperlink w:anchor="__RefHeading___Toc3060_3810426074" w:tooltip="3.2 FUNCTIONAL WORKFLOW">
-            <w:r>
-              <w:rPr>
-                <w:rStyle w:val="IndexLink"/>
-              </w:rPr>
-              <w:t>3.2 FUNCTIONAL WORKFLOW</w:t>
-              <w:tab/>
-              <w:t>5</w:t>
-            </w:r>
-          </w:hyperlink>
+          <w:r>
+            <w:rPr/>
+            <w:t>3.2 FUNCTIONAL WORKFLOW</w:t>
+            <w:tab/>
+            <w:t>5</w:t>
+          </w:r>
         </w:p>
         <w:p>
           <w:pPr>
@@ -786,16 +719,12 @@
             </w:tabs>
             <w:rPr/>
           </w:pPr>
-          <w:hyperlink w:anchor="__RefHeading___Toc3058_3810426074" w:tooltip="3.3 COMMUNICATION PROTOCOL">
-            <w:r>
-              <w:rPr>
-                <w:rStyle w:val="IndexLink"/>
-              </w:rPr>
-              <w:t>3.3 COMMUNICATION PROTOCOL</w:t>
-              <w:tab/>
-              <w:t>7</w:t>
-            </w:r>
-          </w:hyperlink>
+          <w:r>
+            <w:rPr/>
+            <w:t>3.3 COMMUNICATION PROTOCOL</w:t>
+            <w:tab/>
+            <w:t>7</w:t>
+          </w:r>
         </w:p>
         <w:p>
           <w:pPr>
@@ -806,16 +735,12 @@
             </w:tabs>
             <w:rPr/>
           </w:pPr>
-          <w:hyperlink w:anchor="__RefHeading___Toc3056_3810426074" w:tooltip="3.4 SYSTEM CIRCUIT DESIGN AND ITS ARCHITECTURE">
-            <w:r>
-              <w:rPr>
-                <w:rStyle w:val="IndexLink"/>
-              </w:rPr>
-              <w:t>3.4 SYSTEM CIRCUIT DESIGN AND ITS ARCHITECTURE</w:t>
-              <w:tab/>
-              <w:t>7</w:t>
-            </w:r>
-          </w:hyperlink>
+          <w:r>
+            <w:rPr/>
+            <w:t>3.4 SYSTEM CIRCUIT DESIGN AND ITS ARCHITECTURE</w:t>
+            <w:tab/>
+            <w:t>7</w:t>
+          </w:r>
         </w:p>
         <w:p>
           <w:pPr>
@@ -826,16 +751,12 @@
             </w:tabs>
             <w:rPr/>
           </w:pPr>
-          <w:hyperlink w:anchor="__RefHeading___Toc580_565102395" w:tooltip="3.4.1 COMPONENTS USED">
-            <w:r>
-              <w:rPr>
-                <w:rStyle w:val="IndexLink"/>
-              </w:rPr>
-              <w:t>3.4.1 COMPONENTS USED</w:t>
-              <w:tab/>
-              <w:t>7</w:t>
-            </w:r>
-          </w:hyperlink>
+          <w:r>
+            <w:rPr/>
+            <w:t>3.4.1 COMPONENTS USED</w:t>
+            <w:tab/>
+            <w:t>7</w:t>
+          </w:r>
         </w:p>
         <w:p>
           <w:pPr>
@@ -846,16 +767,12 @@
             </w:tabs>
             <w:rPr/>
           </w:pPr>
-          <w:hyperlink w:anchor="__RefHeading___Toc590_565102395" w:tooltip="3.4.2 HARDWARE CIRCUIT ARCHITECTURE">
-            <w:r>
-              <w:rPr>
-                <w:rStyle w:val="IndexLink"/>
-              </w:rPr>
-              <w:t>3.4.2 HARDWARE CIRCUIT ARCHITECTURE</w:t>
-              <w:tab/>
-              <w:t>8</w:t>
-            </w:r>
-          </w:hyperlink>
+          <w:r>
+            <w:rPr/>
+            <w:t>3.4.2 HARDWARE CIRCUIT ARCHITECTURE</w:t>
+            <w:tab/>
+            <w:t>8</w:t>
+          </w:r>
         </w:p>
         <w:p>
           <w:pPr>
@@ -866,16 +783,12 @@
             </w:tabs>
             <w:rPr/>
           </w:pPr>
-          <w:hyperlink w:anchor="__RefHeading___Toc588_565102395" w:tooltip="3.4.3 POWER REGULATION">
-            <w:r>
-              <w:rPr>
-                <w:rStyle w:val="IndexLink"/>
-              </w:rPr>
-              <w:t>3.4.3 POWER REGULATION</w:t>
-              <w:tab/>
-              <w:t>8</w:t>
-            </w:r>
-          </w:hyperlink>
+          <w:r>
+            <w:rPr/>
+            <w:t>3.4.3 POWER REGULATION</w:t>
+            <w:tab/>
+            <w:t>8</w:t>
+          </w:r>
         </w:p>
         <w:p>
           <w:pPr>
@@ -886,16 +799,12 @@
             </w:tabs>
             <w:rPr/>
           </w:pPr>
-          <w:hyperlink w:anchor="__RefHeading___Toc586_565102395" w:tooltip="3.4.4 STM32 CORE CIRCUIT DESIGN">
-            <w:r>
-              <w:rPr>
-                <w:rStyle w:val="IndexLink"/>
-              </w:rPr>
-              <w:t>3.4.4 STM32 CORE CIRCUIT DESIGN</w:t>
-              <w:tab/>
-              <w:t>9</w:t>
-            </w:r>
-          </w:hyperlink>
+          <w:r>
+            <w:rPr/>
+            <w:t>3.4.4 STM32 CORE CIRCUIT DESIGN</w:t>
+            <w:tab/>
+            <w:t>9</w:t>
+          </w:r>
         </w:p>
         <w:p>
           <w:pPr>
@@ -906,16 +815,12 @@
             </w:tabs>
             <w:rPr/>
           </w:pPr>
-          <w:hyperlink w:anchor="__RefHeading___Toc856_443172832" w:tooltip="3.4.5 MOTOR DRIVER AND ACTUATION CIRCUIT DESIGN">
-            <w:r>
-              <w:rPr>
-                <w:rStyle w:val="IndexLink"/>
-              </w:rPr>
-              <w:t>3.4.5 MOTOR DRIVER AND ACTUATION CIRCUIT DESIGN</w:t>
-              <w:tab/>
-              <w:t>10</w:t>
-            </w:r>
-          </w:hyperlink>
+          <w:r>
+            <w:rPr/>
+            <w:t>3.4.5 MOTOR DRIVER AND ACTUATION CIRCUIT DESIGN</w:t>
+            <w:tab/>
+            <w:t>10</w:t>
+          </w:r>
         </w:p>
         <w:p>
           <w:pPr>
@@ -926,16 +831,12 @@
             </w:tabs>
             <w:rPr/>
           </w:pPr>
-          <w:hyperlink w:anchor="__RefHeading___Toc482_3719139203" w:tooltip="3.5 COMPUTER VISION DESIGN INTEGRATION">
-            <w:r>
-              <w:rPr>
-                <w:rStyle w:val="IndexLink"/>
-              </w:rPr>
-              <w:t>3.5 COMPUTER VISION DESIGN INTEGRATION</w:t>
-              <w:tab/>
-              <w:t>10</w:t>
-            </w:r>
-          </w:hyperlink>
+          <w:r>
+            <w:rPr/>
+            <w:t>3.5 COMPUTER VISION DESIGN INTEGRATION</w:t>
+            <w:tab/>
+            <w:t>10</w:t>
+          </w:r>
         </w:p>
         <w:p>
           <w:pPr>
@@ -946,16 +847,12 @@
             </w:tabs>
             <w:rPr/>
           </w:pPr>
-          <w:hyperlink w:anchor="__RefHeading___Toc529_3719139203" w:tooltip="3.5.1 DESIGN DETAILS">
-            <w:r>
-              <w:rPr>
-                <w:rStyle w:val="IndexLink"/>
-              </w:rPr>
-              <w:t>3.5.1 DESIGN DETAILS</w:t>
-              <w:tab/>
-              <w:t>10</w:t>
-            </w:r>
-          </w:hyperlink>
+          <w:r>
+            <w:rPr/>
+            <w:t>3.5.1 DESIGN DETAILS</w:t>
+            <w:tab/>
+            <w:t>10</w:t>
+          </w:r>
         </w:p>
         <w:p>
           <w:pPr>
@@ -966,16 +863,12 @@
             </w:tabs>
             <w:rPr/>
           </w:pPr>
-          <w:hyperlink w:anchor="__RefHeading___Toc1478_3719139203" w:tooltip="3.5.2 PROCESSING PIPELINE">
-            <w:r>
-              <w:rPr>
-                <w:rStyle w:val="IndexLink"/>
-              </w:rPr>
-              <w:t>3.5.2 PROCESSING PIPELINE</w:t>
-              <w:tab/>
-              <w:t>11</w:t>
-            </w:r>
-          </w:hyperlink>
+          <w:r>
+            <w:rPr/>
+            <w:t>3.5.2 PROCESSING PIPELINE</w:t>
+            <w:tab/>
+            <w:t>11</w:t>
+          </w:r>
         </w:p>
         <w:p>
           <w:pPr>
@@ -986,16 +879,12 @@
             </w:tabs>
             <w:rPr/>
           </w:pPr>
-          <w:hyperlink w:anchor="__RefHeading___Toc1476_3719139203" w:tooltip="3.6 BACK-END AUTHENTICATION DESIGN">
-            <w:r>
-              <w:rPr>
-                <w:rStyle w:val="IndexLink"/>
-              </w:rPr>
-              <w:t>3.6 BACK-END AUTHENTICATION DESIGN</w:t>
-              <w:tab/>
-              <w:t>11</w:t>
-            </w:r>
-          </w:hyperlink>
+          <w:r>
+            <w:rPr/>
+            <w:t>3.6 BACK-END AUTHENTICATION DESIGN</w:t>
+            <w:tab/>
+            <w:t>11</w:t>
+          </w:r>
         </w:p>
         <w:p>
           <w:pPr>
@@ -1006,16 +895,12 @@
             </w:tabs>
             <w:rPr/>
           </w:pPr>
-          <w:hyperlink w:anchor="__RefHeading___Toc1187_2024957963" w:tooltip="3.6 MECHANICAL DESIGN">
-            <w:r>
-              <w:rPr>
-                <w:rStyle w:val="IndexLink"/>
-              </w:rPr>
-              <w:t>3.6 MECHANICAL DESIGN</w:t>
-              <w:tab/>
-              <w:t>12</w:t>
-            </w:r>
-          </w:hyperlink>
+          <w:r>
+            <w:rPr/>
+            <w:t>3.6 MECHANICAL DESIGN</w:t>
+            <w:tab/>
+            <w:t>12</w:t>
+          </w:r>
         </w:p>
         <w:p>
           <w:pPr>
@@ -1026,16 +911,12 @@
             </w:tabs>
             <w:rPr/>
           </w:pPr>
-          <w:hyperlink w:anchor="__RefHeading___Toc480_3719139203" w:tooltip="3.7 PROJECT SCHEDULE">
-            <w:r>
-              <w:rPr>
-                <w:rStyle w:val="IndexLink"/>
-              </w:rPr>
-              <w:t>3.7 PROJECT SCHEDULE</w:t>
-              <w:tab/>
-              <w:t>12</w:t>
-            </w:r>
-          </w:hyperlink>
+          <w:r>
+            <w:rPr/>
+            <w:t>3.7 PROJECT SCHEDULE</w:t>
+            <w:tab/>
+            <w:t>12</w:t>
+          </w:r>
         </w:p>
         <w:p>
           <w:pPr>
@@ -1046,16 +927,12 @@
             </w:tabs>
             <w:rPr/>
           </w:pPr>
-          <w:hyperlink w:anchor="__RefHeading___Toc386_1175120669" w:tooltip="3.8 PROJECT BUDGET">
-            <w:r>
-              <w:rPr>
-                <w:rStyle w:val="IndexLink"/>
-              </w:rPr>
-              <w:t>3.8 PROJECT BUDGET</w:t>
-              <w:tab/>
-              <w:t>13</w:t>
-            </w:r>
-          </w:hyperlink>
+          <w:r>
+            <w:rPr/>
+            <w:t>3.8 PROJECT BUDGET</w:t>
+            <w:tab/>
+            <w:t>13</w:t>
+          </w:r>
         </w:p>
         <w:p>
           <w:pPr>
@@ -1066,16 +943,12 @@
             </w:tabs>
             <w:rPr/>
           </w:pPr>
-          <w:hyperlink w:anchor="__RefHeading___Toc790_345661669" w:tooltip="CHAPTER FOUR: SOFTWARE IMPLEMENTATION AND CIRCUIT SIMULATION">
-            <w:r>
-              <w:rPr>
-                <w:rStyle w:val="IndexLink"/>
-              </w:rPr>
-              <w:t>CHAPTER FOUR: SOFTWARE IMPLEMENTATION AND CIRCUIT SIMULATION</w:t>
-              <w:tab/>
-              <w:t>15</w:t>
-            </w:r>
-          </w:hyperlink>
+          <w:r>
+            <w:rPr/>
+            <w:t>CHAPTER FOUR: SOFTWARE IMPLEMENTATION AND CIRCUIT SIMULATION</w:t>
+            <w:tab/>
+            <w:t>15</w:t>
+          </w:r>
         </w:p>
         <w:p>
           <w:pPr>
@@ -1086,16 +959,12 @@
             </w:tabs>
             <w:rPr/>
           </w:pPr>
-          <w:hyperlink w:anchor="__RefHeading___Toc794_345661669" w:tooltip="4.1 SOFTWARE IMPLEMENTATION">
-            <w:r>
-              <w:rPr>
-                <w:rStyle w:val="IndexLink"/>
-              </w:rPr>
-              <w:t>4.1 SOFTWARE IMPLEMENTATION</w:t>
-              <w:tab/>
-              <w:t>15</w:t>
-            </w:r>
-          </w:hyperlink>
+          <w:r>
+            <w:rPr/>
+            <w:t>4.1 SOFTWARE IMPLEMENTATION</w:t>
+            <w:tab/>
+            <w:t>15</w:t>
+          </w:r>
         </w:p>
         <w:p>
           <w:pPr>
@@ -1106,16 +975,12 @@
             </w:tabs>
             <w:rPr/>
           </w:pPr>
-          <w:hyperlink w:anchor="__RefHeading___Toc792_345661669" w:tooltip="4.2 CIRCUIT SIMULATION">
-            <w:r>
-              <w:rPr>
-                <w:rStyle w:val="IndexLink"/>
-              </w:rPr>
-              <w:t>4.2 CIRCUIT SIMULATION</w:t>
-              <w:tab/>
-              <w:t>16</w:t>
-            </w:r>
-          </w:hyperlink>
+          <w:r>
+            <w:rPr/>
+            <w:t>4.2 CIRCUIT SIMULATION</w:t>
+            <w:tab/>
+            <w:t>16</w:t>
+          </w:r>
         </w:p>
         <w:p>
           <w:pPr>
@@ -1126,16 +991,12 @@
             </w:tabs>
             <w:rPr/>
           </w:pPr>
-          <w:hyperlink w:anchor="__RefHeading___Toc854_443172832" w:tooltip="4.2.1 REVERSE POLARITY CIRCUIT">
-            <w:r>
-              <w:rPr>
-                <w:rStyle w:val="IndexLink"/>
-              </w:rPr>
-              <w:t>4.2.1 REVERSE POLARITY CIRCUIT</w:t>
-              <w:tab/>
-              <w:t>16</w:t>
-            </w:r>
-          </w:hyperlink>
+          <w:r>
+            <w:rPr/>
+            <w:t>4.2.1 REVERSE POLARITY CIRCUIT</w:t>
+            <w:tab/>
+            <w:t>16</w:t>
+          </w:r>
         </w:p>
         <w:p>
           <w:pPr>
@@ -1146,16 +1007,12 @@
             </w:tabs>
             <w:rPr/>
           </w:pPr>
-          <w:hyperlink w:anchor="__RefHeading___Toc852_443172832" w:tooltip="4.2.2 BUCK CONVERSION CIRCUITS">
-            <w:r>
-              <w:rPr>
-                <w:rStyle w:val="IndexLink"/>
-              </w:rPr>
-              <w:t>4.2.2 BUCK CONVERSION CIRCUITS</w:t>
-              <w:tab/>
-              <w:t>17</w:t>
-            </w:r>
-          </w:hyperlink>
+          <w:r>
+            <w:rPr/>
+            <w:t>4.2.2 BUCK CONVERSION CIRCUITS</w:t>
+            <w:tab/>
+            <w:t>17</w:t>
+          </w:r>
         </w:p>
         <w:p>
           <w:pPr>
@@ -1166,16 +1023,12 @@
             </w:tabs>
             <w:rPr/>
           </w:pPr>
-          <w:hyperlink w:anchor="__RefHeading___Toc1270_443172832" w:tooltip="4.2.3 MOTOR DRIVER CIRCUIT SIMULATION">
-            <w:r>
-              <w:rPr>
-                <w:rStyle w:val="IndexLink"/>
-              </w:rPr>
-              <w:t>4.2.3 MOTOR DRIVER CIRCUIT SIMULATION</w:t>
-              <w:tab/>
-              <w:t>20</w:t>
-            </w:r>
-          </w:hyperlink>
+          <w:r>
+            <w:rPr/>
+            <w:t>4.2.3 MOTOR DRIVER CIRCUIT SIMULATION</w:t>
+            <w:tab/>
+            <w:t>20</w:t>
+          </w:r>
         </w:p>
         <w:p>
           <w:pPr>
@@ -1186,16 +1039,12 @@
             </w:tabs>
             <w:rPr/>
           </w:pPr>
-          <w:hyperlink w:anchor="__RefHeading___Toc1185_2024957963" w:tooltip="CHAPTER FIVE: CONCLUSION">
-            <w:r>
-              <w:rPr>
-                <w:rStyle w:val="IndexLink"/>
-              </w:rPr>
-              <w:t>CHAPTER FIVE: CONCLUSION</w:t>
-              <w:tab/>
-              <w:t>21</w:t>
-            </w:r>
-          </w:hyperlink>
+          <w:r>
+            <w:rPr/>
+            <w:t>CHAPTER FIVE: CONCLUSION</w:t>
+            <w:tab/>
+            <w:t>21</w:t>
+          </w:r>
         </w:p>
         <w:p>
           <w:pPr>
@@ -1206,20 +1055,14 @@
             </w:tabs>
             <w:rPr/>
           </w:pPr>
-          <w:hyperlink w:anchor="__RefHeading___Toc2934_3810426074" w:tooltip="REFERENCES">
-            <w:r>
-              <w:rPr>
-                <w:rStyle w:val="IndexLink"/>
-              </w:rPr>
-              <w:t>REFERENCES</w:t>
-              <w:tab/>
-              <w:t>22</w:t>
-            </w:r>
-          </w:hyperlink>
           <w:r>
-            <w:rPr>
-              <w:rStyle w:val="IndexLink"/>
-            </w:rPr>
+            <w:rPr/>
+            <w:t>REFERENCES</w:t>
+            <w:tab/>
+            <w:t>22</w:t>
+          </w:r>
+          <w:r>
+            <w:rPr/>
             <w:fldChar w:fldCharType="end"/>
           </w:r>
         </w:p>
@@ -1368,16 +1211,17 @@
             </w:rPr>
             <w:fldChar w:fldCharType="separate"/>
           </w:r>
-          <w:hyperlink w:anchor="__RefHeading___Toc825_565102395" w:tooltip="Figure 1: System’s block diagram">
-            <w:r>
-              <w:rPr>
-                <w:rStyle w:val="IndexLink"/>
-              </w:rPr>
-              <w:t>Figure 1: System’s block diagram</w:t>
-              <w:tab/>
-              <w:t>4</w:t>
-            </w:r>
-          </w:hyperlink>
+          <w:r>
+            <w:rPr>
+              <w:rStyle w:val="IndexLink"/>
+            </w:rPr>
+            <w:t>Figure 1: System’s block diagram</w:t>
+          </w:r>
+          <w:r>
+            <w:rPr/>
+            <w:tab/>
+            <w:t>4</w:t>
+          </w:r>
         </w:p>
         <w:p>
           <w:pPr>
@@ -1388,16 +1232,12 @@
             </w:tabs>
             <w:rPr/>
           </w:pPr>
-          <w:hyperlink w:anchor="__RefHeading___Toc968_565102395" w:tooltip="Figure 2: Staff-side functional workflow">
-            <w:r>
-              <w:rPr>
-                <w:rStyle w:val="IndexLink"/>
-              </w:rPr>
-              <w:t>Figure 2: Staff-side functional workflow</w:t>
-              <w:tab/>
-              <w:t>6</w:t>
-            </w:r>
-          </w:hyperlink>
+          <w:r>
+            <w:rPr/>
+            <w:t>Figure 2: Staff-side functional workflow</w:t>
+            <w:tab/>
+            <w:t>6</w:t>
+          </w:r>
         </w:p>
         <w:p>
           <w:pPr>
@@ -1408,16 +1248,12 @@
             </w:tabs>
             <w:rPr/>
           </w:pPr>
-          <w:hyperlink w:anchor="__RefHeading___Toc970_565102395" w:tooltip="Figure 3: Student-side workflow">
-            <w:r>
-              <w:rPr>
-                <w:rStyle w:val="IndexLink"/>
-              </w:rPr>
-              <w:t>Figure 3: Student-side workflow</w:t>
-              <w:tab/>
-              <w:t>6</w:t>
-            </w:r>
-          </w:hyperlink>
+          <w:r>
+            <w:rPr/>
+            <w:t>Figure 3: Student-side workflow</w:t>
+            <w:tab/>
+            <w:t>6</w:t>
+          </w:r>
         </w:p>
         <w:p>
           <w:pPr>
@@ -1428,16 +1264,12 @@
             </w:tabs>
             <w:rPr/>
           </w:pPr>
-          <w:hyperlink w:anchor="__RefHeading___Toc878_443172832" w:tooltip="Figure 4: Reverse polarity circuit">
-            <w:r>
-              <w:rPr>
-                <w:rStyle w:val="IndexLink"/>
-              </w:rPr>
-              <w:t>Figure 4: Reverse polarity circuit</w:t>
-              <w:tab/>
-              <w:t>8</w:t>
-            </w:r>
-          </w:hyperlink>
+          <w:r>
+            <w:rPr/>
+            <w:t>Figure 4: Reverse polarity circuit</w:t>
+            <w:tab/>
+            <w:t>8</w:t>
+          </w:r>
         </w:p>
         <w:p>
           <w:pPr>
@@ -1448,16 +1280,12 @@
             </w:tabs>
             <w:rPr/>
           </w:pPr>
-          <w:hyperlink w:anchor="__RefHeading___Toc876_443172832" w:tooltip="Figure 5: LMZ23610 schematic design for 5V output.">
-            <w:r>
-              <w:rPr>
-                <w:rStyle w:val="IndexLink"/>
-              </w:rPr>
-              <w:t>Figure 5: LMZ23610 schematic design for 5V output.</w:t>
-              <w:tab/>
-              <w:t>9</w:t>
-            </w:r>
-          </w:hyperlink>
+          <w:r>
+            <w:rPr/>
+            <w:t>Figure 5: LMZ23610 schematic design for 5V output.</w:t>
+            <w:tab/>
+            <w:t>9</w:t>
+          </w:r>
         </w:p>
         <w:p>
           <w:pPr>
@@ -1468,16 +1296,12 @@
             </w:tabs>
             <w:rPr/>
           </w:pPr>
-          <w:hyperlink w:anchor="__RefHeading___Toc874_443172832" w:tooltip="Figure 6: PTSM82903 schematic design for 3.3V output.">
-            <w:r>
-              <w:rPr>
-                <w:rStyle w:val="IndexLink"/>
-              </w:rPr>
-              <w:t>Figure 6: PTSM82903 schematic design for 3.3V output.</w:t>
-              <w:tab/>
-              <w:t>9</w:t>
-            </w:r>
-          </w:hyperlink>
+          <w:r>
+            <w:rPr/>
+            <w:t>Figure 6: PTSM82903 schematic design for 3.3V output.</w:t>
+            <w:tab/>
+            <w:t>9</w:t>
+          </w:r>
         </w:p>
         <w:p>
           <w:pPr>
@@ -1488,16 +1312,12 @@
             </w:tabs>
             <w:rPr/>
           </w:pPr>
-          <w:hyperlink w:anchor="__RefHeading___Toc1325_565102395" w:tooltip="Figure 7: Motor driver connection schematic">
-            <w:r>
-              <w:rPr>
-                <w:rStyle w:val="IndexLink"/>
-              </w:rPr>
-              <w:t>Figure 7: Motor driver connection schematic</w:t>
-              <w:tab/>
-              <w:t>10</w:t>
-            </w:r>
-          </w:hyperlink>
+          <w:r>
+            <w:rPr/>
+            <w:t>Figure 7: Motor driver connection schematic</w:t>
+            <w:tab/>
+            <w:t>10</w:t>
+          </w:r>
         </w:p>
         <w:p>
           <w:pPr>
@@ -1508,16 +1328,12 @@
             </w:tabs>
             <w:rPr/>
           </w:pPr>
-          <w:hyperlink w:anchor="__RefHeading___Toc1323_565102395" w:tooltip="Figure 8: Processing pipeline workflow">
-            <w:r>
-              <w:rPr>
-                <w:rStyle w:val="IndexLink"/>
-              </w:rPr>
-              <w:t>Figure 8: Processing pipeline workflow</w:t>
-              <w:tab/>
-              <w:t>11</w:t>
-            </w:r>
-          </w:hyperlink>
+          <w:r>
+            <w:rPr/>
+            <w:t>Figure 8: Processing pipeline workflow</w:t>
+            <w:tab/>
+            <w:t>11</w:t>
+          </w:r>
         </w:p>
         <w:p>
           <w:pPr>
@@ -1528,16 +1344,12 @@
             </w:tabs>
             <w:rPr/>
           </w:pPr>
-          <w:hyperlink w:anchor="__RefHeading___Toc1264_2024957963" w:tooltip="Figure 9: Circular storage chamber">
-            <w:r>
-              <w:rPr>
-                <w:rStyle w:val="IndexLink"/>
-              </w:rPr>
-              <w:t>Figure 9: Circular storage chamber</w:t>
-              <w:tab/>
-              <w:t>12</w:t>
-            </w:r>
-          </w:hyperlink>
+          <w:r>
+            <w:rPr/>
+            <w:t>Figure 9: Circular storage chamber</w:t>
+            <w:tab/>
+            <w:t>12</w:t>
+          </w:r>
         </w:p>
         <w:p>
           <w:pPr>
@@ -1548,16 +1360,12 @@
             </w:tabs>
             <w:rPr/>
           </w:pPr>
-          <w:hyperlink w:anchor="__RefHeading___Toc966_565102395" w:tooltip="Figure 10: Semester 1 activity plan (Gantt Chart)">
-            <w:r>
-              <w:rPr>
-                <w:rStyle w:val="IndexLink"/>
-              </w:rPr>
-              <w:t>Figure 10: Semester 1 activity plan (Gantt Chart)</w:t>
-              <w:tab/>
-              <w:t>13</w:t>
-            </w:r>
-          </w:hyperlink>
+          <w:r>
+            <w:rPr/>
+            <w:t>Figure 10: Semester 1 activity plan (Gantt Chart)</w:t>
+            <w:tab/>
+            <w:t>13</w:t>
+          </w:r>
         </w:p>
         <w:p>
           <w:pPr>
@@ -1568,16 +1376,12 @@
             </w:tabs>
             <w:rPr/>
           </w:pPr>
-          <w:hyperlink w:anchor="__RefHeading___Toc964_565102395" w:tooltip="Figure 11: Semester 2 activity plan (Gantt Chart)">
-            <w:r>
-              <w:rPr>
-                <w:rStyle w:val="IndexLink"/>
-              </w:rPr>
-              <w:t>Figure 11: Semester 2 activity plan (Gantt Chart)</w:t>
-              <w:tab/>
-              <w:t>13</w:t>
-            </w:r>
-          </w:hyperlink>
+          <w:r>
+            <w:rPr/>
+            <w:t>Figure 11: Semester 2 activity plan (Gantt Chart)</w:t>
+            <w:tab/>
+            <w:t>13</w:t>
+          </w:r>
         </w:p>
         <w:p>
           <w:pPr>
@@ -1588,16 +1392,12 @@
             </w:tabs>
             <w:rPr/>
           </w:pPr>
-          <w:hyperlink w:anchor="__RefHeading___Toc754_345661669" w:tooltip="Figure 12: Sample card detected (green line shows detection)">
-            <w:r>
-              <w:rPr>
-                <w:rStyle w:val="IndexLink"/>
-              </w:rPr>
-              <w:t>Figure 12: Sample card detected (green line shows detection)</w:t>
-              <w:tab/>
-              <w:t>15</w:t>
-            </w:r>
-          </w:hyperlink>
+          <w:r>
+            <w:rPr/>
+            <w:t>Figure 12: Sample card detected (green line shows detection)</w:t>
+            <w:tab/>
+            <w:t>15</w:t>
+          </w:r>
         </w:p>
         <w:p>
           <w:pPr>
@@ -1608,16 +1408,12 @@
             </w:tabs>
             <w:rPr/>
           </w:pPr>
-          <w:hyperlink w:anchor="__RefHeading___Toc752_345661669" w:tooltip="Figure 13: Anchor-ROI localization of sample card">
-            <w:r>
-              <w:rPr>
-                <w:rStyle w:val="IndexLink"/>
-              </w:rPr>
-              <w:t>Figure 13: Anchor-ROI localization of sample card</w:t>
-              <w:tab/>
-              <w:t>16</w:t>
-            </w:r>
-          </w:hyperlink>
+          <w:r>
+            <w:rPr/>
+            <w:t>Figure 13: Anchor-ROI localization of sample card</w:t>
+            <w:tab/>
+            <w:t>16</w:t>
+          </w:r>
         </w:p>
         <w:p>
           <w:pPr>
@@ -1628,16 +1424,12 @@
             </w:tabs>
             <w:rPr/>
           </w:pPr>
-          <w:hyperlink w:anchor="__RefHeading___Toc750_345661669" w:tooltip="Figure 15: Text extraction and processing performances">
-            <w:r>
-              <w:rPr>
-                <w:rStyle w:val="IndexLink"/>
-              </w:rPr>
-              <w:t>Figure 15: Text extraction and processing performances</w:t>
-              <w:tab/>
-              <w:t>16</w:t>
-            </w:r>
-          </w:hyperlink>
+          <w:r>
+            <w:rPr/>
+            <w:t>Figure 15: Text extraction and processing performances</w:t>
+            <w:tab/>
+            <w:t>16</w:t>
+          </w:r>
         </w:p>
         <w:p>
           <w:pPr>
@@ -1648,16 +1440,12 @@
             </w:tabs>
             <w:rPr/>
           </w:pPr>
-          <w:hyperlink w:anchor="__RefHeading___Toc872_443172832" w:tooltip="Figure 15: Correct input polarity">
-            <w:r>
-              <w:rPr>
-                <w:rStyle w:val="IndexLink"/>
-              </w:rPr>
-              <w:t>Figure 15: Correct input polarity</w:t>
-              <w:tab/>
-              <w:t>17</w:t>
-            </w:r>
-          </w:hyperlink>
+          <w:r>
+            <w:rPr/>
+            <w:t>Figure 15: Correct input polarity</w:t>
+            <w:tab/>
+            <w:t>17</w:t>
+          </w:r>
         </w:p>
         <w:p>
           <w:pPr>
@@ -1668,16 +1456,12 @@
             </w:tabs>
             <w:rPr/>
           </w:pPr>
-          <w:hyperlink w:anchor="__RefHeading___Toc870_443172832" w:tooltip="Figure 16: Wrong input polarity">
-            <w:r>
-              <w:rPr>
-                <w:rStyle w:val="IndexLink"/>
-              </w:rPr>
-              <w:t>Figure 16: Wrong input polarity</w:t>
-              <w:tab/>
-              <w:t>17</w:t>
-            </w:r>
-          </w:hyperlink>
+          <w:r>
+            <w:rPr/>
+            <w:t>Figure 16: Wrong input polarity</w:t>
+            <w:tab/>
+            <w:t>17</w:t>
+          </w:r>
         </w:p>
         <w:p>
           <w:pPr>
@@ -1688,16 +1472,12 @@
             </w:tabs>
             <w:rPr/>
           </w:pPr>
-          <w:hyperlink w:anchor="__RefHeading___Toc868_443172832" w:tooltip="Figure 17: LMZ23610 simulation results at startup">
-            <w:r>
-              <w:rPr>
-                <w:rStyle w:val="IndexLink"/>
-              </w:rPr>
-              <w:t>Figure 17: LMZ23610 simulation results at startup</w:t>
-              <w:tab/>
-              <w:t>18</w:t>
-            </w:r>
-          </w:hyperlink>
+          <w:r>
+            <w:rPr/>
+            <w:t>Figure 17: LMZ23610 simulation results at startup</w:t>
+            <w:tab/>
+            <w:t>18</w:t>
+          </w:r>
         </w:p>
         <w:p>
           <w:pPr>
@@ -1708,16 +1488,12 @@
             </w:tabs>
             <w:rPr/>
           </w:pPr>
-          <w:hyperlink w:anchor="__RefHeading___Toc864_443172832" w:tooltip="Figure 18: LMZ23610 simulation results at steady state">
-            <w:r>
-              <w:rPr>
-                <w:rStyle w:val="IndexLink"/>
-              </w:rPr>
-              <w:t>Figure 18: LMZ23610 simulation results at steady state</w:t>
-              <w:tab/>
-              <w:t>18</w:t>
-            </w:r>
-          </w:hyperlink>
+          <w:r>
+            <w:rPr/>
+            <w:t>Figure 18: LMZ23610 simulation results at steady state</w:t>
+            <w:tab/>
+            <w:t>18</w:t>
+          </w:r>
         </w:p>
         <w:p>
           <w:pPr>
@@ -1728,16 +1504,12 @@
             </w:tabs>
             <w:rPr/>
           </w:pPr>
-          <w:hyperlink w:anchor="__RefHeading___Toc862_443172832" w:tooltip="Figure 19: PTSM82903 simulation results at start up">
-            <w:r>
-              <w:rPr>
-                <w:rStyle w:val="IndexLink"/>
-              </w:rPr>
-              <w:t>Figure 19: PTSM82903 simulation results at start up</w:t>
-              <w:tab/>
-              <w:t>19</w:t>
-            </w:r>
-          </w:hyperlink>
+          <w:r>
+            <w:rPr/>
+            <w:t>Figure 19: PTSM82903 simulation results at start up</w:t>
+            <w:tab/>
+            <w:t>19</w:t>
+          </w:r>
         </w:p>
         <w:p>
           <w:pPr>
@@ -1748,16 +1520,12 @@
             </w:tabs>
             <w:rPr/>
           </w:pPr>
-          <w:hyperlink w:anchor="__RefHeading___Toc860_443172832" w:tooltip="Figure 20: PTSM82903 simulation results at load transient">
-            <w:r>
-              <w:rPr>
-                <w:rStyle w:val="IndexLink"/>
-              </w:rPr>
-              <w:t>Figure 20: PTSM82903 simulation results at load transient</w:t>
-              <w:tab/>
-              <w:t>19</w:t>
-            </w:r>
-          </w:hyperlink>
+          <w:r>
+            <w:rPr/>
+            <w:t>Figure 20: PTSM82903 simulation results at load transient</w:t>
+            <w:tab/>
+            <w:t>19</w:t>
+          </w:r>
         </w:p>
         <w:p>
           <w:pPr>
@@ -1768,20 +1536,14 @@
             </w:tabs>
             <w:rPr/>
           </w:pPr>
-          <w:hyperlink w:anchor="__RefHeading___Toc1063_443172832" w:tooltip="Figure 21: 0011 and 1000 test signals (from MCU) to motor driver">
-            <w:r>
-              <w:rPr>
-                <w:rStyle w:val="IndexLink"/>
-              </w:rPr>
-              <w:t>Figure 21: 0011 and 1000 test signals (from MCU) to motor driver</w:t>
-              <w:tab/>
-              <w:t>20</w:t>
-            </w:r>
-          </w:hyperlink>
           <w:r>
-            <w:rPr>
-              <w:rStyle w:val="IndexLink"/>
-            </w:rPr>
+            <w:rPr/>
+            <w:t>Figure 21: 0011 and 1000 test signals (from MCU) to motor driver</w:t>
+            <w:tab/>
+            <w:t>20</w:t>
+          </w:r>
+          <w:r>
+            <w:rPr/>
             <w:fldChar w:fldCharType="end"/>
           </w:r>
         </w:p>
@@ -10001,15 +9763,15 @@
     <w:qFormat/>
     <w:rPr/>
   </w:style>
-  <w:style w:type="character" w:styleId="Bulletsuser">
-    <w:name w:val="Bullets (user)"/>
+  <w:style w:type="character" w:styleId="Bullets">
+    <w:name w:val="Bullets"/>
     <w:qFormat/>
     <w:rPr>
       <w:rFonts w:ascii="OpenSymbol" w:hAnsi="OpenSymbol" w:eastAsia="OpenSymbol" w:cs="OpenSymbol"/>
     </w:rPr>
   </w:style>
-  <w:style w:type="character" w:styleId="Bullets">
-    <w:name w:val="Bullets"/>
+  <w:style w:type="character" w:styleId="Bulletsuser">
+    <w:name w:val="Bullets (user)"/>
     <w:qFormat/>
     <w:rPr>
       <w:rFonts w:ascii="OpenSymbol" w:hAnsi="OpenSymbol" w:eastAsia="OpenSymbol" w:cs="OpenSymbol"/>
